--- a/docs/LANDIS-II Social-Climate-Fire v4 User Guide.docx
+++ b/docs/LANDIS-II Social-Climate-Fire v4 User Guide.docx
@@ -29,7 +29,7 @@
         <w:t>.</w:t>
       </w:r>
       <w:r>
-        <w:t>1</w:t>
+        <w:t>3</w:t>
       </w:r>
       <w:r>
         <w:t xml:space="preserve">) </w:t>
@@ -161,7 +161,7 @@
         <w:rPr>
           <w:noProof/>
         </w:rPr>
-        <w:t>March 27, 2026</w:t>
+        <w:t>July 2, 2026</w:t>
       </w:r>
       <w:r>
         <w:fldChar w:fldCharType="end"/>
@@ -237,7 +237,7 @@
       <w:r>
         <w:fldChar w:fldCharType="separate"/>
       </w:r>
-      <w:hyperlink w:anchor="_Toc226712439" w:history="1">
+      <w:hyperlink w:anchor="_Toc233896113" w:history="1">
         <w:r>
           <w:rPr>
             <w:rStyle w:val="Hyperlink"/>
@@ -286,7 +286,7 @@
             <w:noProof/>
             <w:webHidden/>
           </w:rPr>
-          <w:instrText xml:space="preserve"> PAGEREF _Toc226712439 \h </w:instrText>
+          <w:instrText xml:space="preserve"> PAGEREF _Toc233896113 \h </w:instrText>
         </w:r>
         <w:r>
           <w:rPr>
@@ -334,7 +334,7 @@
           <w14:ligatures w14:val="standardContextual"/>
         </w:rPr>
       </w:pPr>
-      <w:hyperlink w:anchor="_Toc226712440" w:history="1">
+      <w:hyperlink w:anchor="_Toc233896114" w:history="1">
         <w:r>
           <w:rPr>
             <w:rStyle w:val="Hyperlink"/>
@@ -380,7 +380,7 @@
             <w:noProof/>
             <w:webHidden/>
           </w:rPr>
-          <w:instrText xml:space="preserve"> PAGEREF _Toc226712440 \h </w:instrText>
+          <w:instrText xml:space="preserve"> PAGEREF _Toc233896114 \h </w:instrText>
         </w:r>
         <w:r>
           <w:rPr>
@@ -430,7 +430,7 @@
           <w14:ligatures w14:val="standardContextual"/>
         </w:rPr>
       </w:pPr>
-      <w:hyperlink w:anchor="_Toc226712441" w:history="1">
+      <w:hyperlink w:anchor="_Toc233896115" w:history="1">
         <w:r>
           <w:rPr>
             <w:rStyle w:val="Hyperlink"/>
@@ -478,7 +478,7 @@
             <w:noProof/>
             <w:webHidden/>
           </w:rPr>
-          <w:instrText xml:space="preserve"> PAGEREF _Toc226712441 \h </w:instrText>
+          <w:instrText xml:space="preserve"> PAGEREF _Toc233896115 \h </w:instrText>
         </w:r>
         <w:r>
           <w:rPr>
@@ -528,7 +528,7 @@
           <w14:ligatures w14:val="standardContextual"/>
         </w:rPr>
       </w:pPr>
-      <w:hyperlink w:anchor="_Toc226712442" w:history="1">
+      <w:hyperlink w:anchor="_Toc233896116" w:history="1">
         <w:r>
           <w:rPr>
             <w:rStyle w:val="Hyperlink"/>
@@ -576,7 +576,7 @@
             <w:noProof/>
             <w:webHidden/>
           </w:rPr>
-          <w:instrText xml:space="preserve"> PAGEREF _Toc226712442 \h </w:instrText>
+          <w:instrText xml:space="preserve"> PAGEREF _Toc233896116 \h </w:instrText>
         </w:r>
         <w:r>
           <w:rPr>
@@ -626,7 +626,7 @@
           <w14:ligatures w14:val="standardContextual"/>
         </w:rPr>
       </w:pPr>
-      <w:hyperlink w:anchor="_Toc226712443" w:history="1">
+      <w:hyperlink w:anchor="_Toc233896117" w:history="1">
         <w:r>
           <w:rPr>
             <w:rStyle w:val="Hyperlink"/>
@@ -674,7 +674,7 @@
             <w:noProof/>
             <w:webHidden/>
           </w:rPr>
-          <w:instrText xml:space="preserve"> PAGEREF _Toc226712443 \h </w:instrText>
+          <w:instrText xml:space="preserve"> PAGEREF _Toc233896117 \h </w:instrText>
         </w:r>
         <w:r>
           <w:rPr>
@@ -724,7 +724,7 @@
           <w14:ligatures w14:val="standardContextual"/>
         </w:rPr>
       </w:pPr>
-      <w:hyperlink w:anchor="_Toc226712444" w:history="1">
+      <w:hyperlink w:anchor="_Toc233896118" w:history="1">
         <w:r>
           <w:rPr>
             <w:rStyle w:val="Hyperlink"/>
@@ -772,7 +772,7 @@
             <w:noProof/>
             <w:webHidden/>
           </w:rPr>
-          <w:instrText xml:space="preserve"> PAGEREF _Toc226712444 \h </w:instrText>
+          <w:instrText xml:space="preserve"> PAGEREF _Toc233896118 \h </w:instrText>
         </w:r>
         <w:r>
           <w:rPr>
@@ -820,7 +820,7 @@
           <w14:ligatures w14:val="standardContextual"/>
         </w:rPr>
       </w:pPr>
-      <w:hyperlink w:anchor="_Toc226712445" w:history="1">
+      <w:hyperlink w:anchor="_Toc233896119" w:history="1">
         <w:r>
           <w:rPr>
             <w:rStyle w:val="Hyperlink"/>
@@ -866,7 +866,7 @@
             <w:noProof/>
             <w:webHidden/>
           </w:rPr>
-          <w:instrText xml:space="preserve"> PAGEREF _Toc226712445 \h </w:instrText>
+          <w:instrText xml:space="preserve"> PAGEREF _Toc233896119 \h </w:instrText>
         </w:r>
         <w:r>
           <w:rPr>
@@ -914,7 +914,7 @@
           <w14:ligatures w14:val="standardContextual"/>
         </w:rPr>
       </w:pPr>
-      <w:hyperlink w:anchor="_Toc226712446" w:history="1">
+      <w:hyperlink w:anchor="_Toc233896120" w:history="1">
         <w:r>
           <w:rPr>
             <w:rStyle w:val="Hyperlink"/>
@@ -960,7 +960,7 @@
             <w:noProof/>
             <w:webHidden/>
           </w:rPr>
-          <w:instrText xml:space="preserve"> PAGEREF _Toc226712446 \h </w:instrText>
+          <w:instrText xml:space="preserve"> PAGEREF _Toc233896120 \h </w:instrText>
         </w:r>
         <w:r>
           <w:rPr>
@@ -1008,7 +1008,7 @@
           <w14:ligatures w14:val="standardContextual"/>
         </w:rPr>
       </w:pPr>
-      <w:hyperlink w:anchor="_Toc226712447" w:history="1">
+      <w:hyperlink w:anchor="_Toc233896121" w:history="1">
         <w:r>
           <w:rPr>
             <w:rStyle w:val="Hyperlink"/>
@@ -1054,7 +1054,7 @@
             <w:noProof/>
             <w:webHidden/>
           </w:rPr>
-          <w:instrText xml:space="preserve"> PAGEREF _Toc226712447 \h </w:instrText>
+          <w:instrText xml:space="preserve"> PAGEREF _Toc233896121 \h </w:instrText>
         </w:r>
         <w:r>
           <w:rPr>
@@ -1104,7 +1104,7 @@
           <w14:ligatures w14:val="standardContextual"/>
         </w:rPr>
       </w:pPr>
-      <w:hyperlink w:anchor="_Toc226712448" w:history="1">
+      <w:hyperlink w:anchor="_Toc233896122" w:history="1">
         <w:r>
           <w:rPr>
             <w:rStyle w:val="Hyperlink"/>
@@ -1131,7 +1131,7 @@
             <w:rStyle w:val="Hyperlink"/>
             <w:noProof/>
           </w:rPr>
-          <w:t>Version 4.1 (March 2026)</w:t>
+          <w:t>Version 4.3 (July 2026)</w:t>
         </w:r>
         <w:r>
           <w:rPr>
@@ -1152,7 +1152,7 @@
             <w:noProof/>
             <w:webHidden/>
           </w:rPr>
-          <w:instrText xml:space="preserve"> PAGEREF _Toc226712448 \h </w:instrText>
+          <w:instrText xml:space="preserve"> PAGEREF _Toc233896122 \h </w:instrText>
         </w:r>
         <w:r>
           <w:rPr>
@@ -1202,7 +1202,7 @@
           <w14:ligatures w14:val="standardContextual"/>
         </w:rPr>
       </w:pPr>
-      <w:hyperlink w:anchor="_Toc226712449" w:history="1">
+      <w:hyperlink w:anchor="_Toc233896123" w:history="1">
         <w:r>
           <w:rPr>
             <w:rStyle w:val="Hyperlink"/>
@@ -1229,7 +1229,7 @@
             <w:rStyle w:val="Hyperlink"/>
             <w:noProof/>
           </w:rPr>
-          <w:t>Version 4.0 (August 2024)</w:t>
+          <w:t>Version 4.2 (May 2026)</w:t>
         </w:r>
         <w:r>
           <w:rPr>
@@ -1250,7 +1250,7 @@
             <w:noProof/>
             <w:webHidden/>
           </w:rPr>
-          <w:instrText xml:space="preserve"> PAGEREF _Toc226712449 \h </w:instrText>
+          <w:instrText xml:space="preserve"> PAGEREF _Toc233896123 \h </w:instrText>
         </w:r>
         <w:r>
           <w:rPr>
@@ -1300,7 +1300,7 @@
           <w14:ligatures w14:val="standardContextual"/>
         </w:rPr>
       </w:pPr>
-      <w:hyperlink w:anchor="_Toc226712450" w:history="1">
+      <w:hyperlink w:anchor="_Toc233896124" w:history="1">
         <w:r>
           <w:rPr>
             <w:rStyle w:val="Hyperlink"/>
@@ -1327,7 +1327,7 @@
             <w:rStyle w:val="Hyperlink"/>
             <w:noProof/>
           </w:rPr>
-          <w:t>Version 3.2 (October 2021)</w:t>
+          <w:t>Version 4.1 (March 2026)</w:t>
         </w:r>
         <w:r>
           <w:rPr>
@@ -1348,7 +1348,7 @@
             <w:noProof/>
             <w:webHidden/>
           </w:rPr>
-          <w:instrText xml:space="preserve"> PAGEREF _Toc226712450 \h </w:instrText>
+          <w:instrText xml:space="preserve"> PAGEREF _Toc233896124 \h </w:instrText>
         </w:r>
         <w:r>
           <w:rPr>
@@ -1398,7 +1398,7 @@
           <w14:ligatures w14:val="standardContextual"/>
         </w:rPr>
       </w:pPr>
-      <w:hyperlink w:anchor="_Toc226712451" w:history="1">
+      <w:hyperlink w:anchor="_Toc233896125" w:history="1">
         <w:r>
           <w:rPr>
             <w:rStyle w:val="Hyperlink"/>
@@ -1425,7 +1425,7 @@
             <w:rStyle w:val="Hyperlink"/>
             <w:noProof/>
           </w:rPr>
-          <w:t>Version 3.1 (March 2021)</w:t>
+          <w:t>Version 4.0 (August 2024)</w:t>
         </w:r>
         <w:r>
           <w:rPr>
@@ -1446,7 +1446,7 @@
             <w:noProof/>
             <w:webHidden/>
           </w:rPr>
-          <w:instrText xml:space="preserve"> PAGEREF _Toc226712451 \h </w:instrText>
+          <w:instrText xml:space="preserve"> PAGEREF _Toc233896125 \h </w:instrText>
         </w:r>
         <w:r>
           <w:rPr>
@@ -1466,7 +1466,7 @@
             <w:noProof/>
             <w:webHidden/>
           </w:rPr>
-          <w:t>7</w:t>
+          <w:t>8</w:t>
         </w:r>
         <w:r>
           <w:rPr>
@@ -1496,7 +1496,7 @@
           <w14:ligatures w14:val="standardContextual"/>
         </w:rPr>
       </w:pPr>
-      <w:hyperlink w:anchor="_Toc226712452" w:history="1">
+      <w:hyperlink w:anchor="_Toc233896126" w:history="1">
         <w:r>
           <w:rPr>
             <w:rStyle w:val="Hyperlink"/>
@@ -1523,7 +1523,7 @@
             <w:rStyle w:val="Hyperlink"/>
             <w:noProof/>
           </w:rPr>
-          <w:t>Version 3.0 (February 2021)</w:t>
+          <w:t>Version 3.2 (October 2021)</w:t>
         </w:r>
         <w:r>
           <w:rPr>
@@ -1544,7 +1544,7 @@
             <w:noProof/>
             <w:webHidden/>
           </w:rPr>
-          <w:instrText xml:space="preserve"> PAGEREF _Toc226712452 \h </w:instrText>
+          <w:instrText xml:space="preserve"> PAGEREF _Toc233896126 \h </w:instrText>
         </w:r>
         <w:r>
           <w:rPr>
@@ -1594,7 +1594,7 @@
           <w14:ligatures w14:val="standardContextual"/>
         </w:rPr>
       </w:pPr>
-      <w:hyperlink w:anchor="_Toc226712453" w:history="1">
+      <w:hyperlink w:anchor="_Toc233896127" w:history="1">
         <w:r>
           <w:rPr>
             <w:rStyle w:val="Hyperlink"/>
@@ -1621,7 +1621,7 @@
             <w:rStyle w:val="Hyperlink"/>
             <w:noProof/>
           </w:rPr>
-          <w:t>Version 2.4 (August 2020)</w:t>
+          <w:t>Version 3.1 (March 2021)</w:t>
         </w:r>
         <w:r>
           <w:rPr>
@@ -1642,7 +1642,7 @@
             <w:noProof/>
             <w:webHidden/>
           </w:rPr>
-          <w:instrText xml:space="preserve"> PAGEREF _Toc226712453 \h </w:instrText>
+          <w:instrText xml:space="preserve"> PAGEREF _Toc233896127 \h </w:instrText>
         </w:r>
         <w:r>
           <w:rPr>
@@ -1692,7 +1692,7 @@
           <w14:ligatures w14:val="standardContextual"/>
         </w:rPr>
       </w:pPr>
-      <w:hyperlink w:anchor="_Toc226712454" w:history="1">
+      <w:hyperlink w:anchor="_Toc233896128" w:history="1">
         <w:r>
           <w:rPr>
             <w:rStyle w:val="Hyperlink"/>
@@ -1719,7 +1719,7 @@
             <w:rStyle w:val="Hyperlink"/>
             <w:noProof/>
           </w:rPr>
-          <w:t>Version 2.3 (May 2019)</w:t>
+          <w:t>Version 3.0 (February 2021)</w:t>
         </w:r>
         <w:r>
           <w:rPr>
@@ -1740,7 +1740,7 @@
             <w:noProof/>
             <w:webHidden/>
           </w:rPr>
-          <w:instrText xml:space="preserve"> PAGEREF _Toc226712454 \h </w:instrText>
+          <w:instrText xml:space="preserve"> PAGEREF _Toc233896128 \h </w:instrText>
         </w:r>
         <w:r>
           <w:rPr>
@@ -1790,7 +1790,7 @@
           <w14:ligatures w14:val="standardContextual"/>
         </w:rPr>
       </w:pPr>
-      <w:hyperlink w:anchor="_Toc226712455" w:history="1">
+      <w:hyperlink w:anchor="_Toc233896129" w:history="1">
         <w:r>
           <w:rPr>
             <w:rStyle w:val="Hyperlink"/>
@@ -1817,7 +1817,7 @@
             <w:rStyle w:val="Hyperlink"/>
             <w:noProof/>
           </w:rPr>
-          <w:t>Version 2.2 (April 2019)</w:t>
+          <w:t>Older Versions</w:t>
         </w:r>
         <w:r>
           <w:rPr>
@@ -1838,399 +1838,7 @@
             <w:noProof/>
             <w:webHidden/>
           </w:rPr>
-          <w:instrText xml:space="preserve"> PAGEREF _Toc226712455 \h </w:instrText>
-        </w:r>
-        <w:r>
-          <w:rPr>
-            <w:noProof/>
-            <w:webHidden/>
-          </w:rPr>
-        </w:r>
-        <w:r>
-          <w:rPr>
-            <w:noProof/>
-            <w:webHidden/>
-          </w:rPr>
-          <w:fldChar w:fldCharType="separate"/>
-        </w:r>
-        <w:r>
-          <w:rPr>
-            <w:noProof/>
-            <w:webHidden/>
-          </w:rPr>
-          <w:t>8</w:t>
-        </w:r>
-        <w:r>
-          <w:rPr>
-            <w:noProof/>
-            <w:webHidden/>
-          </w:rPr>
-          <w:fldChar w:fldCharType="end"/>
-        </w:r>
-      </w:hyperlink>
-    </w:p>
-    <w:p>
-      <w:pPr>
-        <w:pStyle w:val="TOC3"/>
-        <w:tabs>
-          <w:tab w:val="left" w:pos="1200"/>
-          <w:tab w:val="right" w:leader="dot" w:pos="9350"/>
-        </w:tabs>
-        <w:rPr>
-          <w:rFonts w:asciiTheme="minorHAnsi" w:eastAsiaTheme="minorEastAsia" w:hAnsiTheme="minorHAnsi" w:cstheme="minorBidi"/>
-          <w:i w:val="0"/>
-          <w:iCs w:val="0"/>
-          <w:noProof/>
-          <w:kern w:val="2"/>
-          <w:sz w:val="24"/>
-          <w:szCs w:val="24"/>
-          <w:lang w:eastAsia="en-US"/>
-          <w14:ligatures w14:val="standardContextual"/>
-        </w:rPr>
-      </w:pPr>
-      <w:hyperlink w:anchor="_Toc226712456" w:history="1">
-        <w:r>
-          <w:rPr>
-            <w:rStyle w:val="Hyperlink"/>
-            <w:noProof/>
-          </w:rPr>
-          <w:t>1.4.9.</w:t>
-        </w:r>
-        <w:r>
-          <w:rPr>
-            <w:rFonts w:asciiTheme="minorHAnsi" w:eastAsiaTheme="minorEastAsia" w:hAnsiTheme="minorHAnsi" w:cstheme="minorBidi"/>
-            <w:i w:val="0"/>
-            <w:iCs w:val="0"/>
-            <w:noProof/>
-            <w:kern w:val="2"/>
-            <w:sz w:val="24"/>
-            <w:szCs w:val="24"/>
-            <w:lang w:eastAsia="en-US"/>
-            <w14:ligatures w14:val="standardContextual"/>
-          </w:rPr>
-          <w:tab/>
-        </w:r>
-        <w:r>
-          <w:rPr>
-            <w:rStyle w:val="Hyperlink"/>
-            <w:noProof/>
-          </w:rPr>
-          <w:t>Version 2.1 (November 2018)</w:t>
-        </w:r>
-        <w:r>
-          <w:rPr>
-            <w:noProof/>
-            <w:webHidden/>
-          </w:rPr>
-          <w:tab/>
-        </w:r>
-        <w:r>
-          <w:rPr>
-            <w:noProof/>
-            <w:webHidden/>
-          </w:rPr>
-          <w:fldChar w:fldCharType="begin"/>
-        </w:r>
-        <w:r>
-          <w:rPr>
-            <w:noProof/>
-            <w:webHidden/>
-          </w:rPr>
-          <w:instrText xml:space="preserve"> PAGEREF _Toc226712456 \h </w:instrText>
-        </w:r>
-        <w:r>
-          <w:rPr>
-            <w:noProof/>
-            <w:webHidden/>
-          </w:rPr>
-        </w:r>
-        <w:r>
-          <w:rPr>
-            <w:noProof/>
-            <w:webHidden/>
-          </w:rPr>
-          <w:fldChar w:fldCharType="separate"/>
-        </w:r>
-        <w:r>
-          <w:rPr>
-            <w:noProof/>
-            <w:webHidden/>
-          </w:rPr>
-          <w:t>8</w:t>
-        </w:r>
-        <w:r>
-          <w:rPr>
-            <w:noProof/>
-            <w:webHidden/>
-          </w:rPr>
-          <w:fldChar w:fldCharType="end"/>
-        </w:r>
-      </w:hyperlink>
-    </w:p>
-    <w:p>
-      <w:pPr>
-        <w:pStyle w:val="TOC3"/>
-        <w:tabs>
-          <w:tab w:val="left" w:pos="1440"/>
-          <w:tab w:val="right" w:leader="dot" w:pos="9350"/>
-        </w:tabs>
-        <w:rPr>
-          <w:rFonts w:asciiTheme="minorHAnsi" w:eastAsiaTheme="minorEastAsia" w:hAnsiTheme="minorHAnsi" w:cstheme="minorBidi"/>
-          <w:i w:val="0"/>
-          <w:iCs w:val="0"/>
-          <w:noProof/>
-          <w:kern w:val="2"/>
-          <w:sz w:val="24"/>
-          <w:szCs w:val="24"/>
-          <w:lang w:eastAsia="en-US"/>
-          <w14:ligatures w14:val="standardContextual"/>
-        </w:rPr>
-      </w:pPr>
-      <w:hyperlink w:anchor="_Toc226712457" w:history="1">
-        <w:r>
-          <w:rPr>
-            <w:rStyle w:val="Hyperlink"/>
-            <w:noProof/>
-          </w:rPr>
-          <w:t>1.4.10.</w:t>
-        </w:r>
-        <w:r>
-          <w:rPr>
-            <w:rFonts w:asciiTheme="minorHAnsi" w:eastAsiaTheme="minorEastAsia" w:hAnsiTheme="minorHAnsi" w:cstheme="minorBidi"/>
-            <w:i w:val="0"/>
-            <w:iCs w:val="0"/>
-            <w:noProof/>
-            <w:kern w:val="2"/>
-            <w:sz w:val="24"/>
-            <w:szCs w:val="24"/>
-            <w:lang w:eastAsia="en-US"/>
-            <w14:ligatures w14:val="standardContextual"/>
-          </w:rPr>
-          <w:tab/>
-        </w:r>
-        <w:r>
-          <w:rPr>
-            <w:rStyle w:val="Hyperlink"/>
-            <w:noProof/>
-          </w:rPr>
-          <w:t>Version 2.0 (September 2018)</w:t>
-        </w:r>
-        <w:r>
-          <w:rPr>
-            <w:noProof/>
-            <w:webHidden/>
-          </w:rPr>
-          <w:tab/>
-        </w:r>
-        <w:r>
-          <w:rPr>
-            <w:noProof/>
-            <w:webHidden/>
-          </w:rPr>
-          <w:fldChar w:fldCharType="begin"/>
-        </w:r>
-        <w:r>
-          <w:rPr>
-            <w:noProof/>
-            <w:webHidden/>
-          </w:rPr>
-          <w:instrText xml:space="preserve"> PAGEREF _Toc226712457 \h </w:instrText>
-        </w:r>
-        <w:r>
-          <w:rPr>
-            <w:noProof/>
-            <w:webHidden/>
-          </w:rPr>
-        </w:r>
-        <w:r>
-          <w:rPr>
-            <w:noProof/>
-            <w:webHidden/>
-          </w:rPr>
-          <w:fldChar w:fldCharType="separate"/>
-        </w:r>
-        <w:r>
-          <w:rPr>
-            <w:noProof/>
-            <w:webHidden/>
-          </w:rPr>
-          <w:t>8</w:t>
-        </w:r>
-        <w:r>
-          <w:rPr>
-            <w:noProof/>
-            <w:webHidden/>
-          </w:rPr>
-          <w:fldChar w:fldCharType="end"/>
-        </w:r>
-      </w:hyperlink>
-    </w:p>
-    <w:p>
-      <w:pPr>
-        <w:pStyle w:val="TOC3"/>
-        <w:tabs>
-          <w:tab w:val="left" w:pos="1440"/>
-          <w:tab w:val="right" w:leader="dot" w:pos="9350"/>
-        </w:tabs>
-        <w:rPr>
-          <w:rFonts w:asciiTheme="minorHAnsi" w:eastAsiaTheme="minorEastAsia" w:hAnsiTheme="minorHAnsi" w:cstheme="minorBidi"/>
-          <w:i w:val="0"/>
-          <w:iCs w:val="0"/>
-          <w:noProof/>
-          <w:kern w:val="2"/>
-          <w:sz w:val="24"/>
-          <w:szCs w:val="24"/>
-          <w:lang w:eastAsia="en-US"/>
-          <w14:ligatures w14:val="standardContextual"/>
-        </w:rPr>
-      </w:pPr>
-      <w:hyperlink w:anchor="_Toc226712458" w:history="1">
-        <w:r>
-          <w:rPr>
-            <w:rStyle w:val="Hyperlink"/>
-            <w:noProof/>
-          </w:rPr>
-          <w:t>1.4.11.</w:t>
-        </w:r>
-        <w:r>
-          <w:rPr>
-            <w:rFonts w:asciiTheme="minorHAnsi" w:eastAsiaTheme="minorEastAsia" w:hAnsiTheme="minorHAnsi" w:cstheme="minorBidi"/>
-            <w:i w:val="0"/>
-            <w:iCs w:val="0"/>
-            <w:noProof/>
-            <w:kern w:val="2"/>
-            <w:sz w:val="24"/>
-            <w:szCs w:val="24"/>
-            <w:lang w:eastAsia="en-US"/>
-            <w14:ligatures w14:val="standardContextual"/>
-          </w:rPr>
-          <w:tab/>
-        </w:r>
-        <w:r>
-          <w:rPr>
-            <w:rStyle w:val="Hyperlink"/>
-            <w:noProof/>
-          </w:rPr>
-          <w:t>Version 1.1 (June 2018)</w:t>
-        </w:r>
-        <w:r>
-          <w:rPr>
-            <w:noProof/>
-            <w:webHidden/>
-          </w:rPr>
-          <w:tab/>
-        </w:r>
-        <w:r>
-          <w:rPr>
-            <w:noProof/>
-            <w:webHidden/>
-          </w:rPr>
-          <w:fldChar w:fldCharType="begin"/>
-        </w:r>
-        <w:r>
-          <w:rPr>
-            <w:noProof/>
-            <w:webHidden/>
-          </w:rPr>
-          <w:instrText xml:space="preserve"> PAGEREF _Toc226712458 \h </w:instrText>
-        </w:r>
-        <w:r>
-          <w:rPr>
-            <w:noProof/>
-            <w:webHidden/>
-          </w:rPr>
-        </w:r>
-        <w:r>
-          <w:rPr>
-            <w:noProof/>
-            <w:webHidden/>
-          </w:rPr>
-          <w:fldChar w:fldCharType="separate"/>
-        </w:r>
-        <w:r>
-          <w:rPr>
-            <w:noProof/>
-            <w:webHidden/>
-          </w:rPr>
-          <w:t>8</w:t>
-        </w:r>
-        <w:r>
-          <w:rPr>
-            <w:noProof/>
-            <w:webHidden/>
-          </w:rPr>
-          <w:fldChar w:fldCharType="end"/>
-        </w:r>
-      </w:hyperlink>
-    </w:p>
-    <w:p>
-      <w:pPr>
-        <w:pStyle w:val="TOC3"/>
-        <w:tabs>
-          <w:tab w:val="left" w:pos="1440"/>
-          <w:tab w:val="right" w:leader="dot" w:pos="9350"/>
-        </w:tabs>
-        <w:rPr>
-          <w:rFonts w:asciiTheme="minorHAnsi" w:eastAsiaTheme="minorEastAsia" w:hAnsiTheme="minorHAnsi" w:cstheme="minorBidi"/>
-          <w:i w:val="0"/>
-          <w:iCs w:val="0"/>
-          <w:noProof/>
-          <w:kern w:val="2"/>
-          <w:sz w:val="24"/>
-          <w:szCs w:val="24"/>
-          <w:lang w:eastAsia="en-US"/>
-          <w14:ligatures w14:val="standardContextual"/>
-        </w:rPr>
-      </w:pPr>
-      <w:hyperlink w:anchor="_Toc226712459" w:history="1">
-        <w:r>
-          <w:rPr>
-            <w:rStyle w:val="Hyperlink"/>
-            <w:noProof/>
-          </w:rPr>
-          <w:t>1.4.12.</w:t>
-        </w:r>
-        <w:r>
-          <w:rPr>
-            <w:rFonts w:asciiTheme="minorHAnsi" w:eastAsiaTheme="minorEastAsia" w:hAnsiTheme="minorHAnsi" w:cstheme="minorBidi"/>
-            <w:i w:val="0"/>
-            <w:iCs w:val="0"/>
-            <w:noProof/>
-            <w:kern w:val="2"/>
-            <w:sz w:val="24"/>
-            <w:szCs w:val="24"/>
-            <w:lang w:eastAsia="en-US"/>
-            <w14:ligatures w14:val="standardContextual"/>
-          </w:rPr>
-          <w:tab/>
-        </w:r>
-        <w:r>
-          <w:rPr>
-            <w:rStyle w:val="Hyperlink"/>
-            <w:noProof/>
-          </w:rPr>
-          <w:t>Version 1.0 (April 2018)</w:t>
-        </w:r>
-        <w:r>
-          <w:rPr>
-            <w:noProof/>
-            <w:webHidden/>
-          </w:rPr>
-          <w:tab/>
-        </w:r>
-        <w:r>
-          <w:rPr>
-            <w:noProof/>
-            <w:webHidden/>
-          </w:rPr>
-          <w:fldChar w:fldCharType="begin"/>
-        </w:r>
-        <w:r>
-          <w:rPr>
-            <w:noProof/>
-            <w:webHidden/>
-          </w:rPr>
-          <w:instrText xml:space="preserve"> PAGEREF _Toc226712459 \h </w:instrText>
+          <w:instrText xml:space="preserve"> PAGEREF _Toc233896129 \h </w:instrText>
         </w:r>
         <w:r>
           <w:rPr>
@@ -2278,7 +1886,7 @@
           <w14:ligatures w14:val="standardContextual"/>
         </w:rPr>
       </w:pPr>
-      <w:hyperlink w:anchor="_Toc226712460" w:history="1">
+      <w:hyperlink w:anchor="_Toc233896130" w:history="1">
         <w:r>
           <w:rPr>
             <w:rStyle w:val="Hyperlink"/>
@@ -2324,7 +1932,7 @@
             <w:noProof/>
             <w:webHidden/>
           </w:rPr>
-          <w:instrText xml:space="preserve"> PAGEREF _Toc226712460 \h </w:instrText>
+          <w:instrText xml:space="preserve"> PAGEREF _Toc233896130 \h </w:instrText>
         </w:r>
         <w:r>
           <w:rPr>
@@ -2375,7 +1983,7 @@
           <w14:ligatures w14:val="standardContextual"/>
         </w:rPr>
       </w:pPr>
-      <w:hyperlink w:anchor="_Toc226712461" w:history="1">
+      <w:hyperlink w:anchor="_Toc233896131" w:history="1">
         <w:r>
           <w:rPr>
             <w:rStyle w:val="Hyperlink"/>
@@ -2424,7 +2032,7 @@
             <w:noProof/>
             <w:webHidden/>
           </w:rPr>
-          <w:instrText xml:space="preserve"> PAGEREF _Toc226712461 \h </w:instrText>
+          <w:instrText xml:space="preserve"> PAGEREF _Toc233896131 \h </w:instrText>
         </w:r>
         <w:r>
           <w:rPr>
@@ -2472,7 +2080,7 @@
           <w14:ligatures w14:val="standardContextual"/>
         </w:rPr>
       </w:pPr>
-      <w:hyperlink w:anchor="_Toc226712462" w:history="1">
+      <w:hyperlink w:anchor="_Toc233896132" w:history="1">
         <w:r>
           <w:rPr>
             <w:rStyle w:val="Hyperlink"/>
@@ -2518,7 +2126,7 @@
             <w:noProof/>
             <w:webHidden/>
           </w:rPr>
-          <w:instrText xml:space="preserve"> PAGEREF _Toc226712462 \h </w:instrText>
+          <w:instrText xml:space="preserve"> PAGEREF _Toc233896132 \h </w:instrText>
         </w:r>
         <w:r>
           <w:rPr>
@@ -2566,7 +2174,7 @@
           <w14:ligatures w14:val="standardContextual"/>
         </w:rPr>
       </w:pPr>
-      <w:hyperlink w:anchor="_Toc226712463" w:history="1">
+      <w:hyperlink w:anchor="_Toc233896133" w:history="1">
         <w:r>
           <w:rPr>
             <w:rStyle w:val="Hyperlink"/>
@@ -2612,7 +2220,7 @@
             <w:noProof/>
             <w:webHidden/>
           </w:rPr>
-          <w:instrText xml:space="preserve"> PAGEREF _Toc226712463 \h </w:instrText>
+          <w:instrText xml:space="preserve"> PAGEREF _Toc233896133 \h </w:instrText>
         </w:r>
         <w:r>
           <w:rPr>
@@ -2660,7 +2268,7 @@
           <w14:ligatures w14:val="standardContextual"/>
         </w:rPr>
       </w:pPr>
-      <w:hyperlink w:anchor="_Toc226712464" w:history="1">
+      <w:hyperlink w:anchor="_Toc233896134" w:history="1">
         <w:r>
           <w:rPr>
             <w:rStyle w:val="Hyperlink"/>
@@ -2706,7 +2314,7 @@
             <w:noProof/>
             <w:webHidden/>
           </w:rPr>
-          <w:instrText xml:space="preserve"> PAGEREF _Toc226712464 \h </w:instrText>
+          <w:instrText xml:space="preserve"> PAGEREF _Toc233896134 \h </w:instrText>
         </w:r>
         <w:r>
           <w:rPr>
@@ -2754,7 +2362,7 @@
           <w14:ligatures w14:val="standardContextual"/>
         </w:rPr>
       </w:pPr>
-      <w:hyperlink w:anchor="_Toc226712465" w:history="1">
+      <w:hyperlink w:anchor="_Toc233896135" w:history="1">
         <w:r>
           <w:rPr>
             <w:rStyle w:val="Hyperlink"/>
@@ -2800,7 +2408,7 @@
             <w:noProof/>
             <w:webHidden/>
           </w:rPr>
-          <w:instrText xml:space="preserve"> PAGEREF _Toc226712465 \h </w:instrText>
+          <w:instrText xml:space="preserve"> PAGEREF _Toc233896135 \h </w:instrText>
         </w:r>
         <w:r>
           <w:rPr>
@@ -2848,7 +2456,7 @@
           <w14:ligatures w14:val="standardContextual"/>
         </w:rPr>
       </w:pPr>
-      <w:hyperlink w:anchor="_Toc226712466" w:history="1">
+      <w:hyperlink w:anchor="_Toc233896136" w:history="1">
         <w:r>
           <w:rPr>
             <w:rStyle w:val="Hyperlink"/>
@@ -2894,7 +2502,7 @@
             <w:noProof/>
             <w:webHidden/>
           </w:rPr>
-          <w:instrText xml:space="preserve"> PAGEREF _Toc226712466 \h </w:instrText>
+          <w:instrText xml:space="preserve"> PAGEREF _Toc233896136 \h </w:instrText>
         </w:r>
         <w:r>
           <w:rPr>
@@ -2942,7 +2550,7 @@
           <w14:ligatures w14:val="standardContextual"/>
         </w:rPr>
       </w:pPr>
-      <w:hyperlink w:anchor="_Toc226712467" w:history="1">
+      <w:hyperlink w:anchor="_Toc233896137" w:history="1">
         <w:r>
           <w:rPr>
             <w:rStyle w:val="Hyperlink"/>
@@ -2988,7 +2596,7 @@
             <w:noProof/>
             <w:webHidden/>
           </w:rPr>
-          <w:instrText xml:space="preserve"> PAGEREF _Toc226712467 \h </w:instrText>
+          <w:instrText xml:space="preserve"> PAGEREF _Toc233896137 \h </w:instrText>
         </w:r>
         <w:r>
           <w:rPr>
@@ -3036,7 +2644,7 @@
           <w14:ligatures w14:val="standardContextual"/>
         </w:rPr>
       </w:pPr>
-      <w:hyperlink w:anchor="_Toc226712468" w:history="1">
+      <w:hyperlink w:anchor="_Toc233896138" w:history="1">
         <w:r>
           <w:rPr>
             <w:rStyle w:val="Hyperlink"/>
@@ -3082,7 +2690,7 @@
             <w:noProof/>
             <w:webHidden/>
           </w:rPr>
-          <w:instrText xml:space="preserve"> PAGEREF _Toc226712468 \h </w:instrText>
+          <w:instrText xml:space="preserve"> PAGEREF _Toc233896138 \h </w:instrText>
         </w:r>
         <w:r>
           <w:rPr>
@@ -3130,7 +2738,7 @@
           <w14:ligatures w14:val="standardContextual"/>
         </w:rPr>
       </w:pPr>
-      <w:hyperlink w:anchor="_Toc226712469" w:history="1">
+      <w:hyperlink w:anchor="_Toc233896139" w:history="1">
         <w:r>
           <w:rPr>
             <w:rStyle w:val="Hyperlink"/>
@@ -3176,7 +2784,7 @@
             <w:noProof/>
             <w:webHidden/>
           </w:rPr>
-          <w:instrText xml:space="preserve"> PAGEREF _Toc226712469 \h </w:instrText>
+          <w:instrText xml:space="preserve"> PAGEREF _Toc233896139 \h </w:instrText>
         </w:r>
         <w:r>
           <w:rPr>
@@ -3224,7 +2832,7 @@
           <w14:ligatures w14:val="standardContextual"/>
         </w:rPr>
       </w:pPr>
-      <w:hyperlink w:anchor="_Toc226712470" w:history="1">
+      <w:hyperlink w:anchor="_Toc233896140" w:history="1">
         <w:r>
           <w:rPr>
             <w:rStyle w:val="Hyperlink"/>
@@ -3270,7 +2878,7 @@
             <w:noProof/>
             <w:webHidden/>
           </w:rPr>
-          <w:instrText xml:space="preserve"> PAGEREF _Toc226712470 \h </w:instrText>
+          <w:instrText xml:space="preserve"> PAGEREF _Toc233896140 \h </w:instrText>
         </w:r>
         <w:r>
           <w:rPr>
@@ -3318,7 +2926,7 @@
           <w14:ligatures w14:val="standardContextual"/>
         </w:rPr>
       </w:pPr>
-      <w:hyperlink w:anchor="_Toc226712471" w:history="1">
+      <w:hyperlink w:anchor="_Toc233896141" w:history="1">
         <w:r>
           <w:rPr>
             <w:rStyle w:val="Hyperlink"/>
@@ -3364,7 +2972,7 @@
             <w:noProof/>
             <w:webHidden/>
           </w:rPr>
-          <w:instrText xml:space="preserve"> PAGEREF _Toc226712471 \h </w:instrText>
+          <w:instrText xml:space="preserve"> PAGEREF _Toc233896141 \h </w:instrText>
         </w:r>
         <w:r>
           <w:rPr>
@@ -3412,7 +3020,7 @@
           <w14:ligatures w14:val="standardContextual"/>
         </w:rPr>
       </w:pPr>
-      <w:hyperlink w:anchor="_Toc226712472" w:history="1">
+      <w:hyperlink w:anchor="_Toc233896142" w:history="1">
         <w:r>
           <w:rPr>
             <w:rStyle w:val="Hyperlink"/>
@@ -3458,7 +3066,7 @@
             <w:noProof/>
             <w:webHidden/>
           </w:rPr>
-          <w:instrText xml:space="preserve"> PAGEREF _Toc226712472 \h </w:instrText>
+          <w:instrText xml:space="preserve"> PAGEREF _Toc233896142 \h </w:instrText>
         </w:r>
         <w:r>
           <w:rPr>
@@ -3506,7 +3114,7 @@
           <w14:ligatures w14:val="standardContextual"/>
         </w:rPr>
       </w:pPr>
-      <w:hyperlink w:anchor="_Toc226712473" w:history="1">
+      <w:hyperlink w:anchor="_Toc233896143" w:history="1">
         <w:r>
           <w:rPr>
             <w:rStyle w:val="Hyperlink"/>
@@ -3552,7 +3160,7 @@
             <w:noProof/>
             <w:webHidden/>
           </w:rPr>
-          <w:instrText xml:space="preserve"> PAGEREF _Toc226712473 \h </w:instrText>
+          <w:instrText xml:space="preserve"> PAGEREF _Toc233896143 \h </w:instrText>
         </w:r>
         <w:r>
           <w:rPr>
@@ -3600,7 +3208,7 @@
           <w14:ligatures w14:val="standardContextual"/>
         </w:rPr>
       </w:pPr>
-      <w:hyperlink w:anchor="_Toc226712474" w:history="1">
+      <w:hyperlink w:anchor="_Toc233896144" w:history="1">
         <w:r>
           <w:rPr>
             <w:rStyle w:val="Hyperlink"/>
@@ -3646,7 +3254,7 @@
             <w:noProof/>
             <w:webHidden/>
           </w:rPr>
-          <w:instrText xml:space="preserve"> PAGEREF _Toc226712474 \h </w:instrText>
+          <w:instrText xml:space="preserve"> PAGEREF _Toc233896144 \h </w:instrText>
         </w:r>
         <w:r>
           <w:rPr>
@@ -3694,7 +3302,7 @@
           <w14:ligatures w14:val="standardContextual"/>
         </w:rPr>
       </w:pPr>
-      <w:hyperlink w:anchor="_Toc226712475" w:history="1">
+      <w:hyperlink w:anchor="_Toc233896145" w:history="1">
         <w:r>
           <w:rPr>
             <w:rStyle w:val="Hyperlink"/>
@@ -3740,7 +3348,7 @@
             <w:noProof/>
             <w:webHidden/>
           </w:rPr>
-          <w:instrText xml:space="preserve"> PAGEREF _Toc226712475 \h </w:instrText>
+          <w:instrText xml:space="preserve"> PAGEREF _Toc233896145 \h </w:instrText>
         </w:r>
         <w:r>
           <w:rPr>
@@ -3788,7 +3396,7 @@
           <w14:ligatures w14:val="standardContextual"/>
         </w:rPr>
       </w:pPr>
-      <w:hyperlink w:anchor="_Toc226712476" w:history="1">
+      <w:hyperlink w:anchor="_Toc233896146" w:history="1">
         <w:r>
           <w:rPr>
             <w:rStyle w:val="Hyperlink"/>
@@ -3834,7 +3442,7 @@
             <w:noProof/>
             <w:webHidden/>
           </w:rPr>
-          <w:instrText xml:space="preserve"> PAGEREF _Toc226712476 \h </w:instrText>
+          <w:instrText xml:space="preserve"> PAGEREF _Toc233896146 \h </w:instrText>
         </w:r>
         <w:r>
           <w:rPr>
@@ -3882,7 +3490,7 @@
           <w14:ligatures w14:val="standardContextual"/>
         </w:rPr>
       </w:pPr>
-      <w:hyperlink w:anchor="_Toc226712477" w:history="1">
+      <w:hyperlink w:anchor="_Toc233896147" w:history="1">
         <w:r>
           <w:rPr>
             <w:rStyle w:val="Hyperlink"/>
@@ -3928,7 +3536,7 @@
             <w:noProof/>
             <w:webHidden/>
           </w:rPr>
-          <w:instrText xml:space="preserve"> PAGEREF _Toc226712477 \h </w:instrText>
+          <w:instrText xml:space="preserve"> PAGEREF _Toc233896147 \h </w:instrText>
         </w:r>
         <w:r>
           <w:rPr>
@@ -3976,7 +3584,7 @@
           <w14:ligatures w14:val="standardContextual"/>
         </w:rPr>
       </w:pPr>
-      <w:hyperlink w:anchor="_Toc226712478" w:history="1">
+      <w:hyperlink w:anchor="_Toc233896148" w:history="1">
         <w:r>
           <w:rPr>
             <w:rStyle w:val="Hyperlink"/>
@@ -4022,7 +3630,7 @@
             <w:noProof/>
             <w:webHidden/>
           </w:rPr>
-          <w:instrText xml:space="preserve"> PAGEREF _Toc226712478 \h </w:instrText>
+          <w:instrText xml:space="preserve"> PAGEREF _Toc233896148 \h </w:instrText>
         </w:r>
         <w:r>
           <w:rPr>
@@ -4070,7 +3678,7 @@
           <w14:ligatures w14:val="standardContextual"/>
         </w:rPr>
       </w:pPr>
-      <w:hyperlink w:anchor="_Toc226712479" w:history="1">
+      <w:hyperlink w:anchor="_Toc233896149" w:history="1">
         <w:r>
           <w:rPr>
             <w:rStyle w:val="Hyperlink"/>
@@ -4116,7 +3724,7 @@
             <w:noProof/>
             <w:webHidden/>
           </w:rPr>
-          <w:instrText xml:space="preserve"> PAGEREF _Toc226712479 \h </w:instrText>
+          <w:instrText xml:space="preserve"> PAGEREF _Toc233896149 \h </w:instrText>
         </w:r>
         <w:r>
           <w:rPr>
@@ -4164,7 +3772,7 @@
           <w14:ligatures w14:val="standardContextual"/>
         </w:rPr>
       </w:pPr>
-      <w:hyperlink w:anchor="_Toc226712480" w:history="1">
+      <w:hyperlink w:anchor="_Toc233896150" w:history="1">
         <w:r>
           <w:rPr>
             <w:rStyle w:val="Hyperlink"/>
@@ -4210,7 +3818,7 @@
             <w:noProof/>
             <w:webHidden/>
           </w:rPr>
-          <w:instrText xml:space="preserve"> PAGEREF _Toc226712480 \h </w:instrText>
+          <w:instrText xml:space="preserve"> PAGEREF _Toc233896150 \h </w:instrText>
         </w:r>
         <w:r>
           <w:rPr>
@@ -4258,7 +3866,7 @@
           <w14:ligatures w14:val="standardContextual"/>
         </w:rPr>
       </w:pPr>
-      <w:hyperlink w:anchor="_Toc226712481" w:history="1">
+      <w:hyperlink w:anchor="_Toc233896151" w:history="1">
         <w:r>
           <w:rPr>
             <w:rStyle w:val="Hyperlink"/>
@@ -4304,7 +3912,7 @@
             <w:noProof/>
             <w:webHidden/>
           </w:rPr>
-          <w:instrText xml:space="preserve"> PAGEREF _Toc226712481 \h </w:instrText>
+          <w:instrText xml:space="preserve"> PAGEREF _Toc233896151 \h </w:instrText>
         </w:r>
         <w:r>
           <w:rPr>
@@ -4352,7 +3960,7 @@
           <w14:ligatures w14:val="standardContextual"/>
         </w:rPr>
       </w:pPr>
-      <w:hyperlink w:anchor="_Toc226712482" w:history="1">
+      <w:hyperlink w:anchor="_Toc233896152" w:history="1">
         <w:r>
           <w:rPr>
             <w:rStyle w:val="Hyperlink"/>
@@ -4398,7 +4006,7 @@
             <w:noProof/>
             <w:webHidden/>
           </w:rPr>
-          <w:instrText xml:space="preserve"> PAGEREF _Toc226712482 \h </w:instrText>
+          <w:instrText xml:space="preserve"> PAGEREF _Toc233896152 \h </w:instrText>
         </w:r>
         <w:r>
           <w:rPr>
@@ -4446,7 +4054,7 @@
           <w14:ligatures w14:val="standardContextual"/>
         </w:rPr>
       </w:pPr>
-      <w:hyperlink w:anchor="_Toc226712483" w:history="1">
+      <w:hyperlink w:anchor="_Toc233896153" w:history="1">
         <w:r>
           <w:rPr>
             <w:rStyle w:val="Hyperlink"/>
@@ -4492,7 +4100,7 @@
             <w:noProof/>
             <w:webHidden/>
           </w:rPr>
-          <w:instrText xml:space="preserve"> PAGEREF _Toc226712483 \h </w:instrText>
+          <w:instrText xml:space="preserve"> PAGEREF _Toc233896153 \h </w:instrText>
         </w:r>
         <w:r>
           <w:rPr>
@@ -4540,7 +4148,7 @@
           <w14:ligatures w14:val="standardContextual"/>
         </w:rPr>
       </w:pPr>
-      <w:hyperlink w:anchor="_Toc226712484" w:history="1">
+      <w:hyperlink w:anchor="_Toc233896154" w:history="1">
         <w:r>
           <w:rPr>
             <w:rStyle w:val="Hyperlink"/>
@@ -4586,7 +4194,7 @@
             <w:noProof/>
             <w:webHidden/>
           </w:rPr>
-          <w:instrText xml:space="preserve"> PAGEREF _Toc226712484 \h </w:instrText>
+          <w:instrText xml:space="preserve"> PAGEREF _Toc233896154 \h </w:instrText>
         </w:r>
         <w:r>
           <w:rPr>
@@ -4634,7 +4242,7 @@
           <w14:ligatures w14:val="standardContextual"/>
         </w:rPr>
       </w:pPr>
-      <w:hyperlink w:anchor="_Toc226712485" w:history="1">
+      <w:hyperlink w:anchor="_Toc233896155" w:history="1">
         <w:r>
           <w:rPr>
             <w:rStyle w:val="Hyperlink"/>
@@ -4680,7 +4288,7 @@
             <w:noProof/>
             <w:webHidden/>
           </w:rPr>
-          <w:instrText xml:space="preserve"> PAGEREF _Toc226712485 \h </w:instrText>
+          <w:instrText xml:space="preserve"> PAGEREF _Toc233896155 \h </w:instrText>
         </w:r>
         <w:r>
           <w:rPr>
@@ -4728,7 +4336,7 @@
           <w14:ligatures w14:val="standardContextual"/>
         </w:rPr>
       </w:pPr>
-      <w:hyperlink w:anchor="_Toc226712486" w:history="1">
+      <w:hyperlink w:anchor="_Toc233896156" w:history="1">
         <w:r>
           <w:rPr>
             <w:rStyle w:val="Hyperlink"/>
@@ -4774,7 +4382,7 @@
             <w:noProof/>
             <w:webHidden/>
           </w:rPr>
-          <w:instrText xml:space="preserve"> PAGEREF _Toc226712486 \h </w:instrText>
+          <w:instrText xml:space="preserve"> PAGEREF _Toc233896156 \h </w:instrText>
         </w:r>
         <w:r>
           <w:rPr>
@@ -4822,7 +4430,7 @@
           <w14:ligatures w14:val="standardContextual"/>
         </w:rPr>
       </w:pPr>
-      <w:hyperlink w:anchor="_Toc226712487" w:history="1">
+      <w:hyperlink w:anchor="_Toc233896157" w:history="1">
         <w:r>
           <w:rPr>
             <w:rStyle w:val="Hyperlink"/>
@@ -4868,7 +4476,7 @@
             <w:noProof/>
             <w:webHidden/>
           </w:rPr>
-          <w:instrText xml:space="preserve"> PAGEREF _Toc226712487 \h </w:instrText>
+          <w:instrText xml:space="preserve"> PAGEREF _Toc233896157 \h </w:instrText>
         </w:r>
         <w:r>
           <w:rPr>
@@ -4916,7 +4524,7 @@
           <w14:ligatures w14:val="standardContextual"/>
         </w:rPr>
       </w:pPr>
-      <w:hyperlink w:anchor="_Toc226712488" w:history="1">
+      <w:hyperlink w:anchor="_Toc233896158" w:history="1">
         <w:r>
           <w:rPr>
             <w:rStyle w:val="Hyperlink"/>
@@ -4962,7 +4570,7 @@
             <w:noProof/>
             <w:webHidden/>
           </w:rPr>
-          <w:instrText xml:space="preserve"> PAGEREF _Toc226712488 \h </w:instrText>
+          <w:instrText xml:space="preserve"> PAGEREF _Toc233896158 \h </w:instrText>
         </w:r>
         <w:r>
           <w:rPr>
@@ -5010,7 +4618,7 @@
           <w14:ligatures w14:val="standardContextual"/>
         </w:rPr>
       </w:pPr>
-      <w:hyperlink w:anchor="_Toc226712489" w:history="1">
+      <w:hyperlink w:anchor="_Toc233896159" w:history="1">
         <w:r>
           <w:rPr>
             <w:rStyle w:val="Hyperlink"/>
@@ -5056,7 +4664,7 @@
             <w:noProof/>
             <w:webHidden/>
           </w:rPr>
-          <w:instrText xml:space="preserve"> PAGEREF _Toc226712489 \h </w:instrText>
+          <w:instrText xml:space="preserve"> PAGEREF _Toc233896159 \h </w:instrText>
         </w:r>
         <w:r>
           <w:rPr>
@@ -5104,7 +4712,7 @@
           <w14:ligatures w14:val="standardContextual"/>
         </w:rPr>
       </w:pPr>
-      <w:hyperlink w:anchor="_Toc226712490" w:history="1">
+      <w:hyperlink w:anchor="_Toc233896160" w:history="1">
         <w:r>
           <w:rPr>
             <w:rStyle w:val="Hyperlink"/>
@@ -5150,7 +4758,7 @@
             <w:noProof/>
             <w:webHidden/>
           </w:rPr>
-          <w:instrText xml:space="preserve"> PAGEREF _Toc226712490 \h </w:instrText>
+          <w:instrText xml:space="preserve"> PAGEREF _Toc233896160 \h </w:instrText>
         </w:r>
         <w:r>
           <w:rPr>
@@ -5198,7 +4806,7 @@
           <w14:ligatures w14:val="standardContextual"/>
         </w:rPr>
       </w:pPr>
-      <w:hyperlink w:anchor="_Toc226712491" w:history="1">
+      <w:hyperlink w:anchor="_Toc233896161" w:history="1">
         <w:r>
           <w:rPr>
             <w:rStyle w:val="Hyperlink"/>
@@ -5244,7 +4852,7 @@
             <w:noProof/>
             <w:webHidden/>
           </w:rPr>
-          <w:instrText xml:space="preserve"> PAGEREF _Toc226712491 \h </w:instrText>
+          <w:instrText xml:space="preserve"> PAGEREF _Toc233896161 \h </w:instrText>
         </w:r>
         <w:r>
           <w:rPr>
@@ -5292,7 +4900,7 @@
           <w14:ligatures w14:val="standardContextual"/>
         </w:rPr>
       </w:pPr>
-      <w:hyperlink w:anchor="_Toc226712492" w:history="1">
+      <w:hyperlink w:anchor="_Toc233896162" w:history="1">
         <w:r>
           <w:rPr>
             <w:rStyle w:val="Hyperlink"/>
@@ -5338,7 +4946,7 @@
             <w:noProof/>
             <w:webHidden/>
           </w:rPr>
-          <w:instrText xml:space="preserve"> PAGEREF _Toc226712492 \h </w:instrText>
+          <w:instrText xml:space="preserve"> PAGEREF _Toc233896162 \h </w:instrText>
         </w:r>
         <w:r>
           <w:rPr>
@@ -5386,7 +4994,7 @@
           <w14:ligatures w14:val="standardContextual"/>
         </w:rPr>
       </w:pPr>
-      <w:hyperlink w:anchor="_Toc226712493" w:history="1">
+      <w:hyperlink w:anchor="_Toc233896163" w:history="1">
         <w:r>
           <w:rPr>
             <w:rStyle w:val="Hyperlink"/>
@@ -5432,7 +5040,7 @@
             <w:noProof/>
             <w:webHidden/>
           </w:rPr>
-          <w:instrText xml:space="preserve"> PAGEREF _Toc226712493 \h </w:instrText>
+          <w:instrText xml:space="preserve"> PAGEREF _Toc233896163 \h </w:instrText>
         </w:r>
         <w:r>
           <w:rPr>
@@ -5480,7 +5088,7 @@
           <w14:ligatures w14:val="standardContextual"/>
         </w:rPr>
       </w:pPr>
-      <w:hyperlink w:anchor="_Toc226712494" w:history="1">
+      <w:hyperlink w:anchor="_Toc233896164" w:history="1">
         <w:r>
           <w:rPr>
             <w:rStyle w:val="Hyperlink"/>
@@ -5526,7 +5134,7 @@
             <w:noProof/>
             <w:webHidden/>
           </w:rPr>
-          <w:instrText xml:space="preserve"> PAGEREF _Toc226712494 \h </w:instrText>
+          <w:instrText xml:space="preserve"> PAGEREF _Toc233896164 \h </w:instrText>
         </w:r>
         <w:r>
           <w:rPr>
@@ -5574,7 +5182,7 @@
           <w14:ligatures w14:val="standardContextual"/>
         </w:rPr>
       </w:pPr>
-      <w:hyperlink w:anchor="_Toc226712495" w:history="1">
+      <w:hyperlink w:anchor="_Toc233896165" w:history="1">
         <w:r>
           <w:rPr>
             <w:rStyle w:val="Hyperlink"/>
@@ -5620,7 +5228,7 @@
             <w:noProof/>
             <w:webHidden/>
           </w:rPr>
-          <w:instrText xml:space="preserve"> PAGEREF _Toc226712495 \h </w:instrText>
+          <w:instrText xml:space="preserve"> PAGEREF _Toc233896165 \h </w:instrText>
         </w:r>
         <w:r>
           <w:rPr>
@@ -5668,7 +5276,7 @@
           <w14:ligatures w14:val="standardContextual"/>
         </w:rPr>
       </w:pPr>
-      <w:hyperlink w:anchor="_Toc226712496" w:history="1">
+      <w:hyperlink w:anchor="_Toc233896166" w:history="1">
         <w:r>
           <w:rPr>
             <w:rStyle w:val="Hyperlink"/>
@@ -5714,7 +5322,7 @@
             <w:noProof/>
             <w:webHidden/>
           </w:rPr>
-          <w:instrText xml:space="preserve"> PAGEREF _Toc226712496 \h </w:instrText>
+          <w:instrText xml:space="preserve"> PAGEREF _Toc233896166 \h </w:instrText>
         </w:r>
         <w:r>
           <w:rPr>
@@ -5762,7 +5370,7 @@
           <w14:ligatures w14:val="standardContextual"/>
         </w:rPr>
       </w:pPr>
-      <w:hyperlink w:anchor="_Toc226712497" w:history="1">
+      <w:hyperlink w:anchor="_Toc233896167" w:history="1">
         <w:r>
           <w:rPr>
             <w:rStyle w:val="Hyperlink"/>
@@ -5808,7 +5416,7 @@
             <w:noProof/>
             <w:webHidden/>
           </w:rPr>
-          <w:instrText xml:space="preserve"> PAGEREF _Toc226712497 \h </w:instrText>
+          <w:instrText xml:space="preserve"> PAGEREF _Toc233896167 \h </w:instrText>
         </w:r>
         <w:r>
           <w:rPr>
@@ -5856,7 +5464,7 @@
           <w14:ligatures w14:val="standardContextual"/>
         </w:rPr>
       </w:pPr>
-      <w:hyperlink w:anchor="_Toc226712498" w:history="1">
+      <w:hyperlink w:anchor="_Toc233896168" w:history="1">
         <w:r>
           <w:rPr>
             <w:rStyle w:val="Hyperlink"/>
@@ -5902,7 +5510,7 @@
             <w:noProof/>
             <w:webHidden/>
           </w:rPr>
-          <w:instrText xml:space="preserve"> PAGEREF _Toc226712498 \h </w:instrText>
+          <w:instrText xml:space="preserve"> PAGEREF _Toc233896168 \h </w:instrText>
         </w:r>
         <w:r>
           <w:rPr>
@@ -5950,7 +5558,7 @@
           <w14:ligatures w14:val="standardContextual"/>
         </w:rPr>
       </w:pPr>
-      <w:hyperlink w:anchor="_Toc226712499" w:history="1">
+      <w:hyperlink w:anchor="_Toc233896169" w:history="1">
         <w:r>
           <w:rPr>
             <w:rStyle w:val="Hyperlink"/>
@@ -5996,7 +5604,7 @@
             <w:noProof/>
             <w:webHidden/>
           </w:rPr>
-          <w:instrText xml:space="preserve"> PAGEREF _Toc226712499 \h </w:instrText>
+          <w:instrText xml:space="preserve"> PAGEREF _Toc233896169 \h </w:instrText>
         </w:r>
         <w:r>
           <w:rPr>
@@ -6044,7 +5652,7 @@
           <w14:ligatures w14:val="standardContextual"/>
         </w:rPr>
       </w:pPr>
-      <w:hyperlink w:anchor="_Toc226712500" w:history="1">
+      <w:hyperlink w:anchor="_Toc233896170" w:history="1">
         <w:r>
           <w:rPr>
             <w:rStyle w:val="Hyperlink"/>
@@ -6090,7 +5698,7 @@
             <w:noProof/>
             <w:webHidden/>
           </w:rPr>
-          <w:instrText xml:space="preserve"> PAGEREF _Toc226712500 \h </w:instrText>
+          <w:instrText xml:space="preserve"> PAGEREF _Toc233896170 \h </w:instrText>
         </w:r>
         <w:r>
           <w:rPr>
@@ -6138,7 +5746,7 @@
           <w14:ligatures w14:val="standardContextual"/>
         </w:rPr>
       </w:pPr>
-      <w:hyperlink w:anchor="_Toc226712501" w:history="1">
+      <w:hyperlink w:anchor="_Toc233896171" w:history="1">
         <w:r>
           <w:rPr>
             <w:rStyle w:val="Hyperlink"/>
@@ -6184,7 +5792,7 @@
             <w:noProof/>
             <w:webHidden/>
           </w:rPr>
-          <w:instrText xml:space="preserve"> PAGEREF _Toc226712501 \h </w:instrText>
+          <w:instrText xml:space="preserve"> PAGEREF _Toc233896171 \h </w:instrText>
         </w:r>
         <w:r>
           <w:rPr>
@@ -6232,7 +5840,7 @@
           <w14:ligatures w14:val="standardContextual"/>
         </w:rPr>
       </w:pPr>
-      <w:hyperlink w:anchor="_Toc226712502" w:history="1">
+      <w:hyperlink w:anchor="_Toc233896172" w:history="1">
         <w:r>
           <w:rPr>
             <w:rStyle w:val="Hyperlink"/>
@@ -6278,7 +5886,7 @@
             <w:noProof/>
             <w:webHidden/>
           </w:rPr>
-          <w:instrText xml:space="preserve"> PAGEREF _Toc226712502 \h </w:instrText>
+          <w:instrText xml:space="preserve"> PAGEREF _Toc233896172 \h </w:instrText>
         </w:r>
         <w:r>
           <w:rPr>
@@ -6326,7 +5934,7 @@
           <w14:ligatures w14:val="standardContextual"/>
         </w:rPr>
       </w:pPr>
-      <w:hyperlink w:anchor="_Toc226712503" w:history="1">
+      <w:hyperlink w:anchor="_Toc233896173" w:history="1">
         <w:r>
           <w:rPr>
             <w:rStyle w:val="Hyperlink"/>
@@ -6372,7 +5980,7 @@
             <w:noProof/>
             <w:webHidden/>
           </w:rPr>
-          <w:instrText xml:space="preserve"> PAGEREF _Toc226712503 \h </w:instrText>
+          <w:instrText xml:space="preserve"> PAGEREF _Toc233896173 \h </w:instrText>
         </w:r>
         <w:r>
           <w:rPr>
@@ -6420,7 +6028,7 @@
           <w14:ligatures w14:val="standardContextual"/>
         </w:rPr>
       </w:pPr>
-      <w:hyperlink w:anchor="_Toc226712504" w:history="1">
+      <w:hyperlink w:anchor="_Toc233896174" w:history="1">
         <w:r>
           <w:rPr>
             <w:rStyle w:val="Hyperlink"/>
@@ -6466,7 +6074,7 @@
             <w:noProof/>
             <w:webHidden/>
           </w:rPr>
-          <w:instrText xml:space="preserve"> PAGEREF _Toc226712504 \h </w:instrText>
+          <w:instrText xml:space="preserve"> PAGEREF _Toc233896174 \h </w:instrText>
         </w:r>
         <w:r>
           <w:rPr>
@@ -6514,7 +6122,7 @@
           <w14:ligatures w14:val="standardContextual"/>
         </w:rPr>
       </w:pPr>
-      <w:hyperlink w:anchor="_Toc226712505" w:history="1">
+      <w:hyperlink w:anchor="_Toc233896175" w:history="1">
         <w:r>
           <w:rPr>
             <w:rStyle w:val="Hyperlink"/>
@@ -6560,7 +6168,7 @@
             <w:noProof/>
             <w:webHidden/>
           </w:rPr>
-          <w:instrText xml:space="preserve"> PAGEREF _Toc226712505 \h </w:instrText>
+          <w:instrText xml:space="preserve"> PAGEREF _Toc233896175 \h </w:instrText>
         </w:r>
         <w:r>
           <w:rPr>
@@ -6608,7 +6216,7 @@
           <w14:ligatures w14:val="standardContextual"/>
         </w:rPr>
       </w:pPr>
-      <w:hyperlink w:anchor="_Toc226712506" w:history="1">
+      <w:hyperlink w:anchor="_Toc233896176" w:history="1">
         <w:r>
           <w:rPr>
             <w:rStyle w:val="Hyperlink"/>
@@ -6654,7 +6262,7 @@
             <w:noProof/>
             <w:webHidden/>
           </w:rPr>
-          <w:instrText xml:space="preserve"> PAGEREF _Toc226712506 \h </w:instrText>
+          <w:instrText xml:space="preserve"> PAGEREF _Toc233896176 \h </w:instrText>
         </w:r>
         <w:r>
           <w:rPr>
@@ -6702,7 +6310,7 @@
           <w14:ligatures w14:val="standardContextual"/>
         </w:rPr>
       </w:pPr>
-      <w:hyperlink w:anchor="_Toc226712507" w:history="1">
+      <w:hyperlink w:anchor="_Toc233896177" w:history="1">
         <w:r>
           <w:rPr>
             <w:rStyle w:val="Hyperlink"/>
@@ -6748,7 +6356,7 @@
             <w:noProof/>
             <w:webHidden/>
           </w:rPr>
-          <w:instrText xml:space="preserve"> PAGEREF _Toc226712507 \h </w:instrText>
+          <w:instrText xml:space="preserve"> PAGEREF _Toc233896177 \h </w:instrText>
         </w:r>
         <w:r>
           <w:rPr>
@@ -6796,7 +6404,7 @@
           <w14:ligatures w14:val="standardContextual"/>
         </w:rPr>
       </w:pPr>
-      <w:hyperlink w:anchor="_Toc226712508" w:history="1">
+      <w:hyperlink w:anchor="_Toc233896178" w:history="1">
         <w:r>
           <w:rPr>
             <w:rStyle w:val="Hyperlink"/>
@@ -6842,7 +6450,7 @@
             <w:noProof/>
             <w:webHidden/>
           </w:rPr>
-          <w:instrText xml:space="preserve"> PAGEREF _Toc226712508 \h </w:instrText>
+          <w:instrText xml:space="preserve"> PAGEREF _Toc233896178 \h </w:instrText>
         </w:r>
         <w:r>
           <w:rPr>
@@ -6890,7 +6498,7 @@
           <w14:ligatures w14:val="standardContextual"/>
         </w:rPr>
       </w:pPr>
-      <w:hyperlink w:anchor="_Toc226712509" w:history="1">
+      <w:hyperlink w:anchor="_Toc233896179" w:history="1">
         <w:r>
           <w:rPr>
             <w:rStyle w:val="Hyperlink"/>
@@ -6915,7 +6523,7 @@
             <w:rStyle w:val="Hyperlink"/>
             <w:noProof/>
           </w:rPr>
-          <w:t>SiteMortalityB0</w:t>
+          <w:t>BurningSitesThreshold (optional integer)</w:t>
         </w:r>
         <w:r>
           <w:rPr>
@@ -6936,7 +6544,7 @@
             <w:noProof/>
             <w:webHidden/>
           </w:rPr>
-          <w:instrText xml:space="preserve"> PAGEREF _Toc226712509 \h </w:instrText>
+          <w:instrText xml:space="preserve"> PAGEREF _Toc233896179 \h </w:instrText>
         </w:r>
         <w:r>
           <w:rPr>
@@ -6984,7 +6592,7 @@
           <w14:ligatures w14:val="standardContextual"/>
         </w:rPr>
       </w:pPr>
-      <w:hyperlink w:anchor="_Toc226712510" w:history="1">
+      <w:hyperlink w:anchor="_Toc233896180" w:history="1">
         <w:r>
           <w:rPr>
             <w:rStyle w:val="Hyperlink"/>
@@ -7009,7 +6617,7 @@
             <w:rStyle w:val="Hyperlink"/>
             <w:noProof/>
           </w:rPr>
-          <w:t>SiteMortalityB1</w:t>
+          <w:t>SiteMortalityB0</w:t>
         </w:r>
         <w:r>
           <w:rPr>
@@ -7030,7 +6638,7 @@
             <w:noProof/>
             <w:webHidden/>
           </w:rPr>
-          <w:instrText xml:space="preserve"> PAGEREF _Toc226712510 \h </w:instrText>
+          <w:instrText xml:space="preserve"> PAGEREF _Toc233896180 \h </w:instrText>
         </w:r>
         <w:r>
           <w:rPr>
@@ -7078,7 +6686,7 @@
           <w14:ligatures w14:val="standardContextual"/>
         </w:rPr>
       </w:pPr>
-      <w:hyperlink w:anchor="_Toc226712511" w:history="1">
+      <w:hyperlink w:anchor="_Toc233896181" w:history="1">
         <w:r>
           <w:rPr>
             <w:rStyle w:val="Hyperlink"/>
@@ -7103,7 +6711,7 @@
             <w:rStyle w:val="Hyperlink"/>
             <w:noProof/>
           </w:rPr>
-          <w:t>SiteMortalityB2</w:t>
+          <w:t>SiteMortalityB1</w:t>
         </w:r>
         <w:r>
           <w:rPr>
@@ -7124,7 +6732,7 @@
             <w:noProof/>
             <w:webHidden/>
           </w:rPr>
-          <w:instrText xml:space="preserve"> PAGEREF _Toc226712511 \h </w:instrText>
+          <w:instrText xml:space="preserve"> PAGEREF _Toc233896181 \h </w:instrText>
         </w:r>
         <w:r>
           <w:rPr>
@@ -7172,7 +6780,7 @@
           <w14:ligatures w14:val="standardContextual"/>
         </w:rPr>
       </w:pPr>
-      <w:hyperlink w:anchor="_Toc226712512" w:history="1">
+      <w:hyperlink w:anchor="_Toc233896182" w:history="1">
         <w:r>
           <w:rPr>
             <w:rStyle w:val="Hyperlink"/>
@@ -7197,7 +6805,7 @@
             <w:rStyle w:val="Hyperlink"/>
             <w:noProof/>
           </w:rPr>
-          <w:t>SiteMortalityB3</w:t>
+          <w:t>SiteMortalityB2</w:t>
         </w:r>
         <w:r>
           <w:rPr>
@@ -7218,7 +6826,7 @@
             <w:noProof/>
             <w:webHidden/>
           </w:rPr>
-          <w:instrText xml:space="preserve"> PAGEREF _Toc226712512 \h </w:instrText>
+          <w:instrText xml:space="preserve"> PAGEREF _Toc233896182 \h </w:instrText>
         </w:r>
         <w:r>
           <w:rPr>
@@ -7266,7 +6874,7 @@
           <w14:ligatures w14:val="standardContextual"/>
         </w:rPr>
       </w:pPr>
-      <w:hyperlink w:anchor="_Toc226712513" w:history="1">
+      <w:hyperlink w:anchor="_Toc233896183" w:history="1">
         <w:r>
           <w:rPr>
             <w:rStyle w:val="Hyperlink"/>
@@ -7291,7 +6899,7 @@
             <w:rStyle w:val="Hyperlink"/>
             <w:noProof/>
           </w:rPr>
-          <w:t>SiteMortalityB4</w:t>
+          <w:t>SiteMortalityB3</w:t>
         </w:r>
         <w:r>
           <w:rPr>
@@ -7312,7 +6920,7 @@
             <w:noProof/>
             <w:webHidden/>
           </w:rPr>
-          <w:instrText xml:space="preserve"> PAGEREF _Toc226712513 \h </w:instrText>
+          <w:instrText xml:space="preserve"> PAGEREF _Toc233896183 \h </w:instrText>
         </w:r>
         <w:r>
           <w:rPr>
@@ -7360,7 +6968,7 @@
           <w14:ligatures w14:val="standardContextual"/>
         </w:rPr>
       </w:pPr>
-      <w:hyperlink w:anchor="_Toc226712514" w:history="1">
+      <w:hyperlink w:anchor="_Toc233896184" w:history="1">
         <w:r>
           <w:rPr>
             <w:rStyle w:val="Hyperlink"/>
@@ -7385,7 +6993,7 @@
             <w:rStyle w:val="Hyperlink"/>
             <w:noProof/>
           </w:rPr>
-          <w:t>SiteMortalityB5</w:t>
+          <w:t>SiteMortalityB4</w:t>
         </w:r>
         <w:r>
           <w:rPr>
@@ -7406,7 +7014,7 @@
             <w:noProof/>
             <w:webHidden/>
           </w:rPr>
-          <w:instrText xml:space="preserve"> PAGEREF _Toc226712514 \h </w:instrText>
+          <w:instrText xml:space="preserve"> PAGEREF _Toc233896184 \h </w:instrText>
         </w:r>
         <w:r>
           <w:rPr>
@@ -7454,7 +7062,7 @@
           <w14:ligatures w14:val="standardContextual"/>
         </w:rPr>
       </w:pPr>
-      <w:hyperlink w:anchor="_Toc226712515" w:history="1">
+      <w:hyperlink w:anchor="_Toc233896185" w:history="1">
         <w:r>
           <w:rPr>
             <w:rStyle w:val="Hyperlink"/>
@@ -7479,7 +7087,7 @@
             <w:rStyle w:val="Hyperlink"/>
             <w:noProof/>
           </w:rPr>
-          <w:t>SiteMortalityB6</w:t>
+          <w:t>SiteMortalityB5</w:t>
         </w:r>
         <w:r>
           <w:rPr>
@@ -7500,7 +7108,7 @@
             <w:noProof/>
             <w:webHidden/>
           </w:rPr>
-          <w:instrText xml:space="preserve"> PAGEREF _Toc226712515 \h </w:instrText>
+          <w:instrText xml:space="preserve"> PAGEREF _Toc233896185 \h </w:instrText>
         </w:r>
         <w:r>
           <w:rPr>
@@ -7548,7 +7156,7 @@
           <w14:ligatures w14:val="standardContextual"/>
         </w:rPr>
       </w:pPr>
-      <w:hyperlink w:anchor="_Toc226712516" w:history="1">
+      <w:hyperlink w:anchor="_Toc233896186" w:history="1">
         <w:r>
           <w:rPr>
             <w:rStyle w:val="Hyperlink"/>
@@ -7573,7 +7181,7 @@
             <w:rStyle w:val="Hyperlink"/>
             <w:noProof/>
           </w:rPr>
-          <w:t>CohortMortalityB0</w:t>
+          <w:t>SiteMortalityB6</w:t>
         </w:r>
         <w:r>
           <w:rPr>
@@ -7594,7 +7202,7 @@
             <w:noProof/>
             <w:webHidden/>
           </w:rPr>
-          <w:instrText xml:space="preserve"> PAGEREF _Toc226712516 \h </w:instrText>
+          <w:instrText xml:space="preserve"> PAGEREF _Toc233896186 \h </w:instrText>
         </w:r>
         <w:r>
           <w:rPr>
@@ -7642,7 +7250,7 @@
           <w14:ligatures w14:val="standardContextual"/>
         </w:rPr>
       </w:pPr>
-      <w:hyperlink w:anchor="_Toc226712517" w:history="1">
+      <w:hyperlink w:anchor="_Toc233896187" w:history="1">
         <w:r>
           <w:rPr>
             <w:rStyle w:val="Hyperlink"/>
@@ -7667,7 +7275,7 @@
             <w:rStyle w:val="Hyperlink"/>
             <w:noProof/>
           </w:rPr>
-          <w:t>CohortMortalityB1</w:t>
+          <w:t>CohortMortalityB0</w:t>
         </w:r>
         <w:r>
           <w:rPr>
@@ -7688,7 +7296,7 @@
             <w:noProof/>
             <w:webHidden/>
           </w:rPr>
-          <w:instrText xml:space="preserve"> PAGEREF _Toc226712517 \h </w:instrText>
+          <w:instrText xml:space="preserve"> PAGEREF _Toc233896187 \h </w:instrText>
         </w:r>
         <w:r>
           <w:rPr>
@@ -7736,7 +7344,7 @@
           <w14:ligatures w14:val="standardContextual"/>
         </w:rPr>
       </w:pPr>
-      <w:hyperlink w:anchor="_Toc226712518" w:history="1">
+      <w:hyperlink w:anchor="_Toc233896188" w:history="1">
         <w:r>
           <w:rPr>
             <w:rStyle w:val="Hyperlink"/>
@@ -7761,7 +7369,7 @@
             <w:rStyle w:val="Hyperlink"/>
             <w:noProof/>
           </w:rPr>
-          <w:t>CohortMortalityB2</w:t>
+          <w:t>CohortMortalityB1</w:t>
         </w:r>
         <w:r>
           <w:rPr>
@@ -7782,7 +7390,7 @@
             <w:noProof/>
             <w:webHidden/>
           </w:rPr>
-          <w:instrText xml:space="preserve"> PAGEREF _Toc226712518 \h </w:instrText>
+          <w:instrText xml:space="preserve"> PAGEREF _Toc233896188 \h </w:instrText>
         </w:r>
         <w:r>
           <w:rPr>
@@ -7830,7 +7438,7 @@
           <w14:ligatures w14:val="standardContextual"/>
         </w:rPr>
       </w:pPr>
-      <w:hyperlink w:anchor="_Toc226712519" w:history="1">
+      <w:hyperlink w:anchor="_Toc233896189" w:history="1">
         <w:r>
           <w:rPr>
             <w:rStyle w:val="Hyperlink"/>
@@ -7855,7 +7463,7 @@
             <w:rStyle w:val="Hyperlink"/>
             <w:noProof/>
           </w:rPr>
-          <w:t>LadderFuelMaxAge</w:t>
+          <w:t>CohortMortalityB2</w:t>
         </w:r>
         <w:r>
           <w:rPr>
@@ -7876,7 +7484,7 @@
             <w:noProof/>
             <w:webHidden/>
           </w:rPr>
-          <w:instrText xml:space="preserve"> PAGEREF _Toc226712519 \h </w:instrText>
+          <w:instrText xml:space="preserve"> PAGEREF _Toc233896189 \h </w:instrText>
         </w:r>
         <w:r>
           <w:rPr>
@@ -7924,7 +7532,7 @@
           <w14:ligatures w14:val="standardContextual"/>
         </w:rPr>
       </w:pPr>
-      <w:hyperlink w:anchor="_Toc226712520" w:history="1">
+      <w:hyperlink w:anchor="_Toc233896190" w:history="1">
         <w:r>
           <w:rPr>
             <w:rStyle w:val="Hyperlink"/>
@@ -7949,7 +7557,7 @@
             <w:rStyle w:val="Hyperlink"/>
             <w:noProof/>
           </w:rPr>
-          <w:t>LadderFuelSpeciesList</w:t>
+          <w:t>LadderFuelMaxAge</w:t>
         </w:r>
         <w:r>
           <w:rPr>
@@ -7970,7 +7578,7 @@
             <w:noProof/>
             <w:webHidden/>
           </w:rPr>
-          <w:instrText xml:space="preserve"> PAGEREF _Toc226712520 \h </w:instrText>
+          <w:instrText xml:space="preserve"> PAGEREF _Toc233896190 \h </w:instrText>
         </w:r>
         <w:r>
           <w:rPr>
@@ -8018,7 +7626,7 @@
           <w14:ligatures w14:val="standardContextual"/>
         </w:rPr>
       </w:pPr>
-      <w:hyperlink w:anchor="_Toc226712521" w:history="1">
+      <w:hyperlink w:anchor="_Toc233896191" w:history="1">
         <w:r>
           <w:rPr>
             <w:rStyle w:val="Hyperlink"/>
@@ -8043,7 +7651,7 @@
             <w:rStyle w:val="Hyperlink"/>
             <w:noProof/>
           </w:rPr>
-          <w:t>SuppressionMaxWindSpeed</w:t>
+          <w:t>LadderFuelSpeciesList</w:t>
         </w:r>
         <w:r>
           <w:rPr>
@@ -8064,7 +7672,7 @@
             <w:noProof/>
             <w:webHidden/>
           </w:rPr>
-          <w:instrText xml:space="preserve"> PAGEREF _Toc226712521 \h </w:instrText>
+          <w:instrText xml:space="preserve"> PAGEREF _Toc233896191 \h </w:instrText>
         </w:r>
         <w:r>
           <w:rPr>
@@ -8112,7 +7720,7 @@
           <w14:ligatures w14:val="standardContextual"/>
         </w:rPr>
       </w:pPr>
-      <w:hyperlink w:anchor="_Toc226712522" w:history="1">
+      <w:hyperlink w:anchor="_Toc233896192" w:history="1">
         <w:r>
           <w:rPr>
             <w:rStyle w:val="Hyperlink"/>
@@ -8137,7 +7745,7 @@
             <w:rStyle w:val="Hyperlink"/>
             <w:noProof/>
           </w:rPr>
-          <w:t>Suppression_CSV_File</w:t>
+          <w:t>SuppressionMaxWindSpeed</w:t>
         </w:r>
         <w:r>
           <w:rPr>
@@ -8158,7 +7766,7 @@
             <w:noProof/>
             <w:webHidden/>
           </w:rPr>
-          <w:instrText xml:space="preserve"> PAGEREF _Toc226712522 \h </w:instrText>
+          <w:instrText xml:space="preserve"> PAGEREF _Toc233896192 \h </w:instrText>
         </w:r>
         <w:r>
           <w:rPr>
@@ -8206,7 +7814,7 @@
           <w14:ligatures w14:val="standardContextual"/>
         </w:rPr>
       </w:pPr>
-      <w:hyperlink w:anchor="_Toc226712523" w:history="1">
+      <w:hyperlink w:anchor="_Toc233896193" w:history="1">
         <w:r>
           <w:rPr>
             <w:rStyle w:val="Hyperlink"/>
@@ -8231,6 +7839,100 @@
             <w:rStyle w:val="Hyperlink"/>
             <w:noProof/>
           </w:rPr>
+          <w:t>Suppression_CSV_File</w:t>
+        </w:r>
+        <w:r>
+          <w:rPr>
+            <w:noProof/>
+            <w:webHidden/>
+          </w:rPr>
+          <w:tab/>
+        </w:r>
+        <w:r>
+          <w:rPr>
+            <w:noProof/>
+            <w:webHidden/>
+          </w:rPr>
+          <w:fldChar w:fldCharType="begin"/>
+        </w:r>
+        <w:r>
+          <w:rPr>
+            <w:noProof/>
+            <w:webHidden/>
+          </w:rPr>
+          <w:instrText xml:space="preserve"> PAGEREF _Toc233896193 \h </w:instrText>
+        </w:r>
+        <w:r>
+          <w:rPr>
+            <w:noProof/>
+            <w:webHidden/>
+          </w:rPr>
+        </w:r>
+        <w:r>
+          <w:rPr>
+            <w:noProof/>
+            <w:webHidden/>
+          </w:rPr>
+          <w:fldChar w:fldCharType="separate"/>
+        </w:r>
+        <w:r>
+          <w:rPr>
+            <w:noProof/>
+            <w:webHidden/>
+          </w:rPr>
+          <w:t>17</w:t>
+        </w:r>
+        <w:r>
+          <w:rPr>
+            <w:noProof/>
+            <w:webHidden/>
+          </w:rPr>
+          <w:fldChar w:fldCharType="end"/>
+        </w:r>
+      </w:hyperlink>
+    </w:p>
+    <w:p>
+      <w:pPr>
+        <w:pStyle w:val="TOC2"/>
+        <w:tabs>
+          <w:tab w:val="left" w:pos="960"/>
+          <w:tab w:val="right" w:leader="dot" w:pos="9350"/>
+        </w:tabs>
+        <w:rPr>
+          <w:rFonts w:asciiTheme="minorHAnsi" w:eastAsiaTheme="minorEastAsia" w:hAnsiTheme="minorHAnsi" w:cstheme="minorBidi"/>
+          <w:noProof/>
+          <w:kern w:val="2"/>
+          <w:sz w:val="24"/>
+          <w:szCs w:val="24"/>
+          <w:lang w:eastAsia="en-US"/>
+          <w14:ligatures w14:val="standardContextual"/>
+        </w:rPr>
+      </w:pPr>
+      <w:hyperlink w:anchor="_Toc233896194" w:history="1">
+        <w:r>
+          <w:rPr>
+            <w:rStyle w:val="Hyperlink"/>
+            <w:noProof/>
+          </w:rPr>
+          <w:t>2.63.</w:t>
+        </w:r>
+        <w:r>
+          <w:rPr>
+            <w:rFonts w:asciiTheme="minorHAnsi" w:eastAsiaTheme="minorEastAsia" w:hAnsiTheme="minorHAnsi" w:cstheme="minorBidi"/>
+            <w:noProof/>
+            <w:kern w:val="2"/>
+            <w:sz w:val="24"/>
+            <w:szCs w:val="24"/>
+            <w:lang w:eastAsia="en-US"/>
+            <w14:ligatures w14:val="standardContextual"/>
+          </w:rPr>
+          <w:tab/>
+        </w:r>
+        <w:r>
+          <w:rPr>
+            <w:rStyle w:val="Hyperlink"/>
+            <w:noProof/>
+          </w:rPr>
           <w:t>DeadWoodTable</w:t>
         </w:r>
         <w:r>
@@ -8252,7 +7954,7 @@
             <w:noProof/>
             <w:webHidden/>
           </w:rPr>
-          <w:instrText xml:space="preserve"> PAGEREF _Toc226712523 \h </w:instrText>
+          <w:instrText xml:space="preserve"> PAGEREF _Toc233896194 \h </w:instrText>
         </w:r>
         <w:r>
           <w:rPr>
@@ -8303,7 +8005,7 @@
           <w14:ligatures w14:val="standardContextual"/>
         </w:rPr>
       </w:pPr>
-      <w:hyperlink w:anchor="_Toc226712524" w:history="1">
+      <w:hyperlink w:anchor="_Toc233896195" w:history="1">
         <w:r>
           <w:rPr>
             <w:rStyle w:val="Hyperlink"/>
@@ -8352,7 +8054,7 @@
             <w:noProof/>
             <w:webHidden/>
           </w:rPr>
-          <w:instrText xml:space="preserve"> PAGEREF _Toc226712524 \h </w:instrText>
+          <w:instrText xml:space="preserve"> PAGEREF _Toc233896195 \h </w:instrText>
         </w:r>
         <w:r>
           <w:rPr>
@@ -8400,7 +8102,7 @@
           <w14:ligatures w14:val="standardContextual"/>
         </w:rPr>
       </w:pPr>
-      <w:hyperlink w:anchor="_Toc226712525" w:history="1">
+      <w:hyperlink w:anchor="_Toc233896196" w:history="1">
         <w:r>
           <w:rPr>
             <w:rStyle w:val="Hyperlink"/>
@@ -8446,7 +8148,7 @@
             <w:noProof/>
             <w:webHidden/>
           </w:rPr>
-          <w:instrText xml:space="preserve"> PAGEREF _Toc226712525 \h </w:instrText>
+          <w:instrText xml:space="preserve"> PAGEREF _Toc233896196 \h </w:instrText>
         </w:r>
         <w:r>
           <w:rPr>
@@ -8494,7 +8196,7 @@
           <w14:ligatures w14:val="standardContextual"/>
         </w:rPr>
       </w:pPr>
-      <w:hyperlink w:anchor="_Toc226712526" w:history="1">
+      <w:hyperlink w:anchor="_Toc233896197" w:history="1">
         <w:r>
           <w:rPr>
             <w:rStyle w:val="Hyperlink"/>
@@ -8540,7 +8242,7 @@
             <w:noProof/>
             <w:webHidden/>
           </w:rPr>
-          <w:instrText xml:space="preserve"> PAGEREF _Toc226712526 \h </w:instrText>
+          <w:instrText xml:space="preserve"> PAGEREF _Toc233896197 \h </w:instrText>
         </w:r>
         <w:r>
           <w:rPr>
@@ -8588,7 +8290,7 @@
           <w14:ligatures w14:val="standardContextual"/>
         </w:rPr>
       </w:pPr>
-      <w:hyperlink w:anchor="_Toc226712527" w:history="1">
+      <w:hyperlink w:anchor="_Toc233896198" w:history="1">
         <w:r>
           <w:rPr>
             <w:rStyle w:val="Hyperlink"/>
@@ -8634,7 +8336,7 @@
             <w:noProof/>
             <w:webHidden/>
           </w:rPr>
-          <w:instrText xml:space="preserve"> PAGEREF _Toc226712527 \h </w:instrText>
+          <w:instrText xml:space="preserve"> PAGEREF _Toc233896198 \h </w:instrText>
         </w:r>
         <w:r>
           <w:rPr>
@@ -8682,7 +8384,7 @@
           <w14:ligatures w14:val="standardContextual"/>
         </w:rPr>
       </w:pPr>
-      <w:hyperlink w:anchor="_Toc226712528" w:history="1">
+      <w:hyperlink w:anchor="_Toc233896199" w:history="1">
         <w:r>
           <w:rPr>
             <w:rStyle w:val="Hyperlink"/>
@@ -8728,7 +8430,7 @@
             <w:noProof/>
             <w:webHidden/>
           </w:rPr>
-          <w:instrText xml:space="preserve"> PAGEREF _Toc226712528 \h </w:instrText>
+          <w:instrText xml:space="preserve"> PAGEREF _Toc233896199 \h </w:instrText>
         </w:r>
         <w:r>
           <w:rPr>
@@ -8776,7 +8478,7 @@
           <w14:ligatures w14:val="standardContextual"/>
         </w:rPr>
       </w:pPr>
-      <w:hyperlink w:anchor="_Toc226712529" w:history="1">
+      <w:hyperlink w:anchor="_Toc233896200" w:history="1">
         <w:r>
           <w:rPr>
             <w:rStyle w:val="Hyperlink"/>
@@ -8822,7 +8524,7 @@
             <w:noProof/>
             <w:webHidden/>
           </w:rPr>
-          <w:instrText xml:space="preserve"> PAGEREF _Toc226712529 \h </w:instrText>
+          <w:instrText xml:space="preserve"> PAGEREF _Toc233896200 \h </w:instrText>
         </w:r>
         <w:r>
           <w:rPr>
@@ -8870,7 +8572,7 @@
           <w14:ligatures w14:val="standardContextual"/>
         </w:rPr>
       </w:pPr>
-      <w:hyperlink w:anchor="_Toc226712530" w:history="1">
+      <w:hyperlink w:anchor="_Toc233896201" w:history="1">
         <w:r>
           <w:rPr>
             <w:rStyle w:val="Hyperlink"/>
@@ -8916,7 +8618,7 @@
             <w:noProof/>
             <w:webHidden/>
           </w:rPr>
-          <w:instrText xml:space="preserve"> PAGEREF _Toc226712530 \h </w:instrText>
+          <w:instrText xml:space="preserve"> PAGEREF _Toc233896201 \h </w:instrText>
         </w:r>
         <w:r>
           <w:rPr>
@@ -8964,7 +8666,7 @@
           <w14:ligatures w14:val="standardContextual"/>
         </w:rPr>
       </w:pPr>
-      <w:hyperlink w:anchor="_Toc226712531" w:history="1">
+      <w:hyperlink w:anchor="_Toc233896202" w:history="1">
         <w:r>
           <w:rPr>
             <w:rStyle w:val="Hyperlink"/>
@@ -9010,7 +8712,7 @@
             <w:noProof/>
             <w:webHidden/>
           </w:rPr>
-          <w:instrText xml:space="preserve"> PAGEREF _Toc226712531 \h </w:instrText>
+          <w:instrText xml:space="preserve"> PAGEREF _Toc233896202 \h </w:instrText>
         </w:r>
         <w:r>
           <w:rPr>
@@ -9058,7 +8760,7 @@
           <w14:ligatures w14:val="standardContextual"/>
         </w:rPr>
       </w:pPr>
-      <w:hyperlink w:anchor="_Toc226712532" w:history="1">
+      <w:hyperlink w:anchor="_Toc233896203" w:history="1">
         <w:r>
           <w:rPr>
             <w:rStyle w:val="Hyperlink"/>
@@ -9104,7 +8806,7 @@
             <w:noProof/>
             <w:webHidden/>
           </w:rPr>
-          <w:instrText xml:space="preserve"> PAGEREF _Toc226712532 \h </w:instrText>
+          <w:instrText xml:space="preserve"> PAGEREF _Toc233896203 \h </w:instrText>
         </w:r>
         <w:r>
           <w:rPr>
@@ -9152,7 +8854,7 @@
           <w14:ligatures w14:val="standardContextual"/>
         </w:rPr>
       </w:pPr>
-      <w:hyperlink w:anchor="_Toc226712533" w:history="1">
+      <w:hyperlink w:anchor="_Toc233896204" w:history="1">
         <w:r>
           <w:rPr>
             <w:rStyle w:val="Hyperlink"/>
@@ -9198,7 +8900,7 @@
             <w:noProof/>
             <w:webHidden/>
           </w:rPr>
-          <w:instrText xml:space="preserve"> PAGEREF _Toc226712533 \h </w:instrText>
+          <w:instrText xml:space="preserve"> PAGEREF _Toc233896204 \h </w:instrText>
         </w:r>
         <w:r>
           <w:rPr>
@@ -9249,7 +8951,7 @@
           <w14:ligatures w14:val="standardContextual"/>
         </w:rPr>
       </w:pPr>
-      <w:hyperlink w:anchor="_Toc226712534" w:history="1">
+      <w:hyperlink w:anchor="_Toc233896205" w:history="1">
         <w:r>
           <w:rPr>
             <w:rStyle w:val="Hyperlink"/>
@@ -9298,7 +9000,7 @@
             <w:noProof/>
             <w:webHidden/>
           </w:rPr>
-          <w:instrText xml:space="preserve"> PAGEREF _Toc226712534 \h </w:instrText>
+          <w:instrText xml:space="preserve"> PAGEREF _Toc233896205 \h </w:instrText>
         </w:r>
         <w:r>
           <w:rPr>
@@ -9342,7 +9044,7 @@
         <w:lastRenderedPageBreak/>
         <w:fldChar w:fldCharType="end"/>
       </w:r>
-      <w:bookmarkStart w:id="2" w:name="_Toc226712439"/>
+      <w:bookmarkStart w:id="2" w:name="_Toc233896113"/>
       <w:r>
         <w:t>Introduction</w:t>
       </w:r>
@@ -9430,7 +9132,7 @@
       </w:pPr>
       <w:bookmarkStart w:id="3" w:name="_Toc136162612"/>
       <w:bookmarkStart w:id="4" w:name="_Ref272935382"/>
-      <w:bookmarkStart w:id="5" w:name="_Toc226712440"/>
+      <w:bookmarkStart w:id="5" w:name="_Toc233896114"/>
       <w:r>
         <w:t xml:space="preserve">Fire </w:t>
       </w:r>
@@ -9496,7 +9198,7 @@
         <w:pStyle w:val="Heading3"/>
         <w:ind w:hanging="864"/>
       </w:pPr>
-      <w:bookmarkStart w:id="7" w:name="_Toc226712441"/>
+      <w:bookmarkStart w:id="7" w:name="_Toc233896115"/>
       <w:r>
         <w:t>Ignition</w:t>
       </w:r>
@@ -10047,7 +9749,7 @@
         </w:numPr>
         <w:ind w:hanging="1368"/>
       </w:pPr>
-      <w:bookmarkStart w:id="8" w:name="_Toc226712442"/>
+      <w:bookmarkStart w:id="8" w:name="_Toc233896116"/>
       <w:r>
         <w:t>Fire Spread: Lightning and Accidental</w:t>
       </w:r>
@@ -10574,7 +10276,7 @@
         </w:numPr>
         <w:ind w:hanging="1368"/>
       </w:pPr>
-      <w:bookmarkStart w:id="9" w:name="_Toc226712443"/>
+      <w:bookmarkStart w:id="9" w:name="_Toc233896117"/>
       <w:r>
         <w:t>Fire Spread: Prescribed Fires</w:t>
       </w:r>
@@ -10601,7 +10303,7 @@
         </w:numPr>
         <w:ind w:hanging="1368"/>
       </w:pPr>
-      <w:bookmarkStart w:id="10" w:name="_Toc226712444"/>
+      <w:bookmarkStart w:id="10" w:name="_Toc233896118"/>
       <w:r>
         <w:t>Fire Severity</w:t>
       </w:r>
@@ -11624,7 +11326,7 @@
         <w:pStyle w:val="Heading2"/>
         <w:spacing w:after="120"/>
       </w:pPr>
-      <w:bookmarkStart w:id="11" w:name="_Toc226712445"/>
+      <w:bookmarkStart w:id="11" w:name="_Toc233896119"/>
       <w:r>
         <w:t>References</w:t>
       </w:r>
@@ -11970,7 +11672,7 @@
         <w:spacing w:after="120"/>
       </w:pPr>
       <w:bookmarkStart w:id="12" w:name="_Toc136162628"/>
-      <w:bookmarkStart w:id="13" w:name="_Toc226712446"/>
+      <w:bookmarkStart w:id="13" w:name="_Toc233896120"/>
       <w:r>
         <w:t>Acknowledgments</w:t>
       </w:r>
@@ -11990,7 +11692,7 @@
         <w:pStyle w:val="Heading2"/>
         <w:spacing w:after="120"/>
       </w:pPr>
-      <w:bookmarkStart w:id="14" w:name="_Toc226712447"/>
+      <w:bookmarkStart w:id="14" w:name="_Toc233896121"/>
       <w:r>
         <w:t>Major Versions</w:t>
       </w:r>
@@ -12001,9 +11703,15 @@
         <w:pStyle w:val="Heading3"/>
         <w:ind w:hanging="864"/>
       </w:pPr>
-      <w:bookmarkStart w:id="15" w:name="_Toc226712448"/>
-      <w:r>
-        <w:t>Version 4.1 (March 2026)</w:t>
+      <w:bookmarkStart w:id="15" w:name="_Toc233896122"/>
+      <w:r>
+        <w:t>Version 4.</w:t>
+      </w:r>
+      <w:r>
+        <w:t>3</w:t>
+      </w:r>
+      <w:r>
+        <w:t xml:space="preserve"> (July 2026)</w:t>
       </w:r>
       <w:bookmarkEnd w:id="15"/>
     </w:p>
@@ -12012,7 +11720,15 @@
         <w:pStyle w:val="textbody"/>
       </w:pPr>
       <w:r>
-        <w:t>Updated to revised Universal Cohort Library (UCL).</w:t>
+        <w:t>A new optional parameter was added, ‘</w:t>
+      </w:r>
+      <w:proofErr w:type="spellStart"/>
+      <w:r>
+        <w:t>BurningSiteThreshold</w:t>
+      </w:r>
+      <w:proofErr w:type="spellEnd"/>
+      <w:r>
+        <w:t>’ that will infill unburned sites within an overall burn perimeter based on the number of neighbors that burned.  This removes some of the ‘pixelation’ that can result from low spread probabilities.</w:t>
       </w:r>
     </w:p>
     <w:p>
@@ -12020,9 +11736,15 @@
         <w:pStyle w:val="Heading3"/>
         <w:ind w:hanging="864"/>
       </w:pPr>
-      <w:bookmarkStart w:id="16" w:name="_Toc226712449"/>
-      <w:r>
-        <w:t>Version 4.0 (August 2024)</w:t>
+      <w:bookmarkStart w:id="16" w:name="_Toc233896123"/>
+      <w:r>
+        <w:t>Version 4.</w:t>
+      </w:r>
+      <w:r>
+        <w:t>2</w:t>
+      </w:r>
+      <w:r>
+        <w:t xml:space="preserve"> (May 2026)</w:t>
       </w:r>
       <w:bookmarkEnd w:id="16"/>
     </w:p>
@@ -12031,7 +11753,7 @@
         <w:pStyle w:val="textbody"/>
       </w:pPr>
       <w:r>
-        <w:t>Update to Core v8.0.</w:t>
+        <w:t>Updated Climate Library</w:t>
       </w:r>
     </w:p>
     <w:p>
@@ -12039,9 +11761,9 @@
         <w:pStyle w:val="Heading3"/>
         <w:ind w:hanging="864"/>
       </w:pPr>
-      <w:bookmarkStart w:id="17" w:name="_Toc226712450"/>
-      <w:r>
-        <w:t>Version 3.2 (October 2021)</w:t>
+      <w:bookmarkStart w:id="17" w:name="_Toc233896124"/>
+      <w:r>
+        <w:t>Version 4.1 (March 2026)</w:t>
       </w:r>
       <w:bookmarkEnd w:id="17"/>
     </w:p>
@@ -12050,15 +11772,7 @@
         <w:pStyle w:val="textbody"/>
       </w:pPr>
       <w:r>
-        <w:t xml:space="preserve">The climate library was updated to v4.2.  Also added a </w:t>
-      </w:r>
-      <w:proofErr w:type="spellStart"/>
-      <w:r>
-        <w:t>dNBR</w:t>
-      </w:r>
-      <w:proofErr w:type="spellEnd"/>
-      <w:r>
-        <w:t xml:space="preserve"> output map.  Minor fixes to documentation and fine fuels.</w:t>
+        <w:t>Updated to revised Universal Cohort Library (UCL).</w:t>
       </w:r>
     </w:p>
     <w:p>
@@ -12066,9 +11780,10 @@
         <w:pStyle w:val="Heading3"/>
         <w:ind w:hanging="864"/>
       </w:pPr>
-      <w:bookmarkStart w:id="18" w:name="_Toc226712451"/>
-      <w:r>
-        <w:t>Version 3.1 (March 2021)</w:t>
+      <w:bookmarkStart w:id="18" w:name="_Toc233896125"/>
+      <w:r>
+        <w:lastRenderedPageBreak/>
+        <w:t>Version 4.0 (August 2024)</w:t>
       </w:r>
       <w:bookmarkEnd w:id="18"/>
     </w:p>
@@ -12077,7 +11792,7 @@
         <w:pStyle w:val="textbody"/>
       </w:pPr>
       <w:r>
-        <w:t>The climate library was updated to v4.2.  The event log file was expanded to include additional entries.  Ladder fuel max age was fixed.</w:t>
+        <w:t>Update to Core v8.0.</w:t>
       </w:r>
     </w:p>
     <w:p>
@@ -12085,16 +11800,9 @@
         <w:pStyle w:val="Heading3"/>
         <w:ind w:hanging="864"/>
       </w:pPr>
-      <w:bookmarkStart w:id="19" w:name="_Toc226712452"/>
-      <w:r>
-        <w:lastRenderedPageBreak/>
-        <w:t>Version 3</w:t>
-      </w:r>
-      <w:r>
-        <w:t>.0</w:t>
-      </w:r>
-      <w:r>
-        <w:t xml:space="preserve"> (February 2021)</w:t>
+      <w:bookmarkStart w:id="19" w:name="_Toc233896126"/>
+      <w:r>
+        <w:t>Version 3.2 (October 2021)</w:t>
       </w:r>
       <w:bookmarkEnd w:id="19"/>
     </w:p>
@@ -12103,10 +11811,15 @@
         <w:pStyle w:val="textbody"/>
       </w:pPr>
       <w:r>
-        <w:t>Major revisions to site mortality (aka ‘fire severity’) and to cohort mortality with new inputs and retirements of prior inputs.</w:t>
-      </w:r>
-      <w:r>
-        <w:t xml:space="preserve"> Included new ignition options (Poisson versus Zero-inflated Poisson). Adjustment to how ignition algorithm is executed. Included change to spread based lower probability to diagonally adjacent cells, to account for increased distance. </w:t>
+        <w:t xml:space="preserve">The climate library was updated to v4.2.  Also added a </w:t>
+      </w:r>
+      <w:proofErr w:type="spellStart"/>
+      <w:r>
+        <w:t>dNBR</w:t>
+      </w:r>
+      <w:proofErr w:type="spellEnd"/>
+      <w:r>
+        <w:t xml:space="preserve"> output map.  Minor fixes to documentation and fine fuels.</w:t>
       </w:r>
     </w:p>
     <w:p>
@@ -12114,9 +11827,9 @@
         <w:pStyle w:val="Heading3"/>
         <w:ind w:hanging="864"/>
       </w:pPr>
-      <w:bookmarkStart w:id="20" w:name="_Toc226712453"/>
-      <w:r>
-        <w:t>Version 2.4 (August 2020)</w:t>
+      <w:bookmarkStart w:id="20" w:name="_Toc233896127"/>
+      <w:r>
+        <w:t>Version 3.1 (March 2021)</w:t>
       </w:r>
       <w:bookmarkEnd w:id="20"/>
     </w:p>
@@ -12125,7 +11838,7 @@
         <w:pStyle w:val="textbody"/>
       </w:pPr>
       <w:r>
-        <w:t>Updated to latest version of the climate library (v4.1).  Also added dynamic lightning ignition maps and dynamic accidental ignition maps.</w:t>
+        <w:t>The climate library was updated to v4.2.  The event log file was expanded to include additional entries.  Ladder fuel max age was fixed.</w:t>
       </w:r>
     </w:p>
     <w:p>
@@ -12133,9 +11846,15 @@
         <w:pStyle w:val="Heading3"/>
         <w:ind w:hanging="864"/>
       </w:pPr>
-      <w:bookmarkStart w:id="21" w:name="_Toc226712454"/>
-      <w:r>
-        <w:t>Version 2.3 (May 2019)</w:t>
+      <w:bookmarkStart w:id="21" w:name="_Toc233896128"/>
+      <w:r>
+        <w:t>Version 3</w:t>
+      </w:r>
+      <w:r>
+        <w:t>.0</w:t>
+      </w:r>
+      <w:r>
+        <w:t xml:space="preserve"> (February 2021)</w:t>
       </w:r>
       <w:bookmarkEnd w:id="21"/>
     </w:p>
@@ -12144,15 +11863,10 @@
         <w:pStyle w:val="textbody"/>
       </w:pPr>
       <w:r>
-        <w:t>Added additional input parameters for prescribed fires</w:t>
-      </w:r>
-      <w:proofErr w:type="gramStart"/>
-      <w:r>
-        <w:t>:  Maximum</w:t>
-      </w:r>
-      <w:proofErr w:type="gramEnd"/>
-      <w:r>
-        <w:t xml:space="preserve"> temperature, minimum relative humidity, last day of prescribed fire, and number of prescribed fires per day.</w:t>
+        <w:t>Major revisions to site mortality (aka ‘fire severity’) and to cohort mortality with new inputs and retirements of prior inputs.</w:t>
+      </w:r>
+      <w:r>
+        <w:t xml:space="preserve"> Included new ignition options (Poisson versus Zero-inflated Poisson). Adjustment to how ignition algorithm is executed. Included change to spread based lower probability to diagonally adjacent cells, to account for increased distance. </w:t>
       </w:r>
     </w:p>
     <w:p>
@@ -12160,9 +11874,9 @@
         <w:pStyle w:val="Heading3"/>
         <w:ind w:hanging="864"/>
       </w:pPr>
-      <w:bookmarkStart w:id="22" w:name="_Toc226712455"/>
-      <w:r>
-        <w:t>Version 2.2 (April 2019)</w:t>
+      <w:bookmarkStart w:id="22" w:name="_Toc233896129"/>
+      <w:r>
+        <w:t>Older Versions</w:t>
       </w:r>
       <w:bookmarkEnd w:id="22"/>
     </w:p>
@@ -12171,122 +11885,7 @@
         <w:pStyle w:val="textbody"/>
       </w:pPr>
       <w:r>
-        <w:t>Update to climate library v4.  Other small improvements.</w:t>
-      </w:r>
-    </w:p>
-    <w:p>
-      <w:pPr>
-        <w:pStyle w:val="Heading3"/>
-        <w:ind w:hanging="864"/>
-      </w:pPr>
-      <w:bookmarkStart w:id="23" w:name="_Toc226712456"/>
-      <w:r>
-        <w:t>Version 2.1 (November 2018)</w:t>
-      </w:r>
-      <w:bookmarkEnd w:id="23"/>
-    </w:p>
-    <w:p>
-      <w:pPr>
-        <w:pStyle w:val="textbody"/>
-      </w:pPr>
-      <w:r>
-        <w:t xml:space="preserve">Now includes dynamic ignition maps for prescribed fire and prescribed fire zones </w:t>
-      </w:r>
-      <w:proofErr w:type="gramStart"/>
-      <w:r>
-        <w:t>map</w:t>
-      </w:r>
-      <w:proofErr w:type="gramEnd"/>
-      <w:r>
-        <w:t>.</w:t>
-      </w:r>
-    </w:p>
-    <w:p>
-      <w:pPr>
-        <w:pStyle w:val="Heading3"/>
-        <w:ind w:hanging="864"/>
-      </w:pPr>
-      <w:bookmarkStart w:id="24" w:name="_Toc226712457"/>
-      <w:r>
-        <w:t>Version 2.0 (September 2018)</w:t>
-      </w:r>
-      <w:bookmarkEnd w:id="24"/>
-    </w:p>
-    <w:p>
-      <w:pPr>
-        <w:pStyle w:val="textbody"/>
-      </w:pPr>
-      <w:r>
-        <w:t>Compatible with Core v7.</w:t>
-      </w:r>
-    </w:p>
-    <w:p>
-      <w:pPr>
-        <w:pStyle w:val="Heading3"/>
-        <w:ind w:hanging="864"/>
-      </w:pPr>
-      <w:bookmarkStart w:id="25" w:name="_Toc226712458"/>
-      <w:r>
-        <w:t>Version 1.1 (June 2018)</w:t>
-      </w:r>
-      <w:bookmarkEnd w:id="25"/>
-    </w:p>
-    <w:p>
-      <w:pPr>
-        <w:pStyle w:val="textbody"/>
-      </w:pPr>
-      <w:r>
-        <w:t>If it is a prescribed fire, default fire spread probability will be 1.0 although this can be reduced via suppression.  Prescribed fires spread up until they reach their target size or are constricted by suppression or non-active cells.  Prescribed fires occur entirely within a single day.</w:t>
-      </w:r>
-    </w:p>
-    <w:p>
-      <w:pPr>
-        <w:pStyle w:val="Heading3"/>
-        <w:ind w:hanging="864"/>
-      </w:pPr>
-      <w:bookmarkStart w:id="26" w:name="_Toc226712459"/>
-      <w:r>
-        <w:t xml:space="preserve">Version </w:t>
-      </w:r>
-      <w:r>
-        <w:t>1</w:t>
-      </w:r>
-      <w:r>
-        <w:t>.</w:t>
-      </w:r>
-      <w:r>
-        <w:t>0</w:t>
-      </w:r>
-      <w:r>
-        <w:t xml:space="preserve"> (</w:t>
-      </w:r>
-      <w:r>
-        <w:t>April</w:t>
-      </w:r>
-      <w:r>
-        <w:t xml:space="preserve"> </w:t>
-      </w:r>
-      <w:r>
-        <w:t>201</w:t>
-      </w:r>
-      <w:r>
-        <w:t>8</w:t>
-      </w:r>
-      <w:r>
-        <w:t>)</w:t>
-      </w:r>
-      <w:bookmarkEnd w:id="26"/>
-    </w:p>
-    <w:p>
-      <w:pPr>
-        <w:pStyle w:val="textbody"/>
-        <w:ind w:left="1170"/>
-      </w:pPr>
-      <w:r>
-        <w:t>First release</w:t>
-      </w:r>
-      <w:r>
-        <w:t>.</w:t>
+        <w:t>Documentation for older versions can be found on GitHub.</w:t>
       </w:r>
     </w:p>
     <w:p>
@@ -12294,55 +11893,109 @@
         <w:pStyle w:val="Heading2"/>
         <w:spacing w:after="120"/>
       </w:pPr>
-      <w:bookmarkStart w:id="27" w:name="_Toc226712460"/>
+      <w:bookmarkStart w:id="23" w:name="_Toc233896130"/>
       <w:r>
         <w:t>Minor Versions</w:t>
       </w:r>
       <w:r>
         <w:t xml:space="preserve"> (this major release)</w:t>
       </w:r>
-      <w:bookmarkEnd w:id="27"/>
+      <w:bookmarkEnd w:id="23"/>
     </w:p>
     <w:p>
       <w:pPr>
         <w:pStyle w:val="Heading1"/>
         <w:spacing w:after="120"/>
       </w:pPr>
-      <w:bookmarkStart w:id="28" w:name="_Toc102232959"/>
-      <w:bookmarkStart w:id="29" w:name="_Toc136162629"/>
-      <w:bookmarkStart w:id="30" w:name="_Toc226712461"/>
+      <w:bookmarkStart w:id="24" w:name="_Toc102232959"/>
+      <w:bookmarkStart w:id="25" w:name="_Toc136162629"/>
+      <w:bookmarkStart w:id="26" w:name="_Toc233896131"/>
       <w:bookmarkEnd w:id="6"/>
       <w:r>
         <w:lastRenderedPageBreak/>
         <w:t>Parameter Input File</w:t>
       </w:r>
+      <w:bookmarkEnd w:id="24"/>
+      <w:bookmarkEnd w:id="25"/>
+      <w:bookmarkEnd w:id="26"/>
+    </w:p>
+    <w:p>
+      <w:pPr>
+        <w:pStyle w:val="textbody"/>
+      </w:pPr>
+      <w:r>
+        <w:t xml:space="preserve">Most of the input parameters for this extension are specified in one input file.  This text file must comply with the general format requirements described in section 3.1 </w:t>
+      </w:r>
+      <w:r>
+        <w:rPr>
+          <w:i/>
+          <w:iCs/>
+        </w:rPr>
+        <w:t>Text Input Files</w:t>
+      </w:r>
+      <w:r>
+        <w:t xml:space="preserve"> in the </w:t>
+      </w:r>
+      <w:r>
+        <w:rPr>
+          <w:i/>
+          <w:iCs/>
+        </w:rPr>
+        <w:t>LANDIS-II Model User Guide</w:t>
+      </w:r>
+      <w:r>
+        <w:t>.</w:t>
+      </w:r>
+    </w:p>
+    <w:p>
+      <w:pPr>
+        <w:pStyle w:val="Heading2"/>
+        <w:spacing w:after="120"/>
+      </w:pPr>
+      <w:bookmarkStart w:id="27" w:name="_Toc112235332"/>
+      <w:bookmarkStart w:id="28" w:name="_Toc133386213"/>
+      <w:bookmarkStart w:id="29" w:name="_Toc136162630"/>
+      <w:bookmarkStart w:id="30" w:name="_Toc233896132"/>
+      <w:proofErr w:type="spellStart"/>
+      <w:r>
+        <w:t>LandisData</w:t>
+      </w:r>
+      <w:bookmarkEnd w:id="27"/>
       <w:bookmarkEnd w:id="28"/>
       <w:bookmarkEnd w:id="29"/>
       <w:bookmarkEnd w:id="30"/>
+      <w:proofErr w:type="spellEnd"/>
     </w:p>
     <w:p>
       <w:pPr>
         <w:pStyle w:val="textbody"/>
       </w:pPr>
       <w:r>
-        <w:t xml:space="preserve">Most of the input parameters for this extension are specified in one input file.  This text file must comply with the general format requirements described in section 3.1 </w:t>
-      </w:r>
-      <w:r>
-        <w:rPr>
-          <w:i/>
-          <w:iCs/>
-        </w:rPr>
-        <w:t>Text Input Files</w:t>
-      </w:r>
-      <w:r>
-        <w:t xml:space="preserve"> in the </w:t>
-      </w:r>
-      <w:r>
-        <w:rPr>
-          <w:i/>
-          <w:iCs/>
-        </w:rPr>
-        <w:t>LANDIS-II Model User Guide</w:t>
+        <w:t xml:space="preserve">This parameter’s value must be </w:t>
+      </w:r>
+      <w:r>
+        <w:rPr>
+          <w:rFonts w:ascii="Courier New" w:hAnsi="Courier New" w:cs="Courier New"/>
+          <w:sz w:val="20"/>
+          <w:szCs w:val="20"/>
+        </w:rPr>
+        <w:t>"</w:t>
+      </w:r>
+      <w:r>
+        <w:rPr>
+          <w:rFonts w:ascii="Courier New" w:hAnsi="Courier New" w:cs="Courier New"/>
+          <w:sz w:val="20"/>
+          <w:szCs w:val="20"/>
+        </w:rPr>
+        <w:t>Social Climate Fire</w:t>
+      </w:r>
+      <w:r>
+        <w:rPr>
+          <w:rFonts w:ascii="Courier New" w:hAnsi="Courier New" w:cs="Courier New"/>
+          <w:sz w:val="20"/>
+          <w:szCs w:val="20"/>
+        </w:rPr>
+        <w:t>"</w:t>
       </w:r>
       <w:r>
         <w:t>.</w:t>
@@ -12353,42 +12006,355 @@
         <w:pStyle w:val="Heading2"/>
         <w:spacing w:after="120"/>
       </w:pPr>
-      <w:bookmarkStart w:id="31" w:name="_Toc112235332"/>
-      <w:bookmarkStart w:id="32" w:name="_Toc133386213"/>
-      <w:bookmarkStart w:id="33" w:name="_Toc136162630"/>
-      <w:bookmarkStart w:id="34" w:name="_Toc226712462"/>
-      <w:proofErr w:type="spellStart"/>
-      <w:r>
-        <w:t>LandisData</w:t>
+      <w:bookmarkStart w:id="31" w:name="_Toc112235333"/>
+      <w:bookmarkStart w:id="32" w:name="_Toc133386214"/>
+      <w:bookmarkStart w:id="33" w:name="_Toc136162631"/>
+      <w:bookmarkStart w:id="34" w:name="_Toc233896133"/>
+      <w:r>
+        <w:t>Timestep</w:t>
       </w:r>
       <w:bookmarkEnd w:id="31"/>
       <w:bookmarkEnd w:id="32"/>
       <w:bookmarkEnd w:id="33"/>
+      <w:r>
+        <w:t xml:space="preserve"> (Not functional)</w:t>
+      </w:r>
       <w:bookmarkEnd w:id="34"/>
+    </w:p>
+    <w:p>
+      <w:pPr>
+        <w:pStyle w:val="textbody"/>
+      </w:pPr>
+      <w:r>
+        <w:t>Note: This parameter is not functional.  Because SC</w:t>
+      </w:r>
+      <w:r>
+        <w:t>F</w:t>
+      </w:r>
+      <w:r>
+        <w:t xml:space="preserve"> requires daily data, it cannot produce an average fire regime for longer than annual time steps.  </w:t>
+      </w:r>
+      <w:r>
+        <w:t>Therefore,</w:t>
+      </w:r>
+      <w:r>
+        <w:t xml:space="preserve"> the default is 1.  Future versions will remove this parameter.</w:t>
+      </w:r>
+    </w:p>
+    <w:p>
+      <w:pPr>
+        <w:pStyle w:val="Heading2"/>
+      </w:pPr>
+      <w:bookmarkStart w:id="35" w:name="_Toc233896134"/>
+      <w:proofErr w:type="spellStart"/>
+      <w:r>
+        <w:t>TimeZeroPET</w:t>
+      </w:r>
       <w:proofErr w:type="spellEnd"/>
+      <w:r>
+        <w:t xml:space="preserve"> (optional double)</w:t>
+      </w:r>
+      <w:bookmarkEnd w:id="35"/>
     </w:p>
     <w:p>
       <w:pPr>
         <w:pStyle w:val="textbody"/>
       </w:pPr>
       <w:r>
-        <w:t xml:space="preserve">This parameter’s value must be </w:t>
-      </w:r>
-      <w:r>
+        <w:t>The Potential Evapotranspiration (PET) for time zero.  Because there is no preceding weather data at time one, it is sometimes necessary to give time zero a PET value to prevent too much fire initially.</w:t>
+      </w:r>
+    </w:p>
+    <w:p>
+      <w:pPr>
+        <w:pStyle w:val="Heading2"/>
+      </w:pPr>
+      <w:bookmarkStart w:id="36" w:name="_Toc233896135"/>
+      <w:proofErr w:type="spellStart"/>
+      <w:r>
+        <w:t>TimeZeroCWD</w:t>
+      </w:r>
+      <w:proofErr w:type="spellEnd"/>
+      <w:r>
+        <w:t xml:space="preserve"> (optional double)</w:t>
+      </w:r>
+      <w:bookmarkEnd w:id="36"/>
+    </w:p>
+    <w:p>
+      <w:pPr>
+        <w:pStyle w:val="textbody"/>
+      </w:pPr>
+      <w:r>
+        <w:t>The Climate Water Deficit (CWD) for time zero.  Because there is no preceding weather data at time one, it is sometimes necessary to give time zero a CWD value to prevent too much fire initially.</w:t>
+      </w:r>
+    </w:p>
+    <w:p>
+      <w:pPr>
+        <w:pStyle w:val="Heading2"/>
+      </w:pPr>
+      <w:bookmarkStart w:id="37" w:name="_Toc233896136"/>
+      <w:proofErr w:type="spellStart"/>
+      <w:r>
+        <w:t>Species_CSV_File</w:t>
+      </w:r>
+      <w:bookmarkEnd w:id="37"/>
+      <w:proofErr w:type="spellEnd"/>
+    </w:p>
+    <w:p>
+      <w:pPr>
+        <w:pStyle w:val="textbody"/>
+      </w:pPr>
+      <w:r>
+        <w:t xml:space="preserve">The </w:t>
+      </w:r>
+      <w:r>
+        <w:t xml:space="preserve">parameter specifies the </w:t>
+      </w:r>
+      <w:r>
+        <w:t>location of a .csv file containing the columns “</w:t>
+      </w:r>
+      <w:proofErr w:type="spellStart"/>
+      <w:r>
+        <w:t>SpeciesCode</w:t>
+      </w:r>
+      <w:proofErr w:type="spellEnd"/>
+      <w:r>
+        <w:t>”,</w:t>
+      </w:r>
+      <w:r>
+        <w:t xml:space="preserve"> </w:t>
+      </w:r>
+      <w:r>
+        <w:t>“</w:t>
+      </w:r>
+      <w:proofErr w:type="spellStart"/>
+      <w:r>
+        <w:t>AgeDBH</w:t>
+      </w:r>
+      <w:proofErr w:type="spellEnd"/>
+      <w:r>
+        <w:t>”</w:t>
+      </w:r>
+      <w:proofErr w:type="gramStart"/>
+      <w:r>
+        <w:t>,”</w:t>
+      </w:r>
+      <w:proofErr w:type="spellStart"/>
+      <w:r>
+        <w:t>MaximumBarkThickness</w:t>
+      </w:r>
+      <w:proofErr w:type="spellEnd"/>
+      <w:proofErr w:type="gramEnd"/>
+      <w:r>
+        <w:t xml:space="preserve">”. Each row should be a species </w:t>
+      </w:r>
+      <w:r>
+        <w:t xml:space="preserve">code (from the list of model species) </w:t>
+      </w:r>
+      <w:r>
+        <w:t>followed by the parameters described in Equation 10. These are empirical relationships</w:t>
+      </w:r>
+      <w:r>
+        <w:t xml:space="preserve"> derived</w:t>
+      </w:r>
+      <w:r>
+        <w:t xml:space="preserve"> from </w:t>
+      </w:r>
+      <w:r>
+        <w:t>empirical</w:t>
+      </w:r>
+      <w:r>
+        <w:t xml:space="preserve"> data. </w:t>
+      </w:r>
+    </w:p>
+    <w:p>
+      <w:pPr>
+        <w:pStyle w:val="Heading2"/>
+        <w:spacing w:after="120"/>
+      </w:pPr>
+      <w:bookmarkStart w:id="38" w:name="_Toc136162634"/>
+      <w:bookmarkStart w:id="39" w:name="_Ref272935309"/>
+      <w:bookmarkStart w:id="40" w:name="_Toc233896137"/>
+      <w:proofErr w:type="spellStart"/>
+      <w:r>
+        <w:t>AccidentalIgnitionsMap</w:t>
+      </w:r>
+      <w:bookmarkEnd w:id="40"/>
+      <w:proofErr w:type="spellEnd"/>
+    </w:p>
+    <w:p>
+      <w:pPr>
+        <w:pStyle w:val="textbody"/>
+      </w:pPr>
+      <w:r>
+        <w:t xml:space="preserve">This parameter specifies a raster map </w:t>
+      </w:r>
+      <w:r>
+        <w:t xml:space="preserve">that ranks where </w:t>
+      </w:r>
+      <w:r>
+        <w:t>accidental ignition</w:t>
+      </w:r>
+      <w:r>
+        <w:t>s</w:t>
+      </w:r>
+      <w:r>
+        <w:t xml:space="preserve"> occur.  The map units are double (allowing for fractions).  Units are not specified</w:t>
+      </w:r>
+      <w:r>
+        <w:t>.  T</w:t>
+      </w:r>
+      <w:r>
+        <w:t xml:space="preserve">he </w:t>
+      </w:r>
+      <w:r>
+        <w:t xml:space="preserve">map </w:t>
+      </w:r>
+      <w:r>
+        <w:t xml:space="preserve">data weights the </w:t>
+      </w:r>
+      <w:r>
+        <w:t>location of accidental ignitions occurrence</w:t>
+      </w:r>
+      <w:r>
+        <w:t xml:space="preserve"> whereby the list of values are sorted</w:t>
+      </w:r>
+      <w:r>
+        <w:t xml:space="preserve"> with higher values more likely to be selected; </w:t>
+      </w:r>
+      <w:r>
+        <w:t>ignitions are sequentially drawn from this weighted, sorted list</w:t>
+      </w:r>
+      <w:r>
+        <w:t>.</w:t>
+      </w:r>
+      <w:r>
+        <w:t xml:space="preserve">  Values of 0.0 will not ignite.</w:t>
+      </w:r>
+    </w:p>
+    <w:p>
+      <w:pPr>
+        <w:pStyle w:val="textbody"/>
+      </w:pPr>
+      <w:r>
+        <w:rPr>
+          <w:b/>
+        </w:rPr>
+        <w:t>User Tip</w:t>
+      </w:r>
+      <w:r>
+        <w:rPr>
+          <w:b/>
+        </w:rPr>
+        <w:t>:</w:t>
+      </w:r>
+      <w:r>
+        <w:t xml:space="preserve"> T</w:t>
+      </w:r>
+      <w:r>
+        <w:t xml:space="preserve">he map can have a single value </w:t>
+      </w:r>
+      <w:r>
+        <w:t>and</w:t>
+      </w:r>
+      <w:r>
+        <w:t xml:space="preserve"> therefore random locations will be selected.</w:t>
+      </w:r>
+    </w:p>
+    <w:p>
+      <w:pPr>
+        <w:pStyle w:val="textbody"/>
+        <w:rPr>
+          <w:bCs/>
+        </w:rPr>
+      </w:pPr>
+      <w:r>
+        <w:rPr>
+          <w:b/>
+        </w:rPr>
+        <w:lastRenderedPageBreak/>
+        <w:t>User Tip</w:t>
+      </w:r>
+      <w:r>
+        <w:rPr>
+          <w:b/>
+        </w:rPr>
+        <w:t xml:space="preserve">: </w:t>
+      </w:r>
+      <w:r>
+        <w:rPr>
+          <w:bCs/>
+        </w:rPr>
+        <w:t>Users have reported that values less than 1.0 do not produce enough ignitions.  If your data scale from 0.0 – 1.0, consider multiplying map data by 100.0.</w:t>
+      </w:r>
+    </w:p>
+    <w:p>
+      <w:pPr>
+        <w:pStyle w:val="Heading2"/>
+        <w:spacing w:after="120"/>
+      </w:pPr>
+      <w:bookmarkStart w:id="41" w:name="_Toc233896138"/>
+      <w:proofErr w:type="spellStart"/>
+      <w:r>
+        <w:t>DynamicAccidentalIgnitionMaps</w:t>
+      </w:r>
+      <w:proofErr w:type="spellEnd"/>
+      <w:r>
+        <w:t xml:space="preserve"> (Optional)</w:t>
+      </w:r>
+      <w:bookmarkEnd w:id="41"/>
+    </w:p>
+    <w:p>
+      <w:pPr>
+        <w:pStyle w:val="textbody"/>
+      </w:pPr>
+      <w:r>
+        <w:t xml:space="preserve">This </w:t>
+      </w:r>
+      <w:r>
+        <w:rPr>
+          <w:b/>
+        </w:rPr>
+        <w:t>optional table</w:t>
+      </w:r>
+      <w:r>
+        <w:t xml:space="preserve"> allows you to change accidental fire ignition maps for any given year.  The table contains </w:t>
+      </w:r>
+      <w:r>
+        <w:rPr>
+          <w:b/>
+        </w:rPr>
+        <w:t>simulation year</w:t>
+      </w:r>
+      <w:r>
+        <w:t xml:space="preserve"> and </w:t>
+      </w:r>
+      <w:r>
+        <w:rPr>
+          <w:b/>
+        </w:rPr>
+        <w:t>map name</w:t>
+      </w:r>
+      <w:r>
+        <w:t>, each pair on a separate line.</w:t>
+      </w:r>
+    </w:p>
+    <w:p>
+      <w:pPr>
+        <w:pStyle w:val="textbody"/>
         <w:rPr>
           <w:rFonts w:ascii="Courier New" w:hAnsi="Courier New" w:cs="Courier New"/>
           <w:sz w:val="20"/>
           <w:szCs w:val="20"/>
         </w:rPr>
-        <w:t>"</w:t>
-      </w:r>
+      </w:pPr>
+      <w:proofErr w:type="spellStart"/>
       <w:r>
         <w:rPr>
           <w:rFonts w:ascii="Courier New" w:hAnsi="Courier New" w:cs="Courier New"/>
           <w:sz w:val="20"/>
           <w:szCs w:val="20"/>
         </w:rPr>
-        <w:t>Social Climate Fire</w:t>
+        <w:t>Dynamic</w:t>
       </w:r>
       <w:r>
         <w:rPr>
@@ -12396,432 +12362,85 @@
           <w:sz w:val="20"/>
           <w:szCs w:val="20"/>
         </w:rPr>
-        <w:t>"</w:t>
-      </w:r>
-      <w:r>
-        <w:t>.</w:t>
-      </w:r>
-    </w:p>
-    <w:p>
-      <w:pPr>
-        <w:pStyle w:val="Heading2"/>
-        <w:spacing w:after="120"/>
-      </w:pPr>
-      <w:bookmarkStart w:id="35" w:name="_Toc112235333"/>
-      <w:bookmarkStart w:id="36" w:name="_Toc133386214"/>
-      <w:bookmarkStart w:id="37" w:name="_Toc136162631"/>
-      <w:bookmarkStart w:id="38" w:name="_Toc226712463"/>
-      <w:r>
-        <w:t>Timestep</w:t>
-      </w:r>
-      <w:bookmarkEnd w:id="35"/>
-      <w:bookmarkEnd w:id="36"/>
-      <w:bookmarkEnd w:id="37"/>
-      <w:r>
-        <w:t xml:space="preserve"> (Not functional)</w:t>
-      </w:r>
-      <w:bookmarkEnd w:id="38"/>
-    </w:p>
-    <w:p>
-      <w:pPr>
-        <w:pStyle w:val="textbody"/>
-      </w:pPr>
-      <w:r>
-        <w:t>Note: This parameter is not functional.  Because SC</w:t>
-      </w:r>
-      <w:r>
-        <w:t>F</w:t>
-      </w:r>
-      <w:r>
-        <w:t xml:space="preserve"> requires daily data, it cannot produce an average fire regime for longer than annual time steps.  </w:t>
-      </w:r>
-      <w:r>
-        <w:t>Therefore,</w:t>
-      </w:r>
-      <w:r>
-        <w:t xml:space="preserve"> the default is 1.  Future versions will remove this parameter.</w:t>
-      </w:r>
-    </w:p>
-    <w:p>
-      <w:pPr>
-        <w:pStyle w:val="Heading2"/>
-      </w:pPr>
-      <w:bookmarkStart w:id="39" w:name="_Toc226712464"/>
-      <w:proofErr w:type="spellStart"/>
-      <w:r>
-        <w:t>TimeZeroPET</w:t>
-      </w:r>
-      <w:proofErr w:type="spellEnd"/>
-      <w:r>
-        <w:t xml:space="preserve"> (optional double)</w:t>
-      </w:r>
-      <w:bookmarkEnd w:id="39"/>
-    </w:p>
-    <w:p>
-      <w:pPr>
-        <w:pStyle w:val="textbody"/>
-      </w:pPr>
-      <w:r>
-        <w:t>The Potential Evapotranspiration (PET) for time zero.  Because there is no preceding weather data at time one, it is sometimes necessary to give time zero a PET value to prevent too much fire initially.</w:t>
-      </w:r>
-    </w:p>
-    <w:p>
-      <w:pPr>
-        <w:pStyle w:val="Heading2"/>
-      </w:pPr>
-      <w:bookmarkStart w:id="40" w:name="_Toc226712465"/>
-      <w:proofErr w:type="spellStart"/>
-      <w:r>
-        <w:t>TimeZeroCWD</w:t>
-      </w:r>
-      <w:proofErr w:type="spellEnd"/>
-      <w:r>
-        <w:t xml:space="preserve"> (optional double)</w:t>
-      </w:r>
-      <w:bookmarkEnd w:id="40"/>
-    </w:p>
-    <w:p>
-      <w:pPr>
-        <w:pStyle w:val="textbody"/>
-      </w:pPr>
-      <w:r>
-        <w:t>The Climate Water Deficit (CWD) for time zero.  Because there is no preceding weather data at time one, it is sometimes necessary to give time zero a CWD value to prevent too much fire initially.</w:t>
-      </w:r>
-    </w:p>
-    <w:p>
-      <w:pPr>
-        <w:pStyle w:val="Heading2"/>
-      </w:pPr>
-      <w:bookmarkStart w:id="41" w:name="_Toc226712466"/>
-      <w:proofErr w:type="spellStart"/>
-      <w:r>
-        <w:t>Species_CSV_File</w:t>
-      </w:r>
-      <w:bookmarkEnd w:id="41"/>
-      <w:proofErr w:type="spellEnd"/>
-    </w:p>
-    <w:p>
-      <w:pPr>
-        <w:pStyle w:val="textbody"/>
-      </w:pPr>
-      <w:r>
-        <w:t xml:space="preserve">The </w:t>
-      </w:r>
-      <w:r>
-        <w:t xml:space="preserve">parameter specifies the </w:t>
-      </w:r>
-      <w:r>
-        <w:t>location of a .csv file containing the columns “</w:t>
-      </w:r>
-      <w:proofErr w:type="spellStart"/>
-      <w:r>
-        <w:t>SpeciesCode</w:t>
-      </w:r>
-      <w:proofErr w:type="spellEnd"/>
-      <w:r>
-        <w:t>”,</w:t>
-      </w:r>
-      <w:r>
-        <w:t xml:space="preserve"> </w:t>
-      </w:r>
-      <w:r>
-        <w:t>“</w:t>
-      </w:r>
-      <w:proofErr w:type="spellStart"/>
-      <w:r>
-        <w:t>AgeDBH</w:t>
-      </w:r>
-      <w:proofErr w:type="spellEnd"/>
-      <w:r>
-        <w:t>”</w:t>
-      </w:r>
-      <w:proofErr w:type="gramStart"/>
-      <w:r>
-        <w:t>,”</w:t>
-      </w:r>
-      <w:proofErr w:type="spellStart"/>
-      <w:r>
-        <w:t>MaximumBarkThickness</w:t>
-      </w:r>
-      <w:proofErr w:type="spellEnd"/>
-      <w:proofErr w:type="gramEnd"/>
-      <w:r>
-        <w:t xml:space="preserve">”. Each row should be a species </w:t>
-      </w:r>
-      <w:r>
-        <w:t xml:space="preserve">code (from the list of model species) </w:t>
-      </w:r>
-      <w:r>
-        <w:t>followed by the parameters described in Equation 10. These are empirical relationships</w:t>
-      </w:r>
-      <w:r>
-        <w:t xml:space="preserve"> derived</w:t>
-      </w:r>
-      <w:r>
-        <w:t xml:space="preserve"> from </w:t>
-      </w:r>
-      <w:r>
-        <w:t>empirical</w:t>
-      </w:r>
-      <w:r>
-        <w:t xml:space="preserve"> data. </w:t>
-      </w:r>
-    </w:p>
-    <w:p>
-      <w:pPr>
-        <w:pStyle w:val="Heading2"/>
-        <w:spacing w:after="120"/>
-      </w:pPr>
-      <w:bookmarkStart w:id="42" w:name="_Toc136162634"/>
-      <w:bookmarkStart w:id="43" w:name="_Ref272935309"/>
-      <w:bookmarkStart w:id="44" w:name="_Toc226712467"/>
-      <w:proofErr w:type="spellStart"/>
-      <w:r>
-        <w:t>AccidentalIgnitionsMap</w:t>
-      </w:r>
-      <w:bookmarkEnd w:id="44"/>
-      <w:proofErr w:type="spellEnd"/>
-    </w:p>
-    <w:p>
-      <w:pPr>
-        <w:pStyle w:val="textbody"/>
-      </w:pPr>
-      <w:r>
-        <w:t xml:space="preserve">This parameter specifies a raster map </w:t>
-      </w:r>
-      <w:r>
-        <w:t xml:space="preserve">that ranks where </w:t>
-      </w:r>
-      <w:r>
-        <w:t>accidental ignition</w:t>
-      </w:r>
-      <w:r>
-        <w:t>s</w:t>
-      </w:r>
-      <w:r>
-        <w:t xml:space="preserve"> occur.  The map units are double (allowing for fractions).  Units are not specified</w:t>
-      </w:r>
-      <w:r>
-        <w:t>.  T</w:t>
-      </w:r>
-      <w:r>
-        <w:t xml:space="preserve">he </w:t>
-      </w:r>
-      <w:r>
-        <w:t xml:space="preserve">map </w:t>
-      </w:r>
-      <w:r>
-        <w:t xml:space="preserve">data weights the </w:t>
-      </w:r>
-      <w:r>
-        <w:t>location of accidental ignitions occurrence</w:t>
-      </w:r>
-      <w:r>
-        <w:t xml:space="preserve"> whereby the list of values are sorted</w:t>
-      </w:r>
-      <w:r>
-        <w:t xml:space="preserve"> with higher values more likely to be selected; </w:t>
-      </w:r>
-      <w:r>
-        <w:t>ignitions are sequentially drawn from this weighted, sorted list</w:t>
-      </w:r>
-      <w:r>
-        <w:t>.</w:t>
-      </w:r>
-      <w:r>
-        <w:t xml:space="preserve">  Values of 0.0 will not ignite.</w:t>
-      </w:r>
-    </w:p>
-    <w:p>
-      <w:pPr>
-        <w:pStyle w:val="textbody"/>
-      </w:pPr>
-      <w:r>
-        <w:rPr>
-          <w:b/>
-        </w:rPr>
-        <w:t>User Tip</w:t>
-      </w:r>
-      <w:r>
-        <w:rPr>
-          <w:b/>
-        </w:rPr>
-        <w:t>:</w:t>
-      </w:r>
-      <w:r>
-        <w:t xml:space="preserve"> T</w:t>
-      </w:r>
-      <w:r>
-        <w:t xml:space="preserve">he map can have a single value </w:t>
-      </w:r>
-      <w:r>
-        <w:t>and</w:t>
-      </w:r>
-      <w:r>
-        <w:t xml:space="preserve"> therefore random locations will be selected.</w:t>
-      </w:r>
-    </w:p>
-    <w:p>
-      <w:pPr>
-        <w:pStyle w:val="textbody"/>
-        <w:rPr>
-          <w:bCs/>
-        </w:rPr>
-      </w:pPr>
-      <w:r>
-        <w:rPr>
-          <w:b/>
-        </w:rPr>
-        <w:lastRenderedPageBreak/>
-        <w:t>User Tip</w:t>
-      </w:r>
-      <w:r>
-        <w:rPr>
-          <w:b/>
-        </w:rPr>
-        <w:t>:</w:t>
-      </w:r>
-      <w:r>
-        <w:rPr>
-          <w:b/>
-        </w:rPr>
-        <w:t xml:space="preserve"> </w:t>
-      </w:r>
-      <w:r>
-        <w:rPr>
-          <w:bCs/>
-        </w:rPr>
-        <w:t>Users have reported that values less than 1.0 do not produce enough ignitions.  If your data scale from 0.0 – 1.0, consider multiplying map data by 100.0.</w:t>
-      </w:r>
-    </w:p>
-    <w:p>
-      <w:pPr>
-        <w:pStyle w:val="Heading2"/>
-        <w:spacing w:after="120"/>
-      </w:pPr>
-      <w:bookmarkStart w:id="45" w:name="_Toc226712468"/>
-      <w:proofErr w:type="spellStart"/>
-      <w:r>
-        <w:t>DynamicAccidentalIgnitionMaps</w:t>
-      </w:r>
-      <w:proofErr w:type="spellEnd"/>
-      <w:r>
-        <w:t xml:space="preserve"> (Optional)</w:t>
-      </w:r>
-      <w:bookmarkEnd w:id="45"/>
-    </w:p>
-    <w:p>
-      <w:pPr>
-        <w:pStyle w:val="textbody"/>
-      </w:pPr>
-      <w:r>
-        <w:t xml:space="preserve">This </w:t>
-      </w:r>
-      <w:r>
-        <w:rPr>
-          <w:b/>
-        </w:rPr>
-        <w:t>optional table</w:t>
-      </w:r>
-      <w:r>
-        <w:t xml:space="preserve"> allows you to change accidental fire ignition maps for any given year.  The table contains </w:t>
-      </w:r>
-      <w:r>
-        <w:rPr>
-          <w:b/>
-        </w:rPr>
-        <w:t>simulation year</w:t>
-      </w:r>
-      <w:r>
-        <w:t xml:space="preserve"> and </w:t>
-      </w:r>
-      <w:r>
-        <w:rPr>
-          <w:b/>
-        </w:rPr>
-        <w:t>map name</w:t>
-      </w:r>
-      <w:r>
-        <w:t>, each pair on a separate line.</w:t>
-      </w:r>
-    </w:p>
-    <w:p>
-      <w:pPr>
-        <w:pStyle w:val="textbody"/>
+        <w:t>Accidental</w:t>
+      </w:r>
+      <w:r>
         <w:rPr>
           <w:rFonts w:ascii="Courier New" w:hAnsi="Courier New" w:cs="Courier New"/>
           <w:sz w:val="20"/>
           <w:szCs w:val="20"/>
         </w:rPr>
-      </w:pPr>
-      <w:proofErr w:type="spellStart"/>
+        <w:t>IgnitionMaps</w:t>
+      </w:r>
+      <w:proofErr w:type="spellEnd"/>
       <w:r>
         <w:rPr>
           <w:rFonts w:ascii="Courier New" w:hAnsi="Courier New" w:cs="Courier New"/>
           <w:sz w:val="20"/>
           <w:szCs w:val="20"/>
         </w:rPr>
-        <w:t>Dynamic</w:t>
-      </w:r>
-      <w:r>
+        <w:t xml:space="preserve"> &lt;&lt; Optional</w:t>
+      </w:r>
+    </w:p>
+    <w:p>
+      <w:pPr>
+        <w:pStyle w:val="textbody"/>
         <w:rPr>
           <w:rFonts w:ascii="Courier New" w:hAnsi="Courier New" w:cs="Courier New"/>
           <w:sz w:val="20"/>
           <w:szCs w:val="20"/>
         </w:rPr>
-        <w:t>Accidental</w:t>
-      </w:r>
+      </w:pPr>
       <w:r>
         <w:rPr>
           <w:rFonts w:ascii="Courier New" w:hAnsi="Courier New" w:cs="Courier New"/>
           <w:sz w:val="20"/>
           <w:szCs w:val="20"/>
         </w:rPr>
-        <w:t>IgnitionMaps</w:t>
-      </w:r>
-      <w:proofErr w:type="spellEnd"/>
+        <w:t>3</w:t>
+      </w:r>
       <w:r>
         <w:rPr>
           <w:rFonts w:ascii="Courier New" w:hAnsi="Courier New" w:cs="Courier New"/>
           <w:sz w:val="20"/>
           <w:szCs w:val="20"/>
         </w:rPr>
-        <w:t xml:space="preserve"> &lt;&lt; Optional</w:t>
-      </w:r>
-    </w:p>
-    <w:p>
-      <w:pPr>
-        <w:pStyle w:val="textbody"/>
+        <w:tab/>
+      </w:r>
+      <w:r>
         <w:rPr>
           <w:rFonts w:ascii="Courier New" w:hAnsi="Courier New" w:cs="Courier New"/>
           <w:sz w:val="20"/>
           <w:szCs w:val="20"/>
         </w:rPr>
-      </w:pPr>
+        <w:tab/>
+        <w:t>AccIgnitions</w:t>
+      </w:r>
       <w:r>
         <w:rPr>
           <w:rFonts w:ascii="Courier New" w:hAnsi="Courier New" w:cs="Courier New"/>
           <w:sz w:val="20"/>
           <w:szCs w:val="20"/>
         </w:rPr>
-        <w:t>3</w:t>
-      </w:r>
-      <w:r>
+        <w:t xml:space="preserve">3.img </w:t>
+      </w:r>
+    </w:p>
+    <w:p>
+      <w:pPr>
+        <w:pStyle w:val="textbody"/>
         <w:rPr>
           <w:rFonts w:ascii="Courier New" w:hAnsi="Courier New" w:cs="Courier New"/>
           <w:sz w:val="20"/>
           <w:szCs w:val="20"/>
         </w:rPr>
-        <w:tab/>
-      </w:r>
+      </w:pPr>
       <w:r>
         <w:rPr>
           <w:rFonts w:ascii="Courier New" w:hAnsi="Courier New" w:cs="Courier New"/>
           <w:sz w:val="20"/>
           <w:szCs w:val="20"/>
         </w:rPr>
-        <w:tab/>
-        <w:t>AccIgnitions</w:t>
+        <w:t>5</w:t>
       </w:r>
       <w:r>
         <w:rPr>
@@ -12829,42 +12448,42 @@
           <w:sz w:val="20"/>
           <w:szCs w:val="20"/>
         </w:rPr>
-        <w:t xml:space="preserve">3.img </w:t>
-      </w:r>
-    </w:p>
-    <w:p>
-      <w:pPr>
-        <w:pStyle w:val="textbody"/>
+        <w:tab/>
+      </w:r>
+      <w:r>
         <w:rPr>
           <w:rFonts w:ascii="Courier New" w:hAnsi="Courier New" w:cs="Courier New"/>
           <w:sz w:val="20"/>
           <w:szCs w:val="20"/>
         </w:rPr>
-      </w:pPr>
+        <w:tab/>
+        <w:t>AccIgnitions5</w:t>
+      </w:r>
       <w:r>
         <w:rPr>
           <w:rFonts w:ascii="Courier New" w:hAnsi="Courier New" w:cs="Courier New"/>
           <w:sz w:val="20"/>
           <w:szCs w:val="20"/>
         </w:rPr>
-        <w:t>5</w:t>
-      </w:r>
-      <w:r>
+        <w:t xml:space="preserve">.img </w:t>
+      </w:r>
+    </w:p>
+    <w:p>
+      <w:pPr>
+        <w:pStyle w:val="textbody"/>
         <w:rPr>
           <w:rFonts w:ascii="Courier New" w:hAnsi="Courier New" w:cs="Courier New"/>
           <w:sz w:val="20"/>
           <w:szCs w:val="20"/>
         </w:rPr>
-        <w:tab/>
-      </w:r>
+      </w:pPr>
       <w:r>
         <w:rPr>
           <w:rFonts w:ascii="Courier New" w:hAnsi="Courier New" w:cs="Courier New"/>
           <w:sz w:val="20"/>
           <w:szCs w:val="20"/>
         </w:rPr>
-        <w:tab/>
-        <w:t>AccIgnitions5</w:t>
+        <w:t>13</w:t>
       </w:r>
       <w:r>
         <w:rPr>
@@ -12872,42 +12491,133 @@
           <w:sz w:val="20"/>
           <w:szCs w:val="20"/>
         </w:rPr>
-        <w:t xml:space="preserve">.img </w:t>
-      </w:r>
-    </w:p>
-    <w:p>
-      <w:pPr>
-        <w:pStyle w:val="textbody"/>
+        <w:tab/>
+      </w:r>
+      <w:r>
         <w:rPr>
           <w:rFonts w:ascii="Courier New" w:hAnsi="Courier New" w:cs="Courier New"/>
           <w:sz w:val="20"/>
           <w:szCs w:val="20"/>
         </w:rPr>
-      </w:pPr>
+        <w:tab/>
+        <w:t>AccIgnitions1</w:t>
+      </w:r>
       <w:r>
         <w:rPr>
           <w:rFonts w:ascii="Courier New" w:hAnsi="Courier New" w:cs="Courier New"/>
           <w:sz w:val="20"/>
           <w:szCs w:val="20"/>
         </w:rPr>
-        <w:t>13</w:t>
-      </w:r>
-      <w:r>
+        <w:t>3.img</w:t>
+      </w:r>
+    </w:p>
+    <w:p>
+      <w:pPr>
+        <w:pStyle w:val="Heading2"/>
+        <w:spacing w:after="120"/>
+      </w:pPr>
+      <w:bookmarkStart w:id="42" w:name="_Toc233896139"/>
+      <w:proofErr w:type="spellStart"/>
+      <w:r>
+        <w:t>LightningIgnitionsMap</w:t>
+      </w:r>
+      <w:bookmarkEnd w:id="42"/>
+      <w:proofErr w:type="spellEnd"/>
+    </w:p>
+    <w:p>
+      <w:pPr>
+        <w:pStyle w:val="textbody"/>
+      </w:pPr>
+      <w:r>
+        <w:t xml:space="preserve">This parameter specifies a raster map </w:t>
+      </w:r>
+      <w:r>
+        <w:t xml:space="preserve">that ranks </w:t>
+      </w:r>
+      <w:r>
+        <w:t xml:space="preserve">where lightning ignitions </w:t>
+      </w:r>
+      <w:r>
+        <w:t xml:space="preserve">will </w:t>
+      </w:r>
+      <w:r>
+        <w:t xml:space="preserve">occur.  </w:t>
+      </w:r>
+      <w:r>
+        <w:t>See the entry for Accidental Ignitions Map for further details.</w:t>
+      </w:r>
+    </w:p>
+    <w:p>
+      <w:pPr>
+        <w:pStyle w:val="Heading2"/>
+        <w:spacing w:after="120"/>
+      </w:pPr>
+      <w:bookmarkStart w:id="43" w:name="_Toc136162636"/>
+      <w:bookmarkStart w:id="44" w:name="_Toc233896140"/>
+      <w:bookmarkEnd w:id="38"/>
+      <w:bookmarkEnd w:id="39"/>
+      <w:proofErr w:type="spellStart"/>
+      <w:r>
+        <w:t>DynamicLightningIgnitionMaps</w:t>
+      </w:r>
+      <w:proofErr w:type="spellEnd"/>
+      <w:r>
+        <w:t xml:space="preserve"> (Optional)</w:t>
+      </w:r>
+      <w:bookmarkEnd w:id="44"/>
+    </w:p>
+    <w:p>
+      <w:pPr>
+        <w:pStyle w:val="textbody"/>
+      </w:pPr>
+      <w:r>
+        <w:t xml:space="preserve">This </w:t>
+      </w:r>
+      <w:r>
+        <w:rPr>
+          <w:b/>
+        </w:rPr>
+        <w:t>optional table</w:t>
+      </w:r>
+      <w:r>
+        <w:t xml:space="preserve"> allows you to change lightning fire ignition maps for any given year.  The table contains </w:t>
+      </w:r>
+      <w:r>
+        <w:rPr>
+          <w:b/>
+        </w:rPr>
+        <w:t>simulation year</w:t>
+      </w:r>
+      <w:r>
+        <w:t xml:space="preserve"> and </w:t>
+      </w:r>
+      <w:r>
+        <w:rPr>
+          <w:b/>
+        </w:rPr>
+        <w:t>map name</w:t>
+      </w:r>
+      <w:r>
+        <w:t>, each pair on a separate line.</w:t>
+      </w:r>
+    </w:p>
+    <w:p>
+      <w:pPr>
+        <w:pStyle w:val="textbody"/>
         <w:rPr>
           <w:rFonts w:ascii="Courier New" w:hAnsi="Courier New" w:cs="Courier New"/>
           <w:sz w:val="20"/>
           <w:szCs w:val="20"/>
         </w:rPr>
-        <w:tab/>
-      </w:r>
+      </w:pPr>
+      <w:proofErr w:type="spellStart"/>
       <w:r>
         <w:rPr>
           <w:rFonts w:ascii="Courier New" w:hAnsi="Courier New" w:cs="Courier New"/>
           <w:sz w:val="20"/>
           <w:szCs w:val="20"/>
         </w:rPr>
-        <w:tab/>
-        <w:t>AccIgnitions1</w:t>
+        <w:t>Dynamic</w:t>
       </w:r>
       <w:r>
         <w:rPr>
@@ -12915,176 +12625,85 @@
           <w:sz w:val="20"/>
           <w:szCs w:val="20"/>
         </w:rPr>
-        <w:t>3.img</w:t>
-      </w:r>
-    </w:p>
-    <w:p>
-      <w:pPr>
-        <w:pStyle w:val="Heading2"/>
-        <w:spacing w:after="120"/>
-      </w:pPr>
-      <w:bookmarkStart w:id="46" w:name="_Toc226712469"/>
-      <w:proofErr w:type="spellStart"/>
-      <w:r>
-        <w:t>LightningIgnitionsMap</w:t>
-      </w:r>
-      <w:bookmarkEnd w:id="46"/>
-      <w:proofErr w:type="spellEnd"/>
-    </w:p>
-    <w:p>
-      <w:pPr>
-        <w:pStyle w:val="textbody"/>
-      </w:pPr>
-      <w:r>
-        <w:t xml:space="preserve">This parameter specifies a raster map </w:t>
-      </w:r>
-      <w:r>
-        <w:t xml:space="preserve">that ranks </w:t>
-      </w:r>
-      <w:r>
-        <w:t xml:space="preserve">where lightning ignitions </w:t>
-      </w:r>
-      <w:r>
-        <w:t xml:space="preserve">will </w:t>
-      </w:r>
-      <w:r>
-        <w:t xml:space="preserve">occur.  </w:t>
-      </w:r>
-      <w:r>
-        <w:t>See the entry for Accidental Ignitions Map for further details.</w:t>
-      </w:r>
-    </w:p>
-    <w:p>
-      <w:pPr>
-        <w:pStyle w:val="Heading2"/>
-        <w:spacing w:after="120"/>
-      </w:pPr>
-      <w:bookmarkStart w:id="47" w:name="_Toc136162636"/>
-      <w:bookmarkStart w:id="48" w:name="_Toc226712470"/>
-      <w:bookmarkEnd w:id="42"/>
-      <w:bookmarkEnd w:id="43"/>
-      <w:proofErr w:type="spellStart"/>
-      <w:r>
-        <w:t>DynamicLightningIgnitionMaps</w:t>
-      </w:r>
-      <w:proofErr w:type="spellEnd"/>
-      <w:r>
-        <w:t xml:space="preserve"> (Optional)</w:t>
-      </w:r>
-      <w:bookmarkEnd w:id="48"/>
-    </w:p>
-    <w:p>
-      <w:pPr>
-        <w:pStyle w:val="textbody"/>
-      </w:pPr>
-      <w:r>
-        <w:t xml:space="preserve">This </w:t>
-      </w:r>
-      <w:r>
-        <w:rPr>
-          <w:b/>
-        </w:rPr>
-        <w:t>optional table</w:t>
-      </w:r>
-      <w:r>
-        <w:t xml:space="preserve"> allows you to change lightning fire ignition maps for any given year.  The table contains </w:t>
-      </w:r>
-      <w:r>
-        <w:rPr>
-          <w:b/>
-        </w:rPr>
-        <w:t>simulation year</w:t>
-      </w:r>
-      <w:r>
-        <w:t xml:space="preserve"> and </w:t>
-      </w:r>
-      <w:r>
-        <w:rPr>
-          <w:b/>
-        </w:rPr>
-        <w:t>map name</w:t>
-      </w:r>
-      <w:r>
-        <w:t>, each pair on a separate line.</w:t>
-      </w:r>
-    </w:p>
-    <w:p>
-      <w:pPr>
-        <w:pStyle w:val="textbody"/>
+        <w:t>Lightning</w:t>
+      </w:r>
+      <w:r>
         <w:rPr>
           <w:rFonts w:ascii="Courier New" w:hAnsi="Courier New" w:cs="Courier New"/>
           <w:sz w:val="20"/>
           <w:szCs w:val="20"/>
         </w:rPr>
-      </w:pPr>
-      <w:proofErr w:type="spellStart"/>
+        <w:t>IgnitionMaps</w:t>
+      </w:r>
+      <w:proofErr w:type="spellEnd"/>
       <w:r>
         <w:rPr>
           <w:rFonts w:ascii="Courier New" w:hAnsi="Courier New" w:cs="Courier New"/>
           <w:sz w:val="20"/>
           <w:szCs w:val="20"/>
         </w:rPr>
-        <w:t>Dynamic</w:t>
-      </w:r>
-      <w:r>
+        <w:t xml:space="preserve"> &lt;&lt; Optional</w:t>
+      </w:r>
+    </w:p>
+    <w:p>
+      <w:pPr>
+        <w:pStyle w:val="textbody"/>
         <w:rPr>
           <w:rFonts w:ascii="Courier New" w:hAnsi="Courier New" w:cs="Courier New"/>
           <w:sz w:val="20"/>
           <w:szCs w:val="20"/>
         </w:rPr>
-        <w:t>Lightning</w:t>
-      </w:r>
+      </w:pPr>
       <w:r>
         <w:rPr>
           <w:rFonts w:ascii="Courier New" w:hAnsi="Courier New" w:cs="Courier New"/>
           <w:sz w:val="20"/>
           <w:szCs w:val="20"/>
         </w:rPr>
-        <w:t>IgnitionMaps</w:t>
-      </w:r>
-      <w:proofErr w:type="spellEnd"/>
+        <w:t>3</w:t>
+      </w:r>
       <w:r>
         <w:rPr>
           <w:rFonts w:ascii="Courier New" w:hAnsi="Courier New" w:cs="Courier New"/>
           <w:sz w:val="20"/>
           <w:szCs w:val="20"/>
         </w:rPr>
-        <w:t xml:space="preserve"> &lt;&lt; Optional</w:t>
-      </w:r>
-    </w:p>
-    <w:p>
-      <w:pPr>
-        <w:pStyle w:val="textbody"/>
+        <w:tab/>
+      </w:r>
+      <w:r>
         <w:rPr>
           <w:rFonts w:ascii="Courier New" w:hAnsi="Courier New" w:cs="Courier New"/>
           <w:sz w:val="20"/>
           <w:szCs w:val="20"/>
         </w:rPr>
-      </w:pPr>
+        <w:tab/>
+        <w:t>LtIgnitions</w:t>
+      </w:r>
       <w:r>
         <w:rPr>
           <w:rFonts w:ascii="Courier New" w:hAnsi="Courier New" w:cs="Courier New"/>
           <w:sz w:val="20"/>
           <w:szCs w:val="20"/>
         </w:rPr>
-        <w:t>3</w:t>
-      </w:r>
-      <w:r>
+        <w:t xml:space="preserve">3.img </w:t>
+      </w:r>
+    </w:p>
+    <w:p>
+      <w:pPr>
+        <w:pStyle w:val="textbody"/>
         <w:rPr>
           <w:rFonts w:ascii="Courier New" w:hAnsi="Courier New" w:cs="Courier New"/>
           <w:sz w:val="20"/>
           <w:szCs w:val="20"/>
         </w:rPr>
-        <w:tab/>
-      </w:r>
+      </w:pPr>
       <w:r>
         <w:rPr>
           <w:rFonts w:ascii="Courier New" w:hAnsi="Courier New" w:cs="Courier New"/>
           <w:sz w:val="20"/>
           <w:szCs w:val="20"/>
         </w:rPr>
-        <w:tab/>
-        <w:t>LtIgnitions</w:t>
+        <w:t>5</w:t>
       </w:r>
       <w:r>
         <w:rPr>
@@ -13092,42 +12711,42 @@
           <w:sz w:val="20"/>
           <w:szCs w:val="20"/>
         </w:rPr>
-        <w:t xml:space="preserve">3.img </w:t>
-      </w:r>
-    </w:p>
-    <w:p>
-      <w:pPr>
-        <w:pStyle w:val="textbody"/>
+        <w:tab/>
+      </w:r>
+      <w:r>
         <w:rPr>
           <w:rFonts w:ascii="Courier New" w:hAnsi="Courier New" w:cs="Courier New"/>
           <w:sz w:val="20"/>
           <w:szCs w:val="20"/>
         </w:rPr>
-      </w:pPr>
+        <w:tab/>
+        <w:t>LtIgnitions5</w:t>
+      </w:r>
       <w:r>
         <w:rPr>
           <w:rFonts w:ascii="Courier New" w:hAnsi="Courier New" w:cs="Courier New"/>
           <w:sz w:val="20"/>
           <w:szCs w:val="20"/>
         </w:rPr>
-        <w:t>5</w:t>
-      </w:r>
-      <w:r>
+        <w:t xml:space="preserve">.img </w:t>
+      </w:r>
+    </w:p>
+    <w:p>
+      <w:pPr>
+        <w:pStyle w:val="textbody"/>
         <w:rPr>
           <w:rFonts w:ascii="Courier New" w:hAnsi="Courier New" w:cs="Courier New"/>
           <w:sz w:val="20"/>
           <w:szCs w:val="20"/>
         </w:rPr>
-        <w:tab/>
-      </w:r>
+      </w:pPr>
       <w:r>
         <w:rPr>
           <w:rFonts w:ascii="Courier New" w:hAnsi="Courier New" w:cs="Courier New"/>
           <w:sz w:val="20"/>
           <w:szCs w:val="20"/>
         </w:rPr>
-        <w:tab/>
-        <w:t>LtIgnitions5</w:t>
+        <w:t>13</w:t>
       </w:r>
       <w:r>
         <w:rPr>
@@ -13135,137 +12754,139 @@
           <w:sz w:val="20"/>
           <w:szCs w:val="20"/>
         </w:rPr>
-        <w:t xml:space="preserve">.img </w:t>
-      </w:r>
-    </w:p>
-    <w:p>
-      <w:pPr>
-        <w:pStyle w:val="textbody"/>
+        <w:tab/>
+      </w:r>
+      <w:r>
         <w:rPr>
           <w:rFonts w:ascii="Courier New" w:hAnsi="Courier New" w:cs="Courier New"/>
           <w:sz w:val="20"/>
           <w:szCs w:val="20"/>
         </w:rPr>
-      </w:pPr>
+        <w:tab/>
+        <w:t>LtIgnitions1</w:t>
+      </w:r>
       <w:r>
         <w:rPr>
           <w:rFonts w:ascii="Courier New" w:hAnsi="Courier New" w:cs="Courier New"/>
           <w:sz w:val="20"/>
           <w:szCs w:val="20"/>
         </w:rPr>
-        <w:t>13</w:t>
-      </w:r>
-      <w:r>
+        <w:t>3.img</w:t>
+      </w:r>
+    </w:p>
+    <w:p>
+      <w:pPr>
+        <w:pStyle w:val="Heading2"/>
+        <w:spacing w:after="120"/>
+      </w:pPr>
+      <w:bookmarkStart w:id="45" w:name="_Toc233896141"/>
+      <w:proofErr w:type="spellStart"/>
+      <w:r>
+        <w:t>RxIgnitionsMap</w:t>
+      </w:r>
+      <w:bookmarkEnd w:id="45"/>
+      <w:proofErr w:type="spellEnd"/>
+    </w:p>
+    <w:p>
+      <w:pPr>
+        <w:pStyle w:val="textbody"/>
+      </w:pPr>
+      <w:r>
+        <w:t xml:space="preserve">This parameter specifies a raster map </w:t>
+      </w:r>
+      <w:r>
+        <w:t xml:space="preserve">that ranks </w:t>
+      </w:r>
+      <w:r>
+        <w:t xml:space="preserve">where prescribed fire </w:t>
+      </w:r>
+      <w:r>
+        <w:t xml:space="preserve">will </w:t>
+      </w:r>
+      <w:r>
+        <w:t xml:space="preserve">occur.  </w:t>
+      </w:r>
+      <w:r>
+        <w:t>See the entry for Accidental Ignitions Map for further details.</w:t>
+      </w:r>
+    </w:p>
+    <w:p>
+      <w:pPr>
+        <w:pStyle w:val="Heading2"/>
+        <w:spacing w:after="120"/>
+      </w:pPr>
+      <w:bookmarkStart w:id="46" w:name="_Toc233896142"/>
+      <w:proofErr w:type="spellStart"/>
+      <w:r>
+        <w:t>DynamicRxIgnitionMaps</w:t>
+      </w:r>
+      <w:proofErr w:type="spellEnd"/>
+      <w:r>
+        <w:t xml:space="preserve"> (Optional)</w:t>
+      </w:r>
+      <w:bookmarkEnd w:id="46"/>
+    </w:p>
+    <w:p>
+      <w:pPr>
+        <w:pStyle w:val="textbody"/>
+      </w:pPr>
+      <w:r>
+        <w:t xml:space="preserve">This </w:t>
+      </w:r>
+      <w:r>
+        <w:rPr>
+          <w:b/>
+        </w:rPr>
+        <w:t>optional table</w:t>
+      </w:r>
+      <w:r>
+        <w:t xml:space="preserve"> allows you to change prescribed fire ignition maps for any given year.  The table contains </w:t>
+      </w:r>
+      <w:r>
+        <w:rPr>
+          <w:b/>
+        </w:rPr>
+        <w:t>simulation year</w:t>
+      </w:r>
+      <w:r>
+        <w:t xml:space="preserve"> and </w:t>
+      </w:r>
+      <w:r>
+        <w:rPr>
+          <w:b/>
+        </w:rPr>
+        <w:t>map name</w:t>
+      </w:r>
+      <w:r>
+        <w:t>, each pair on a separate line.</w:t>
+      </w:r>
+    </w:p>
+    <w:p>
+      <w:pPr>
+        <w:pStyle w:val="textbody"/>
         <w:rPr>
           <w:rFonts w:ascii="Courier New" w:hAnsi="Courier New" w:cs="Courier New"/>
           <w:sz w:val="20"/>
           <w:szCs w:val="20"/>
         </w:rPr>
-        <w:tab/>
-      </w:r>
+      </w:pPr>
+      <w:proofErr w:type="spellStart"/>
       <w:r>
         <w:rPr>
           <w:rFonts w:ascii="Courier New" w:hAnsi="Courier New" w:cs="Courier New"/>
           <w:sz w:val="20"/>
           <w:szCs w:val="20"/>
         </w:rPr>
-        <w:tab/>
-        <w:t>LtIgnitions1</w:t>
-      </w:r>
+        <w:t>DynamicRxIgnitionMaps</w:t>
+      </w:r>
+      <w:proofErr w:type="spellEnd"/>
       <w:r>
         <w:rPr>
           <w:rFonts w:ascii="Courier New" w:hAnsi="Courier New" w:cs="Courier New"/>
           <w:sz w:val="20"/>
           <w:szCs w:val="20"/>
         </w:rPr>
-        <w:t>3.img</w:t>
-      </w:r>
-    </w:p>
-    <w:p>
-      <w:pPr>
-        <w:pStyle w:val="Heading2"/>
-        <w:spacing w:after="120"/>
-      </w:pPr>
-      <w:bookmarkStart w:id="49" w:name="_Toc226712471"/>
-      <w:proofErr w:type="spellStart"/>
-      <w:r>
-        <w:t>RxIgnitionsMap</w:t>
-      </w:r>
-      <w:bookmarkEnd w:id="49"/>
-      <w:proofErr w:type="spellEnd"/>
-    </w:p>
-    <w:p>
-      <w:pPr>
-        <w:pStyle w:val="textbody"/>
-      </w:pPr>
-      <w:r>
-        <w:t xml:space="preserve">This parameter specifies a raster map </w:t>
-      </w:r>
-      <w:r>
-        <w:t xml:space="preserve">that ranks </w:t>
-      </w:r>
-      <w:r>
-        <w:t xml:space="preserve">where prescribed fire </w:t>
-      </w:r>
-      <w:r>
-        <w:t xml:space="preserve">will </w:t>
-      </w:r>
-      <w:r>
-        <w:t xml:space="preserve">occur.  </w:t>
-      </w:r>
-      <w:r>
-        <w:t>See the entry for Accidental Ignitions Map for further details.</w:t>
-      </w:r>
-    </w:p>
-    <w:p>
-      <w:pPr>
-        <w:pStyle w:val="Heading2"/>
-        <w:spacing w:after="120"/>
-      </w:pPr>
-      <w:bookmarkStart w:id="50" w:name="_Toc226712472"/>
-      <w:proofErr w:type="spellStart"/>
-      <w:r>
-        <w:t>DynamicRxIgnitionMaps</w:t>
-      </w:r>
-      <w:proofErr w:type="spellEnd"/>
-      <w:r>
-        <w:t xml:space="preserve"> (Optional)</w:t>
-      </w:r>
-      <w:bookmarkEnd w:id="50"/>
-    </w:p>
-    <w:p>
-      <w:pPr>
-        <w:pStyle w:val="textbody"/>
-      </w:pPr>
-      <w:r>
-        <w:t xml:space="preserve">This </w:t>
-      </w:r>
-      <w:r>
-        <w:rPr>
-          <w:b/>
-        </w:rPr>
-        <w:t>optional table</w:t>
-      </w:r>
-      <w:r>
-        <w:t xml:space="preserve"> allows you to change prescribed fire ignition maps for any given year.  The table contains </w:t>
-      </w:r>
-      <w:r>
-        <w:rPr>
-          <w:b/>
-        </w:rPr>
-        <w:t>simulation year</w:t>
-      </w:r>
-      <w:r>
-        <w:t xml:space="preserve"> and </w:t>
-      </w:r>
-      <w:r>
-        <w:rPr>
-          <w:b/>
-        </w:rPr>
-        <w:t>map name</w:t>
-      </w:r>
-      <w:r>
-        <w:t>, each pair on a separate line.</w:t>
+        <w:t xml:space="preserve"> &lt;&lt; Optional</w:t>
       </w:r>
     </w:p>
     <w:p>
@@ -13277,58 +12898,56 @@
           <w:szCs w:val="20"/>
         </w:rPr>
       </w:pPr>
-      <w:proofErr w:type="spellStart"/>
       <w:r>
         <w:rPr>
           <w:rFonts w:ascii="Courier New" w:hAnsi="Courier New" w:cs="Courier New"/>
           <w:sz w:val="20"/>
           <w:szCs w:val="20"/>
         </w:rPr>
-        <w:t>DynamicRxIgnitionMaps</w:t>
-      </w:r>
-      <w:proofErr w:type="spellEnd"/>
+        <w:t>3</w:t>
+      </w:r>
       <w:r>
         <w:rPr>
           <w:rFonts w:ascii="Courier New" w:hAnsi="Courier New" w:cs="Courier New"/>
           <w:sz w:val="20"/>
           <w:szCs w:val="20"/>
         </w:rPr>
-        <w:t xml:space="preserve"> &lt;&lt; Optional</w:t>
-      </w:r>
-    </w:p>
-    <w:p>
-      <w:pPr>
-        <w:pStyle w:val="textbody"/>
+        <w:tab/>
+      </w:r>
+      <w:r>
         <w:rPr>
           <w:rFonts w:ascii="Courier New" w:hAnsi="Courier New" w:cs="Courier New"/>
           <w:sz w:val="20"/>
           <w:szCs w:val="20"/>
         </w:rPr>
-      </w:pPr>
+        <w:tab/>
+        <w:t>RxIgnitions</w:t>
+      </w:r>
       <w:r>
         <w:rPr>
           <w:rFonts w:ascii="Courier New" w:hAnsi="Courier New" w:cs="Courier New"/>
           <w:sz w:val="20"/>
           <w:szCs w:val="20"/>
         </w:rPr>
-        <w:t>3</w:t>
-      </w:r>
-      <w:r>
+        <w:t xml:space="preserve">3.img </w:t>
+      </w:r>
+    </w:p>
+    <w:p>
+      <w:pPr>
+        <w:pStyle w:val="textbody"/>
         <w:rPr>
           <w:rFonts w:ascii="Courier New" w:hAnsi="Courier New" w:cs="Courier New"/>
           <w:sz w:val="20"/>
           <w:szCs w:val="20"/>
         </w:rPr>
-        <w:tab/>
-      </w:r>
+      </w:pPr>
       <w:r>
         <w:rPr>
           <w:rFonts w:ascii="Courier New" w:hAnsi="Courier New" w:cs="Courier New"/>
           <w:sz w:val="20"/>
           <w:szCs w:val="20"/>
         </w:rPr>
-        <w:tab/>
-        <w:t>RxIgnitions</w:t>
+        <w:t>5</w:t>
       </w:r>
       <w:r>
         <w:rPr>
@@ -13336,42 +12955,42 @@
           <w:sz w:val="20"/>
           <w:szCs w:val="20"/>
         </w:rPr>
-        <w:t xml:space="preserve">3.img </w:t>
-      </w:r>
-    </w:p>
-    <w:p>
-      <w:pPr>
-        <w:pStyle w:val="textbody"/>
+        <w:tab/>
+      </w:r>
+      <w:r>
         <w:rPr>
           <w:rFonts w:ascii="Courier New" w:hAnsi="Courier New" w:cs="Courier New"/>
           <w:sz w:val="20"/>
           <w:szCs w:val="20"/>
         </w:rPr>
-      </w:pPr>
+        <w:tab/>
+        <w:t>RxIgnitions5</w:t>
+      </w:r>
       <w:r>
         <w:rPr>
           <w:rFonts w:ascii="Courier New" w:hAnsi="Courier New" w:cs="Courier New"/>
           <w:sz w:val="20"/>
           <w:szCs w:val="20"/>
         </w:rPr>
-        <w:t>5</w:t>
-      </w:r>
-      <w:r>
+        <w:t xml:space="preserve">.img </w:t>
+      </w:r>
+    </w:p>
+    <w:p>
+      <w:pPr>
+        <w:pStyle w:val="textbody"/>
         <w:rPr>
           <w:rFonts w:ascii="Courier New" w:hAnsi="Courier New" w:cs="Courier New"/>
           <w:sz w:val="20"/>
           <w:szCs w:val="20"/>
         </w:rPr>
-        <w:tab/>
-      </w:r>
+      </w:pPr>
       <w:r>
         <w:rPr>
           <w:rFonts w:ascii="Courier New" w:hAnsi="Courier New" w:cs="Courier New"/>
           <w:sz w:val="20"/>
           <w:szCs w:val="20"/>
         </w:rPr>
-        <w:tab/>
-        <w:t>RxIgnitions5</w:t>
+        <w:t>13</w:t>
       </w:r>
       <w:r>
         <w:rPr>
@@ -13379,42 +12998,246 @@
           <w:sz w:val="20"/>
           <w:szCs w:val="20"/>
         </w:rPr>
-        <w:t xml:space="preserve">.img </w:t>
-      </w:r>
-    </w:p>
-    <w:p>
-      <w:pPr>
-        <w:pStyle w:val="textbody"/>
+        <w:tab/>
+      </w:r>
+      <w:r>
         <w:rPr>
           <w:rFonts w:ascii="Courier New" w:hAnsi="Courier New" w:cs="Courier New"/>
           <w:sz w:val="20"/>
           <w:szCs w:val="20"/>
         </w:rPr>
-      </w:pPr>
+        <w:tab/>
+        <w:t>RxIgnitions1</w:t>
+      </w:r>
       <w:r>
         <w:rPr>
           <w:rFonts w:ascii="Courier New" w:hAnsi="Courier New" w:cs="Courier New"/>
           <w:sz w:val="20"/>
           <w:szCs w:val="20"/>
         </w:rPr>
-        <w:t>13</w:t>
-      </w:r>
-      <w:r>
+        <w:t>3.img</w:t>
+      </w:r>
+    </w:p>
+    <w:p>
+      <w:pPr>
+        <w:pStyle w:val="Heading2"/>
+        <w:spacing w:after="120"/>
+      </w:pPr>
+      <w:bookmarkStart w:id="47" w:name="_Toc233896143"/>
+      <w:proofErr w:type="spellStart"/>
+      <w:r>
+        <w:lastRenderedPageBreak/>
+        <w:t>AccidentalSuppressionMap</w:t>
+      </w:r>
+      <w:bookmarkEnd w:id="47"/>
+      <w:proofErr w:type="spellEnd"/>
+    </w:p>
+    <w:p>
+      <w:pPr>
+        <w:pStyle w:val="textbody"/>
+      </w:pPr>
+      <w:r>
+        <w:t>This parameter specifies a raster map to represent where and how accidental fires are suppressed.  The map units are integers and should only include</w:t>
+      </w:r>
+      <w:proofErr w:type="gramStart"/>
+      <w:r>
+        <w:t>:  0</w:t>
+      </w:r>
+      <w:proofErr w:type="gramEnd"/>
+      <w:r>
+        <w:t>, 1, 2, 3, indicating no suppression, light, moderate, and maximal suppression</w:t>
+      </w:r>
+      <w:r>
+        <w:t xml:space="preserve"> </w:t>
+      </w:r>
+      <w:r>
+        <w:t>is possible. This relates to the possible suppression probabilities listed in 2.5</w:t>
+      </w:r>
+      <w:r>
+        <w:t>5</w:t>
+      </w:r>
+      <w:r>
+        <w:t xml:space="preserve"> </w:t>
+      </w:r>
+      <w:proofErr w:type="spellStart"/>
+      <w:r>
+        <w:t>SuppresionTable</w:t>
+      </w:r>
+      <w:proofErr w:type="spellEnd"/>
+      <w:r>
+        <w:t xml:space="preserve">.   </w:t>
+      </w:r>
+    </w:p>
+    <w:p>
+      <w:pPr>
+        <w:pStyle w:val="Heading2"/>
+        <w:spacing w:after="120"/>
+      </w:pPr>
+      <w:bookmarkStart w:id="48" w:name="_Toc233896144"/>
+      <w:proofErr w:type="spellStart"/>
+      <w:r>
+        <w:t>LightningSuppressionMap</w:t>
+      </w:r>
+      <w:bookmarkEnd w:id="48"/>
+      <w:proofErr w:type="spellEnd"/>
+    </w:p>
+    <w:p>
+      <w:pPr>
+        <w:pStyle w:val="textbody"/>
+      </w:pPr>
+      <w:r>
+        <w:t>This parameter specifies a raster map to represent where and how lightning fires are suppressed.  The map units are integers and should only include</w:t>
+      </w:r>
+      <w:proofErr w:type="gramStart"/>
+      <w:r>
+        <w:t>:  0</w:t>
+      </w:r>
+      <w:proofErr w:type="gramEnd"/>
+      <w:r>
+        <w:t>, 1, 2, 3, indicating no suppression, light, moderate, and maximal suppression</w:t>
+      </w:r>
+      <w:r>
+        <w:t xml:space="preserve"> </w:t>
+      </w:r>
+      <w:r>
+        <w:t>is possible. This relates to the possible suppression probabilities listed in 2.5</w:t>
+      </w:r>
+      <w:r>
+        <w:t>5</w:t>
+      </w:r>
+      <w:r>
+        <w:t xml:space="preserve"> </w:t>
+      </w:r>
+      <w:proofErr w:type="spellStart"/>
+      <w:r>
+        <w:t>SuppresionTable</w:t>
+      </w:r>
+      <w:proofErr w:type="spellEnd"/>
+      <w:r>
+        <w:t xml:space="preserve">.   </w:t>
+      </w:r>
+      <w:r>
+        <w:t xml:space="preserve"> </w:t>
+      </w:r>
+    </w:p>
+    <w:p>
+      <w:pPr>
+        <w:pStyle w:val="Heading2"/>
+        <w:spacing w:after="120"/>
+      </w:pPr>
+      <w:bookmarkStart w:id="49" w:name="_Toc233896145"/>
+      <w:proofErr w:type="spellStart"/>
+      <w:r>
+        <w:t>RxSuppressionMap</w:t>
+      </w:r>
+      <w:bookmarkEnd w:id="49"/>
+      <w:proofErr w:type="spellEnd"/>
+    </w:p>
+    <w:p>
+      <w:pPr>
+        <w:pStyle w:val="textbody"/>
+      </w:pPr>
+      <w:r>
+        <w:t>This parameter specifies a raster map to represent where and how prescribed fires are suppressed.  The map units are integers and should only include</w:t>
+      </w:r>
+      <w:proofErr w:type="gramStart"/>
+      <w:r>
+        <w:t>:  0</w:t>
+      </w:r>
+      <w:proofErr w:type="gramEnd"/>
+      <w:r>
+        <w:t>, 1, 2, 3, indicating no suppression, light, moderate, and maximal suppression</w:t>
+      </w:r>
+      <w:r>
+        <w:t xml:space="preserve"> </w:t>
+      </w:r>
+      <w:r>
+        <w:t>is possible. This relates to the possible suppression probabilities listed in 2.5</w:t>
+      </w:r>
+      <w:r>
+        <w:t>5</w:t>
+      </w:r>
+      <w:r>
+        <w:t xml:space="preserve"> </w:t>
+      </w:r>
+      <w:proofErr w:type="spellStart"/>
+      <w:r>
+        <w:t>SuppresionTable</w:t>
+      </w:r>
+      <w:proofErr w:type="spellEnd"/>
+      <w:r>
+        <w:t xml:space="preserve">.   </w:t>
+      </w:r>
+    </w:p>
+    <w:p>
+      <w:pPr>
+        <w:pStyle w:val="Heading2"/>
+        <w:spacing w:after="120"/>
+      </w:pPr>
+      <w:bookmarkStart w:id="50" w:name="_Ref272935732"/>
+      <w:bookmarkStart w:id="51" w:name="_Toc233896146"/>
+      <w:proofErr w:type="spellStart"/>
+      <w:r>
+        <w:t>DynamicAccidentalSuppressionMaps</w:t>
+      </w:r>
+      <w:proofErr w:type="spellEnd"/>
+      <w:r>
+        <w:t xml:space="preserve"> (Optional)</w:t>
+      </w:r>
+      <w:bookmarkEnd w:id="51"/>
+    </w:p>
+    <w:p>
+      <w:pPr>
+        <w:pStyle w:val="textbody"/>
+      </w:pPr>
+      <w:r>
+        <w:t xml:space="preserve">This </w:t>
+      </w:r>
+      <w:r>
+        <w:rPr>
+          <w:b/>
+        </w:rPr>
+        <w:t>optional table</w:t>
+      </w:r>
+      <w:r>
+        <w:t xml:space="preserve"> allows you to change accidental suppression maps for any given year.  The table contains </w:t>
+      </w:r>
+      <w:r>
+        <w:rPr>
+          <w:b/>
+        </w:rPr>
+        <w:t>simulation year</w:t>
+      </w:r>
+      <w:r>
+        <w:t xml:space="preserve"> and </w:t>
+      </w:r>
+      <w:r>
+        <w:rPr>
+          <w:b/>
+        </w:rPr>
+        <w:t>map name</w:t>
+      </w:r>
+      <w:r>
+        <w:t>, each pair on a separate line.</w:t>
+      </w:r>
+    </w:p>
+    <w:p>
+      <w:pPr>
+        <w:pStyle w:val="textbody"/>
         <w:rPr>
           <w:rFonts w:ascii="Courier New" w:hAnsi="Courier New" w:cs="Courier New"/>
           <w:sz w:val="20"/>
           <w:szCs w:val="20"/>
         </w:rPr>
-        <w:tab/>
-      </w:r>
+      </w:pPr>
+      <w:proofErr w:type="spellStart"/>
       <w:r>
         <w:rPr>
           <w:rFonts w:ascii="Courier New" w:hAnsi="Courier New" w:cs="Courier New"/>
           <w:sz w:val="20"/>
           <w:szCs w:val="20"/>
         </w:rPr>
-        <w:tab/>
-        <w:t>RxIgnitions1</w:t>
+        <w:t>Dynamic</w:t>
       </w:r>
       <w:r>
         <w:rPr>
@@ -13422,289 +13245,85 @@
           <w:sz w:val="20"/>
           <w:szCs w:val="20"/>
         </w:rPr>
-        <w:t>3.img</w:t>
-      </w:r>
-    </w:p>
-    <w:p>
-      <w:pPr>
-        <w:pStyle w:val="Heading2"/>
-        <w:spacing w:after="120"/>
-      </w:pPr>
-      <w:bookmarkStart w:id="51" w:name="_Toc226712473"/>
-      <w:proofErr w:type="spellStart"/>
-      <w:r>
-        <w:lastRenderedPageBreak/>
-        <w:t>AccidentalSuppressionMap</w:t>
-      </w:r>
-      <w:bookmarkEnd w:id="51"/>
-      <w:proofErr w:type="spellEnd"/>
-    </w:p>
-    <w:p>
-      <w:pPr>
-        <w:pStyle w:val="textbody"/>
-      </w:pPr>
-      <w:r>
-        <w:t>This parameter specifies a raster map to represent where and how accidental fires are suppressed.  The map units are integers and should only include</w:t>
-      </w:r>
-      <w:proofErr w:type="gramStart"/>
-      <w:r>
-        <w:t>:  0</w:t>
-      </w:r>
-      <w:proofErr w:type="gramEnd"/>
-      <w:r>
-        <w:t>, 1, 2, 3, indicating no suppression, light, moderate, and maximal suppression</w:t>
-      </w:r>
-      <w:r>
-        <w:t xml:space="preserve"> </w:t>
-      </w:r>
-      <w:r>
-        <w:t>is possible. This relates to the possible suppression probabilities listed in 2.5</w:t>
-      </w:r>
-      <w:r>
-        <w:t>5</w:t>
-      </w:r>
-      <w:r>
-        <w:t xml:space="preserve"> </w:t>
-      </w:r>
-      <w:proofErr w:type="spellStart"/>
-      <w:r>
-        <w:t>SuppresionTable</w:t>
-      </w:r>
-      <w:proofErr w:type="spellEnd"/>
-      <w:r>
-        <w:t xml:space="preserve">.   </w:t>
-      </w:r>
-    </w:p>
-    <w:p>
-      <w:pPr>
-        <w:pStyle w:val="Heading2"/>
-        <w:spacing w:after="120"/>
-      </w:pPr>
-      <w:bookmarkStart w:id="52" w:name="_Toc226712474"/>
-      <w:proofErr w:type="spellStart"/>
-      <w:r>
-        <w:t>LightningSuppressionMap</w:t>
-      </w:r>
-      <w:bookmarkEnd w:id="52"/>
-      <w:proofErr w:type="spellEnd"/>
-    </w:p>
-    <w:p>
-      <w:pPr>
-        <w:pStyle w:val="textbody"/>
-      </w:pPr>
-      <w:r>
-        <w:t>This parameter specifies a raster map to represent where and how lightning fires are suppressed.  The map units are integers and should only include</w:t>
-      </w:r>
-      <w:proofErr w:type="gramStart"/>
-      <w:r>
-        <w:t>:  0</w:t>
-      </w:r>
-      <w:proofErr w:type="gramEnd"/>
-      <w:r>
-        <w:t>, 1, 2, 3, indicating no suppression, light, moderate, and maximal suppression</w:t>
-      </w:r>
-      <w:r>
-        <w:t xml:space="preserve"> </w:t>
-      </w:r>
-      <w:r>
-        <w:t>is possible. This relates to the possible suppression probabilities listed in 2.5</w:t>
-      </w:r>
-      <w:r>
-        <w:t>5</w:t>
-      </w:r>
-      <w:r>
-        <w:t xml:space="preserve"> </w:t>
-      </w:r>
-      <w:proofErr w:type="spellStart"/>
-      <w:r>
-        <w:t>SuppresionTable</w:t>
-      </w:r>
-      <w:proofErr w:type="spellEnd"/>
-      <w:r>
-        <w:t xml:space="preserve">.   </w:t>
-      </w:r>
-      <w:r>
-        <w:t xml:space="preserve"> </w:t>
-      </w:r>
-    </w:p>
-    <w:p>
-      <w:pPr>
-        <w:pStyle w:val="Heading2"/>
-        <w:spacing w:after="120"/>
-      </w:pPr>
-      <w:bookmarkStart w:id="53" w:name="_Toc226712475"/>
-      <w:proofErr w:type="spellStart"/>
-      <w:r>
-        <w:t>RxSuppressionMap</w:t>
-      </w:r>
-      <w:bookmarkEnd w:id="53"/>
-      <w:proofErr w:type="spellEnd"/>
-    </w:p>
-    <w:p>
-      <w:pPr>
-        <w:pStyle w:val="textbody"/>
-      </w:pPr>
-      <w:r>
-        <w:t>This parameter specifies a raster map to represent where and how prescribed fires are suppressed.  The map units are integers and should only include</w:t>
-      </w:r>
-      <w:proofErr w:type="gramStart"/>
-      <w:r>
-        <w:t>:  0</w:t>
-      </w:r>
-      <w:proofErr w:type="gramEnd"/>
-      <w:r>
-        <w:t>, 1, 2, 3, indicating no suppression, light, moderate, and maximal suppression</w:t>
-      </w:r>
-      <w:r>
-        <w:t xml:space="preserve"> </w:t>
-      </w:r>
-      <w:r>
-        <w:t>is possible. This relates to the possible suppression probabilities listed in 2.5</w:t>
-      </w:r>
-      <w:r>
-        <w:t>5</w:t>
-      </w:r>
-      <w:r>
-        <w:t xml:space="preserve"> </w:t>
-      </w:r>
-      <w:proofErr w:type="spellStart"/>
-      <w:r>
-        <w:t>SuppresionTable</w:t>
-      </w:r>
-      <w:proofErr w:type="spellEnd"/>
-      <w:r>
-        <w:t xml:space="preserve">.   </w:t>
-      </w:r>
-    </w:p>
-    <w:p>
-      <w:pPr>
-        <w:pStyle w:val="Heading2"/>
-        <w:spacing w:after="120"/>
-      </w:pPr>
-      <w:bookmarkStart w:id="54" w:name="_Ref272935732"/>
-      <w:bookmarkStart w:id="55" w:name="_Toc226712476"/>
-      <w:proofErr w:type="spellStart"/>
-      <w:r>
-        <w:t>DynamicAccidentalSuppressionMaps</w:t>
-      </w:r>
-      <w:proofErr w:type="spellEnd"/>
-      <w:r>
-        <w:t xml:space="preserve"> (Optional)</w:t>
-      </w:r>
-      <w:bookmarkEnd w:id="55"/>
-    </w:p>
-    <w:p>
-      <w:pPr>
-        <w:pStyle w:val="textbody"/>
-      </w:pPr>
-      <w:r>
-        <w:t xml:space="preserve">This </w:t>
-      </w:r>
-      <w:r>
-        <w:rPr>
-          <w:b/>
-        </w:rPr>
-        <w:t>optional table</w:t>
-      </w:r>
-      <w:r>
-        <w:t xml:space="preserve"> allows you to change accidental suppression maps for any given year.  The table contains </w:t>
-      </w:r>
-      <w:r>
-        <w:rPr>
-          <w:b/>
-        </w:rPr>
-        <w:t>simulation year</w:t>
-      </w:r>
-      <w:r>
-        <w:t xml:space="preserve"> and </w:t>
-      </w:r>
-      <w:r>
-        <w:rPr>
-          <w:b/>
-        </w:rPr>
-        <w:t>map name</w:t>
-      </w:r>
-      <w:r>
-        <w:t>, each pair on a separate line.</w:t>
-      </w:r>
-    </w:p>
-    <w:p>
-      <w:pPr>
-        <w:pStyle w:val="textbody"/>
+        <w:t>AccidentalSuppression</w:t>
+      </w:r>
+      <w:r>
         <w:rPr>
           <w:rFonts w:ascii="Courier New" w:hAnsi="Courier New" w:cs="Courier New"/>
           <w:sz w:val="20"/>
           <w:szCs w:val="20"/>
         </w:rPr>
-      </w:pPr>
-      <w:proofErr w:type="spellStart"/>
+        <w:t>Maps</w:t>
+      </w:r>
+      <w:proofErr w:type="spellEnd"/>
       <w:r>
         <w:rPr>
           <w:rFonts w:ascii="Courier New" w:hAnsi="Courier New" w:cs="Courier New"/>
           <w:sz w:val="20"/>
           <w:szCs w:val="20"/>
         </w:rPr>
-        <w:t>Dynamic</w:t>
-      </w:r>
-      <w:r>
+        <w:t xml:space="preserve"> &lt;&lt; Optional</w:t>
+      </w:r>
+    </w:p>
+    <w:p>
+      <w:pPr>
+        <w:pStyle w:val="textbody"/>
         <w:rPr>
           <w:rFonts w:ascii="Courier New" w:hAnsi="Courier New" w:cs="Courier New"/>
           <w:sz w:val="20"/>
           <w:szCs w:val="20"/>
         </w:rPr>
-        <w:t>AccidentalSuppression</w:t>
-      </w:r>
+      </w:pPr>
       <w:r>
         <w:rPr>
           <w:rFonts w:ascii="Courier New" w:hAnsi="Courier New" w:cs="Courier New"/>
           <w:sz w:val="20"/>
           <w:szCs w:val="20"/>
         </w:rPr>
-        <w:t>Maps</w:t>
-      </w:r>
-      <w:proofErr w:type="spellEnd"/>
+        <w:t>3</w:t>
+      </w:r>
       <w:r>
         <w:rPr>
           <w:rFonts w:ascii="Courier New" w:hAnsi="Courier New" w:cs="Courier New"/>
           <w:sz w:val="20"/>
           <w:szCs w:val="20"/>
         </w:rPr>
-        <w:t xml:space="preserve"> &lt;&lt; Optional</w:t>
-      </w:r>
-    </w:p>
-    <w:p>
-      <w:pPr>
-        <w:pStyle w:val="textbody"/>
+        <w:tab/>
+      </w:r>
+      <w:r>
         <w:rPr>
           <w:rFonts w:ascii="Courier New" w:hAnsi="Courier New" w:cs="Courier New"/>
           <w:sz w:val="20"/>
           <w:szCs w:val="20"/>
         </w:rPr>
-      </w:pPr>
+        <w:tab/>
+        <w:t>AccSupp</w:t>
+      </w:r>
       <w:r>
         <w:rPr>
           <w:rFonts w:ascii="Courier New" w:hAnsi="Courier New" w:cs="Courier New"/>
           <w:sz w:val="20"/>
           <w:szCs w:val="20"/>
         </w:rPr>
-        <w:t>3</w:t>
-      </w:r>
-      <w:r>
+        <w:t xml:space="preserve">3.img </w:t>
+      </w:r>
+    </w:p>
+    <w:p>
+      <w:pPr>
+        <w:pStyle w:val="textbody"/>
         <w:rPr>
           <w:rFonts w:ascii="Courier New" w:hAnsi="Courier New" w:cs="Courier New"/>
           <w:sz w:val="20"/>
           <w:szCs w:val="20"/>
         </w:rPr>
-        <w:tab/>
-      </w:r>
+      </w:pPr>
       <w:r>
         <w:rPr>
           <w:rFonts w:ascii="Courier New" w:hAnsi="Courier New" w:cs="Courier New"/>
           <w:sz w:val="20"/>
           <w:szCs w:val="20"/>
         </w:rPr>
-        <w:tab/>
-        <w:t>AccSupp</w:t>
+        <w:t>5</w:t>
       </w:r>
       <w:r>
         <w:rPr>
@@ -13712,42 +13331,42 @@
           <w:sz w:val="20"/>
           <w:szCs w:val="20"/>
         </w:rPr>
-        <w:t xml:space="preserve">3.img </w:t>
-      </w:r>
-    </w:p>
-    <w:p>
-      <w:pPr>
-        <w:pStyle w:val="textbody"/>
+        <w:tab/>
+      </w:r>
+      <w:r>
         <w:rPr>
           <w:rFonts w:ascii="Courier New" w:hAnsi="Courier New" w:cs="Courier New"/>
           <w:sz w:val="20"/>
           <w:szCs w:val="20"/>
         </w:rPr>
-      </w:pPr>
+        <w:tab/>
+        <w:t>AccSupp5</w:t>
+      </w:r>
       <w:r>
         <w:rPr>
           <w:rFonts w:ascii="Courier New" w:hAnsi="Courier New" w:cs="Courier New"/>
           <w:sz w:val="20"/>
           <w:szCs w:val="20"/>
         </w:rPr>
-        <w:t>5</w:t>
-      </w:r>
-      <w:r>
+        <w:t xml:space="preserve">.img </w:t>
+      </w:r>
+    </w:p>
+    <w:p>
+      <w:pPr>
+        <w:pStyle w:val="textbody"/>
         <w:rPr>
           <w:rFonts w:ascii="Courier New" w:hAnsi="Courier New" w:cs="Courier New"/>
           <w:sz w:val="20"/>
           <w:szCs w:val="20"/>
         </w:rPr>
-        <w:tab/>
-      </w:r>
+      </w:pPr>
       <w:r>
         <w:rPr>
           <w:rFonts w:ascii="Courier New" w:hAnsi="Courier New" w:cs="Courier New"/>
           <w:sz w:val="20"/>
           <w:szCs w:val="20"/>
         </w:rPr>
-        <w:tab/>
-        <w:t>AccSupp5</w:t>
+        <w:t>13</w:t>
       </w:r>
       <w:r>
         <w:rPr>
@@ -13755,49 +13374,23 @@
           <w:sz w:val="20"/>
           <w:szCs w:val="20"/>
         </w:rPr>
-        <w:t xml:space="preserve">.img </w:t>
-      </w:r>
-    </w:p>
-    <w:p>
-      <w:pPr>
-        <w:pStyle w:val="textbody"/>
+        <w:tab/>
+      </w:r>
+      <w:r>
         <w:rPr>
           <w:rFonts w:ascii="Courier New" w:hAnsi="Courier New" w:cs="Courier New"/>
           <w:sz w:val="20"/>
           <w:szCs w:val="20"/>
         </w:rPr>
-      </w:pPr>
+        <w:tab/>
+        <w:t>AccSupp1</w:t>
+      </w:r>
       <w:r>
         <w:rPr>
           <w:rFonts w:ascii="Courier New" w:hAnsi="Courier New" w:cs="Courier New"/>
           <w:sz w:val="20"/>
           <w:szCs w:val="20"/>
         </w:rPr>
-        <w:t>13</w:t>
-      </w:r>
-      <w:r>
-        <w:rPr>
-          <w:rFonts w:ascii="Courier New" w:hAnsi="Courier New" w:cs="Courier New"/>
-          <w:sz w:val="20"/>
-          <w:szCs w:val="20"/>
-        </w:rPr>
-        <w:tab/>
-      </w:r>
-      <w:r>
-        <w:rPr>
-          <w:rFonts w:ascii="Courier New" w:hAnsi="Courier New" w:cs="Courier New"/>
-          <w:sz w:val="20"/>
-          <w:szCs w:val="20"/>
-        </w:rPr>
-        <w:tab/>
-        <w:t>AccSupp1</w:t>
-      </w:r>
-      <w:r>
-        <w:rPr>
-          <w:rFonts w:ascii="Courier New" w:hAnsi="Courier New" w:cs="Courier New"/>
-          <w:sz w:val="20"/>
-          <w:szCs w:val="20"/>
-        </w:rPr>
         <w:t>3.img</w:t>
       </w:r>
     </w:p>
@@ -13806,17 +13399,17 @@
         <w:pStyle w:val="Heading2"/>
         <w:spacing w:after="120"/>
       </w:pPr>
-      <w:bookmarkStart w:id="56" w:name="_Toc226712477"/>
+      <w:bookmarkStart w:id="52" w:name="_Toc233896147"/>
       <w:proofErr w:type="spellStart"/>
       <w:r>
         <w:t>GroundSlopeFile</w:t>
       </w:r>
-      <w:bookmarkEnd w:id="56"/>
+      <w:bookmarkEnd w:id="52"/>
       <w:proofErr w:type="spellEnd"/>
       <w:r>
         <w:t xml:space="preserve"> </w:t>
       </w:r>
-      <w:bookmarkEnd w:id="54"/>
+      <w:bookmarkEnd w:id="50"/>
     </w:p>
     <w:p>
       <w:pPr>
@@ -13852,14 +13445,14 @@
         <w:pStyle w:val="Heading2"/>
         <w:spacing w:after="120"/>
       </w:pPr>
-      <w:bookmarkStart w:id="57" w:name="_Ref272935725"/>
-      <w:bookmarkStart w:id="58" w:name="_Toc226712478"/>
+      <w:bookmarkStart w:id="53" w:name="_Ref272935725"/>
+      <w:bookmarkStart w:id="54" w:name="_Toc233896148"/>
       <w:proofErr w:type="spellStart"/>
       <w:r>
         <w:t>UphillSlopeAzimuthMap</w:t>
       </w:r>
-      <w:bookmarkEnd w:id="57"/>
-      <w:bookmarkEnd w:id="58"/>
+      <w:bookmarkEnd w:id="53"/>
+      <w:bookmarkEnd w:id="54"/>
       <w:proofErr w:type="spellEnd"/>
     </w:p>
     <w:p>
@@ -13874,12 +13467,12 @@
       <w:pPr>
         <w:pStyle w:val="Heading2"/>
       </w:pPr>
-      <w:bookmarkStart w:id="59" w:name="_Toc226712479"/>
+      <w:bookmarkStart w:id="55" w:name="_Toc233896149"/>
       <w:r>
         <w:lastRenderedPageBreak/>
         <w:t>Clay Map</w:t>
       </w:r>
-      <w:bookmarkEnd w:id="59"/>
+      <w:bookmarkEnd w:id="55"/>
     </w:p>
     <w:p>
       <w:pPr>
@@ -13905,11 +13498,11 @@
         <w:pStyle w:val="Heading2"/>
         <w:spacing w:after="120"/>
       </w:pPr>
-      <w:bookmarkStart w:id="60" w:name="_Toc226712480"/>
+      <w:bookmarkStart w:id="56" w:name="_Toc233896150"/>
       <w:r>
         <w:t>LightningIgnitionsB0</w:t>
       </w:r>
-      <w:bookmarkEnd w:id="60"/>
+      <w:bookmarkEnd w:id="56"/>
     </w:p>
     <w:p>
       <w:pPr>
@@ -13938,11 +13531,11 @@
         <w:pStyle w:val="Heading2"/>
         <w:spacing w:after="120"/>
       </w:pPr>
-      <w:bookmarkStart w:id="61" w:name="_Toc226712481"/>
+      <w:bookmarkStart w:id="57" w:name="_Toc233896151"/>
       <w:r>
         <w:t>LightningIgnitionsB1</w:t>
       </w:r>
-      <w:bookmarkEnd w:id="61"/>
+      <w:bookmarkEnd w:id="57"/>
     </w:p>
     <w:p>
       <w:pPr>
@@ -13971,11 +13564,11 @@
         <w:pStyle w:val="Heading2"/>
         <w:spacing w:after="120"/>
       </w:pPr>
-      <w:bookmarkStart w:id="62" w:name="_Toc226712482"/>
+      <w:bookmarkStart w:id="58" w:name="_Toc233896152"/>
       <w:r>
         <w:t>AccidentalIgnitionsB0</w:t>
       </w:r>
-      <w:bookmarkEnd w:id="62"/>
+      <w:bookmarkEnd w:id="58"/>
     </w:p>
     <w:p>
       <w:pPr>
@@ -14004,10 +13597,148 @@
         <w:pStyle w:val="Heading2"/>
         <w:spacing w:after="120"/>
       </w:pPr>
-      <w:bookmarkStart w:id="63" w:name="_Toc226712483"/>
+      <w:bookmarkStart w:id="59" w:name="_Toc233896153"/>
       <w:r>
         <w:t>AccidentalIgnitionsB1</w:t>
       </w:r>
+      <w:bookmarkEnd w:id="59"/>
+    </w:p>
+    <w:p>
+      <w:pPr>
+        <w:pStyle w:val="textbody"/>
+      </w:pPr>
+      <w:r>
+        <w:t xml:space="preserve">The B1 parameter from equation 1 (Scheller et al. </w:t>
+      </w:r>
+      <w:r>
+        <w:t>2019</w:t>
+      </w:r>
+      <w:r>
+        <w:t xml:space="preserve">).  This value is empirically derived </w:t>
+      </w:r>
+      <w:proofErr w:type="gramStart"/>
+      <w:r>
+        <w:t>for</w:t>
+      </w:r>
+      <w:proofErr w:type="gramEnd"/>
+      <w:r>
+        <w:t xml:space="preserve"> accidental ignitions.</w:t>
+      </w:r>
+    </w:p>
+    <w:p>
+      <w:pPr>
+        <w:pStyle w:val="Heading2"/>
+      </w:pPr>
+      <w:bookmarkStart w:id="60" w:name="_Toc233896154"/>
+      <w:proofErr w:type="spellStart"/>
+      <w:r>
+        <w:t>IgnitionDistribution</w:t>
+      </w:r>
+      <w:bookmarkEnd w:id="60"/>
+      <w:proofErr w:type="spellEnd"/>
+    </w:p>
+    <w:p>
+      <w:pPr>
+        <w:pStyle w:val="textbody"/>
+      </w:pPr>
+      <w:r>
+        <w:t xml:space="preserve">This parameter indicates to the model which ignition sub-model you are using </w:t>
+      </w:r>
+      <w:proofErr w:type="gramStart"/>
+      <w:r>
+        <w:t>either,</w:t>
+      </w:r>
+      <w:proofErr w:type="gramEnd"/>
+      <w:r>
+        <w:t xml:space="preserve"> </w:t>
+      </w:r>
+      <w:proofErr w:type="spellStart"/>
+      <w:r>
+        <w:t>ZeroInflatedPoisson</w:t>
+      </w:r>
+      <w:proofErr w:type="spellEnd"/>
+      <w:r>
+        <w:t xml:space="preserve"> or Poisson</w:t>
+      </w:r>
+    </w:p>
+    <w:p>
+      <w:pPr>
+        <w:pStyle w:val="Heading2"/>
+      </w:pPr>
+      <w:bookmarkStart w:id="61" w:name="_Toc233896155"/>
+      <w:r>
+        <w:t>LightningIgnitionsBinomialB0</w:t>
+      </w:r>
+      <w:bookmarkEnd w:id="61"/>
+    </w:p>
+    <w:p>
+      <w:pPr>
+        <w:pStyle w:val="textbody"/>
+      </w:pPr>
+      <w:r>
+        <w:t>The b</w:t>
+      </w:r>
+      <w:r>
+        <w:rPr>
+          <w:vertAlign w:val="subscript"/>
+        </w:rPr>
+        <w:t>z0</w:t>
+      </w:r>
+      <w:r>
+        <w:t xml:space="preserve"> parameter from equation 2. This value is empirically derived </w:t>
+      </w:r>
+      <w:proofErr w:type="gramStart"/>
+      <w:r>
+        <w:t>for</w:t>
+      </w:r>
+      <w:proofErr w:type="gramEnd"/>
+      <w:r>
+        <w:t xml:space="preserve"> lightning ignitions.</w:t>
+      </w:r>
+    </w:p>
+    <w:p>
+      <w:pPr>
+        <w:pStyle w:val="Heading2"/>
+      </w:pPr>
+      <w:bookmarkStart w:id="62" w:name="_Toc233896156"/>
+      <w:r>
+        <w:t>LightningIgnitionsBinomialB1</w:t>
+      </w:r>
+      <w:bookmarkEnd w:id="62"/>
+    </w:p>
+    <w:p>
+      <w:pPr>
+        <w:pStyle w:val="textbody"/>
+      </w:pPr>
+      <w:r>
+        <w:t>The b</w:t>
+      </w:r>
+      <w:r>
+        <w:rPr>
+          <w:vertAlign w:val="subscript"/>
+        </w:rPr>
+        <w:t>z1</w:t>
+      </w:r>
+      <w:r>
+        <w:t xml:space="preserve"> parameter from equation 2. This value is empirically derived </w:t>
+      </w:r>
+      <w:proofErr w:type="gramStart"/>
+      <w:r>
+        <w:t>for</w:t>
+      </w:r>
+      <w:proofErr w:type="gramEnd"/>
+      <w:r>
+        <w:t xml:space="preserve"> lightning ignitions.</w:t>
+      </w:r>
+    </w:p>
+    <w:p>
+      <w:pPr>
+        <w:pStyle w:val="Heading2"/>
+      </w:pPr>
+      <w:bookmarkStart w:id="63" w:name="_Toc233896157"/>
+      <w:r>
+        <w:t>AccidentalIgnitionsBinomialB0</w:t>
+      </w:r>
       <w:bookmarkEnd w:id="63"/>
     </w:p>
     <w:p>
@@ -14015,13 +13746,16 @@
         <w:pStyle w:val="textbody"/>
       </w:pPr>
       <w:r>
-        <w:t xml:space="preserve">The B1 parameter from equation 1 (Scheller et al. </w:t>
-      </w:r>
-      <w:r>
-        <w:t>2019</w:t>
-      </w:r>
-      <w:r>
-        <w:t xml:space="preserve">).  This value is empirically derived </w:t>
+        <w:t>The b</w:t>
+      </w:r>
+      <w:r>
+        <w:rPr>
+          <w:vertAlign w:val="subscript"/>
+        </w:rPr>
+        <w:t>z0</w:t>
+      </w:r>
+      <w:r>
+        <w:t xml:space="preserve"> parameter from equation 2. This value is empirically derived </w:t>
       </w:r>
       <w:proofErr w:type="gramStart"/>
       <w:r>
@@ -14036,152 +13770,11 @@
       <w:pPr>
         <w:pStyle w:val="Heading2"/>
       </w:pPr>
-      <w:bookmarkStart w:id="64" w:name="_Toc226712484"/>
-      <w:proofErr w:type="spellStart"/>
-      <w:r>
-        <w:t>IgnitionDistribution</w:t>
+      <w:bookmarkStart w:id="64" w:name="_Toc233896158"/>
+      <w:r>
+        <w:t>AccidentalIgnitionsBinomialB1</w:t>
       </w:r>
       <w:bookmarkEnd w:id="64"/>
-      <w:proofErr w:type="spellEnd"/>
-    </w:p>
-    <w:p>
-      <w:pPr>
-        <w:pStyle w:val="textbody"/>
-      </w:pPr>
-      <w:r>
-        <w:t xml:space="preserve">This parameter indicates to the model which ignition sub-model you are using </w:t>
-      </w:r>
-      <w:proofErr w:type="gramStart"/>
-      <w:r>
-        <w:t>either,</w:t>
-      </w:r>
-      <w:proofErr w:type="gramEnd"/>
-      <w:r>
-        <w:t xml:space="preserve"> </w:t>
-      </w:r>
-      <w:proofErr w:type="spellStart"/>
-      <w:r>
-        <w:t>ZeroInflatedPoisson</w:t>
-      </w:r>
-      <w:proofErr w:type="spellEnd"/>
-      <w:r>
-        <w:t xml:space="preserve"> or Poisson</w:t>
-      </w:r>
-    </w:p>
-    <w:p>
-      <w:pPr>
-        <w:pStyle w:val="Heading2"/>
-      </w:pPr>
-      <w:bookmarkStart w:id="65" w:name="_Toc226712485"/>
-      <w:r>
-        <w:t>LightningIgnitionsBinomialB0</w:t>
-      </w:r>
-      <w:bookmarkEnd w:id="65"/>
-    </w:p>
-    <w:p>
-      <w:pPr>
-        <w:pStyle w:val="textbody"/>
-      </w:pPr>
-      <w:r>
-        <w:t>The b</w:t>
-      </w:r>
-      <w:r>
-        <w:rPr>
-          <w:vertAlign w:val="subscript"/>
-        </w:rPr>
-        <w:t>z0</w:t>
-      </w:r>
-      <w:r>
-        <w:t xml:space="preserve"> parameter from equation 2. This value is empirically derived </w:t>
-      </w:r>
-      <w:proofErr w:type="gramStart"/>
-      <w:r>
-        <w:t>for</w:t>
-      </w:r>
-      <w:proofErr w:type="gramEnd"/>
-      <w:r>
-        <w:t xml:space="preserve"> lightning ignitions.</w:t>
-      </w:r>
-    </w:p>
-    <w:p>
-      <w:pPr>
-        <w:pStyle w:val="Heading2"/>
-      </w:pPr>
-      <w:bookmarkStart w:id="66" w:name="_Toc226712486"/>
-      <w:r>
-        <w:t>LightningIgnitionsBinomialB1</w:t>
-      </w:r>
-      <w:bookmarkEnd w:id="66"/>
-    </w:p>
-    <w:p>
-      <w:pPr>
-        <w:pStyle w:val="textbody"/>
-      </w:pPr>
-      <w:r>
-        <w:t>The b</w:t>
-      </w:r>
-      <w:r>
-        <w:rPr>
-          <w:vertAlign w:val="subscript"/>
-        </w:rPr>
-        <w:t>z1</w:t>
-      </w:r>
-      <w:r>
-        <w:t xml:space="preserve"> parameter from equation 2. This value is empirically derived </w:t>
-      </w:r>
-      <w:proofErr w:type="gramStart"/>
-      <w:r>
-        <w:t>for</w:t>
-      </w:r>
-      <w:proofErr w:type="gramEnd"/>
-      <w:r>
-        <w:t xml:space="preserve"> lightning ignitions.</w:t>
-      </w:r>
-    </w:p>
-    <w:p>
-      <w:pPr>
-        <w:pStyle w:val="Heading2"/>
-      </w:pPr>
-      <w:bookmarkStart w:id="67" w:name="_Toc226712487"/>
-      <w:r>
-        <w:t>AccidentalIgnitionsBinomialB0</w:t>
-      </w:r>
-      <w:bookmarkEnd w:id="67"/>
-    </w:p>
-    <w:p>
-      <w:pPr>
-        <w:pStyle w:val="textbody"/>
-      </w:pPr>
-      <w:r>
-        <w:t>The b</w:t>
-      </w:r>
-      <w:r>
-        <w:rPr>
-          <w:vertAlign w:val="subscript"/>
-        </w:rPr>
-        <w:t>z0</w:t>
-      </w:r>
-      <w:r>
-        <w:t xml:space="preserve"> parameter from equation 2. This value is empirically derived </w:t>
-      </w:r>
-      <w:proofErr w:type="gramStart"/>
-      <w:r>
-        <w:t>for</w:t>
-      </w:r>
-      <w:proofErr w:type="gramEnd"/>
-      <w:r>
-        <w:t xml:space="preserve"> accidental ignitions.</w:t>
-      </w:r>
-    </w:p>
-    <w:p>
-      <w:pPr>
-        <w:pStyle w:val="Heading2"/>
-      </w:pPr>
-      <w:bookmarkStart w:id="68" w:name="_Toc226712488"/>
-      <w:r>
-        <w:t>AccidentalIgnitionsBinomialB1</w:t>
-      </w:r>
-      <w:bookmarkEnd w:id="68"/>
     </w:p>
     <w:p>
       <w:pPr>
@@ -14213,13 +13806,13 @@
         <w:pStyle w:val="Heading2"/>
         <w:spacing w:after="120"/>
       </w:pPr>
-      <w:bookmarkStart w:id="69" w:name="_Toc226712489"/>
+      <w:bookmarkStart w:id="65" w:name="_Toc233896159"/>
       <w:proofErr w:type="spellStart"/>
       <w:r>
         <w:lastRenderedPageBreak/>
         <w:t>MaximumFineFuels</w:t>
       </w:r>
-      <w:bookmarkEnd w:id="69"/>
+      <w:bookmarkEnd w:id="65"/>
       <w:proofErr w:type="spellEnd"/>
     </w:p>
     <w:p>
@@ -14323,12 +13916,12 @@
         <w:pStyle w:val="Heading2"/>
         <w:spacing w:after="120"/>
       </w:pPr>
-      <w:bookmarkStart w:id="70" w:name="_Toc226712490"/>
+      <w:bookmarkStart w:id="66" w:name="_Toc233896160"/>
       <w:proofErr w:type="spellStart"/>
       <w:r>
         <w:t>MaximumRxWindSpeed</w:t>
       </w:r>
-      <w:bookmarkEnd w:id="70"/>
+      <w:bookmarkEnd w:id="66"/>
       <w:proofErr w:type="spellEnd"/>
     </w:p>
     <w:p>
@@ -14350,7 +13943,7 @@
         <w:pStyle w:val="Heading2"/>
         <w:spacing w:after="120"/>
       </w:pPr>
-      <w:bookmarkStart w:id="71" w:name="_Toc226712491"/>
+      <w:bookmarkStart w:id="67" w:name="_Toc233896161"/>
       <w:proofErr w:type="spellStart"/>
       <w:r>
         <w:t>MaximumRxFireWeatherIndex</w:t>
@@ -14359,7 +13952,7 @@
       <w:r>
         <w:t xml:space="preserve"> (Optional)</w:t>
       </w:r>
-      <w:bookmarkEnd w:id="71"/>
+      <w:bookmarkEnd w:id="67"/>
     </w:p>
     <w:p>
       <w:pPr>
@@ -14374,7 +13967,7 @@
         <w:pStyle w:val="Heading2"/>
         <w:spacing w:after="120"/>
       </w:pPr>
-      <w:bookmarkStart w:id="72" w:name="_Toc226712492"/>
+      <w:bookmarkStart w:id="68" w:name="_Toc233896162"/>
       <w:proofErr w:type="spellStart"/>
       <w:r>
         <w:t>MinimumRxFireWeatherIndex</w:t>
@@ -14383,7 +13976,7 @@
       <w:r>
         <w:t xml:space="preserve"> (Optional)</w:t>
       </w:r>
-      <w:bookmarkEnd w:id="72"/>
+      <w:bookmarkEnd w:id="68"/>
     </w:p>
     <w:p>
       <w:pPr>
@@ -14415,11 +14008,11 @@
         <w:pStyle w:val="Heading2"/>
         <w:spacing w:after="120"/>
       </w:pPr>
-      <w:bookmarkStart w:id="73" w:name="EcoTable"/>
-      <w:bookmarkStart w:id="74" w:name="_Toc136162638"/>
-      <w:bookmarkStart w:id="75" w:name="_Toc226712493"/>
-      <w:bookmarkEnd w:id="47"/>
-      <w:bookmarkEnd w:id="73"/>
+      <w:bookmarkStart w:id="69" w:name="EcoTable"/>
+      <w:bookmarkStart w:id="70" w:name="_Toc136162638"/>
+      <w:bookmarkStart w:id="71" w:name="_Toc233896163"/>
+      <w:bookmarkEnd w:id="43"/>
+      <w:bookmarkEnd w:id="69"/>
       <w:proofErr w:type="spellStart"/>
       <w:r>
         <w:t>MaximumRxTemperture</w:t>
@@ -14428,7 +14021,7 @@
       <w:r>
         <w:t xml:space="preserve"> (Optional)</w:t>
       </w:r>
-      <w:bookmarkEnd w:id="75"/>
+      <w:bookmarkEnd w:id="71"/>
     </w:p>
     <w:p>
       <w:pPr>
@@ -14451,7 +14044,7 @@
         <w:pStyle w:val="Heading2"/>
         <w:spacing w:after="120"/>
       </w:pPr>
-      <w:bookmarkStart w:id="76" w:name="_Toc226712494"/>
+      <w:bookmarkStart w:id="72" w:name="_Toc233896164"/>
       <w:proofErr w:type="spellStart"/>
       <w:r>
         <w:t>MinimumRxRelativeHumidity</w:t>
@@ -14460,7 +14053,7 @@
       <w:r>
         <w:t xml:space="preserve"> (Optional)</w:t>
       </w:r>
-      <w:bookmarkEnd w:id="76"/>
+      <w:bookmarkEnd w:id="72"/>
     </w:p>
     <w:p>
       <w:pPr>
@@ -14475,7 +14068,7 @@
         <w:pStyle w:val="Heading2"/>
         <w:spacing w:after="120"/>
       </w:pPr>
-      <w:bookmarkStart w:id="77" w:name="_Toc226712495"/>
+      <w:bookmarkStart w:id="73" w:name="_Toc233896165"/>
       <w:proofErr w:type="spellStart"/>
       <w:r>
         <w:t>MaximumRXFireInte</w:t>
@@ -14485,6 +14078,130 @@
       </w:r>
       <w:r>
         <w:t>ity</w:t>
+      </w:r>
+      <w:bookmarkEnd w:id="73"/>
+      <w:proofErr w:type="spellEnd"/>
+    </w:p>
+    <w:p>
+      <w:pPr>
+        <w:pStyle w:val="textbody"/>
+      </w:pPr>
+      <w:r>
+        <w:t xml:space="preserve">The maximum allowable fire </w:t>
+      </w:r>
+      <w:r>
+        <w:rPr>
+          <w:i/>
+          <w:iCs/>
+        </w:rPr>
+        <w:t>severity</w:t>
+      </w:r>
+      <w:r>
+        <w:t xml:space="preserve"> </w:t>
+      </w:r>
+      <w:r>
+        <w:t>for prescribed fires. Prescribed fires will not exceed this intensity level.</w:t>
+      </w:r>
+      <w:r>
+        <w:t xml:space="preserve">  </w:t>
+      </w:r>
+      <w:r>
+        <w:rPr>
+          <w:b/>
+          <w:bCs/>
+        </w:rPr>
+        <w:t>Note</w:t>
+      </w:r>
+      <w:proofErr w:type="gramStart"/>
+      <w:r>
+        <w:t>:  Although</w:t>
+      </w:r>
+      <w:proofErr w:type="gramEnd"/>
+      <w:r>
+        <w:t xml:space="preserve"> the meaning has changed to fire severity, the keyword remains the same.</w:t>
+      </w:r>
+    </w:p>
+    <w:p>
+      <w:pPr>
+        <w:pStyle w:val="Heading2"/>
+        <w:spacing w:after="120"/>
+      </w:pPr>
+      <w:bookmarkStart w:id="74" w:name="_Toc233896166"/>
+      <w:proofErr w:type="spellStart"/>
+      <w:r>
+        <w:t>NumberRxAnnualFires</w:t>
+      </w:r>
+      <w:bookmarkEnd w:id="74"/>
+      <w:proofErr w:type="spellEnd"/>
+    </w:p>
+    <w:p>
+      <w:pPr>
+        <w:pStyle w:val="textbody"/>
+      </w:pPr>
+      <w:r>
+        <w:t>The number of prescribed fires attempted per year.</w:t>
+      </w:r>
+    </w:p>
+    <w:p>
+      <w:pPr>
+        <w:pStyle w:val="Heading2"/>
+        <w:spacing w:after="120"/>
+      </w:pPr>
+      <w:bookmarkStart w:id="75" w:name="_Toc233896167"/>
+      <w:proofErr w:type="spellStart"/>
+      <w:r>
+        <w:t>NumberRxDailyFires</w:t>
+      </w:r>
+      <w:bookmarkEnd w:id="75"/>
+      <w:proofErr w:type="spellEnd"/>
+    </w:p>
+    <w:p>
+      <w:pPr>
+        <w:pStyle w:val="textbody"/>
+      </w:pPr>
+      <w:r>
+        <w:t>The number of prescribed fires attempted per day.</w:t>
+      </w:r>
+    </w:p>
+    <w:p>
+      <w:pPr>
+        <w:pStyle w:val="Heading2"/>
+        <w:spacing w:after="120"/>
+      </w:pPr>
+      <w:bookmarkStart w:id="76" w:name="_Toc233896168"/>
+      <w:proofErr w:type="spellStart"/>
+      <w:r>
+        <w:lastRenderedPageBreak/>
+        <w:t>FirstDayRxFires</w:t>
+      </w:r>
+      <w:bookmarkEnd w:id="76"/>
+      <w:proofErr w:type="spellEnd"/>
+    </w:p>
+    <w:p>
+      <w:pPr>
+        <w:pStyle w:val="textbody"/>
+      </w:pPr>
+      <w:r>
+        <w:t xml:space="preserve">The first Julian day </w:t>
+      </w:r>
+      <w:proofErr w:type="gramStart"/>
+      <w:r>
+        <w:t>in</w:t>
+      </w:r>
+      <w:proofErr w:type="gramEnd"/>
+      <w:r>
+        <w:t xml:space="preserve"> which a prescribed fire can begin.  This is important if fall burning is preferred over spring burning.</w:t>
+      </w:r>
+    </w:p>
+    <w:p>
+      <w:pPr>
+        <w:pStyle w:val="Heading2"/>
+        <w:spacing w:after="120"/>
+      </w:pPr>
+      <w:bookmarkStart w:id="77" w:name="_Toc233896169"/>
+      <w:proofErr w:type="spellStart"/>
+      <w:r>
+        <w:t>LastDayRxFires</w:t>
       </w:r>
       <w:bookmarkEnd w:id="77"/>
       <w:proofErr w:type="spellEnd"/>
@@ -14494,38 +14211,15 @@
         <w:pStyle w:val="textbody"/>
       </w:pPr>
       <w:r>
-        <w:t xml:space="preserve">The maximum allowable fire </w:t>
-      </w:r>
-      <w:r>
-        <w:rPr>
-          <w:i/>
-          <w:iCs/>
-        </w:rPr>
-        <w:t>severity</w:t>
-      </w:r>
-      <w:r>
-        <w:t xml:space="preserve"> </w:t>
-      </w:r>
-      <w:r>
-        <w:t>for prescribed fires. Prescribed fires will not exceed this intensity level.</w:t>
-      </w:r>
-      <w:r>
-        <w:t xml:space="preserve">  </w:t>
-      </w:r>
-      <w:r>
-        <w:rPr>
-          <w:b/>
-          <w:bCs/>
-        </w:rPr>
-        <w:t>Note</w:t>
+        <w:t xml:space="preserve">The last Julian day </w:t>
       </w:r>
       <w:proofErr w:type="gramStart"/>
       <w:r>
-        <w:t>:  Although</w:t>
+        <w:t>in</w:t>
       </w:r>
       <w:proofErr w:type="gramEnd"/>
       <w:r>
-        <w:t xml:space="preserve"> the meaning has changed to fire severity, the keyword remains the same.</w:t>
+        <w:t xml:space="preserve"> which a prescribed fire can begin.  </w:t>
       </w:r>
     </w:p>
     <w:p>
@@ -14533,10 +14227,10 @@
         <w:pStyle w:val="Heading2"/>
         <w:spacing w:after="120"/>
       </w:pPr>
-      <w:bookmarkStart w:id="78" w:name="_Toc226712496"/>
+      <w:bookmarkStart w:id="78" w:name="_Toc233896170"/>
       <w:proofErr w:type="spellStart"/>
       <w:r>
-        <w:t>NumberRxAnnualFires</w:t>
+        <w:t>TargetRxSize</w:t>
       </w:r>
       <w:bookmarkEnd w:id="78"/>
       <w:proofErr w:type="spellEnd"/>
@@ -14546,7 +14240,15 @@
         <w:pStyle w:val="textbody"/>
       </w:pPr>
       <w:r>
-        <w:t>The number of prescribed fires attempted per year.</w:t>
+        <w:t xml:space="preserve">The maximum size for a prescribed fire </w:t>
+      </w:r>
+      <w:proofErr w:type="gramStart"/>
+      <w:r>
+        <w:t>in</w:t>
+      </w:r>
+      <w:proofErr w:type="gramEnd"/>
+      <w:r>
+        <w:t xml:space="preserve"> hectares.</w:t>
       </w:r>
     </w:p>
     <w:p>
@@ -14554,20 +14256,51 @@
         <w:pStyle w:val="Heading2"/>
         <w:spacing w:after="120"/>
       </w:pPr>
-      <w:bookmarkStart w:id="79" w:name="_Toc226712497"/>
+      <w:bookmarkStart w:id="79" w:name="_Toc233896171"/>
       <w:proofErr w:type="spellStart"/>
       <w:r>
-        <w:t>NumberRxDailyFires</w:t>
+        <w:t>RxZonesMap</w:t>
+      </w:r>
+      <w:proofErr w:type="spellEnd"/>
+      <w:r>
+        <w:t xml:space="preserve"> (Optional)</w:t>
       </w:r>
       <w:bookmarkEnd w:id="79"/>
+    </w:p>
+    <w:p>
+      <w:pPr>
+        <w:pStyle w:val="textbody"/>
+      </w:pPr>
+      <w:r>
+        <w:t xml:space="preserve">This </w:t>
+      </w:r>
+      <w:r>
+        <w:rPr>
+          <w:b/>
+        </w:rPr>
+        <w:t>optional map</w:t>
+      </w:r>
+      <w:r>
+        <w:t xml:space="preserve"> creates stands for prescribed fires. A prescribed fire will burn only within the zone (stand) within which it starts.  It will NOT burn into other zones.  The size remains limited by </w:t>
+      </w:r>
+      <w:proofErr w:type="spellStart"/>
+      <w:r>
+        <w:rPr>
+          <w:b/>
+        </w:rPr>
+        <w:t>TargetRxSize</w:t>
+      </w:r>
       <w:proofErr w:type="spellEnd"/>
+      <w:r>
+        <w:t>.</w:t>
+      </w:r>
     </w:p>
     <w:p>
       <w:pPr>
         <w:pStyle w:val="textbody"/>
       </w:pPr>
       <w:r>
-        <w:t>The number of prescribed fires attempted per day.</w:t>
+        <w:t>This parameter specifies a raster map to represent stands.  The map units are integers.</w:t>
       </w:r>
     </w:p>
     <w:p>
@@ -14575,29 +14308,91 @@
         <w:pStyle w:val="Heading2"/>
         <w:spacing w:after="120"/>
       </w:pPr>
-      <w:bookmarkStart w:id="80" w:name="_Toc226712498"/>
-      <w:proofErr w:type="spellStart"/>
-      <w:r>
-        <w:lastRenderedPageBreak/>
-        <w:t>FirstDayRxFires</w:t>
+      <w:bookmarkStart w:id="80" w:name="_Toc233896172"/>
+      <w:r>
+        <w:t>MaximumSpreadAreaB0</w:t>
       </w:r>
       <w:bookmarkEnd w:id="80"/>
-      <w:proofErr w:type="spellEnd"/>
     </w:p>
     <w:p>
       <w:pPr>
         <w:pStyle w:val="textbody"/>
       </w:pPr>
       <w:r>
-        <w:t xml:space="preserve">The first Julian day </w:t>
-      </w:r>
-      <w:proofErr w:type="gramStart"/>
-      <w:r>
-        <w:t>in</w:t>
-      </w:r>
-      <w:proofErr w:type="gramEnd"/>
-      <w:r>
-        <w:t xml:space="preserve"> which a prescribed fire can begin.  This is important if fall burning is preferred over spring burning.</w:t>
+        <w:t xml:space="preserve">The B0 </w:t>
+      </w:r>
+      <w:r>
+        <w:t xml:space="preserve">(intercept) </w:t>
+      </w:r>
+      <w:r>
+        <w:t xml:space="preserve">parameter from equation 4 (Scheller et al. </w:t>
+      </w:r>
+      <w:r>
+        <w:t>2019</w:t>
+      </w:r>
+      <w:r>
+        <w:t>).  This value is empirically derived from all fires in the landscape or region.</w:t>
+      </w:r>
+      <w:r>
+        <w:t xml:space="preserve"> </w:t>
+      </w:r>
+    </w:p>
+    <w:p>
+      <w:pPr>
+        <w:pStyle w:val="textbody"/>
+        <w:rPr>
+          <w:i/>
+        </w:rPr>
+      </w:pPr>
+      <w:r>
+        <w:rPr>
+          <w:i/>
+        </w:rPr>
+        <w:t>Note: Though empirically derived,</w:t>
+      </w:r>
+      <w:r>
+        <w:rPr>
+          <w:i/>
+        </w:rPr>
+        <w:t xml:space="preserve"> this parameter can be</w:t>
+      </w:r>
+      <w:r>
+        <w:rPr>
+          <w:i/>
+        </w:rPr>
+        <w:t xml:space="preserve"> used</w:t>
+      </w:r>
+      <w:r>
+        <w:rPr>
+          <w:i/>
+        </w:rPr>
+        <w:t xml:space="preserve"> to match fire </w:t>
+      </w:r>
+      <w:r>
+        <w:rPr>
+          <w:i/>
+        </w:rPr>
+        <w:t>regime</w:t>
+      </w:r>
+      <w:r>
+        <w:rPr>
+          <w:i/>
+        </w:rPr>
+        <w:t xml:space="preserve"> calibration targets. </w:t>
+      </w:r>
+    </w:p>
+    <w:p>
+      <w:pPr>
+        <w:pStyle w:val="textbody"/>
+        <w:rPr>
+          <w:i/>
+        </w:rPr>
+      </w:pPr>
+      <w:r>
+        <w:rPr>
+          <w:i/>
+        </w:rPr>
+        <w:t>Note: Equation #4 calculates area in hectares.</w:t>
       </w:r>
     </w:p>
     <w:p>
@@ -14605,28 +14400,30 @@
         <w:pStyle w:val="Heading2"/>
         <w:spacing w:after="120"/>
       </w:pPr>
-      <w:bookmarkStart w:id="81" w:name="_Toc226712499"/>
-      <w:proofErr w:type="spellStart"/>
-      <w:r>
-        <w:t>LastDayRxFires</w:t>
+      <w:bookmarkStart w:id="81" w:name="_Toc233896173"/>
+      <w:r>
+        <w:t>MaximumSpreadAreaB1</w:t>
       </w:r>
       <w:bookmarkEnd w:id="81"/>
-      <w:proofErr w:type="spellEnd"/>
     </w:p>
     <w:p>
       <w:pPr>
         <w:pStyle w:val="textbody"/>
       </w:pPr>
       <w:r>
-        <w:t xml:space="preserve">The last Julian day </w:t>
-      </w:r>
-      <w:proofErr w:type="gramStart"/>
-      <w:r>
-        <w:t>in</w:t>
-      </w:r>
-      <w:proofErr w:type="gramEnd"/>
-      <w:r>
-        <w:t xml:space="preserve"> which a prescribed fire can begin.  </w:t>
+        <w:t xml:space="preserve">The B1 parameter </w:t>
+      </w:r>
+      <w:r>
+        <w:t xml:space="preserve">(*FWI) </w:t>
+      </w:r>
+      <w:r>
+        <w:t xml:space="preserve">from equation 4 (Scheller et al. </w:t>
+      </w:r>
+      <w:r>
+        <w:t>2019</w:t>
+      </w:r>
+      <w:r>
+        <w:t>).  This value is empirically derived from all fires in the landscape or region.</w:t>
       </w:r>
     </w:p>
     <w:p>
@@ -14634,28 +14431,55 @@
         <w:pStyle w:val="Heading2"/>
         <w:spacing w:after="120"/>
       </w:pPr>
-      <w:bookmarkStart w:id="82" w:name="_Toc226712500"/>
-      <w:proofErr w:type="spellStart"/>
-      <w:r>
-        <w:t>TargetRxSize</w:t>
+      <w:bookmarkStart w:id="82" w:name="_Toc233896174"/>
+      <w:r>
+        <w:t>MaximumSpreadAreaB2</w:t>
       </w:r>
       <w:bookmarkEnd w:id="82"/>
-      <w:proofErr w:type="spellEnd"/>
     </w:p>
     <w:p>
       <w:pPr>
         <w:pStyle w:val="textbody"/>
       </w:pPr>
       <w:r>
-        <w:t xml:space="preserve">The maximum size for a prescribed fire </w:t>
+        <w:t xml:space="preserve">The B2 parameter </w:t>
+      </w:r>
+      <w:r>
+        <w:t xml:space="preserve">(*Effective wind speed) </w:t>
+      </w:r>
+      <w:r>
+        <w:t xml:space="preserve">from equation 4 (Scheller et al. </w:t>
+      </w:r>
+      <w:r>
+        <w:t>2019</w:t>
+      </w:r>
+      <w:r>
+        <w:t>).  This value is empirically derived from all fires in the landscape or region.</w:t>
+      </w:r>
+    </w:p>
+    <w:p>
+      <w:pPr>
+        <w:pStyle w:val="textbody"/>
+      </w:pPr>
+      <w:r>
+        <w:t>Note</w:t>
       </w:r>
       <w:proofErr w:type="gramStart"/>
       <w:r>
-        <w:t>in</w:t>
+        <w:t>:  The</w:t>
       </w:r>
       <w:proofErr w:type="gramEnd"/>
       <w:r>
-        <w:t xml:space="preserve"> hectares.</w:t>
+        <w:t xml:space="preserve"> climate library converts all wind speed units into </w:t>
+      </w:r>
+      <w:r>
+        <w:rPr>
+          <w:b/>
+        </w:rPr>
+        <w:t>kilometers / hour</w:t>
+      </w:r>
+      <w:r>
+        <w:t>.</w:t>
       </w:r>
     </w:p>
     <w:p>
@@ -14663,14 +14487,9 @@
         <w:pStyle w:val="Heading2"/>
         <w:spacing w:after="120"/>
       </w:pPr>
-      <w:bookmarkStart w:id="83" w:name="_Toc226712501"/>
-      <w:proofErr w:type="spellStart"/>
-      <w:r>
-        <w:t>RxZonesMap</w:t>
-      </w:r>
-      <w:proofErr w:type="spellEnd"/>
-      <w:r>
-        <w:t xml:space="preserve"> (Optional)</w:t>
+      <w:bookmarkStart w:id="83" w:name="_Toc233896175"/>
+      <w:r>
+        <w:t>SpreadProbabilityB0</w:t>
       </w:r>
       <w:bookmarkEnd w:id="83"/>
     </w:p>
@@ -14679,35 +14498,63 @@
         <w:pStyle w:val="textbody"/>
       </w:pPr>
       <w:r>
-        <w:t xml:space="preserve">This </w:t>
-      </w:r>
-      <w:r>
-        <w:rPr>
-          <w:b/>
-        </w:rPr>
-        <w:t>optional map</w:t>
-      </w:r>
-      <w:r>
-        <w:t xml:space="preserve"> creates stands for prescribed fires. A prescribed fire will burn only within the zone (stand) within which it starts.  It will NOT burn into other zones.  The size remains limited by </w:t>
-      </w:r>
-      <w:proofErr w:type="spellStart"/>
-      <w:r>
-        <w:rPr>
-          <w:b/>
-        </w:rPr>
-        <w:t>TargetRxSize</w:t>
-      </w:r>
-      <w:proofErr w:type="spellEnd"/>
-      <w:r>
-        <w:t>.</w:t>
+        <w:t xml:space="preserve">The B0 </w:t>
+      </w:r>
+      <w:r>
+        <w:t xml:space="preserve">(intercept) </w:t>
+      </w:r>
+      <w:r>
+        <w:t xml:space="preserve">parameter from equation </w:t>
+      </w:r>
+      <w:r>
+        <w:t>3</w:t>
+      </w:r>
+      <w:r>
+        <w:t xml:space="preserve"> (Scheller et al. </w:t>
+      </w:r>
+      <w:r>
+        <w:t>2019</w:t>
+      </w:r>
+      <w:r>
+        <w:t>).  This value is empirically derived from all fires in the landscape or region.</w:t>
       </w:r>
     </w:p>
     <w:p>
       <w:pPr>
         <w:pStyle w:val="textbody"/>
-      </w:pPr>
-      <w:r>
-        <w:t>This parameter specifies a raster map to represent stands.  The map units are integers.</w:t>
+        <w:rPr>
+          <w:i/>
+        </w:rPr>
+      </w:pPr>
+      <w:r>
+        <w:rPr>
+          <w:i/>
+        </w:rPr>
+        <w:t>Note: Though empirically derived, this parameter can be</w:t>
+      </w:r>
+      <w:r>
+        <w:rPr>
+          <w:i/>
+        </w:rPr>
+        <w:t xml:space="preserve"> used</w:t>
+      </w:r>
+      <w:r>
+        <w:rPr>
+          <w:i/>
+        </w:rPr>
+        <w:t xml:space="preserve"> to match fire </w:t>
+      </w:r>
+      <w:r>
+        <w:rPr>
+          <w:i/>
+        </w:rPr>
+        <w:t>regime</w:t>
+      </w:r>
+      <w:r>
+        <w:rPr>
+          <w:i/>
+        </w:rPr>
+        <w:t xml:space="preserve"> calibration targets. </w:t>
       </w:r>
     </w:p>
     <w:p>
@@ -14715,9 +14562,10 @@
         <w:pStyle w:val="Heading2"/>
         <w:spacing w:after="120"/>
       </w:pPr>
-      <w:bookmarkStart w:id="84" w:name="_Toc226712502"/>
-      <w:r>
-        <w:t>MaximumSpreadAreaB0</w:t>
+      <w:bookmarkStart w:id="84" w:name="_Toc233896176"/>
+      <w:r>
+        <w:lastRenderedPageBreak/>
+        <w:t>SpreadProbabilityB1</w:t>
       </w:r>
       <w:bookmarkEnd w:id="84"/>
     </w:p>
@@ -14726,88 +14574,25 @@
         <w:pStyle w:val="textbody"/>
       </w:pPr>
       <w:r>
-        <w:t xml:space="preserve">The B0 </w:t>
-      </w:r>
-      <w:r>
-        <w:t>(</w:t>
-      </w:r>
-      <w:proofErr w:type="gramStart"/>
-      <w:r>
-        <w:t>intercept</w:t>
-      </w:r>
-      <w:proofErr w:type="gramEnd"/>
-      <w:r>
-        <w:t xml:space="preserve">) </w:t>
-      </w:r>
-      <w:r>
-        <w:t xml:space="preserve">parameter from equation 4 (Scheller et al. </w:t>
+        <w:t xml:space="preserve">The B1 </w:t>
+      </w:r>
+      <w:r>
+        <w:t xml:space="preserve">(*FWI) </w:t>
+      </w:r>
+      <w:r>
+        <w:t xml:space="preserve">parameter from equation </w:t>
+      </w:r>
+      <w:r>
+        <w:t>3</w:t>
+      </w:r>
+      <w:r>
+        <w:t xml:space="preserve"> (Scheller et al. </w:t>
       </w:r>
       <w:r>
         <w:t>2019</w:t>
       </w:r>
       <w:r>
         <w:t>).  This value is empirically derived from all fires in the landscape or region.</w:t>
-      </w:r>
-      <w:r>
-        <w:t xml:space="preserve"> </w:t>
-      </w:r>
-    </w:p>
-    <w:p>
-      <w:pPr>
-        <w:pStyle w:val="textbody"/>
-        <w:rPr>
-          <w:i/>
-        </w:rPr>
-      </w:pPr>
-      <w:r>
-        <w:rPr>
-          <w:i/>
-        </w:rPr>
-        <w:t>Note: Though empirically derived,</w:t>
-      </w:r>
-      <w:r>
-        <w:rPr>
-          <w:i/>
-        </w:rPr>
-        <w:t xml:space="preserve"> this parameter can be</w:t>
-      </w:r>
-      <w:r>
-        <w:rPr>
-          <w:i/>
-        </w:rPr>
-        <w:t xml:space="preserve"> used</w:t>
-      </w:r>
-      <w:r>
-        <w:rPr>
-          <w:i/>
-        </w:rPr>
-        <w:t xml:space="preserve"> to match fire </w:t>
-      </w:r>
-      <w:r>
-        <w:rPr>
-          <w:i/>
-        </w:rPr>
-        <w:t>regime</w:t>
-      </w:r>
-      <w:r>
-        <w:rPr>
-          <w:i/>
-        </w:rPr>
-        <w:t xml:space="preserve"> calibration targets. </w:t>
-      </w:r>
-    </w:p>
-    <w:p>
-      <w:pPr>
-        <w:pStyle w:val="textbody"/>
-        <w:rPr>
-          <w:i/>
-        </w:rPr>
-      </w:pPr>
-      <w:r>
-        <w:rPr>
-          <w:i/>
-        </w:rPr>
-        <w:t>Note: Equation #4 calculates area in hectares.</w:t>
       </w:r>
     </w:p>
     <w:p>
@@ -14815,9 +14600,9 @@
         <w:pStyle w:val="Heading2"/>
         <w:spacing w:after="120"/>
       </w:pPr>
-      <w:bookmarkStart w:id="85" w:name="_Toc226712503"/>
-      <w:r>
-        <w:t>MaximumSpreadAreaB1</w:t>
+      <w:bookmarkStart w:id="85" w:name="_Toc233896177"/>
+      <w:r>
+        <w:t>SpreadProbabilityB2</w:t>
       </w:r>
       <w:bookmarkEnd w:id="85"/>
     </w:p>
@@ -14826,13 +14611,25 @@
         <w:pStyle w:val="textbody"/>
       </w:pPr>
       <w:r>
-        <w:t xml:space="preserve">The B1 parameter </w:t>
-      </w:r>
-      <w:r>
-        <w:t xml:space="preserve">(*FWI) </w:t>
-      </w:r>
-      <w:r>
-        <w:t xml:space="preserve">from equation 4 (Scheller et al. </w:t>
+        <w:t xml:space="preserve">The B2 </w:t>
+      </w:r>
+      <w:r>
+        <w:t>(*</w:t>
+      </w:r>
+      <w:r>
+        <w:t>Fine fuels</w:t>
+      </w:r>
+      <w:r>
+        <w:t xml:space="preserve">) </w:t>
+      </w:r>
+      <w:r>
+        <w:t xml:space="preserve">parameter from equation </w:t>
+      </w:r>
+      <w:r>
+        <w:t>3</w:t>
+      </w:r>
+      <w:r>
+        <w:t xml:space="preserve"> (Scheller et al. </w:t>
       </w:r>
       <w:r>
         <w:t>2019</w:t>
@@ -14846,9 +14643,9 @@
         <w:pStyle w:val="Heading2"/>
         <w:spacing w:after="120"/>
       </w:pPr>
-      <w:bookmarkStart w:id="86" w:name="_Toc226712504"/>
-      <w:r>
-        <w:t>MaximumSpreadAreaB2</w:t>
+      <w:bookmarkStart w:id="86" w:name="_Toc233896178"/>
+      <w:r>
+        <w:t>SpreadProbabilityB3</w:t>
       </w:r>
       <w:bookmarkEnd w:id="86"/>
     </w:p>
@@ -14857,13 +14654,19 @@
         <w:pStyle w:val="textbody"/>
       </w:pPr>
       <w:r>
-        <w:t xml:space="preserve">The B2 parameter </w:t>
-      </w:r>
-      <w:r>
-        <w:t xml:space="preserve">(*Effective wind speed) </w:t>
-      </w:r>
-      <w:r>
-        <w:t xml:space="preserve">from equation 4 (Scheller et al. </w:t>
+        <w:t xml:space="preserve">The B3 </w:t>
+      </w:r>
+      <w:r>
+        <w:t>(*</w:t>
+      </w:r>
+      <w:r>
+        <w:t>Effective wind speed</w:t>
+      </w:r>
+      <w:r>
+        <w:t>) parameter from equation 3</w:t>
+      </w:r>
+      <w:r>
+        <w:t xml:space="preserve"> (Scheller et al. </w:t>
       </w:r>
       <w:r>
         <w:t>2019</w:t>
@@ -14877,15 +14680,7 @@
         <w:pStyle w:val="textbody"/>
       </w:pPr>
       <w:r>
-        <w:t>Note</w:t>
-      </w:r>
-      <w:proofErr w:type="gramStart"/>
-      <w:r>
-        <w:t>:  The</w:t>
-      </w:r>
-      <w:proofErr w:type="gramEnd"/>
-      <w:r>
-        <w:t xml:space="preserve"> climate library converts all wind speed units into </w:t>
+        <w:t xml:space="preserve">Note: The climate library converts all wind speed units into </w:t>
       </w:r>
       <w:r>
         <w:rPr>
@@ -14902,9 +14697,14 @@
         <w:pStyle w:val="Heading2"/>
         <w:spacing w:after="120"/>
       </w:pPr>
-      <w:bookmarkStart w:id="87" w:name="_Toc226712505"/>
-      <w:r>
-        <w:t>SpreadProbabilityB0</w:t>
+      <w:bookmarkStart w:id="87" w:name="_Toc233896179"/>
+      <w:proofErr w:type="spellStart"/>
+      <w:r>
+        <w:t>BurningSitesThreshold</w:t>
+      </w:r>
+      <w:proofErr w:type="spellEnd"/>
+      <w:r>
+        <w:t xml:space="preserve"> (optional integer)</w:t>
       </w:r>
       <w:bookmarkEnd w:id="87"/>
     </w:p>
@@ -14913,63 +14713,7 @@
         <w:pStyle w:val="textbody"/>
       </w:pPr>
       <w:r>
-        <w:t xml:space="preserve">The B0 </w:t>
-      </w:r>
-      <w:r>
-        <w:t xml:space="preserve">(intercept) </w:t>
-      </w:r>
-      <w:r>
-        <w:t xml:space="preserve">parameter from equation </w:t>
-      </w:r>
-      <w:r>
-        <w:t>3</w:t>
-      </w:r>
-      <w:r>
-        <w:t xml:space="preserve"> (Scheller et al. </w:t>
-      </w:r>
-      <w:r>
-        <w:t>2019</w:t>
-      </w:r>
-      <w:r>
-        <w:t>).  This value is empirically derived from all fires in the landscape or region.</w:t>
-      </w:r>
-    </w:p>
-    <w:p>
-      <w:pPr>
-        <w:pStyle w:val="textbody"/>
-        <w:rPr>
-          <w:i/>
-        </w:rPr>
-      </w:pPr>
-      <w:r>
-        <w:rPr>
-          <w:i/>
-        </w:rPr>
-        <w:t>Note: Though empirically derived, this parameter can be</w:t>
-      </w:r>
-      <w:r>
-        <w:rPr>
-          <w:i/>
-        </w:rPr>
-        <w:t xml:space="preserve"> used</w:t>
-      </w:r>
-      <w:r>
-        <w:rPr>
-          <w:i/>
-        </w:rPr>
-        <w:t xml:space="preserve"> to match fire </w:t>
-      </w:r>
-      <w:r>
-        <w:rPr>
-          <w:i/>
-        </w:rPr>
-        <w:t>regime</w:t>
-      </w:r>
-      <w:r>
-        <w:rPr>
-          <w:i/>
-        </w:rPr>
-        <w:t xml:space="preserve"> calibration targets. </w:t>
+        <w:t>The number of burning neighbors that trigger automatic burning of a site.  Note: The range varies from 0 – 8 (all cardinal and all diagonal neighbors).  Testing to date suggests that 5 is the optimal number that does not substantially change the burn perimeter.</w:t>
       </w:r>
     </w:p>
     <w:p>
@@ -14977,348 +14721,205 @@
         <w:pStyle w:val="Heading2"/>
         <w:spacing w:after="120"/>
       </w:pPr>
-      <w:bookmarkStart w:id="88" w:name="_Toc226712506"/>
+      <w:bookmarkStart w:id="88" w:name="_Toc233896180"/>
+      <w:r>
+        <w:t>SiteMortalityB0</w:t>
+      </w:r>
+      <w:bookmarkEnd w:id="88"/>
+    </w:p>
+    <w:p>
+      <w:pPr>
+        <w:pStyle w:val="textbody"/>
+      </w:pPr>
+      <w:r>
+        <w:t xml:space="preserve">The b0 parameter for equation 7. The value is empirically derived from maps of fire severity for a landscape. </w:t>
+      </w:r>
+    </w:p>
+    <w:p>
+      <w:pPr>
+        <w:pStyle w:val="Heading2"/>
+      </w:pPr>
+      <w:bookmarkStart w:id="89" w:name="_Toc233896181"/>
+      <w:r>
+        <w:t>SiteMortalityB1</w:t>
+      </w:r>
+      <w:bookmarkEnd w:id="89"/>
+    </w:p>
+    <w:p>
+      <w:pPr>
+        <w:pStyle w:val="textbody"/>
+      </w:pPr>
+      <w:r>
+        <w:t>The b1 (*Clay %) parameter for equation 7. The value is empirically derived from maps of fire severity for a landscape in combination with maps of soil composition.</w:t>
+      </w:r>
+    </w:p>
+    <w:p>
+      <w:pPr>
+        <w:pStyle w:val="Heading2"/>
+      </w:pPr>
+      <w:bookmarkStart w:id="90" w:name="_Toc233896182"/>
+      <w:r>
+        <w:t>SiteMortalityB2</w:t>
+      </w:r>
+      <w:bookmarkEnd w:id="90"/>
+    </w:p>
+    <w:p>
+      <w:pPr>
+        <w:pStyle w:val="textbody"/>
+      </w:pPr>
+      <w:r>
+        <w:t>The b2 (*previous years ET) parameter for equation 7. The value is empirically derived from maps of fire severity for a landscape and estimates of annual ET or products such as MODIS 16.</w:t>
+      </w:r>
+    </w:p>
+    <w:p>
+      <w:pPr>
+        <w:pStyle w:val="Heading2"/>
+      </w:pPr>
+      <w:bookmarkStart w:id="91" w:name="_Toc233896183"/>
+      <w:r>
+        <w:t>SiteMortalityB3</w:t>
+      </w:r>
+      <w:bookmarkEnd w:id="91"/>
+    </w:p>
+    <w:p>
+      <w:pPr>
+        <w:pStyle w:val="textbody"/>
+      </w:pPr>
+      <w:r>
+        <w:t>The b3 (*Effective Windspeed) parameter for equation 7. The value is empirically derived from maps of fire severity for a landscape and estimates of daily windspeed calculated with respect to slope and aspect.</w:t>
+      </w:r>
+    </w:p>
+    <w:p>
+      <w:pPr>
+        <w:pStyle w:val="textbody"/>
+      </w:pPr>
+      <w:r>
+        <w:t>Note</w:t>
+      </w:r>
+      <w:proofErr w:type="gramStart"/>
+      <w:r>
+        <w:t>:  The</w:t>
+      </w:r>
+      <w:proofErr w:type="gramEnd"/>
+      <w:r>
+        <w:t xml:space="preserve"> climate library converts all wind speed units into </w:t>
+      </w:r>
+      <w:r>
+        <w:rPr>
+          <w:b/>
+        </w:rPr>
+        <w:t>kilometers / hour</w:t>
+      </w:r>
+      <w:r>
+        <w:t>.</w:t>
+      </w:r>
+    </w:p>
+    <w:p>
+      <w:pPr>
+        <w:pStyle w:val="Heading2"/>
+      </w:pPr>
+      <w:bookmarkStart w:id="92" w:name="_Toc233896184"/>
       <w:r>
         <w:lastRenderedPageBreak/>
-        <w:t>SpreadProbabilityB1</w:t>
-      </w:r>
-      <w:bookmarkEnd w:id="88"/>
+        <w:t>SiteMortalityB4</w:t>
+      </w:r>
+      <w:bookmarkEnd w:id="92"/>
     </w:p>
     <w:p>
       <w:pPr>
         <w:pStyle w:val="textbody"/>
       </w:pPr>
       <w:r>
-        <w:t xml:space="preserve">The B1 </w:t>
-      </w:r>
-      <w:r>
-        <w:t xml:space="preserve">(*FWI) </w:t>
-      </w:r>
-      <w:r>
-        <w:t xml:space="preserve">parameter from equation </w:t>
-      </w:r>
-      <w:r>
-        <w:t>3</w:t>
-      </w:r>
-      <w:r>
-        <w:t xml:space="preserve"> (Scheller et al. </w:t>
-      </w:r>
-      <w:r>
-        <w:t>2019</w:t>
-      </w:r>
-      <w:r>
-        <w:t>).  This value is empirically derived from all fires in the landscape or region.</w:t>
+        <w:t>The b4 (*previous years CWD) parameter for equation 7. The value is empirically derived from maps of fire severity for a landscape and estimates of annual PET and ET or products such as MODIS 16.</w:t>
       </w:r>
     </w:p>
     <w:p>
       <w:pPr>
         <w:pStyle w:val="Heading2"/>
-        <w:spacing w:after="120"/>
-      </w:pPr>
-      <w:bookmarkStart w:id="89" w:name="_Toc226712507"/>
-      <w:r>
-        <w:t>SpreadProbabilityB2</w:t>
-      </w:r>
-      <w:bookmarkEnd w:id="89"/>
+      </w:pPr>
+      <w:bookmarkStart w:id="93" w:name="_Toc233896185"/>
+      <w:r>
+        <w:t>SiteMortalityB5</w:t>
+      </w:r>
+      <w:bookmarkEnd w:id="93"/>
     </w:p>
     <w:p>
       <w:pPr>
         <w:pStyle w:val="textbody"/>
       </w:pPr>
       <w:r>
-        <w:t xml:space="preserve">The B2 </w:t>
-      </w:r>
-      <w:r>
-        <w:t>(*</w:t>
-      </w:r>
-      <w:r>
-        <w:t>Fine fuels</w:t>
-      </w:r>
-      <w:r>
-        <w:t xml:space="preserve">) </w:t>
-      </w:r>
-      <w:r>
-        <w:t xml:space="preserve">parameter from equation </w:t>
-      </w:r>
-      <w:r>
-        <w:t>3</w:t>
-      </w:r>
-      <w:r>
-        <w:t xml:space="preserve"> (Scheller et al. </w:t>
-      </w:r>
-      <w:r>
-        <w:t>2019</w:t>
-      </w:r>
-      <w:r>
-        <w:t>).  This value is empirically derived from all fires in the landscape or region.</w:t>
+        <w:t>The b</w:t>
+      </w:r>
+      <w:r>
+        <w:t>5</w:t>
+      </w:r>
+      <w:r>
+        <w:t xml:space="preserve"> (*Fine fuels) parameter for equation 7. The value is empirically derived from maps of fire severity for a landscape and estimates of fuels.</w:t>
       </w:r>
     </w:p>
     <w:p>
       <w:pPr>
         <w:pStyle w:val="Heading2"/>
-        <w:spacing w:after="120"/>
-      </w:pPr>
-      <w:bookmarkStart w:id="90" w:name="_Toc226712508"/>
-      <w:r>
-        <w:t>SpreadProbabilityB3</w:t>
-      </w:r>
-      <w:bookmarkEnd w:id="90"/>
+      </w:pPr>
+      <w:bookmarkStart w:id="94" w:name="_Toc233896186"/>
+      <w:r>
+        <w:t>SiteMortalityB6</w:t>
+      </w:r>
+      <w:bookmarkEnd w:id="94"/>
     </w:p>
     <w:p>
       <w:pPr>
         <w:pStyle w:val="textbody"/>
       </w:pPr>
       <w:r>
-        <w:t xml:space="preserve">The B3 </w:t>
-      </w:r>
-      <w:r>
-        <w:t>(*</w:t>
-      </w:r>
-      <w:r>
-        <w:t>Effective wind speed</w:t>
-      </w:r>
-      <w:r>
-        <w:t>) parameter from equation 3</w:t>
-      </w:r>
-      <w:r>
-        <w:t xml:space="preserve"> (Scheller et al. </w:t>
-      </w:r>
-      <w:r>
-        <w:t>2019</w:t>
-      </w:r>
-      <w:r>
-        <w:t>).  This value is empirically derived from all fires in the landscape or region.</w:t>
-      </w:r>
+        <w:t>The b6 (*Ladder Fuels) parameter for equation 7. The value is empirically derived from maps of fire severity for a landscape and estimates of ladder fuels.</w:t>
+      </w:r>
+    </w:p>
+    <w:p>
+      <w:pPr>
+        <w:pStyle w:val="Heading2"/>
+      </w:pPr>
+      <w:bookmarkStart w:id="95" w:name="_Toc233896187"/>
+      <w:r>
+        <w:t>CohortMortalityB0</w:t>
+      </w:r>
+      <w:bookmarkEnd w:id="95"/>
     </w:p>
     <w:p>
       <w:pPr>
         <w:pStyle w:val="textbody"/>
       </w:pPr>
       <w:r>
-        <w:t>Note</w:t>
-      </w:r>
-      <w:proofErr w:type="gramStart"/>
-      <w:r>
-        <w:t>:  The</w:t>
-      </w:r>
-      <w:proofErr w:type="gramEnd"/>
-      <w:r>
-        <w:t xml:space="preserve"> climate library converts all wind speed units into </w:t>
-      </w:r>
-      <w:r>
-        <w:rPr>
-          <w:b/>
-        </w:rPr>
-        <w:t>kilometers / hour</w:t>
-      </w:r>
-      <w:r>
-        <w:t>.</w:t>
+        <w:t>The b0 parameter for equation 10. The values for equation ten are empirically derived by relating site level measures of severity (such as DNBR, or CBI) and individual cohort mortality as measured from field data.</w:t>
       </w:r>
     </w:p>
     <w:p>
       <w:pPr>
         <w:pStyle w:val="Heading2"/>
-        <w:spacing w:after="120"/>
-      </w:pPr>
-      <w:bookmarkStart w:id="91" w:name="_Toc226712509"/>
-      <w:r>
-        <w:t>SiteMortalityB0</w:t>
-      </w:r>
-      <w:bookmarkEnd w:id="91"/>
+      </w:pPr>
+      <w:bookmarkStart w:id="96" w:name="_Toc233896188"/>
+      <w:r>
+        <w:t>CohortMortalityB1</w:t>
+      </w:r>
+      <w:bookmarkEnd w:id="96"/>
     </w:p>
     <w:p>
       <w:pPr>
         <w:pStyle w:val="textbody"/>
       </w:pPr>
       <w:r>
-        <w:t xml:space="preserve">The b0 parameter for equation 7. The value is empirically derived from maps of fire severity for a landscape. </w:t>
+        <w:t>The b1 parameter for equation 10. The values for equation ten are empirically derived by relating site level measures of severity (such as DNBR, or CBI) and individual cohort mortality as measured from field data.</w:t>
       </w:r>
     </w:p>
     <w:p>
       <w:pPr>
         <w:pStyle w:val="Heading2"/>
       </w:pPr>
-      <w:bookmarkStart w:id="92" w:name="_Toc226712510"/>
-      <w:r>
-        <w:t>SiteMortalityB1</w:t>
-      </w:r>
-      <w:bookmarkEnd w:id="92"/>
-    </w:p>
-    <w:p>
-      <w:pPr>
-        <w:pStyle w:val="textbody"/>
-      </w:pPr>
-      <w:r>
-        <w:t>The b1 (*Clay %) parameter for equation 7. The value is empirically derived from maps of fire severity for a landscape in combination with maps of soil composition.</w:t>
-      </w:r>
-    </w:p>
-    <w:p>
-      <w:pPr>
-        <w:pStyle w:val="Heading2"/>
-      </w:pPr>
-      <w:bookmarkStart w:id="93" w:name="_Toc226712511"/>
-      <w:r>
-        <w:t>SiteMortalityB2</w:t>
-      </w:r>
-      <w:bookmarkEnd w:id="93"/>
-    </w:p>
-    <w:p>
-      <w:pPr>
-        <w:pStyle w:val="textbody"/>
-      </w:pPr>
-      <w:r>
-        <w:t>The b2 (*previous years ET) parameter for equation 7. The value is empirically derived from maps of fire severity for a landscape and estimates of annual ET or products such as MODIS 16.</w:t>
-      </w:r>
-    </w:p>
-    <w:p>
-      <w:pPr>
-        <w:pStyle w:val="Heading2"/>
-      </w:pPr>
-      <w:bookmarkStart w:id="94" w:name="_Toc226712512"/>
-      <w:r>
-        <w:t>SiteMortalityB3</w:t>
-      </w:r>
-      <w:bookmarkEnd w:id="94"/>
-    </w:p>
-    <w:p>
-      <w:pPr>
-        <w:pStyle w:val="textbody"/>
-      </w:pPr>
-      <w:r>
-        <w:t>The b3 (*Effective Windspeed) parameter for equation 7. The value is empirically derived from maps of fire severity for a landscape and estimates of daily windspeed calculated with respect to slope and aspect.</w:t>
-      </w:r>
-    </w:p>
-    <w:p>
-      <w:pPr>
-        <w:pStyle w:val="textbody"/>
-      </w:pPr>
-      <w:r>
-        <w:t>Note</w:t>
-      </w:r>
-      <w:proofErr w:type="gramStart"/>
-      <w:r>
-        <w:t>:  The</w:t>
-      </w:r>
-      <w:proofErr w:type="gramEnd"/>
-      <w:r>
-        <w:t xml:space="preserve"> climate library converts all wind speed units into </w:t>
-      </w:r>
-      <w:r>
-        <w:rPr>
-          <w:b/>
-        </w:rPr>
-        <w:t>kilometers / hour</w:t>
-      </w:r>
-      <w:r>
-        <w:t>.</w:t>
-      </w:r>
-    </w:p>
-    <w:p>
-      <w:pPr>
-        <w:pStyle w:val="Heading2"/>
-      </w:pPr>
-      <w:bookmarkStart w:id="95" w:name="_Toc226712513"/>
-      <w:r>
-        <w:t>SiteMortalityB4</w:t>
-      </w:r>
-      <w:bookmarkEnd w:id="95"/>
-    </w:p>
-    <w:p>
-      <w:pPr>
-        <w:pStyle w:val="textbody"/>
-      </w:pPr>
-      <w:r>
-        <w:t>The b4 (*previous years CWD) parameter for equation 7. The value is empirically derived from maps of fire severity for a landscape and estimates of annual PET and ET or products such as MODIS 16.</w:t>
-      </w:r>
-    </w:p>
-    <w:p>
-      <w:pPr>
-        <w:pStyle w:val="Heading2"/>
-      </w:pPr>
-      <w:bookmarkStart w:id="96" w:name="_Toc226712514"/>
-      <w:r>
-        <w:lastRenderedPageBreak/>
-        <w:t>SiteMortalityB5</w:t>
-      </w:r>
-      <w:bookmarkEnd w:id="96"/>
-    </w:p>
-    <w:p>
-      <w:pPr>
-        <w:pStyle w:val="textbody"/>
-      </w:pPr>
-      <w:r>
-        <w:t>The b</w:t>
-      </w:r>
-      <w:r>
-        <w:t>5</w:t>
-      </w:r>
-      <w:r>
-        <w:t xml:space="preserve"> (*Fine fuels) parameter for equation 7. The value is empirically derived from maps of fire severity for a landscape and estimates of fuels.</w:t>
-      </w:r>
-    </w:p>
-    <w:p>
-      <w:pPr>
-        <w:pStyle w:val="Heading2"/>
-      </w:pPr>
-      <w:bookmarkStart w:id="97" w:name="_Toc226712515"/>
-      <w:r>
-        <w:t>SiteMortalityB6</w:t>
+      <w:bookmarkStart w:id="97" w:name="_Toc233896189"/>
+      <w:r>
+        <w:t>CohortMortalityB2</w:t>
       </w:r>
       <w:bookmarkEnd w:id="97"/>
-    </w:p>
-    <w:p>
-      <w:pPr>
-        <w:pStyle w:val="textbody"/>
-      </w:pPr>
-      <w:r>
-        <w:t>The b6 (*Ladder Fuels) parameter for equation 7. The value is empirically derived from maps of fire severity for a landscape and estimates of ladder fuels.</w:t>
-      </w:r>
-    </w:p>
-    <w:p>
-      <w:pPr>
-        <w:pStyle w:val="Heading2"/>
-      </w:pPr>
-      <w:bookmarkStart w:id="98" w:name="_Toc226712516"/>
-      <w:r>
-        <w:t>CohortMortalityB0</w:t>
-      </w:r>
-      <w:bookmarkEnd w:id="98"/>
-    </w:p>
-    <w:p>
-      <w:pPr>
-        <w:pStyle w:val="textbody"/>
-      </w:pPr>
-      <w:r>
-        <w:t>The b0 parameter for equation 10. The values for equation ten are empirically derived by relating site level measures of severity (such as DNBR, or CBI) and individual cohort mortality as measured from field data.</w:t>
-      </w:r>
-    </w:p>
-    <w:p>
-      <w:pPr>
-        <w:pStyle w:val="Heading2"/>
-      </w:pPr>
-      <w:bookmarkStart w:id="99" w:name="_Toc226712517"/>
-      <w:r>
-        <w:t>CohortMortalityB1</w:t>
-      </w:r>
-      <w:bookmarkEnd w:id="99"/>
-    </w:p>
-    <w:p>
-      <w:pPr>
-        <w:pStyle w:val="textbody"/>
-      </w:pPr>
-      <w:r>
-        <w:t>The b1 parameter for equation 10. The values for equation ten are empirically derived by relating site level measures of severity (such as DNBR, or CBI) and individual cohort mortality as measured from field data.</w:t>
-      </w:r>
-    </w:p>
-    <w:p>
-      <w:pPr>
-        <w:pStyle w:val="Heading2"/>
-      </w:pPr>
-      <w:bookmarkStart w:id="100" w:name="_Toc226712518"/>
-      <w:r>
-        <w:t>CohortMortalityB2</w:t>
-      </w:r>
-      <w:bookmarkEnd w:id="100"/>
     </w:p>
     <w:p>
       <w:pPr>
@@ -15337,13 +14938,13 @@
         </w:numPr>
         <w:spacing w:after="120"/>
       </w:pPr>
-      <w:bookmarkStart w:id="101" w:name="_Toc48384081"/>
-      <w:bookmarkStart w:id="102" w:name="_Toc226712519"/>
+      <w:bookmarkStart w:id="98" w:name="_Toc48384081"/>
+      <w:bookmarkStart w:id="99" w:name="_Toc233896190"/>
       <w:proofErr w:type="spellStart"/>
       <w:r>
         <w:t>LadderFuelMaxAge</w:t>
       </w:r>
-      <w:bookmarkEnd w:id="102"/>
+      <w:bookmarkEnd w:id="99"/>
       <w:proofErr w:type="spellEnd"/>
     </w:p>
     <w:p>
@@ -15385,13 +14986,13 @@
         </w:numPr>
         <w:spacing w:after="120"/>
       </w:pPr>
-      <w:bookmarkStart w:id="103" w:name="_Toc226712520"/>
+      <w:bookmarkStart w:id="100" w:name="_Toc233896191"/>
       <w:proofErr w:type="spellStart"/>
       <w:r>
         <w:t>LadderFuelSpeciesList</w:t>
       </w:r>
-      <w:bookmarkEnd w:id="101"/>
-      <w:bookmarkEnd w:id="103"/>
+      <w:bookmarkEnd w:id="98"/>
+      <w:bookmarkEnd w:id="100"/>
       <w:proofErr w:type="spellEnd"/>
     </w:p>
     <w:p>
@@ -15415,12 +15016,13 @@
         <w:pStyle w:val="Heading2"/>
         <w:spacing w:after="120"/>
       </w:pPr>
-      <w:bookmarkStart w:id="104" w:name="_Toc226712521"/>
+      <w:bookmarkStart w:id="101" w:name="_Toc233896192"/>
       <w:proofErr w:type="spellStart"/>
       <w:r>
+        <w:lastRenderedPageBreak/>
         <w:t>SuppressionMaxWindSpeed</w:t>
       </w:r>
-      <w:bookmarkEnd w:id="104"/>
+      <w:bookmarkEnd w:id="101"/>
       <w:proofErr w:type="spellEnd"/>
     </w:p>
     <w:p>
@@ -15448,16 +15050,15 @@
         <w:pStyle w:val="Heading2"/>
         <w:spacing w:after="120"/>
       </w:pPr>
-      <w:bookmarkStart w:id="105" w:name="_Toc226712522"/>
+      <w:bookmarkStart w:id="102" w:name="_Toc233896193"/>
       <w:proofErr w:type="spellStart"/>
       <w:r>
-        <w:lastRenderedPageBreak/>
         <w:t>Suppression</w:t>
       </w:r>
       <w:r>
         <w:t>_CSV_File</w:t>
       </w:r>
-      <w:bookmarkEnd w:id="105"/>
+      <w:bookmarkEnd w:id="102"/>
       <w:proofErr w:type="spellEnd"/>
     </w:p>
     <w:p>
@@ -15628,14 +15229,14 @@
         </w:numPr>
         <w:spacing w:after="120"/>
       </w:pPr>
-      <w:bookmarkStart w:id="106" w:name="_Toc48384084"/>
-      <w:bookmarkStart w:id="107" w:name="_Toc226712523"/>
+      <w:bookmarkStart w:id="103" w:name="_Toc48384084"/>
+      <w:bookmarkStart w:id="104" w:name="_Toc233896194"/>
       <w:proofErr w:type="spellStart"/>
       <w:r>
         <w:t>DeadWoodTable</w:t>
       </w:r>
-      <w:bookmarkEnd w:id="106"/>
-      <w:bookmarkEnd w:id="107"/>
+      <w:bookmarkEnd w:id="103"/>
+      <w:bookmarkEnd w:id="104"/>
       <w:proofErr w:type="spellEnd"/>
     </w:p>
     <w:p>
@@ -17556,42 +17157,174 @@
         <w:pStyle w:val="Heading1"/>
         <w:spacing w:after="120"/>
       </w:pPr>
-      <w:bookmarkStart w:id="108" w:name="_Toc102232960"/>
-      <w:bookmarkStart w:id="109" w:name="_Toc136162695"/>
-      <w:bookmarkStart w:id="110" w:name="_Toc226712524"/>
-      <w:bookmarkEnd w:id="74"/>
+      <w:bookmarkStart w:id="105" w:name="_Toc102232960"/>
+      <w:bookmarkStart w:id="106" w:name="_Toc136162695"/>
+      <w:bookmarkStart w:id="107" w:name="_Toc233896195"/>
+      <w:bookmarkEnd w:id="70"/>
       <w:r>
         <w:lastRenderedPageBreak/>
         <w:t>Output Files</w:t>
       </w:r>
+      <w:bookmarkEnd w:id="105"/>
+      <w:bookmarkEnd w:id="106"/>
+      <w:bookmarkEnd w:id="107"/>
+    </w:p>
+    <w:p>
+      <w:r>
+        <w:t xml:space="preserve">The extension outputs were designed to </w:t>
+      </w:r>
+      <w:r>
+        <w:t xml:space="preserve">assist with model calibration, </w:t>
+      </w:r>
+      <w:r>
+        <w:t>parameterize</w:t>
+      </w:r>
+      <w:r>
+        <w:t xml:space="preserve">, and to </w:t>
+      </w:r>
+      <w:r>
+        <w:t xml:space="preserve">analyze fire behavior in the simulation. </w:t>
+      </w:r>
+      <w:r>
+        <w:t xml:space="preserve"> Full metadata for all outputs is available in the Metadata/</w:t>
+      </w:r>
+      <w:r>
+        <w:t>social-climate-fire</w:t>
+      </w:r>
+      <w:r>
+        <w:t xml:space="preserve"> sub-folder after a simulation is run.</w:t>
+      </w:r>
+    </w:p>
+    <w:p>
+      <w:pPr>
+        <w:pStyle w:val="Heading2"/>
+        <w:spacing w:after="120"/>
+      </w:pPr>
+      <w:bookmarkStart w:id="108" w:name="_Toc102232961"/>
+      <w:bookmarkStart w:id="109" w:name="_Ref133900246"/>
+      <w:bookmarkStart w:id="110" w:name="_Toc136162696"/>
+      <w:bookmarkStart w:id="111" w:name="_Ref272935798"/>
+      <w:bookmarkStart w:id="112" w:name="_Toc233896196"/>
+      <w:r>
+        <w:t>Day of Fire Map</w:t>
+      </w:r>
+      <w:r>
+        <w:t>s</w:t>
+      </w:r>
+      <w:bookmarkEnd w:id="112"/>
+    </w:p>
+    <w:p>
+      <w:pPr>
+        <w:pStyle w:val="textbody"/>
+      </w:pPr>
+      <w:r>
+        <w:t xml:space="preserve">The map of ‘fire </w:t>
+      </w:r>
+      <w:proofErr w:type="gramStart"/>
+      <w:r>
+        <w:t>days’</w:t>
+      </w:r>
+      <w:proofErr w:type="gramEnd"/>
+      <w:r>
+        <w:t xml:space="preserve"> tracks on which day of the year a cell </w:t>
+      </w:r>
+      <w:proofErr w:type="gramStart"/>
+      <w:r>
+        <w:t>burned</w:t>
+      </w:r>
+      <w:proofErr w:type="gramEnd"/>
+      <w:r>
+        <w:t>. Map values equal Julian day of time step.</w:t>
+      </w:r>
+      <w:r>
+        <w:t xml:space="preserve">  Note</w:t>
+      </w:r>
+      <w:proofErr w:type="gramStart"/>
+      <w:r>
+        <w:t>:  map</w:t>
+      </w:r>
+      <w:proofErr w:type="gramEnd"/>
+      <w:r>
+        <w:t xml:space="preserve"> values = 0 indicates an inactive site; 1 = active but unburned; &gt; 1 = Day-of-year for the fire + 1.</w:t>
+      </w:r>
+    </w:p>
+    <w:p>
+      <w:pPr>
+        <w:pStyle w:val="Heading2"/>
+        <w:spacing w:after="120"/>
+      </w:pPr>
+      <w:bookmarkStart w:id="113" w:name="_Toc233896197"/>
+      <w:r>
+        <w:t xml:space="preserve">Fire </w:t>
+      </w:r>
+      <w:r>
+        <w:t xml:space="preserve">Severity </w:t>
+      </w:r>
+      <w:r>
+        <w:t>Map</w:t>
+      </w:r>
       <w:bookmarkEnd w:id="108"/>
       <w:bookmarkEnd w:id="109"/>
+      <w:r>
+        <w:t>s</w:t>
+      </w:r>
       <w:bookmarkEnd w:id="110"/>
-    </w:p>
-    <w:p>
-      <w:r>
-        <w:t xml:space="preserve">The extension outputs were designed to </w:t>
-      </w:r>
-      <w:r>
-        <w:t xml:space="preserve">assist with model calibration, </w:t>
-      </w:r>
-      <w:r>
-        <w:t>parameterize</w:t>
-      </w:r>
-      <w:r>
-        <w:t xml:space="preserve">, and to </w:t>
-      </w:r>
-      <w:r>
-        <w:t xml:space="preserve">analyze fire behavior in the simulation. </w:t>
-      </w:r>
-      <w:r>
-        <w:t xml:space="preserve"> Full metadata for all outputs is available in the Metadata/</w:t>
-      </w:r>
-      <w:r>
-        <w:t>social-climate-fire</w:t>
-      </w:r>
-      <w:r>
-        <w:t xml:space="preserve"> sub-folder after a simulation is run.</w:t>
+      <w:bookmarkEnd w:id="111"/>
+      <w:bookmarkEnd w:id="113"/>
+    </w:p>
+    <w:p>
+      <w:pPr>
+        <w:pStyle w:val="textbody"/>
+      </w:pPr>
+      <w:r>
+        <w:t xml:space="preserve">The map of fire </w:t>
+      </w:r>
+      <w:r>
+        <w:t xml:space="preserve">severity </w:t>
+      </w:r>
+      <w:r>
+        <w:t xml:space="preserve">reports at which </w:t>
+      </w:r>
+      <w:r>
+        <w:t xml:space="preserve">severity </w:t>
+      </w:r>
+      <w:r>
+        <w:t>(1-10</w:t>
+      </w:r>
+      <w:r>
+        <w:t>) a cell burned.</w:t>
+      </w:r>
+      <w:r>
+        <w:t xml:space="preserve"> Map values: 0 = </w:t>
+      </w:r>
+      <w:proofErr w:type="gramStart"/>
+      <w:r>
+        <w:t>Non-active</w:t>
+      </w:r>
+      <w:proofErr w:type="gramEnd"/>
+      <w:r>
+        <w:t>; 1=</w:t>
+      </w:r>
+      <w:r>
+        <w:t>Unburned site</w:t>
+      </w:r>
+      <w:r>
+        <w:t>, 1-</w:t>
+      </w:r>
+      <w:r>
+        <w:t>10</w:t>
+      </w:r>
+      <w:r>
+        <w:t xml:space="preserve"> = Fire </w:t>
+      </w:r>
+      <w:r>
+        <w:t xml:space="preserve">severity </w:t>
+      </w:r>
+      <w:r>
+        <w:t>1-10</w:t>
+      </w:r>
+      <w:r>
+        <w:t>.</w:t>
       </w:r>
     </w:p>
     <w:p>
@@ -17599,52 +17332,21 @@
         <w:pStyle w:val="Heading2"/>
         <w:spacing w:after="120"/>
       </w:pPr>
-      <w:bookmarkStart w:id="111" w:name="_Toc102232961"/>
-      <w:bookmarkStart w:id="112" w:name="_Ref133900246"/>
-      <w:bookmarkStart w:id="113" w:name="_Toc136162696"/>
-      <w:bookmarkStart w:id="114" w:name="_Ref272935798"/>
-      <w:bookmarkStart w:id="115" w:name="_Toc226712525"/>
-      <w:r>
-        <w:t>Day of Fire Map</w:t>
-      </w:r>
-      <w:r>
-        <w:t>s</w:t>
-      </w:r>
-      <w:bookmarkEnd w:id="115"/>
+      <w:bookmarkStart w:id="114" w:name="_Ref133900608"/>
+      <w:bookmarkStart w:id="115" w:name="_Toc136162697"/>
+      <w:bookmarkStart w:id="116" w:name="_Toc102232962"/>
+      <w:bookmarkStart w:id="117" w:name="_Toc233896198"/>
+      <w:r>
+        <w:t>Fire Spread Probability Maps</w:t>
+      </w:r>
+      <w:bookmarkEnd w:id="117"/>
     </w:p>
     <w:p>
       <w:pPr>
         <w:pStyle w:val="textbody"/>
       </w:pPr>
       <w:r>
-        <w:t xml:space="preserve">The map of ‘fire </w:t>
-      </w:r>
-      <w:proofErr w:type="gramStart"/>
-      <w:r>
-        <w:t>days’</w:t>
-      </w:r>
-      <w:proofErr w:type="gramEnd"/>
-      <w:r>
-        <w:t xml:space="preserve"> tracks on which day of the year a cell </w:t>
-      </w:r>
-      <w:proofErr w:type="gramStart"/>
-      <w:r>
-        <w:t>burned</w:t>
-      </w:r>
-      <w:proofErr w:type="gramEnd"/>
-      <w:r>
-        <w:t>. Map values equal Julian day of time step.</w:t>
-      </w:r>
-      <w:r>
-        <w:t xml:space="preserve">  Note</w:t>
-      </w:r>
-      <w:proofErr w:type="gramStart"/>
-      <w:r>
-        <w:t>:  map</w:t>
-      </w:r>
-      <w:proofErr w:type="gramEnd"/>
-      <w:r>
-        <w:t xml:space="preserve"> values = 0 indicates an inactive site; 1 = active but unburned; &gt; 1 = Day-of-year for the fire + 1.</w:t>
+        <w:t>The map of fire spread probability. Map values: 0 = Inactive or unburned site, &gt;0 = A disturbed site with fire spread probability x 100.</w:t>
       </w:r>
     </w:p>
     <w:p>
@@ -17652,78 +17354,90 @@
         <w:pStyle w:val="Heading2"/>
         <w:spacing w:after="120"/>
       </w:pPr>
-      <w:bookmarkStart w:id="116" w:name="_Toc226712526"/>
-      <w:r>
-        <w:t xml:space="preserve">Fire </w:t>
-      </w:r>
-      <w:r>
-        <w:t xml:space="preserve">Severity </w:t>
-      </w:r>
-      <w:r>
-        <w:t>Map</w:t>
-      </w:r>
-      <w:bookmarkEnd w:id="111"/>
-      <w:bookmarkEnd w:id="112"/>
-      <w:r>
-        <w:t>s</w:t>
-      </w:r>
-      <w:bookmarkEnd w:id="113"/>
-      <w:bookmarkEnd w:id="114"/>
-      <w:bookmarkEnd w:id="116"/>
+      <w:bookmarkStart w:id="118" w:name="_Toc233896199"/>
+      <w:r>
+        <w:t xml:space="preserve">Fire Ignition </w:t>
+      </w:r>
+      <w:r>
+        <w:t xml:space="preserve">Type </w:t>
+      </w:r>
+      <w:r>
+        <w:t>Maps</w:t>
+      </w:r>
+      <w:bookmarkEnd w:id="118"/>
     </w:p>
     <w:p>
       <w:pPr>
         <w:pStyle w:val="textbody"/>
       </w:pPr>
       <w:r>
-        <w:t xml:space="preserve">The map of fire </w:t>
-      </w:r>
-      <w:r>
-        <w:t xml:space="preserve">severity </w:t>
-      </w:r>
-      <w:r>
-        <w:t xml:space="preserve">reports at which </w:t>
-      </w:r>
-      <w:r>
-        <w:t xml:space="preserve">severity </w:t>
-      </w:r>
-      <w:r>
-        <w:t>(1-10</w:t>
-      </w:r>
-      <w:r>
-        <w:t>) a cell burned.</w:t>
-      </w:r>
-      <w:r>
-        <w:t xml:space="preserve"> Map values: 0 = </w:t>
-      </w:r>
-      <w:proofErr w:type="gramStart"/>
-      <w:r>
-        <w:t>Non-active</w:t>
-      </w:r>
-      <w:proofErr w:type="gramEnd"/>
-      <w:r>
-        <w:t>; 1=</w:t>
-      </w:r>
-      <w:r>
-        <w:t>Unburned site</w:t>
-      </w:r>
-      <w:r>
-        <w:t>, 1-</w:t>
-      </w:r>
-      <w:r>
-        <w:t>10</w:t>
-      </w:r>
-      <w:r>
-        <w:t xml:space="preserve"> = Fire </w:t>
-      </w:r>
-      <w:r>
-        <w:t xml:space="preserve">severity </w:t>
-      </w:r>
-      <w:r>
-        <w:t>1-10</w:t>
-      </w:r>
-      <w:r>
-        <w:t>.</w:t>
+        <w:t xml:space="preserve">There are three ignition types with values: </w:t>
+      </w:r>
+      <w:r>
+        <w:t>0</w:t>
+      </w:r>
+      <w:r>
+        <w:t xml:space="preserve"> </w:t>
+      </w:r>
+      <w:r>
+        <w:t>=</w:t>
+      </w:r>
+      <w:r>
+        <w:t xml:space="preserve"> </w:t>
+      </w:r>
+      <w:r>
+        <w:t xml:space="preserve">non-active </w:t>
+      </w:r>
+      <w:r>
+        <w:t>site</w:t>
+      </w:r>
+      <w:r>
+        <w:t xml:space="preserve">, </w:t>
+      </w:r>
+      <w:r>
+        <w:t>1=active and unburned, 2</w:t>
+      </w:r>
+      <w:r>
+        <w:t xml:space="preserve"> </w:t>
+      </w:r>
+      <w:r>
+        <w:t>=</w:t>
+      </w:r>
+      <w:r>
+        <w:t xml:space="preserve"> </w:t>
+      </w:r>
+      <w:r>
+        <w:t xml:space="preserve">Accidental; </w:t>
+      </w:r>
+      <w:r>
+        <w:t>3</w:t>
+      </w:r>
+      <w:r>
+        <w:t xml:space="preserve"> </w:t>
+      </w:r>
+      <w:r>
+        <w:t>=</w:t>
+      </w:r>
+      <w:r>
+        <w:t xml:space="preserve"> </w:t>
+      </w:r>
+      <w:r>
+        <w:t xml:space="preserve">Lightning; </w:t>
+      </w:r>
+      <w:r>
+        <w:t>4</w:t>
+      </w:r>
+      <w:r>
+        <w:t xml:space="preserve"> </w:t>
+      </w:r>
+      <w:r>
+        <w:t>=</w:t>
+      </w:r>
+      <w:r>
+        <w:t xml:space="preserve"> </w:t>
+      </w:r>
+      <w:r>
+        <w:t>Rx.</w:t>
       </w:r>
     </w:p>
     <w:p>
@@ -17731,21 +17445,18 @@
         <w:pStyle w:val="Heading2"/>
         <w:spacing w:after="120"/>
       </w:pPr>
-      <w:bookmarkStart w:id="117" w:name="_Ref133900608"/>
-      <w:bookmarkStart w:id="118" w:name="_Toc136162697"/>
-      <w:bookmarkStart w:id="119" w:name="_Toc102232962"/>
-      <w:bookmarkStart w:id="120" w:name="_Toc226712527"/>
-      <w:r>
-        <w:t>Fire Spread Probability Maps</w:t>
-      </w:r>
-      <w:bookmarkEnd w:id="120"/>
+      <w:bookmarkStart w:id="119" w:name="_Toc233896200"/>
+      <w:r>
+        <w:t>Fine Fuels Maps</w:t>
+      </w:r>
+      <w:bookmarkEnd w:id="119"/>
     </w:p>
     <w:p>
       <w:pPr>
         <w:pStyle w:val="textbody"/>
       </w:pPr>
       <w:r>
-        <w:t>The map of fire spread probability. Map values: 0 = Inactive or unburned site, &gt;0 = A disturbed site with fire spread probability x 100.</w:t>
+        <w:t>Range from 0.0 – 1.0 and equal the fine fuels (from a succession extension) divided by maximum fine fuels (SCRPPLE user input) with a maximum of 1.0.</w:t>
       </w:r>
     </w:p>
     <w:p>
@@ -17753,90 +17464,18 @@
         <w:pStyle w:val="Heading2"/>
         <w:spacing w:after="120"/>
       </w:pPr>
-      <w:bookmarkStart w:id="121" w:name="_Toc226712528"/>
-      <w:r>
-        <w:t xml:space="preserve">Fire Ignition </w:t>
-      </w:r>
-      <w:r>
-        <w:t xml:space="preserve">Type </w:t>
-      </w:r>
-      <w:r>
-        <w:t>Maps</w:t>
-      </w:r>
-      <w:bookmarkEnd w:id="121"/>
+      <w:bookmarkStart w:id="120" w:name="_Toc233896201"/>
+      <w:r>
+        <w:t>Event ID Maps</w:t>
+      </w:r>
+      <w:bookmarkEnd w:id="120"/>
     </w:p>
     <w:p>
       <w:pPr>
         <w:pStyle w:val="textbody"/>
       </w:pPr>
       <w:r>
-        <w:t xml:space="preserve">There are three ignition types with values: </w:t>
-      </w:r>
-      <w:r>
-        <w:t>0</w:t>
-      </w:r>
-      <w:r>
-        <w:t xml:space="preserve"> </w:t>
-      </w:r>
-      <w:r>
-        <w:t>=</w:t>
-      </w:r>
-      <w:r>
-        <w:t xml:space="preserve"> </w:t>
-      </w:r>
-      <w:r>
-        <w:t xml:space="preserve">non-active </w:t>
-      </w:r>
-      <w:r>
-        <w:t>site</w:t>
-      </w:r>
-      <w:r>
-        <w:t xml:space="preserve">, </w:t>
-      </w:r>
-      <w:r>
-        <w:t>1=active and unburned, 2</w:t>
-      </w:r>
-      <w:r>
-        <w:t xml:space="preserve"> </w:t>
-      </w:r>
-      <w:r>
-        <w:t>=</w:t>
-      </w:r>
-      <w:r>
-        <w:t xml:space="preserve"> </w:t>
-      </w:r>
-      <w:r>
-        <w:t xml:space="preserve">Accidental; </w:t>
-      </w:r>
-      <w:r>
-        <w:t>3</w:t>
-      </w:r>
-      <w:r>
-        <w:t xml:space="preserve"> </w:t>
-      </w:r>
-      <w:r>
-        <w:t>=</w:t>
-      </w:r>
-      <w:r>
-        <w:t xml:space="preserve"> </w:t>
-      </w:r>
-      <w:r>
-        <w:t xml:space="preserve">Lightning; </w:t>
-      </w:r>
-      <w:r>
-        <w:t>4</w:t>
-      </w:r>
-      <w:r>
-        <w:t xml:space="preserve"> </w:t>
-      </w:r>
-      <w:r>
-        <w:t>=</w:t>
-      </w:r>
-      <w:r>
-        <w:t xml:space="preserve"> </w:t>
-      </w:r>
-      <w:r>
-        <w:t>Rx.</w:t>
+        <w:t>These maps give the event ID, to be paired with the Event Log (below).  Map values: 0 = Inactive or unburned site, &gt; 0 = A disturbed site an assigned Event ID.</w:t>
       </w:r>
     </w:p>
     <w:p>
@@ -17844,18 +17483,24 @@
         <w:pStyle w:val="Heading2"/>
         <w:spacing w:after="120"/>
       </w:pPr>
-      <w:bookmarkStart w:id="122" w:name="_Toc226712529"/>
-      <w:r>
-        <w:t>Fine Fuels Maps</w:t>
-      </w:r>
-      <w:bookmarkEnd w:id="122"/>
+      <w:bookmarkStart w:id="121" w:name="_Toc233896202"/>
+      <w:r>
+        <w:t>Fire Ignition Log</w:t>
+      </w:r>
+      <w:bookmarkEnd w:id="121"/>
     </w:p>
     <w:p>
       <w:pPr>
         <w:pStyle w:val="textbody"/>
       </w:pPr>
       <w:r>
-        <w:t>Range from 0.0 – 1.0 and equal the fine fuels (from a succession extension) divided by maximum fine fuels (SCRPPLE user input) with a maximum of 1.0.</w:t>
+        <w:t>The Fire ignition table is designed to capture the relationship between attempted FWI and number of fire ignitions for each type, for each day and year.</w:t>
+      </w:r>
+      <w:r>
+        <w:t xml:space="preserve"> </w:t>
+      </w:r>
+      <w:r>
+        <w:t>This log file tracks the number of ignitions and the climatic conditions under which they occurred: year, Julian day of year, number of attempted ignitions, Fire Weather Index, and type of ignition</w:t>
       </w:r>
     </w:p>
     <w:p>
@@ -17863,58 +17508,14 @@
         <w:pStyle w:val="Heading2"/>
         <w:spacing w:after="120"/>
       </w:pPr>
-      <w:bookmarkStart w:id="123" w:name="_Toc226712530"/>
-      <w:r>
-        <w:t>Event ID Maps</w:t>
-      </w:r>
-      <w:bookmarkEnd w:id="123"/>
-    </w:p>
-    <w:p>
-      <w:pPr>
-        <w:pStyle w:val="textbody"/>
-      </w:pPr>
-      <w:r>
-        <w:t>These maps give the event ID, to be paired with the Event Log (below).  Map values: 0 = Inactive or unburned site, &gt; 0 = A disturbed site an assigned Event ID.</w:t>
-      </w:r>
-    </w:p>
-    <w:p>
-      <w:pPr>
-        <w:pStyle w:val="Heading2"/>
-        <w:spacing w:after="120"/>
-      </w:pPr>
-      <w:bookmarkStart w:id="124" w:name="_Toc226712531"/>
-      <w:r>
-        <w:t>Fire Ignition Log</w:t>
-      </w:r>
-      <w:bookmarkEnd w:id="124"/>
-    </w:p>
-    <w:p>
-      <w:pPr>
-        <w:pStyle w:val="textbody"/>
-      </w:pPr>
-      <w:r>
-        <w:t>The Fire ignition table is designed to capture the relationship between attempted FWI and number of fire ignitions for each type, for each day and year.</w:t>
-      </w:r>
-      <w:r>
-        <w:t xml:space="preserve"> </w:t>
-      </w:r>
-      <w:r>
-        <w:t>This log file tracks the number of ignitions and the climatic conditions under which they occurred: year, Julian day of year, number of attempted ignitions, Fire Weather Index, and type of ignition</w:t>
-      </w:r>
-    </w:p>
-    <w:p>
-      <w:pPr>
-        <w:pStyle w:val="Heading2"/>
-        <w:spacing w:after="120"/>
-      </w:pPr>
-      <w:bookmarkStart w:id="125" w:name="_Toc226712532"/>
+      <w:bookmarkStart w:id="122" w:name="_Toc233896203"/>
       <w:r>
         <w:lastRenderedPageBreak/>
         <w:t>Fire Event Log</w:t>
       </w:r>
-      <w:bookmarkEnd w:id="117"/>
-      <w:bookmarkEnd w:id="118"/>
-      <w:bookmarkEnd w:id="125"/>
+      <w:bookmarkEnd w:id="114"/>
+      <w:bookmarkEnd w:id="115"/>
+      <w:bookmarkEnd w:id="122"/>
     </w:p>
     <w:p>
       <w:pPr>
@@ -18178,9 +17779,9 @@
         <w:pStyle w:val="Heading2"/>
         <w:spacing w:after="120"/>
       </w:pPr>
-      <w:bookmarkStart w:id="126" w:name="_Ref133900654"/>
-      <w:bookmarkStart w:id="127" w:name="_Toc136162698"/>
-      <w:bookmarkStart w:id="128" w:name="_Toc226712533"/>
+      <w:bookmarkStart w:id="123" w:name="_Ref133900654"/>
+      <w:bookmarkStart w:id="124" w:name="_Toc136162698"/>
+      <w:bookmarkStart w:id="125" w:name="_Toc233896204"/>
       <w:r>
         <w:t xml:space="preserve">Fire </w:t>
       </w:r>
@@ -18190,10 +17791,10 @@
       <w:r>
         <w:t xml:space="preserve"> Log</w:t>
       </w:r>
-      <w:bookmarkEnd w:id="119"/>
-      <w:bookmarkEnd w:id="126"/>
-      <w:bookmarkEnd w:id="127"/>
-      <w:bookmarkEnd w:id="128"/>
+      <w:bookmarkEnd w:id="116"/>
+      <w:bookmarkEnd w:id="123"/>
+      <w:bookmarkEnd w:id="124"/>
+      <w:bookmarkEnd w:id="125"/>
     </w:p>
     <w:p>
       <w:pPr>
@@ -18421,12 +18022,12 @@
         <w:pStyle w:val="Heading1"/>
         <w:spacing w:after="120"/>
       </w:pPr>
-      <w:bookmarkStart w:id="129" w:name="_Toc226712534"/>
+      <w:bookmarkStart w:id="126" w:name="_Toc233896205"/>
       <w:r>
         <w:lastRenderedPageBreak/>
         <w:t>Sample Input File</w:t>
       </w:r>
-      <w:bookmarkEnd w:id="129"/>
+      <w:bookmarkEnd w:id="126"/>
     </w:p>
     <w:p>
       <w:pPr>
@@ -18559,9 +18160,9 @@
       </w:rPr>
       <w:fldChar w:fldCharType="end"/>
     </w:r>
-    <w:bookmarkStart w:id="130" w:name="_Ref133898947"/>
-    <w:bookmarkStart w:id="131" w:name="_Ref75418953"/>
-    <w:bookmarkEnd w:id="130"/>
+    <w:bookmarkStart w:id="127" w:name="_Ref133898947"/>
+    <w:bookmarkStart w:id="128" w:name="_Ref75418953"/>
+    <w:bookmarkEnd w:id="127"/>
     <w:r>
       <w:rPr>
         <w:rFonts w:ascii="Arial" w:hAnsi="Arial" w:cs="Arial"/>
@@ -18569,7 +18170,7 @@
       <w:t xml:space="preserve"> -</w:t>
     </w:r>
   </w:p>
-  <w:bookmarkEnd w:id="131"/>
+  <w:bookmarkEnd w:id="128"/>
   <w:p>
     <w:pPr>
       <w:pStyle w:val="Footer"/>
@@ -18636,7 +18237,7 @@
       <w:t>4.</w:t>
     </w:r>
     <w:r>
-      <w:t>1</w:t>
+      <w:t>3</w:t>
     </w:r>
     <w:r>
       <w:t xml:space="preserve"> </w:t>

--- a/docs/LANDIS-II Social-Climate-Fire v4 User Guide.docx
+++ b/docs/LANDIS-II Social-Climate-Fire v4 User Guide.docx
@@ -9067,7 +9067,6 @@
         </w:rPr>
         <w:t xml:space="preserve">Social-Climate </w:t>
       </w:r>
-      <w:proofErr w:type="gramStart"/>
       <w:r>
         <w:rPr>
           <w:color w:val="333333"/>
@@ -9079,14 +9078,7 @@
         <w:rPr>
           <w:color w:val="333333"/>
         </w:rPr>
-        <w:t>(‘</w:t>
-      </w:r>
-      <w:proofErr w:type="gramEnd"/>
-      <w:r>
-        <w:rPr>
-          <w:color w:val="333333"/>
-        </w:rPr>
-        <w:t xml:space="preserve">SCF’) </w:t>
+        <w:t xml:space="preserve">(‘SCF’) </w:t>
       </w:r>
       <w:r>
         <w:t>e</w:t>
@@ -9178,13 +9170,8 @@
       <w:r>
         <w:t xml:space="preserve">behave similarly </w:t>
       </w:r>
-      <w:proofErr w:type="gramStart"/>
-      <w:r>
-        <w:t>in regards to</w:t>
-      </w:r>
-      <w:proofErr w:type="gramEnd"/>
-      <w:r>
-        <w:t xml:space="preserve"> spread and mortality.</w:t>
+      <w:r>
+        <w:t>in regards to spread and mortality.</w:t>
       </w:r>
       <w:r>
         <w:t xml:space="preserve">  Our model consists of </w:t>
@@ -9233,11 +9220,9 @@
       <w:r>
         <w:t xml:space="preserve">upply of ignitions </w:t>
       </w:r>
-      <w:proofErr w:type="gramStart"/>
       <w:r>
         <w:t>are</w:t>
       </w:r>
-      <w:proofErr w:type="gramEnd"/>
       <w:r>
         <w:t xml:space="preserve"> generated from </w:t>
       </w:r>
@@ -9354,11 +9339,9 @@
         <w:pStyle w:val="textbody"/>
         <w:ind w:left="720"/>
       </w:pPr>
-      <w:proofErr w:type="gramStart"/>
       <w:r>
         <w:t>where</w:t>
       </w:r>
-      <w:proofErr w:type="gramEnd"/>
     </w:p>
     <w:p>
       <w:pPr>
@@ -9515,13 +9498,8 @@
       <w:r>
         <w:t>Number of fires =</w:t>
       </w:r>
-      <w:proofErr w:type="gramStart"/>
-      <w:r>
-        <w:t>Pois(</w:t>
-      </w:r>
-      <w:proofErr w:type="gramEnd"/>
-      <w:r>
-        <w:t>Lambda=</w:t>
+      <w:r>
+        <w:t>Pois(Lambda=</w:t>
       </w:r>
       <m:oMath>
         <m:sSup>
@@ -9577,42 +9555,10 @@
         <w:ind w:left="720"/>
       </w:pPr>
       <w:r>
-        <w:t xml:space="preserve">This requires fitting four-parameters to the model by ignition type. The second distribution type is </w:t>
-      </w:r>
-      <w:proofErr w:type="gramStart"/>
-      <w:r>
-        <w:t>the Poisson</w:t>
-      </w:r>
-      <w:proofErr w:type="gramEnd"/>
-      <w:r>
-        <w:t xml:space="preserve">, in which only Equation 3 </w:t>
-      </w:r>
-      <w:proofErr w:type="gramStart"/>
-      <w:r>
-        <w:t>is fit to</w:t>
-      </w:r>
-      <w:proofErr w:type="gramEnd"/>
-      <w:r>
-        <w:t xml:space="preserve"> the data. This requires fitting only </w:t>
-      </w:r>
-      <w:proofErr w:type="gramStart"/>
-      <w:r>
-        <w:t>two-parameters</w:t>
-      </w:r>
-      <w:proofErr w:type="gramEnd"/>
-      <w:r>
-        <w:t xml:space="preserve">.  For both modes, </w:t>
-      </w:r>
-      <w:r>
-        <w:t>Fire Weather Index (FWI) follows the calculations from the Canadian Fire Prediction System (1992) and is a smoothed averaged that integrates long- and short-term variation in precipitation and temperature.  FWI was calculated for each day-of-the-</w:t>
-      </w:r>
-      <w:proofErr w:type="gramStart"/>
-      <w:r>
-        <w:t>year</w:t>
-      </w:r>
-      <w:proofErr w:type="gramEnd"/>
-      <w:r>
-        <w:t xml:space="preserve"> and the appropriate number of ignitions were generated for each day</w:t>
+        <w:t xml:space="preserve">This requires fitting four-parameters to the model by ignition type. The second distribution type is the Poisson, in which only Equation 3 is fit to the data. This requires fitting only two-parameters.  For both modes, </w:t>
+      </w:r>
+      <w:r>
+        <w:t>Fire Weather Index (FWI) follows the calculations from the Canadian Fire Prediction System (1992) and is a smoothed averaged that integrates long- and short-term variation in precipitation and temperature.  FWI was calculated for each day-of-the-year and the appropriate number of ignitions were generated for each day</w:t>
       </w:r>
       <w:r>
         <w:t>.</w:t>
@@ -9761,23 +9707,7 @@
         <w:ind w:left="720"/>
       </w:pPr>
       <w:r>
-        <w:t xml:space="preserve">From the point of ignition, fire spreads. Fire can spread to each adjacent cell dependent upon a probability of </w:t>
-      </w:r>
-      <w:proofErr w:type="gramStart"/>
-      <w:r>
-        <w:t>spread</w:t>
-      </w:r>
-      <w:proofErr w:type="gramEnd"/>
-      <w:r>
-        <w:t xml:space="preserve"> to adjacent </w:t>
-      </w:r>
-      <w:proofErr w:type="gramStart"/>
-      <w:r>
-        <w:t>neighbor</w:t>
-      </w:r>
-      <w:proofErr w:type="gramEnd"/>
-      <w:r>
-        <w:t xml:space="preserve"> (out of four nearest neighbors). Fire spread is from cell-to-cell and determines fire size. A fire will continue burning until no more cells are selected for spread.  </w:t>
+        <w:t xml:space="preserve">From the point of ignition, fire spreads. Fire can spread to each adjacent cell dependent upon a probability of spread to adjacent neighbor (out of four nearest neighbors). Fire spread is from cell-to-cell and determines fire size. A fire will continue burning until no more cells are selected for spread.  </w:t>
       </w:r>
     </w:p>
     <w:p>
@@ -10020,24 +9950,13 @@
           <w:b/>
         </w:rPr>
         <w:lastRenderedPageBreak/>
-        <w:t>Note here and elsewhere</w:t>
-      </w:r>
-      <w:proofErr w:type="gramStart"/>
-      <w:r>
-        <w:rPr>
-          <w:b/>
-        </w:rPr>
-        <w:t>:</w:t>
+        <w:t>Note here and elsewhere:</w:t>
       </w:r>
       <w:r>
         <w:t xml:space="preserve">  </w:t>
       </w:r>
       <w:r>
-        <w:t>The</w:t>
-      </w:r>
-      <w:proofErr w:type="gramEnd"/>
-      <w:r>
-        <w:t xml:space="preserve"> climate library converts all wind speed units into kilometers / hour.</w:t>
+        <w:t>The climate library converts all wind speed units into kilometers / hour.</w:t>
       </w:r>
       <w:r>
         <w:t xml:space="preserve">  </w:t>
@@ -10046,21 +9965,7 @@
         <w:rPr>
           <w:i/>
         </w:rPr>
-        <w:t xml:space="preserve">Be sure to convert your wind data into the correct units when </w:t>
-      </w:r>
-      <w:proofErr w:type="gramStart"/>
-      <w:r>
-        <w:rPr>
-          <w:i/>
-        </w:rPr>
-        <w:t>inputting</w:t>
-      </w:r>
-      <w:proofErr w:type="gramEnd"/>
-      <w:r>
-        <w:rPr>
-          <w:i/>
-        </w:rPr>
-        <w:t xml:space="preserve"> into the climate library.</w:t>
+        <w:t>Be sure to convert your wind data into the correct units when inputting into the climate library.</w:t>
       </w:r>
     </w:p>
     <w:p>
@@ -10105,15 +10010,7 @@
         <w:t>A fire will spread</w:t>
       </w:r>
       <w:r>
-        <w:t xml:space="preserve"> (if it does not </w:t>
-      </w:r>
-      <w:proofErr w:type="gramStart"/>
-      <w:r>
-        <w:t>fail to</w:t>
-      </w:r>
-      <w:proofErr w:type="gramEnd"/>
-      <w:r>
-        <w:t xml:space="preserve"> or is not suppressed)</w:t>
+        <w:t xml:space="preserve"> (if it does not fail to or is not suppressed)</w:t>
       </w:r>
       <w:r>
         <w:t xml:space="preserve"> until it has reach</w:t>
@@ -10200,15 +10097,7 @@
         <w:t xml:space="preserve">). </w:t>
       </w:r>
       <w:r>
-        <w:t xml:space="preserve">In simulations, cell-to-cell and maximum daily fire spread are updated separately with daily FWI estimates until the fire can no longer spread (e.g. disconnected fuels), FWI levels </w:t>
-      </w:r>
-      <w:proofErr w:type="gramStart"/>
-      <w:r>
-        <w:t>reduces</w:t>
-      </w:r>
-      <w:proofErr w:type="gramEnd"/>
-      <w:r>
-        <w:t xml:space="preserve"> spread rates, or suppression is applied.</w:t>
+        <w:t>In simulations, cell-to-cell and maximum daily fire spread are updated separately with daily FWI estimates until the fire can no longer spread (e.g. disconnected fuels), FWI levels reduces spread rates, or suppression is applied.</w:t>
       </w:r>
     </w:p>
     <w:p>
@@ -10334,13 +10223,8 @@
         </w:rPr>
         <w:t>intensity</w:t>
       </w:r>
-      <w:proofErr w:type="gramStart"/>
-      <w:r>
-        <w:t>:  Early</w:t>
-      </w:r>
-      <w:proofErr w:type="gramEnd"/>
-      <w:r>
-        <w:t xml:space="preserve"> versions of SC</w:t>
+      <w:r>
+        <w:t>:  Early versions of SC</w:t>
       </w:r>
       <w:r>
         <w:t>F</w:t>
@@ -10393,15 +10277,7 @@
       </w:r>
       <w:proofErr w:type="spellEnd"/>
       <w:r>
-        <w:t xml:space="preserve"> style maps). This represents the cells experience of mortality without </w:t>
-      </w:r>
-      <w:proofErr w:type="gramStart"/>
-      <w:r>
-        <w:t>regard</w:t>
-      </w:r>
-      <w:proofErr w:type="gramEnd"/>
-      <w:r>
-        <w:t xml:space="preserve"> individual species presence. Site level severity is calculated as </w:t>
+        <w:t xml:space="preserve"> style maps). This represents the cells experience of mortality without regard individual species presence. Site level severity is calculated as </w:t>
       </w:r>
       <w:r>
         <w:t xml:space="preserve">with an </w:t>
@@ -10816,14 +10692,12 @@
         <w:pStyle w:val="textbody"/>
         <w:ind w:left="720"/>
       </w:pPr>
-      <w:proofErr w:type="gramStart"/>
       <w:r>
         <w:t>w</w:t>
       </w:r>
       <w:r>
         <w:t>here</w:t>
       </w:r>
-      <w:proofErr w:type="gramEnd"/>
       <w:r>
         <w:t>,</w:t>
       </w:r>
@@ -10977,18 +10851,10 @@
         <w:ind w:left="720"/>
       </w:pPr>
       <w:r>
-        <w:t>As indicated by Robbins et al. (</w:t>
-      </w:r>
-      <w:proofErr w:type="gramStart"/>
-      <w:r>
-        <w:t>2022)</w:t>
-      </w:r>
-      <w:r>
-        <w:t>(</w:t>
-      </w:r>
-      <w:proofErr w:type="gramEnd"/>
-      <w:r>
-        <w:t>S1)</w:t>
+        <w:t>As indicated by Robbins et al. (2022)</w:t>
+      </w:r>
+      <w:r>
+        <w:t>(S1)</w:t>
       </w:r>
       <w:r>
         <w:t xml:space="preserve"> and paraphrased here for length:</w:t>
@@ -12134,7 +12000,6 @@
       <w:r>
         <w:t>”</w:t>
       </w:r>
-      <w:proofErr w:type="gramStart"/>
       <w:r>
         <w:t>,”</w:t>
       </w:r>
@@ -12143,7 +12008,6 @@
         <w:t>MaximumBarkThickness</w:t>
       </w:r>
       <w:proofErr w:type="spellEnd"/>
-      <w:proofErr w:type="gramEnd"/>
       <w:r>
         <w:t xml:space="preserve">”. Each row should be a species </w:t>
       </w:r>
@@ -12171,14 +12035,14 @@
         <w:pStyle w:val="Heading2"/>
         <w:spacing w:after="120"/>
       </w:pPr>
-      <w:bookmarkStart w:id="38" w:name="_Toc136162634"/>
-      <w:bookmarkStart w:id="39" w:name="_Ref272935309"/>
-      <w:bookmarkStart w:id="40" w:name="_Toc233896137"/>
+      <w:bookmarkStart w:id="38" w:name="_Toc233896137"/>
+      <w:bookmarkStart w:id="39" w:name="_Toc136162634"/>
+      <w:bookmarkStart w:id="40" w:name="_Ref272935309"/>
       <w:proofErr w:type="spellStart"/>
       <w:r>
         <w:t>AccidentalIgnitionsMap</w:t>
       </w:r>
-      <w:bookmarkEnd w:id="40"/>
+      <w:bookmarkEnd w:id="38"/>
       <w:proofErr w:type="spellEnd"/>
     </w:p>
     <w:p>
@@ -12552,10 +12416,10 @@
         <w:pStyle w:val="Heading2"/>
         <w:spacing w:after="120"/>
       </w:pPr>
-      <w:bookmarkStart w:id="43" w:name="_Toc136162636"/>
-      <w:bookmarkStart w:id="44" w:name="_Toc233896140"/>
-      <w:bookmarkEnd w:id="38"/>
+      <w:bookmarkStart w:id="43" w:name="_Toc233896140"/>
+      <w:bookmarkStart w:id="44" w:name="_Toc136162636"/>
       <w:bookmarkEnd w:id="39"/>
+      <w:bookmarkEnd w:id="40"/>
       <w:proofErr w:type="spellStart"/>
       <w:r>
         <w:t>DynamicLightningIgnitionMaps</w:t>
@@ -12564,7 +12428,7 @@
       <w:r>
         <w:t xml:space="preserve"> (Optional)</w:t>
       </w:r>
-      <w:bookmarkEnd w:id="44"/>
+      <w:bookmarkEnd w:id="43"/>
     </w:p>
     <w:p>
       <w:pPr>
@@ -13037,15 +12901,7 @@
         <w:pStyle w:val="textbody"/>
       </w:pPr>
       <w:r>
-        <w:t>This parameter specifies a raster map to represent where and how accidental fires are suppressed.  The map units are integers and should only include</w:t>
-      </w:r>
-      <w:proofErr w:type="gramStart"/>
-      <w:r>
-        <w:t>:  0</w:t>
-      </w:r>
-      <w:proofErr w:type="gramEnd"/>
-      <w:r>
-        <w:t>, 1, 2, 3, indicating no suppression, light, moderate, and maximal suppression</w:t>
+        <w:t>This parameter specifies a raster map to represent where and how accidental fires are suppressed.  The map units are integers and should only include:  0, 1, 2, 3, indicating no suppression, light, moderate, and maximal suppression</w:t>
       </w:r>
       <w:r>
         <w:t xml:space="preserve"> </w:t>
@@ -13086,15 +12942,7 @@
         <w:pStyle w:val="textbody"/>
       </w:pPr>
       <w:r>
-        <w:t>This parameter specifies a raster map to represent where and how lightning fires are suppressed.  The map units are integers and should only include</w:t>
-      </w:r>
-      <w:proofErr w:type="gramStart"/>
-      <w:r>
-        <w:t>:  0</w:t>
-      </w:r>
-      <w:proofErr w:type="gramEnd"/>
-      <w:r>
-        <w:t>, 1, 2, 3, indicating no suppression, light, moderate, and maximal suppression</w:t>
+        <w:t>This parameter specifies a raster map to represent where and how lightning fires are suppressed.  The map units are integers and should only include:  0, 1, 2, 3, indicating no suppression, light, moderate, and maximal suppression</w:t>
       </w:r>
       <w:r>
         <w:t xml:space="preserve"> </w:t>
@@ -13138,15 +12986,7 @@
         <w:pStyle w:val="textbody"/>
       </w:pPr>
       <w:r>
-        <w:t>This parameter specifies a raster map to represent where and how prescribed fires are suppressed.  The map units are integers and should only include</w:t>
-      </w:r>
-      <w:proofErr w:type="gramStart"/>
-      <w:r>
-        <w:t>:  0</w:t>
-      </w:r>
-      <w:proofErr w:type="gramEnd"/>
-      <w:r>
-        <w:t>, 1, 2, 3, indicating no suppression, light, moderate, and maximal suppression</w:t>
+        <w:t>This parameter specifies a raster map to represent where and how prescribed fires are suppressed.  The map units are integers and should only include:  0, 1, 2, 3, indicating no suppression, light, moderate, and maximal suppression</w:t>
       </w:r>
       <w:r>
         <w:t xml:space="preserve"> </w:t>
@@ -13174,8 +13014,8 @@
         <w:pStyle w:val="Heading2"/>
         <w:spacing w:after="120"/>
       </w:pPr>
-      <w:bookmarkStart w:id="50" w:name="_Ref272935732"/>
-      <w:bookmarkStart w:id="51" w:name="_Toc233896146"/>
+      <w:bookmarkStart w:id="50" w:name="_Toc233896146"/>
+      <w:bookmarkStart w:id="51" w:name="_Ref272935732"/>
       <w:proofErr w:type="spellStart"/>
       <w:r>
         <w:t>DynamicAccidentalSuppressionMaps</w:t>
@@ -13184,7 +13024,7 @@
       <w:r>
         <w:t xml:space="preserve"> (Optional)</w:t>
       </w:r>
-      <w:bookmarkEnd w:id="51"/>
+      <w:bookmarkEnd w:id="50"/>
     </w:p>
     <w:p>
       <w:pPr>
@@ -13409,7 +13249,7 @@
       <w:r>
         <w:t xml:space="preserve"> </w:t>
       </w:r>
-      <w:bookmarkEnd w:id="50"/>
+      <w:bookmarkEnd w:id="51"/>
     </w:p>
     <w:p>
       <w:pPr>
@@ -13479,15 +13319,7 @@
         <w:pStyle w:val="textbody"/>
       </w:pPr>
       <w:r>
-        <w:t xml:space="preserve">This parameter specifies a raster map to represent the percent clay. Values in this map should range </w:t>
-      </w:r>
-      <w:proofErr w:type="gramStart"/>
-      <w:r>
-        <w:t>for</w:t>
-      </w:r>
-      <w:proofErr w:type="gramEnd"/>
-      <w:r>
-        <w:t xml:space="preserve"> 0 to 1. </w:t>
+        <w:t xml:space="preserve">This parameter specifies a raster map to represent the percent clay. Values in this map should range for 0 to 1. </w:t>
       </w:r>
       <w:r>
         <w:t xml:space="preserve">  </w:t>
@@ -13515,15 +13347,7 @@
         <w:t>2019</w:t>
       </w:r>
       <w:r>
-        <w:t xml:space="preserve">).  This value is empirically derived </w:t>
-      </w:r>
-      <w:proofErr w:type="gramStart"/>
-      <w:r>
-        <w:t>for</w:t>
-      </w:r>
-      <w:proofErr w:type="gramEnd"/>
-      <w:r>
-        <w:t xml:space="preserve"> lightning ignitions.</w:t>
+        <w:t>).  This value is empirically derived for lightning ignitions.</w:t>
       </w:r>
     </w:p>
     <w:p>
@@ -13548,15 +13372,7 @@
         <w:t>2019</w:t>
       </w:r>
       <w:r>
-        <w:t xml:space="preserve">).  This value is empirically derived </w:t>
-      </w:r>
-      <w:proofErr w:type="gramStart"/>
-      <w:r>
-        <w:t>for</w:t>
-      </w:r>
-      <w:proofErr w:type="gramEnd"/>
-      <w:r>
-        <w:t xml:space="preserve"> lightning ignitions.</w:t>
+        <w:t>).  This value is empirically derived for lightning ignitions.</w:t>
       </w:r>
     </w:p>
     <w:p>
@@ -13581,15 +13397,7 @@
         <w:t>2019</w:t>
       </w:r>
       <w:r>
-        <w:t xml:space="preserve">).  This value is empirically derived </w:t>
-      </w:r>
-      <w:proofErr w:type="gramStart"/>
-      <w:r>
-        <w:t>for</w:t>
-      </w:r>
-      <w:proofErr w:type="gramEnd"/>
-      <w:r>
-        <w:t xml:space="preserve"> accidental ignitions.</w:t>
+        <w:t>).  This value is empirically derived for accidental ignitions.</w:t>
       </w:r>
     </w:p>
     <w:p>
@@ -13614,15 +13422,7 @@
         <w:t>2019</w:t>
       </w:r>
       <w:r>
-        <w:t xml:space="preserve">).  This value is empirically derived </w:t>
-      </w:r>
-      <w:proofErr w:type="gramStart"/>
-      <w:r>
-        <w:t>for</w:t>
-      </w:r>
-      <w:proofErr w:type="gramEnd"/>
-      <w:r>
-        <w:t xml:space="preserve"> accidental ignitions.</w:t>
+        <w:t>).  This value is empirically derived for accidental ignitions.</w:t>
       </w:r>
     </w:p>
     <w:p>
@@ -13642,15 +13442,7 @@
         <w:pStyle w:val="textbody"/>
       </w:pPr>
       <w:r>
-        <w:t xml:space="preserve">This parameter indicates to the model which ignition sub-model you are using </w:t>
-      </w:r>
-      <w:proofErr w:type="gramStart"/>
-      <w:r>
-        <w:t>either,</w:t>
-      </w:r>
-      <w:proofErr w:type="gramEnd"/>
-      <w:r>
-        <w:t xml:space="preserve"> </w:t>
+        <w:t xml:space="preserve">This parameter indicates to the model which ignition sub-model you are using either, </w:t>
       </w:r>
       <w:proofErr w:type="spellStart"/>
       <w:r>
@@ -13685,15 +13477,7 @@
         <w:t>z0</w:t>
       </w:r>
       <w:r>
-        <w:t xml:space="preserve"> parameter from equation 2. This value is empirically derived </w:t>
-      </w:r>
-      <w:proofErr w:type="gramStart"/>
-      <w:r>
-        <w:t>for</w:t>
-      </w:r>
-      <w:proofErr w:type="gramEnd"/>
-      <w:r>
-        <w:t xml:space="preserve"> lightning ignitions.</w:t>
+        <w:t xml:space="preserve"> parameter from equation 2. This value is empirically derived for lightning ignitions.</w:t>
       </w:r>
     </w:p>
     <w:p>
@@ -13720,15 +13504,7 @@
         <w:t>z1</w:t>
       </w:r>
       <w:r>
-        <w:t xml:space="preserve"> parameter from equation 2. This value is empirically derived </w:t>
-      </w:r>
-      <w:proofErr w:type="gramStart"/>
-      <w:r>
-        <w:t>for</w:t>
-      </w:r>
-      <w:proofErr w:type="gramEnd"/>
-      <w:r>
-        <w:t xml:space="preserve"> lightning ignitions.</w:t>
+        <w:t xml:space="preserve"> parameter from equation 2. This value is empirically derived for lightning ignitions.</w:t>
       </w:r>
     </w:p>
     <w:p>
@@ -13755,15 +13531,7 @@
         <w:t>z0</w:t>
       </w:r>
       <w:r>
-        <w:t xml:space="preserve"> parameter from equation 2. This value is empirically derived </w:t>
-      </w:r>
-      <w:proofErr w:type="gramStart"/>
-      <w:r>
-        <w:t>for</w:t>
-      </w:r>
-      <w:proofErr w:type="gramEnd"/>
-      <w:r>
-        <w:t xml:space="preserve"> accidental ignitions.</w:t>
+        <w:t xml:space="preserve"> parameter from equation 2. This value is empirically derived for accidental ignitions.</w:t>
       </w:r>
     </w:p>
     <w:p>
@@ -13790,15 +13558,7 @@
         <w:t>z1</w:t>
       </w:r>
       <w:r>
-        <w:t xml:space="preserve"> parameter from equation 2. This value is empirically derived </w:t>
-      </w:r>
-      <w:proofErr w:type="gramStart"/>
-      <w:r>
-        <w:t>for</w:t>
-      </w:r>
-      <w:proofErr w:type="gramEnd"/>
-      <w:r>
-        <w:t xml:space="preserve"> accidental ignitions.</w:t>
+        <w:t xml:space="preserve"> parameter from equation 2. This value is empirically derived for accidental ignitions.</w:t>
       </w:r>
     </w:p>
     <w:p>
@@ -13820,15 +13580,7 @@
         <w:pStyle w:val="textbody"/>
       </w:pPr>
       <w:r>
-        <w:t xml:space="preserve">This is the maximum </w:t>
-      </w:r>
-      <w:proofErr w:type="gramStart"/>
-      <w:r>
-        <w:t>amount</w:t>
-      </w:r>
-      <w:proofErr w:type="gramEnd"/>
-      <w:r>
-        <w:t xml:space="preserve"> of fine fuels (g m</w:t>
+        <w:t>This is the maximum amount of fine fuels (g m</w:t>
       </w:r>
       <w:r>
         <w:rPr>
@@ -13888,15 +13640,7 @@
         <w:t xml:space="preserve">is often </w:t>
       </w:r>
       <w:r>
-        <w:t xml:space="preserve">estimated </w:t>
-      </w:r>
-      <w:proofErr w:type="gramStart"/>
-      <w:r>
-        <w:t>from</w:t>
-      </w:r>
-      <w:proofErr w:type="gramEnd"/>
-      <w:r>
-        <w:t xml:space="preserve"> </w:t>
+        <w:t xml:space="preserve">estimated from </w:t>
       </w:r>
       <w:r>
         <w:t xml:space="preserve">landscape average fine fuels excluding any recent </w:t>
@@ -13983,15 +13727,7 @@
         <w:pStyle w:val="textbody"/>
       </w:pPr>
       <w:r>
-        <w:t xml:space="preserve">The minimum Fire Weather Index under which prescribed fires will be put on the landscape.  </w:t>
-      </w:r>
-      <w:proofErr w:type="gramStart"/>
-      <w:r>
-        <w:t>Typically</w:t>
-      </w:r>
-      <w:proofErr w:type="gramEnd"/>
-      <w:r>
-        <w:t xml:space="preserve"> prescribed fires will </w:t>
+        <w:t xml:space="preserve">The minimum Fire Weather Index under which prescribed fires will be put on the landscape.  Typically prescribed fires will </w:t>
       </w:r>
       <w:r>
         <w:rPr>
@@ -14009,9 +13745,9 @@
         <w:spacing w:after="120"/>
       </w:pPr>
       <w:bookmarkStart w:id="69" w:name="EcoTable"/>
-      <w:bookmarkStart w:id="70" w:name="_Toc136162638"/>
-      <w:bookmarkStart w:id="71" w:name="_Toc233896163"/>
-      <w:bookmarkEnd w:id="43"/>
+      <w:bookmarkStart w:id="70" w:name="_Toc233896163"/>
+      <w:bookmarkStart w:id="71" w:name="_Toc136162638"/>
+      <w:bookmarkEnd w:id="44"/>
       <w:bookmarkEnd w:id="69"/>
       <w:proofErr w:type="spellStart"/>
       <w:r>
@@ -14021,22 +13757,14 @@
       <w:r>
         <w:t xml:space="preserve"> (Optional)</w:t>
       </w:r>
-      <w:bookmarkEnd w:id="71"/>
+      <w:bookmarkEnd w:id="70"/>
     </w:p>
     <w:p>
       <w:pPr>
         <w:pStyle w:val="textbody"/>
       </w:pPr>
       <w:r>
-        <w:t xml:space="preserve">The maximum temperature (Celsius) under which prescribed fires </w:t>
-      </w:r>
-      <w:proofErr w:type="gramStart"/>
-      <w:r>
-        <w:t>will occur</w:t>
-      </w:r>
-      <w:proofErr w:type="gramEnd"/>
-      <w:r>
-        <w:t>.</w:t>
+        <w:t>The maximum temperature (Celsius) under which prescribed fires will occur.</w:t>
       </w:r>
     </w:p>
     <w:p>
@@ -14112,13 +13840,8 @@
         </w:rPr>
         <w:t>Note</w:t>
       </w:r>
-      <w:proofErr w:type="gramStart"/>
-      <w:r>
-        <w:t>:  Although</w:t>
-      </w:r>
-      <w:proofErr w:type="gramEnd"/>
-      <w:r>
-        <w:t xml:space="preserve"> the meaning has changed to fire severity, the keyword remains the same.</w:t>
+      <w:r>
+        <w:t>:  Although the meaning has changed to fire severity, the keyword remains the same.</w:t>
       </w:r>
     </w:p>
     <w:p>
@@ -14182,15 +13905,7 @@
         <w:pStyle w:val="textbody"/>
       </w:pPr>
       <w:r>
-        <w:t xml:space="preserve">The first Julian day </w:t>
-      </w:r>
-      <w:proofErr w:type="gramStart"/>
-      <w:r>
-        <w:t>in</w:t>
-      </w:r>
-      <w:proofErr w:type="gramEnd"/>
-      <w:r>
-        <w:t xml:space="preserve"> which a prescribed fire can begin.  This is important if fall burning is preferred over spring burning.</w:t>
+        <w:t>The first Julian day in which a prescribed fire can begin.  This is important if fall burning is preferred over spring burning.</w:t>
       </w:r>
     </w:p>
     <w:p>
@@ -14211,15 +13926,7 @@
         <w:pStyle w:val="textbody"/>
       </w:pPr>
       <w:r>
-        <w:t xml:space="preserve">The last Julian day </w:t>
-      </w:r>
-      <w:proofErr w:type="gramStart"/>
-      <w:r>
-        <w:t>in</w:t>
-      </w:r>
-      <w:proofErr w:type="gramEnd"/>
-      <w:r>
-        <w:t xml:space="preserve"> which a prescribed fire can begin.  </w:t>
+        <w:t xml:space="preserve">The last Julian day in which a prescribed fire can begin.  </w:t>
       </w:r>
     </w:p>
     <w:p>
@@ -14240,15 +13947,7 @@
         <w:pStyle w:val="textbody"/>
       </w:pPr>
       <w:r>
-        <w:t xml:space="preserve">The maximum size for a prescribed fire </w:t>
-      </w:r>
-      <w:proofErr w:type="gramStart"/>
-      <w:r>
-        <w:t>in</w:t>
-      </w:r>
-      <w:proofErr w:type="gramEnd"/>
-      <w:r>
-        <w:t xml:space="preserve"> hectares.</w:t>
+        <w:t>The maximum size for a prescribed fire in hectares.</w:t>
       </w:r>
     </w:p>
     <w:p>
@@ -14462,15 +14161,7 @@
         <w:pStyle w:val="textbody"/>
       </w:pPr>
       <w:r>
-        <w:t>Note</w:t>
-      </w:r>
-      <w:proofErr w:type="gramStart"/>
-      <w:r>
-        <w:t>:  The</w:t>
-      </w:r>
-      <w:proofErr w:type="gramEnd"/>
-      <w:r>
-        <w:t xml:space="preserve"> climate library converts all wind speed units into </w:t>
+        <w:t xml:space="preserve">Note:  The climate library converts all wind speed units into </w:t>
       </w:r>
       <w:r>
         <w:rPr>
@@ -14794,15 +14485,7 @@
         <w:pStyle w:val="textbody"/>
       </w:pPr>
       <w:r>
-        <w:t>Note</w:t>
-      </w:r>
-      <w:proofErr w:type="gramStart"/>
-      <w:r>
-        <w:t>:  The</w:t>
-      </w:r>
-      <w:proofErr w:type="gramEnd"/>
-      <w:r>
-        <w:t xml:space="preserve"> climate library converts all wind speed units into </w:t>
+        <w:t xml:space="preserve">Note:  The climate library converts all wind speed units into </w:t>
       </w:r>
       <w:r>
         <w:rPr>
@@ -14938,13 +14621,13 @@
         </w:numPr>
         <w:spacing w:after="120"/>
       </w:pPr>
-      <w:bookmarkStart w:id="98" w:name="_Toc48384081"/>
-      <w:bookmarkStart w:id="99" w:name="_Toc233896190"/>
+      <w:bookmarkStart w:id="98" w:name="_Toc233896190"/>
+      <w:bookmarkStart w:id="99" w:name="_Toc48384081"/>
       <w:proofErr w:type="spellStart"/>
       <w:r>
         <w:t>LadderFuelMaxAge</w:t>
       </w:r>
-      <w:bookmarkEnd w:id="99"/>
+      <w:bookmarkEnd w:id="98"/>
       <w:proofErr w:type="spellEnd"/>
     </w:p>
     <w:p>
@@ -14991,7 +14674,7 @@
       <w:r>
         <w:t>LadderFuelSpeciesList</w:t>
       </w:r>
-      <w:bookmarkEnd w:id="98"/>
+      <w:bookmarkEnd w:id="99"/>
       <w:bookmarkEnd w:id="100"/>
       <w:proofErr w:type="spellEnd"/>
     </w:p>
@@ -15000,15 +14683,7 @@
         <w:pStyle w:val="textbody"/>
       </w:pPr>
       <w:r>
-        <w:t xml:space="preserve">A list of species codes for species that are considered ladder fuels.  Conifers are typically considered ladder </w:t>
-      </w:r>
-      <w:proofErr w:type="gramStart"/>
-      <w:r>
-        <w:t>fuels</w:t>
-      </w:r>
-      <w:proofErr w:type="gramEnd"/>
-      <w:r>
-        <w:t xml:space="preserve"> but rhododendrons and other shrubs may also act as ladder fuels.</w:t>
+        <w:t>A list of species codes for species that are considered ladder fuels.  Conifers are typically considered ladder fuels but rhododendrons and other shrubs may also act as ladder fuels.</w:t>
       </w:r>
     </w:p>
     <w:p>
@@ -15078,13 +14753,8 @@
         <w:t>IgnitionType</w:t>
       </w:r>
       <w:proofErr w:type="spellEnd"/>
-      <w:proofErr w:type="gramStart"/>
-      <w:r>
-        <w:t>:  Accidental</w:t>
-      </w:r>
-      <w:proofErr w:type="gramEnd"/>
-      <w:r>
-        <w:t>, Lightning, or Rx (text input)</w:t>
+      <w:r>
+        <w:t>:  Accidental, Lightning, or Rx (text input)</w:t>
       </w:r>
     </w:p>
     <w:p>
@@ -15096,13 +14766,8 @@
         <w:t>Mapcode</w:t>
       </w:r>
       <w:proofErr w:type="spellEnd"/>
-      <w:proofErr w:type="gramStart"/>
-      <w:r>
-        <w:t>:  The</w:t>
-      </w:r>
-      <w:proofErr w:type="gramEnd"/>
-      <w:r>
-        <w:t xml:space="preserve"> map code in the corresponding suppression map (integer)</w:t>
+      <w:r>
+        <w:t>:  The map code in the corresponding suppression map (integer)</w:t>
       </w:r>
     </w:p>
     <w:p>
@@ -15110,15 +14775,7 @@
         <w:pStyle w:val="textbody"/>
       </w:pPr>
       <w:r>
-        <w:t xml:space="preserve">Suppress_Category_0:  </w:t>
-      </w:r>
-      <w:proofErr w:type="gramStart"/>
-      <w:r>
-        <w:t>The  suppression</w:t>
-      </w:r>
-      <w:proofErr w:type="gramEnd"/>
-      <w:r>
-        <w:t xml:space="preserve"> effort, given a FWI &lt; FWI_Break_1</w:t>
+        <w:t>Suppress_Category_0:  The  suppression effort, given a FWI &lt; FWI_Break_1</w:t>
       </w:r>
       <w:r>
         <w:t xml:space="preserve"> (integer). Suppression effort defines how much the probability of spread is reduced by suppression, e.g., 5%, 65%, 95%, and reflects the resources that would be committed to suppression under low fire risk, moderate fire risk, and high fire risk (as defined by the two FWI break points). </w:t>
@@ -15132,15 +14789,7 @@
         <w:pStyle w:val="textbody"/>
       </w:pPr>
       <w:r>
-        <w:t>FWI_Break_1</w:t>
-      </w:r>
-      <w:proofErr w:type="gramStart"/>
-      <w:r>
-        <w:t>:  The</w:t>
-      </w:r>
-      <w:proofErr w:type="gramEnd"/>
-      <w:r>
-        <w:t xml:space="preserve"> daily FWI that defines the highest FWI for suppression category 0 (integer)</w:t>
+        <w:t>FWI_Break_1:  The daily FWI that defines the highest FWI for suppression category 0 (integer)</w:t>
       </w:r>
     </w:p>
     <w:p>
@@ -15148,16 +14797,11 @@
         <w:pStyle w:val="textbody"/>
       </w:pPr>
       <w:r>
-        <w:t>Suppress_Category_1</w:t>
-      </w:r>
-      <w:proofErr w:type="gramStart"/>
-      <w:r>
-        <w:t xml:space="preserve">:  </w:t>
+        <w:t xml:space="preserve">Suppress_Category_1:  </w:t>
       </w:r>
       <w:r>
         <w:t>The</w:t>
       </w:r>
-      <w:proofErr w:type="gramEnd"/>
       <w:r>
         <w:t xml:space="preserve"> </w:t>
       </w:r>
@@ -15170,15 +14814,7 @@
         <w:pStyle w:val="textbody"/>
       </w:pPr>
       <w:r>
-        <w:t>FWI_Break_2</w:t>
-      </w:r>
-      <w:proofErr w:type="gramStart"/>
-      <w:r>
-        <w:t>:  The</w:t>
-      </w:r>
-      <w:proofErr w:type="gramEnd"/>
-      <w:r>
-        <w:t xml:space="preserve"> daily FWI that defines the highest FWI for suppression category 1 (integer)</w:t>
+        <w:t>FWI_Break_2:  The daily FWI that defines the highest FWI for suppression category 1 (integer)</w:t>
       </w:r>
     </w:p>
     <w:p>
@@ -15186,15 +14822,7 @@
         <w:pStyle w:val="textbody"/>
       </w:pPr>
       <w:r>
-        <w:t>Suppress_Category_2</w:t>
-      </w:r>
-      <w:proofErr w:type="gramStart"/>
-      <w:r>
-        <w:t>:  The</w:t>
-      </w:r>
-      <w:proofErr w:type="gramEnd"/>
-      <w:r>
-        <w:t xml:space="preserve"> suppression effort, given a FWI &gt; FWI_Break_2 (integer)</w:t>
+        <w:t>Suppress_Category_2:  The suppression effort, given a FWI &gt; FWI_Break_2 (integer)</w:t>
       </w:r>
     </w:p>
     <w:p>
@@ -17160,7 +16788,7 @@
       <w:bookmarkStart w:id="105" w:name="_Toc102232960"/>
       <w:bookmarkStart w:id="106" w:name="_Toc136162695"/>
       <w:bookmarkStart w:id="107" w:name="_Toc233896195"/>
-      <w:bookmarkEnd w:id="70"/>
+      <w:bookmarkEnd w:id="71"/>
       <w:r>
         <w:lastRenderedPageBreak/>
         <w:t>Output Files</w:t>
@@ -17171,7 +16799,10 @@
     </w:p>
     <w:p>
       <w:r>
-        <w:t xml:space="preserve">The extension outputs were designed to </w:t>
+        <w:t xml:space="preserve">SCF </w:t>
+      </w:r>
+      <w:r>
+        <w:t xml:space="preserve">outputs were designed to </w:t>
       </w:r>
       <w:r>
         <w:t xml:space="preserve">assist with model calibration, </w:t>
@@ -17183,7 +16814,7 @@
         <w:t xml:space="preserve">, and to </w:t>
       </w:r>
       <w:r>
-        <w:t xml:space="preserve">analyze fire behavior in the simulation. </w:t>
+        <w:t xml:space="preserve">analyze fire behavior. </w:t>
       </w:r>
       <w:r>
         <w:t xml:space="preserve"> Full metadata for all outputs is available in the Metadata/</w:t>
@@ -17200,52 +16831,28 @@
         <w:pStyle w:val="Heading2"/>
         <w:spacing w:after="120"/>
       </w:pPr>
-      <w:bookmarkStart w:id="108" w:name="_Toc102232961"/>
-      <w:bookmarkStart w:id="109" w:name="_Ref133900246"/>
-      <w:bookmarkStart w:id="110" w:name="_Toc136162696"/>
-      <w:bookmarkStart w:id="111" w:name="_Ref272935798"/>
-      <w:bookmarkStart w:id="112" w:name="_Toc233896196"/>
+      <w:bookmarkStart w:id="108" w:name="_Toc233896196"/>
+      <w:bookmarkStart w:id="109" w:name="_Toc102232961"/>
+      <w:bookmarkStart w:id="110" w:name="_Ref133900246"/>
+      <w:bookmarkStart w:id="111" w:name="_Toc136162696"/>
+      <w:bookmarkStart w:id="112" w:name="_Ref272935798"/>
       <w:r>
         <w:t>Day of Fire Map</w:t>
       </w:r>
       <w:r>
         <w:t>s</w:t>
       </w:r>
-      <w:bookmarkEnd w:id="112"/>
+      <w:bookmarkEnd w:id="108"/>
     </w:p>
     <w:p>
       <w:pPr>
         <w:pStyle w:val="textbody"/>
       </w:pPr>
       <w:r>
-        <w:t xml:space="preserve">The map of ‘fire </w:t>
-      </w:r>
-      <w:proofErr w:type="gramStart"/>
-      <w:r>
-        <w:t>days’</w:t>
-      </w:r>
-      <w:proofErr w:type="gramEnd"/>
-      <w:r>
-        <w:t xml:space="preserve"> tracks on which day of the year a cell </w:t>
-      </w:r>
-      <w:proofErr w:type="gramStart"/>
-      <w:r>
-        <w:t>burned</w:t>
-      </w:r>
-      <w:proofErr w:type="gramEnd"/>
-      <w:r>
-        <w:t>. Map values equal Julian day of time step.</w:t>
-      </w:r>
-      <w:r>
-        <w:t xml:space="preserve">  Note</w:t>
-      </w:r>
-      <w:proofErr w:type="gramStart"/>
-      <w:r>
-        <w:t>:  map</w:t>
-      </w:r>
-      <w:proofErr w:type="gramEnd"/>
-      <w:r>
-        <w:t xml:space="preserve"> values = 0 indicates an inactive site; 1 = active but unburned; &gt; 1 = Day-of-year for the fire + 1.</w:t>
+        <w:t>The map of ‘fire days’ tracks on which day of the year a cell burned. Map values equal Julian day of time step.</w:t>
+      </w:r>
+      <w:r>
+        <w:t xml:space="preserve">  Note:  map values = 0 indicates an inactive site; 1 = active but unburned; &gt; 1 = Day-of-year for the fire + 1.</w:t>
       </w:r>
     </w:p>
     <w:p>
@@ -17263,13 +16870,13 @@
       <w:r>
         <w:t>Map</w:t>
       </w:r>
-      <w:bookmarkEnd w:id="108"/>
       <w:bookmarkEnd w:id="109"/>
+      <w:bookmarkEnd w:id="110"/>
       <w:r>
         <w:t>s</w:t>
       </w:r>
-      <w:bookmarkEnd w:id="110"/>
       <w:bookmarkEnd w:id="111"/>
+      <w:bookmarkEnd w:id="112"/>
       <w:bookmarkEnd w:id="113"/>
     </w:p>
     <w:p>
@@ -17297,13 +16904,8 @@
       <w:r>
         <w:t xml:space="preserve"> Map values: 0 = </w:t>
       </w:r>
-      <w:proofErr w:type="gramStart"/>
-      <w:r>
-        <w:t>Non-active</w:t>
-      </w:r>
-      <w:proofErr w:type="gramEnd"/>
-      <w:r>
-        <w:t>; 1=</w:t>
+      <w:r>
+        <w:t>Non-active; 1=</w:t>
       </w:r>
       <w:r>
         <w:t>Unburned site</w:t>
@@ -17332,14 +16934,14 @@
         <w:pStyle w:val="Heading2"/>
         <w:spacing w:after="120"/>
       </w:pPr>
-      <w:bookmarkStart w:id="114" w:name="_Ref133900608"/>
-      <w:bookmarkStart w:id="115" w:name="_Toc136162697"/>
-      <w:bookmarkStart w:id="116" w:name="_Toc102232962"/>
-      <w:bookmarkStart w:id="117" w:name="_Toc233896198"/>
+      <w:bookmarkStart w:id="114" w:name="_Toc233896198"/>
+      <w:bookmarkStart w:id="115" w:name="_Ref133900608"/>
+      <w:bookmarkStart w:id="116" w:name="_Toc136162697"/>
+      <w:bookmarkStart w:id="117" w:name="_Toc102232962"/>
       <w:r>
         <w:t>Fire Spread Probability Maps</w:t>
       </w:r>
-      <w:bookmarkEnd w:id="117"/>
+      <w:bookmarkEnd w:id="114"/>
     </w:p>
     <w:p>
       <w:pPr>
@@ -17485,22 +17087,15 @@
       </w:pPr>
       <w:bookmarkStart w:id="121" w:name="_Toc233896202"/>
       <w:r>
-        <w:t>Fire Ignition Log</w:t>
-      </w:r>
-      <w:bookmarkEnd w:id="121"/>
+        <w:t>Biomass Mortality Maps</w:t>
+      </w:r>
     </w:p>
     <w:p>
       <w:pPr>
         <w:pStyle w:val="textbody"/>
       </w:pPr>
       <w:r>
-        <w:t>The Fire ignition table is designed to capture the relationship between attempted FWI and number of fire ignitions for each type, for each day and year.</w:t>
-      </w:r>
-      <w:r>
-        <w:t xml:space="preserve"> </w:t>
-      </w:r>
-      <w:r>
-        <w:t>This log file tracks the number of ignitions and the climatic conditions under which they occurred: year, Julian day of year, number of attempted ignitions, Fire Weather Index, and type of ignition</w:t>
+        <w:t>Raster files of the biomass (g m-2) killed each year by all types of fire.</w:t>
       </w:r>
     </w:p>
     <w:p>
@@ -17508,14 +17103,156 @@
         <w:pStyle w:val="Heading2"/>
         <w:spacing w:after="120"/>
       </w:pPr>
+      <w:r>
+        <w:t>Fire DNBR Maps</w:t>
+      </w:r>
+    </w:p>
+    <w:p>
+      <w:pPr>
+        <w:pStyle w:val="textbody"/>
+      </w:pPr>
+      <w:r>
+        <w:t xml:space="preserve">Raster files of the </w:t>
+      </w:r>
+      <w:proofErr w:type="spellStart"/>
+      <w:r>
+        <w:t>dNBR</w:t>
+      </w:r>
+      <w:proofErr w:type="spellEnd"/>
+      <w:r>
+        <w:t xml:space="preserve"> (</w:t>
+      </w:r>
+      <w:r>
+        <w:t>differenced Normalized Burn Ratio</w:t>
+      </w:r>
+      <w:r>
+        <w:t>), which SCF uses as a site level indicator of fire severity.  Integers range from 0 – 1000.</w:t>
+      </w:r>
+    </w:p>
+    <w:p>
+      <w:pPr>
+        <w:pStyle w:val="Heading2"/>
+        <w:spacing w:after="120"/>
+      </w:pPr>
+      <w:r>
+        <w:lastRenderedPageBreak/>
+        <w:t>Flaming Consumption Maps</w:t>
+      </w:r>
+    </w:p>
+    <w:p>
+      <w:pPr>
+        <w:pStyle w:val="textbody"/>
+      </w:pPr>
+      <w:r>
+        <w:t>Raster maps of biomass (g m-2) lost from SMALL wood (35% of the woody component killed by fire).</w:t>
+      </w:r>
+    </w:p>
+    <w:p>
+      <w:pPr>
+        <w:pStyle w:val="Heading2"/>
+        <w:spacing w:after="120"/>
+      </w:pPr>
+      <w:r>
+        <w:t>Smoldering Consumption Maps</w:t>
+      </w:r>
+    </w:p>
+    <w:p>
+      <w:pPr>
+        <w:pStyle w:val="textbody"/>
+      </w:pPr>
+      <w:r>
+        <w:t xml:space="preserve">Raster maps of biomass (g m-2) lost from </w:t>
+      </w:r>
+      <w:r>
+        <w:t xml:space="preserve">LARGE </w:t>
+      </w:r>
+      <w:r>
+        <w:t>wood (</w:t>
+      </w:r>
+      <w:r>
+        <w:t>6</w:t>
+      </w:r>
+      <w:r>
+        <w:t>5% of the woody component killed by fire)</w:t>
+      </w:r>
+    </w:p>
+    <w:p>
+      <w:pPr>
+        <w:pStyle w:val="Heading2"/>
+        <w:spacing w:after="120"/>
+      </w:pPr>
+      <w:r>
+        <w:t>Fine Fuel Maps</w:t>
+      </w:r>
+    </w:p>
+    <w:p>
+      <w:pPr>
+        <w:pStyle w:val="textbody"/>
+      </w:pPr>
+      <w:r>
+        <w:t xml:space="preserve">Raster maps of the fine fuels (g m-2) </w:t>
+      </w:r>
+      <w:r>
+        <w:t xml:space="preserve">that feed into spread and severity equations.  The meaning of fine fuels will vary depending on the succession used.  </w:t>
+      </w:r>
+    </w:p>
+    <w:p>
+      <w:pPr>
+        <w:pStyle w:val="Heading2"/>
+        <w:spacing w:after="120"/>
+      </w:pPr>
+      <w:r>
+        <w:t>Fire Ignition Log</w:t>
+      </w:r>
+      <w:bookmarkEnd w:id="121"/>
+      <w:r>
+        <w:t xml:space="preserve"> (CSV)</w:t>
+      </w:r>
+    </w:p>
+    <w:p>
+      <w:pPr>
+        <w:pStyle w:val="textbody"/>
+      </w:pPr>
+      <w:r>
+        <w:t xml:space="preserve">The Fire ignition </w:t>
+      </w:r>
+      <w:r>
+        <w:t xml:space="preserve">log file </w:t>
+      </w:r>
+      <w:r>
+        <w:t>capture</w:t>
+      </w:r>
+      <w:r>
+        <w:t>s</w:t>
+      </w:r>
+      <w:r>
+        <w:t xml:space="preserve"> the relationship between attempted FWI and number of fire ignitions for each type, for each day and year.</w:t>
+      </w:r>
+      <w:r>
+        <w:t xml:space="preserve"> </w:t>
+      </w:r>
+      <w:r>
+        <w:t xml:space="preserve">It </w:t>
+      </w:r>
+      <w:r>
+        <w:t>tracks the number of ignitions and the climatic conditions under which they occurred: year, Julian day of year, number of attempted ignitions, Fire Weather Index, and type of ignition</w:t>
+      </w:r>
+    </w:p>
+    <w:p>
+      <w:pPr>
+        <w:pStyle w:val="Heading2"/>
+        <w:spacing w:after="120"/>
+      </w:pPr>
       <w:bookmarkStart w:id="122" w:name="_Toc233896203"/>
       <w:r>
-        <w:lastRenderedPageBreak/>
         <w:t>Fire Event Log</w:t>
       </w:r>
-      <w:bookmarkEnd w:id="114"/>
       <w:bookmarkEnd w:id="115"/>
+      <w:bookmarkEnd w:id="116"/>
       <w:bookmarkEnd w:id="122"/>
+      <w:r>
+        <w:t xml:space="preserve"> (CSV)</w:t>
+      </w:r>
     </w:p>
     <w:p>
       <w:pPr>
@@ -17763,19 +17500,6 @@
     </w:p>
     <w:p>
       <w:pPr>
-        <w:pStyle w:val="textbody"/>
-      </w:pPr>
-    </w:p>
-    <w:p>
-      <w:pPr>
-        <w:pStyle w:val="textbody"/>
-      </w:pPr>
-      <w:r>
-        <w:t>The information is stored as comma-separated values (CSV).</w:t>
-      </w:r>
-    </w:p>
-    <w:p>
-      <w:pPr>
         <w:pStyle w:val="Heading2"/>
         <w:spacing w:after="120"/>
       </w:pPr>
@@ -17783,6 +17507,7 @@
       <w:bookmarkStart w:id="124" w:name="_Toc136162698"/>
       <w:bookmarkStart w:id="125" w:name="_Toc233896204"/>
       <w:r>
+        <w:lastRenderedPageBreak/>
         <w:t xml:space="preserve">Fire </w:t>
       </w:r>
       <w:r>
@@ -17791,10 +17516,13 @@
       <w:r>
         <w:t xml:space="preserve"> Log</w:t>
       </w:r>
-      <w:bookmarkEnd w:id="116"/>
+      <w:bookmarkEnd w:id="117"/>
       <w:bookmarkEnd w:id="123"/>
       <w:bookmarkEnd w:id="124"/>
       <w:bookmarkEnd w:id="125"/>
+      <w:r>
+        <w:t xml:space="preserve"> (CSV)</w:t>
+      </w:r>
     </w:p>
     <w:p>
       <w:pPr>
@@ -17897,15 +17625,7 @@
         <w:spacing w:after="0"/>
       </w:pPr>
       <w:r>
-        <w:t xml:space="preserve">number of </w:t>
-      </w:r>
-      <w:proofErr w:type="gramStart"/>
-      <w:r>
-        <w:t>lighting</w:t>
-      </w:r>
-      <w:proofErr w:type="gramEnd"/>
-      <w:r>
-        <w:t xml:space="preserve"> ignited fires</w:t>
+        <w:t>number of lighting ignited fires</w:t>
       </w:r>
     </w:p>
     <w:p>
@@ -18001,24 +17721,6 @@
     </w:p>
     <w:p>
       <w:pPr>
-        <w:pStyle w:val="textbody"/>
-      </w:pPr>
-    </w:p>
-    <w:p>
-      <w:pPr>
-        <w:pStyle w:val="textbody"/>
-      </w:pPr>
-      <w:r>
-        <w:t>The information is stored as comma-separated values (CSV).</w:t>
-      </w:r>
-    </w:p>
-    <w:p>
-      <w:pPr>
-        <w:pStyle w:val="textbody"/>
-      </w:pPr>
-    </w:p>
-    <w:p>
-      <w:pPr>
         <w:pStyle w:val="Heading1"/>
         <w:spacing w:after="120"/>
       </w:pPr>
@@ -18034,23 +17736,19 @@
         <w:pStyle w:val="textbody"/>
       </w:pPr>
       <w:r>
-        <w:t xml:space="preserve">Sample input </w:t>
-      </w:r>
-      <w:proofErr w:type="gramStart"/>
-      <w:r>
-        <w:t>date</w:t>
-      </w:r>
-      <w:proofErr w:type="gramEnd"/>
+        <w:t>Sample input dat</w:t>
+      </w:r>
+      <w:r>
+        <w:t>a</w:t>
+      </w:r>
+      <w:r>
+        <w:t xml:space="preserve"> are available at</w:t>
+      </w:r>
+      <w:r>
+        <w:t>:</w:t>
+      </w:r>
       <w:r>
         <w:t xml:space="preserve"> </w:t>
-      </w:r>
-      <w:proofErr w:type="gramStart"/>
-      <w:r>
-        <w:t>are</w:t>
-      </w:r>
-      <w:proofErr w:type="gramEnd"/>
-      <w:r>
-        <w:t xml:space="preserve"> available at </w:t>
       </w:r>
     </w:p>
     <w:p>

--- a/docs/LANDIS-II Social-Climate-Fire v4 User Guide.docx
+++ b/docs/LANDIS-II Social-Climate-Fire v4 User Guide.docx
@@ -161,7 +161,7 @@
         <w:rPr>
           <w:noProof/>
         </w:rPr>
-        <w:t>July 2, 2026</w:t>
+        <w:t>July 15, 2026</w:t>
       </w:r>
       <w:r>
         <w:fldChar w:fldCharType="end"/>
@@ -237,7 +237,7 @@
       <w:r>
         <w:fldChar w:fldCharType="separate"/>
       </w:r>
-      <w:hyperlink w:anchor="_Toc233896113" w:history="1">
+      <w:hyperlink w:anchor="_Toc235010947" w:history="1">
         <w:r>
           <w:rPr>
             <w:rStyle w:val="Hyperlink"/>
@@ -286,7 +286,7 @@
             <w:noProof/>
             <w:webHidden/>
           </w:rPr>
-          <w:instrText xml:space="preserve"> PAGEREF _Toc233896113 \h </w:instrText>
+          <w:instrText xml:space="preserve"> PAGEREF _Toc235010947 \h </w:instrText>
         </w:r>
         <w:r>
           <w:rPr>
@@ -334,7 +334,7 @@
           <w14:ligatures w14:val="standardContextual"/>
         </w:rPr>
       </w:pPr>
-      <w:hyperlink w:anchor="_Toc233896114" w:history="1">
+      <w:hyperlink w:anchor="_Toc235010948" w:history="1">
         <w:r>
           <w:rPr>
             <w:rStyle w:val="Hyperlink"/>
@@ -380,7 +380,7 @@
             <w:noProof/>
             <w:webHidden/>
           </w:rPr>
-          <w:instrText xml:space="preserve"> PAGEREF _Toc233896114 \h </w:instrText>
+          <w:instrText xml:space="preserve"> PAGEREF _Toc235010948 \h </w:instrText>
         </w:r>
         <w:r>
           <w:rPr>
@@ -430,7 +430,7 @@
           <w14:ligatures w14:val="standardContextual"/>
         </w:rPr>
       </w:pPr>
-      <w:hyperlink w:anchor="_Toc233896115" w:history="1">
+      <w:hyperlink w:anchor="_Toc235010949" w:history="1">
         <w:r>
           <w:rPr>
             <w:rStyle w:val="Hyperlink"/>
@@ -478,7 +478,7 @@
             <w:noProof/>
             <w:webHidden/>
           </w:rPr>
-          <w:instrText xml:space="preserve"> PAGEREF _Toc233896115 \h </w:instrText>
+          <w:instrText xml:space="preserve"> PAGEREF _Toc235010949 \h </w:instrText>
         </w:r>
         <w:r>
           <w:rPr>
@@ -528,7 +528,7 @@
           <w14:ligatures w14:val="standardContextual"/>
         </w:rPr>
       </w:pPr>
-      <w:hyperlink w:anchor="_Toc233896116" w:history="1">
+      <w:hyperlink w:anchor="_Toc235010950" w:history="1">
         <w:r>
           <w:rPr>
             <w:rStyle w:val="Hyperlink"/>
@@ -576,7 +576,7 @@
             <w:noProof/>
             <w:webHidden/>
           </w:rPr>
-          <w:instrText xml:space="preserve"> PAGEREF _Toc233896116 \h </w:instrText>
+          <w:instrText xml:space="preserve"> PAGEREF _Toc235010950 \h </w:instrText>
         </w:r>
         <w:r>
           <w:rPr>
@@ -626,7 +626,7 @@
           <w14:ligatures w14:val="standardContextual"/>
         </w:rPr>
       </w:pPr>
-      <w:hyperlink w:anchor="_Toc233896117" w:history="1">
+      <w:hyperlink w:anchor="_Toc235010951" w:history="1">
         <w:r>
           <w:rPr>
             <w:rStyle w:val="Hyperlink"/>
@@ -674,7 +674,7 @@
             <w:noProof/>
             <w:webHidden/>
           </w:rPr>
-          <w:instrText xml:space="preserve"> PAGEREF _Toc233896117 \h </w:instrText>
+          <w:instrText xml:space="preserve"> PAGEREF _Toc235010951 \h </w:instrText>
         </w:r>
         <w:r>
           <w:rPr>
@@ -724,7 +724,7 @@
           <w14:ligatures w14:val="standardContextual"/>
         </w:rPr>
       </w:pPr>
-      <w:hyperlink w:anchor="_Toc233896118" w:history="1">
+      <w:hyperlink w:anchor="_Toc235010952" w:history="1">
         <w:r>
           <w:rPr>
             <w:rStyle w:val="Hyperlink"/>
@@ -772,7 +772,7 @@
             <w:noProof/>
             <w:webHidden/>
           </w:rPr>
-          <w:instrText xml:space="preserve"> PAGEREF _Toc233896118 \h </w:instrText>
+          <w:instrText xml:space="preserve"> PAGEREF _Toc235010952 \h </w:instrText>
         </w:r>
         <w:r>
           <w:rPr>
@@ -820,7 +820,7 @@
           <w14:ligatures w14:val="standardContextual"/>
         </w:rPr>
       </w:pPr>
-      <w:hyperlink w:anchor="_Toc233896119" w:history="1">
+      <w:hyperlink w:anchor="_Toc235010953" w:history="1">
         <w:r>
           <w:rPr>
             <w:rStyle w:val="Hyperlink"/>
@@ -866,7 +866,7 @@
             <w:noProof/>
             <w:webHidden/>
           </w:rPr>
-          <w:instrText xml:space="preserve"> PAGEREF _Toc233896119 \h </w:instrText>
+          <w:instrText xml:space="preserve"> PAGEREF _Toc235010953 \h </w:instrText>
         </w:r>
         <w:r>
           <w:rPr>
@@ -914,7 +914,7 @@
           <w14:ligatures w14:val="standardContextual"/>
         </w:rPr>
       </w:pPr>
-      <w:hyperlink w:anchor="_Toc233896120" w:history="1">
+      <w:hyperlink w:anchor="_Toc235010954" w:history="1">
         <w:r>
           <w:rPr>
             <w:rStyle w:val="Hyperlink"/>
@@ -960,7 +960,7 @@
             <w:noProof/>
             <w:webHidden/>
           </w:rPr>
-          <w:instrText xml:space="preserve"> PAGEREF _Toc233896120 \h </w:instrText>
+          <w:instrText xml:space="preserve"> PAGEREF _Toc235010954 \h </w:instrText>
         </w:r>
         <w:r>
           <w:rPr>
@@ -1008,7 +1008,7 @@
           <w14:ligatures w14:val="standardContextual"/>
         </w:rPr>
       </w:pPr>
-      <w:hyperlink w:anchor="_Toc233896121" w:history="1">
+      <w:hyperlink w:anchor="_Toc235010955" w:history="1">
         <w:r>
           <w:rPr>
             <w:rStyle w:val="Hyperlink"/>
@@ -1054,7 +1054,7 @@
             <w:noProof/>
             <w:webHidden/>
           </w:rPr>
-          <w:instrText xml:space="preserve"> PAGEREF _Toc233896121 \h </w:instrText>
+          <w:instrText xml:space="preserve"> PAGEREF _Toc235010955 \h </w:instrText>
         </w:r>
         <w:r>
           <w:rPr>
@@ -1104,7 +1104,7 @@
           <w14:ligatures w14:val="standardContextual"/>
         </w:rPr>
       </w:pPr>
-      <w:hyperlink w:anchor="_Toc233896122" w:history="1">
+      <w:hyperlink w:anchor="_Toc235010956" w:history="1">
         <w:r>
           <w:rPr>
             <w:rStyle w:val="Hyperlink"/>
@@ -1152,7 +1152,7 @@
             <w:noProof/>
             <w:webHidden/>
           </w:rPr>
-          <w:instrText xml:space="preserve"> PAGEREF _Toc233896122 \h </w:instrText>
+          <w:instrText xml:space="preserve"> PAGEREF _Toc235010956 \h </w:instrText>
         </w:r>
         <w:r>
           <w:rPr>
@@ -1202,7 +1202,7 @@
           <w14:ligatures w14:val="standardContextual"/>
         </w:rPr>
       </w:pPr>
-      <w:hyperlink w:anchor="_Toc233896123" w:history="1">
+      <w:hyperlink w:anchor="_Toc235010957" w:history="1">
         <w:r>
           <w:rPr>
             <w:rStyle w:val="Hyperlink"/>
@@ -1250,7 +1250,7 @@
             <w:noProof/>
             <w:webHidden/>
           </w:rPr>
-          <w:instrText xml:space="preserve"> PAGEREF _Toc233896123 \h </w:instrText>
+          <w:instrText xml:space="preserve"> PAGEREF _Toc235010957 \h </w:instrText>
         </w:r>
         <w:r>
           <w:rPr>
@@ -1300,7 +1300,7 @@
           <w14:ligatures w14:val="standardContextual"/>
         </w:rPr>
       </w:pPr>
-      <w:hyperlink w:anchor="_Toc233896124" w:history="1">
+      <w:hyperlink w:anchor="_Toc235010958" w:history="1">
         <w:r>
           <w:rPr>
             <w:rStyle w:val="Hyperlink"/>
@@ -1348,7 +1348,7 @@
             <w:noProof/>
             <w:webHidden/>
           </w:rPr>
-          <w:instrText xml:space="preserve"> PAGEREF _Toc233896124 \h </w:instrText>
+          <w:instrText xml:space="preserve"> PAGEREF _Toc235010958 \h </w:instrText>
         </w:r>
         <w:r>
           <w:rPr>
@@ -1398,7 +1398,7 @@
           <w14:ligatures w14:val="standardContextual"/>
         </w:rPr>
       </w:pPr>
-      <w:hyperlink w:anchor="_Toc233896125" w:history="1">
+      <w:hyperlink w:anchor="_Toc235010959" w:history="1">
         <w:r>
           <w:rPr>
             <w:rStyle w:val="Hyperlink"/>
@@ -1446,7 +1446,7 @@
             <w:noProof/>
             <w:webHidden/>
           </w:rPr>
-          <w:instrText xml:space="preserve"> PAGEREF _Toc233896125 \h </w:instrText>
+          <w:instrText xml:space="preserve"> PAGEREF _Toc235010959 \h </w:instrText>
         </w:r>
         <w:r>
           <w:rPr>
@@ -1496,7 +1496,7 @@
           <w14:ligatures w14:val="standardContextual"/>
         </w:rPr>
       </w:pPr>
-      <w:hyperlink w:anchor="_Toc233896126" w:history="1">
+      <w:hyperlink w:anchor="_Toc235010960" w:history="1">
         <w:r>
           <w:rPr>
             <w:rStyle w:val="Hyperlink"/>
@@ -1544,7 +1544,7 @@
             <w:noProof/>
             <w:webHidden/>
           </w:rPr>
-          <w:instrText xml:space="preserve"> PAGEREF _Toc233896126 \h </w:instrText>
+          <w:instrText xml:space="preserve"> PAGEREF _Toc235010960 \h </w:instrText>
         </w:r>
         <w:r>
           <w:rPr>
@@ -1594,7 +1594,7 @@
           <w14:ligatures w14:val="standardContextual"/>
         </w:rPr>
       </w:pPr>
-      <w:hyperlink w:anchor="_Toc233896127" w:history="1">
+      <w:hyperlink w:anchor="_Toc235010961" w:history="1">
         <w:r>
           <w:rPr>
             <w:rStyle w:val="Hyperlink"/>
@@ -1642,7 +1642,7 @@
             <w:noProof/>
             <w:webHidden/>
           </w:rPr>
-          <w:instrText xml:space="preserve"> PAGEREF _Toc233896127 \h </w:instrText>
+          <w:instrText xml:space="preserve"> PAGEREF _Toc235010961 \h </w:instrText>
         </w:r>
         <w:r>
           <w:rPr>
@@ -1692,7 +1692,7 @@
           <w14:ligatures w14:val="standardContextual"/>
         </w:rPr>
       </w:pPr>
-      <w:hyperlink w:anchor="_Toc233896128" w:history="1">
+      <w:hyperlink w:anchor="_Toc235010962" w:history="1">
         <w:r>
           <w:rPr>
             <w:rStyle w:val="Hyperlink"/>
@@ -1740,7 +1740,7 @@
             <w:noProof/>
             <w:webHidden/>
           </w:rPr>
-          <w:instrText xml:space="preserve"> PAGEREF _Toc233896128 \h </w:instrText>
+          <w:instrText xml:space="preserve"> PAGEREF _Toc235010962 \h </w:instrText>
         </w:r>
         <w:r>
           <w:rPr>
@@ -1790,7 +1790,7 @@
           <w14:ligatures w14:val="standardContextual"/>
         </w:rPr>
       </w:pPr>
-      <w:hyperlink w:anchor="_Toc233896129" w:history="1">
+      <w:hyperlink w:anchor="_Toc235010963" w:history="1">
         <w:r>
           <w:rPr>
             <w:rStyle w:val="Hyperlink"/>
@@ -1838,7 +1838,7 @@
             <w:noProof/>
             <w:webHidden/>
           </w:rPr>
-          <w:instrText xml:space="preserve"> PAGEREF _Toc233896129 \h </w:instrText>
+          <w:instrText xml:space="preserve"> PAGEREF _Toc235010963 \h </w:instrText>
         </w:r>
         <w:r>
           <w:rPr>
@@ -1886,7 +1886,7 @@
           <w14:ligatures w14:val="standardContextual"/>
         </w:rPr>
       </w:pPr>
-      <w:hyperlink w:anchor="_Toc233896130" w:history="1">
+      <w:hyperlink w:anchor="_Toc235010964" w:history="1">
         <w:r>
           <w:rPr>
             <w:rStyle w:val="Hyperlink"/>
@@ -1932,7 +1932,7 @@
             <w:noProof/>
             <w:webHidden/>
           </w:rPr>
-          <w:instrText xml:space="preserve"> PAGEREF _Toc233896130 \h </w:instrText>
+          <w:instrText xml:space="preserve"> PAGEREF _Toc235010964 \h </w:instrText>
         </w:r>
         <w:r>
           <w:rPr>
@@ -1983,7 +1983,7 @@
           <w14:ligatures w14:val="standardContextual"/>
         </w:rPr>
       </w:pPr>
-      <w:hyperlink w:anchor="_Toc233896131" w:history="1">
+      <w:hyperlink w:anchor="_Toc235010965" w:history="1">
         <w:r>
           <w:rPr>
             <w:rStyle w:val="Hyperlink"/>
@@ -2032,7 +2032,7 @@
             <w:noProof/>
             <w:webHidden/>
           </w:rPr>
-          <w:instrText xml:space="preserve"> PAGEREF _Toc233896131 \h </w:instrText>
+          <w:instrText xml:space="preserve"> PAGEREF _Toc235010965 \h </w:instrText>
         </w:r>
         <w:r>
           <w:rPr>
@@ -2080,7 +2080,7 @@
           <w14:ligatures w14:val="standardContextual"/>
         </w:rPr>
       </w:pPr>
-      <w:hyperlink w:anchor="_Toc233896132" w:history="1">
+      <w:hyperlink w:anchor="_Toc235010966" w:history="1">
         <w:r>
           <w:rPr>
             <w:rStyle w:val="Hyperlink"/>
@@ -2126,7 +2126,7 @@
             <w:noProof/>
             <w:webHidden/>
           </w:rPr>
-          <w:instrText xml:space="preserve"> PAGEREF _Toc233896132 \h </w:instrText>
+          <w:instrText xml:space="preserve"> PAGEREF _Toc235010966 \h </w:instrText>
         </w:r>
         <w:r>
           <w:rPr>
@@ -2174,7 +2174,7 @@
           <w14:ligatures w14:val="standardContextual"/>
         </w:rPr>
       </w:pPr>
-      <w:hyperlink w:anchor="_Toc233896133" w:history="1">
+      <w:hyperlink w:anchor="_Toc235010967" w:history="1">
         <w:r>
           <w:rPr>
             <w:rStyle w:val="Hyperlink"/>
@@ -2220,7 +2220,7 @@
             <w:noProof/>
             <w:webHidden/>
           </w:rPr>
-          <w:instrText xml:space="preserve"> PAGEREF _Toc233896133 \h </w:instrText>
+          <w:instrText xml:space="preserve"> PAGEREF _Toc235010967 \h </w:instrText>
         </w:r>
         <w:r>
           <w:rPr>
@@ -2268,7 +2268,7 @@
           <w14:ligatures w14:val="standardContextual"/>
         </w:rPr>
       </w:pPr>
-      <w:hyperlink w:anchor="_Toc233896134" w:history="1">
+      <w:hyperlink w:anchor="_Toc235010968" w:history="1">
         <w:r>
           <w:rPr>
             <w:rStyle w:val="Hyperlink"/>
@@ -2314,7 +2314,7 @@
             <w:noProof/>
             <w:webHidden/>
           </w:rPr>
-          <w:instrText xml:space="preserve"> PAGEREF _Toc233896134 \h </w:instrText>
+          <w:instrText xml:space="preserve"> PAGEREF _Toc235010968 \h </w:instrText>
         </w:r>
         <w:r>
           <w:rPr>
@@ -2362,7 +2362,7 @@
           <w14:ligatures w14:val="standardContextual"/>
         </w:rPr>
       </w:pPr>
-      <w:hyperlink w:anchor="_Toc233896135" w:history="1">
+      <w:hyperlink w:anchor="_Toc235010969" w:history="1">
         <w:r>
           <w:rPr>
             <w:rStyle w:val="Hyperlink"/>
@@ -2408,7 +2408,7 @@
             <w:noProof/>
             <w:webHidden/>
           </w:rPr>
-          <w:instrText xml:space="preserve"> PAGEREF _Toc233896135 \h </w:instrText>
+          <w:instrText xml:space="preserve"> PAGEREF _Toc235010969 \h </w:instrText>
         </w:r>
         <w:r>
           <w:rPr>
@@ -2456,7 +2456,7 @@
           <w14:ligatures w14:val="standardContextual"/>
         </w:rPr>
       </w:pPr>
-      <w:hyperlink w:anchor="_Toc233896136" w:history="1">
+      <w:hyperlink w:anchor="_Toc235010970" w:history="1">
         <w:r>
           <w:rPr>
             <w:rStyle w:val="Hyperlink"/>
@@ -2502,7 +2502,7 @@
             <w:noProof/>
             <w:webHidden/>
           </w:rPr>
-          <w:instrText xml:space="preserve"> PAGEREF _Toc233896136 \h </w:instrText>
+          <w:instrText xml:space="preserve"> PAGEREF _Toc235010970 \h </w:instrText>
         </w:r>
         <w:r>
           <w:rPr>
@@ -2550,7 +2550,7 @@
           <w14:ligatures w14:val="standardContextual"/>
         </w:rPr>
       </w:pPr>
-      <w:hyperlink w:anchor="_Toc233896137" w:history="1">
+      <w:hyperlink w:anchor="_Toc235010971" w:history="1">
         <w:r>
           <w:rPr>
             <w:rStyle w:val="Hyperlink"/>
@@ -2596,7 +2596,7 @@
             <w:noProof/>
             <w:webHidden/>
           </w:rPr>
-          <w:instrText xml:space="preserve"> PAGEREF _Toc233896137 \h </w:instrText>
+          <w:instrText xml:space="preserve"> PAGEREF _Toc235010971 \h </w:instrText>
         </w:r>
         <w:r>
           <w:rPr>
@@ -2644,7 +2644,7 @@
           <w14:ligatures w14:val="standardContextual"/>
         </w:rPr>
       </w:pPr>
-      <w:hyperlink w:anchor="_Toc233896138" w:history="1">
+      <w:hyperlink w:anchor="_Toc235010972" w:history="1">
         <w:r>
           <w:rPr>
             <w:rStyle w:val="Hyperlink"/>
@@ -2690,7 +2690,7 @@
             <w:noProof/>
             <w:webHidden/>
           </w:rPr>
-          <w:instrText xml:space="preserve"> PAGEREF _Toc233896138 \h </w:instrText>
+          <w:instrText xml:space="preserve"> PAGEREF _Toc235010972 \h </w:instrText>
         </w:r>
         <w:r>
           <w:rPr>
@@ -2738,7 +2738,7 @@
           <w14:ligatures w14:val="standardContextual"/>
         </w:rPr>
       </w:pPr>
-      <w:hyperlink w:anchor="_Toc233896139" w:history="1">
+      <w:hyperlink w:anchor="_Toc235010973" w:history="1">
         <w:r>
           <w:rPr>
             <w:rStyle w:val="Hyperlink"/>
@@ -2784,7 +2784,7 @@
             <w:noProof/>
             <w:webHidden/>
           </w:rPr>
-          <w:instrText xml:space="preserve"> PAGEREF _Toc233896139 \h </w:instrText>
+          <w:instrText xml:space="preserve"> PAGEREF _Toc235010973 \h </w:instrText>
         </w:r>
         <w:r>
           <w:rPr>
@@ -2832,7 +2832,7 @@
           <w14:ligatures w14:val="standardContextual"/>
         </w:rPr>
       </w:pPr>
-      <w:hyperlink w:anchor="_Toc233896140" w:history="1">
+      <w:hyperlink w:anchor="_Toc235010974" w:history="1">
         <w:r>
           <w:rPr>
             <w:rStyle w:val="Hyperlink"/>
@@ -2878,7 +2878,7 @@
             <w:noProof/>
             <w:webHidden/>
           </w:rPr>
-          <w:instrText xml:space="preserve"> PAGEREF _Toc233896140 \h </w:instrText>
+          <w:instrText xml:space="preserve"> PAGEREF _Toc235010974 \h </w:instrText>
         </w:r>
         <w:r>
           <w:rPr>
@@ -2926,7 +2926,7 @@
           <w14:ligatures w14:val="standardContextual"/>
         </w:rPr>
       </w:pPr>
-      <w:hyperlink w:anchor="_Toc233896141" w:history="1">
+      <w:hyperlink w:anchor="_Toc235010975" w:history="1">
         <w:r>
           <w:rPr>
             <w:rStyle w:val="Hyperlink"/>
@@ -2972,7 +2972,7 @@
             <w:noProof/>
             <w:webHidden/>
           </w:rPr>
-          <w:instrText xml:space="preserve"> PAGEREF _Toc233896141 \h </w:instrText>
+          <w:instrText xml:space="preserve"> PAGEREF _Toc235010975 \h </w:instrText>
         </w:r>
         <w:r>
           <w:rPr>
@@ -3020,7 +3020,7 @@
           <w14:ligatures w14:val="standardContextual"/>
         </w:rPr>
       </w:pPr>
-      <w:hyperlink w:anchor="_Toc233896142" w:history="1">
+      <w:hyperlink w:anchor="_Toc235010976" w:history="1">
         <w:r>
           <w:rPr>
             <w:rStyle w:val="Hyperlink"/>
@@ -3066,7 +3066,7 @@
             <w:noProof/>
             <w:webHidden/>
           </w:rPr>
-          <w:instrText xml:space="preserve"> PAGEREF _Toc233896142 \h </w:instrText>
+          <w:instrText xml:space="preserve"> PAGEREF _Toc235010976 \h </w:instrText>
         </w:r>
         <w:r>
           <w:rPr>
@@ -3114,7 +3114,7 @@
           <w14:ligatures w14:val="standardContextual"/>
         </w:rPr>
       </w:pPr>
-      <w:hyperlink w:anchor="_Toc233896143" w:history="1">
+      <w:hyperlink w:anchor="_Toc235010977" w:history="1">
         <w:r>
           <w:rPr>
             <w:rStyle w:val="Hyperlink"/>
@@ -3160,7 +3160,7 @@
             <w:noProof/>
             <w:webHidden/>
           </w:rPr>
-          <w:instrText xml:space="preserve"> PAGEREF _Toc233896143 \h </w:instrText>
+          <w:instrText xml:space="preserve"> PAGEREF _Toc235010977 \h </w:instrText>
         </w:r>
         <w:r>
           <w:rPr>
@@ -3208,7 +3208,7 @@
           <w14:ligatures w14:val="standardContextual"/>
         </w:rPr>
       </w:pPr>
-      <w:hyperlink w:anchor="_Toc233896144" w:history="1">
+      <w:hyperlink w:anchor="_Toc235010978" w:history="1">
         <w:r>
           <w:rPr>
             <w:rStyle w:val="Hyperlink"/>
@@ -3254,7 +3254,7 @@
             <w:noProof/>
             <w:webHidden/>
           </w:rPr>
-          <w:instrText xml:space="preserve"> PAGEREF _Toc233896144 \h </w:instrText>
+          <w:instrText xml:space="preserve"> PAGEREF _Toc235010978 \h </w:instrText>
         </w:r>
         <w:r>
           <w:rPr>
@@ -3302,7 +3302,7 @@
           <w14:ligatures w14:val="standardContextual"/>
         </w:rPr>
       </w:pPr>
-      <w:hyperlink w:anchor="_Toc233896145" w:history="1">
+      <w:hyperlink w:anchor="_Toc235010979" w:history="1">
         <w:r>
           <w:rPr>
             <w:rStyle w:val="Hyperlink"/>
@@ -3348,7 +3348,7 @@
             <w:noProof/>
             <w:webHidden/>
           </w:rPr>
-          <w:instrText xml:space="preserve"> PAGEREF _Toc233896145 \h </w:instrText>
+          <w:instrText xml:space="preserve"> PAGEREF _Toc235010979 \h </w:instrText>
         </w:r>
         <w:r>
           <w:rPr>
@@ -3396,7 +3396,7 @@
           <w14:ligatures w14:val="standardContextual"/>
         </w:rPr>
       </w:pPr>
-      <w:hyperlink w:anchor="_Toc233896146" w:history="1">
+      <w:hyperlink w:anchor="_Toc235010980" w:history="1">
         <w:r>
           <w:rPr>
             <w:rStyle w:val="Hyperlink"/>
@@ -3442,7 +3442,7 @@
             <w:noProof/>
             <w:webHidden/>
           </w:rPr>
-          <w:instrText xml:space="preserve"> PAGEREF _Toc233896146 \h </w:instrText>
+          <w:instrText xml:space="preserve"> PAGEREF _Toc235010980 \h </w:instrText>
         </w:r>
         <w:r>
           <w:rPr>
@@ -3490,7 +3490,7 @@
           <w14:ligatures w14:val="standardContextual"/>
         </w:rPr>
       </w:pPr>
-      <w:hyperlink w:anchor="_Toc233896147" w:history="1">
+      <w:hyperlink w:anchor="_Toc235010981" w:history="1">
         <w:r>
           <w:rPr>
             <w:rStyle w:val="Hyperlink"/>
@@ -3536,7 +3536,7 @@
             <w:noProof/>
             <w:webHidden/>
           </w:rPr>
-          <w:instrText xml:space="preserve"> PAGEREF _Toc233896147 \h </w:instrText>
+          <w:instrText xml:space="preserve"> PAGEREF _Toc235010981 \h </w:instrText>
         </w:r>
         <w:r>
           <w:rPr>
@@ -3584,7 +3584,7 @@
           <w14:ligatures w14:val="standardContextual"/>
         </w:rPr>
       </w:pPr>
-      <w:hyperlink w:anchor="_Toc233896148" w:history="1">
+      <w:hyperlink w:anchor="_Toc235010982" w:history="1">
         <w:r>
           <w:rPr>
             <w:rStyle w:val="Hyperlink"/>
@@ -3630,7 +3630,7 @@
             <w:noProof/>
             <w:webHidden/>
           </w:rPr>
-          <w:instrText xml:space="preserve"> PAGEREF _Toc233896148 \h </w:instrText>
+          <w:instrText xml:space="preserve"> PAGEREF _Toc235010982 \h </w:instrText>
         </w:r>
         <w:r>
           <w:rPr>
@@ -3678,7 +3678,7 @@
           <w14:ligatures w14:val="standardContextual"/>
         </w:rPr>
       </w:pPr>
-      <w:hyperlink w:anchor="_Toc233896149" w:history="1">
+      <w:hyperlink w:anchor="_Toc235010983" w:history="1">
         <w:r>
           <w:rPr>
             <w:rStyle w:val="Hyperlink"/>
@@ -3724,7 +3724,7 @@
             <w:noProof/>
             <w:webHidden/>
           </w:rPr>
-          <w:instrText xml:space="preserve"> PAGEREF _Toc233896149 \h </w:instrText>
+          <w:instrText xml:space="preserve"> PAGEREF _Toc235010983 \h </w:instrText>
         </w:r>
         <w:r>
           <w:rPr>
@@ -3772,7 +3772,7 @@
           <w14:ligatures w14:val="standardContextual"/>
         </w:rPr>
       </w:pPr>
-      <w:hyperlink w:anchor="_Toc233896150" w:history="1">
+      <w:hyperlink w:anchor="_Toc235010984" w:history="1">
         <w:r>
           <w:rPr>
             <w:rStyle w:val="Hyperlink"/>
@@ -3818,7 +3818,7 @@
             <w:noProof/>
             <w:webHidden/>
           </w:rPr>
-          <w:instrText xml:space="preserve"> PAGEREF _Toc233896150 \h </w:instrText>
+          <w:instrText xml:space="preserve"> PAGEREF _Toc235010984 \h </w:instrText>
         </w:r>
         <w:r>
           <w:rPr>
@@ -3866,7 +3866,7 @@
           <w14:ligatures w14:val="standardContextual"/>
         </w:rPr>
       </w:pPr>
-      <w:hyperlink w:anchor="_Toc233896151" w:history="1">
+      <w:hyperlink w:anchor="_Toc235010985" w:history="1">
         <w:r>
           <w:rPr>
             <w:rStyle w:val="Hyperlink"/>
@@ -3912,7 +3912,7 @@
             <w:noProof/>
             <w:webHidden/>
           </w:rPr>
-          <w:instrText xml:space="preserve"> PAGEREF _Toc233896151 \h </w:instrText>
+          <w:instrText xml:space="preserve"> PAGEREF _Toc235010985 \h </w:instrText>
         </w:r>
         <w:r>
           <w:rPr>
@@ -3960,7 +3960,7 @@
           <w14:ligatures w14:val="standardContextual"/>
         </w:rPr>
       </w:pPr>
-      <w:hyperlink w:anchor="_Toc233896152" w:history="1">
+      <w:hyperlink w:anchor="_Toc235010986" w:history="1">
         <w:r>
           <w:rPr>
             <w:rStyle w:val="Hyperlink"/>
@@ -4006,7 +4006,7 @@
             <w:noProof/>
             <w:webHidden/>
           </w:rPr>
-          <w:instrText xml:space="preserve"> PAGEREF _Toc233896152 \h </w:instrText>
+          <w:instrText xml:space="preserve"> PAGEREF _Toc235010986 \h </w:instrText>
         </w:r>
         <w:r>
           <w:rPr>
@@ -4054,7 +4054,7 @@
           <w14:ligatures w14:val="standardContextual"/>
         </w:rPr>
       </w:pPr>
-      <w:hyperlink w:anchor="_Toc233896153" w:history="1">
+      <w:hyperlink w:anchor="_Toc235010987" w:history="1">
         <w:r>
           <w:rPr>
             <w:rStyle w:val="Hyperlink"/>
@@ -4100,7 +4100,7 @@
             <w:noProof/>
             <w:webHidden/>
           </w:rPr>
-          <w:instrText xml:space="preserve"> PAGEREF _Toc233896153 \h </w:instrText>
+          <w:instrText xml:space="preserve"> PAGEREF _Toc235010987 \h </w:instrText>
         </w:r>
         <w:r>
           <w:rPr>
@@ -4148,7 +4148,7 @@
           <w14:ligatures w14:val="standardContextual"/>
         </w:rPr>
       </w:pPr>
-      <w:hyperlink w:anchor="_Toc233896154" w:history="1">
+      <w:hyperlink w:anchor="_Toc235010988" w:history="1">
         <w:r>
           <w:rPr>
             <w:rStyle w:val="Hyperlink"/>
@@ -4194,7 +4194,7 @@
             <w:noProof/>
             <w:webHidden/>
           </w:rPr>
-          <w:instrText xml:space="preserve"> PAGEREF _Toc233896154 \h </w:instrText>
+          <w:instrText xml:space="preserve"> PAGEREF _Toc235010988 \h </w:instrText>
         </w:r>
         <w:r>
           <w:rPr>
@@ -4242,7 +4242,7 @@
           <w14:ligatures w14:val="standardContextual"/>
         </w:rPr>
       </w:pPr>
-      <w:hyperlink w:anchor="_Toc233896155" w:history="1">
+      <w:hyperlink w:anchor="_Toc235010989" w:history="1">
         <w:r>
           <w:rPr>
             <w:rStyle w:val="Hyperlink"/>
@@ -4288,7 +4288,7 @@
             <w:noProof/>
             <w:webHidden/>
           </w:rPr>
-          <w:instrText xml:space="preserve"> PAGEREF _Toc233896155 \h </w:instrText>
+          <w:instrText xml:space="preserve"> PAGEREF _Toc235010989 \h </w:instrText>
         </w:r>
         <w:r>
           <w:rPr>
@@ -4336,7 +4336,7 @@
           <w14:ligatures w14:val="standardContextual"/>
         </w:rPr>
       </w:pPr>
-      <w:hyperlink w:anchor="_Toc233896156" w:history="1">
+      <w:hyperlink w:anchor="_Toc235010990" w:history="1">
         <w:r>
           <w:rPr>
             <w:rStyle w:val="Hyperlink"/>
@@ -4382,7 +4382,7 @@
             <w:noProof/>
             <w:webHidden/>
           </w:rPr>
-          <w:instrText xml:space="preserve"> PAGEREF _Toc233896156 \h </w:instrText>
+          <w:instrText xml:space="preserve"> PAGEREF _Toc235010990 \h </w:instrText>
         </w:r>
         <w:r>
           <w:rPr>
@@ -4430,7 +4430,7 @@
           <w14:ligatures w14:val="standardContextual"/>
         </w:rPr>
       </w:pPr>
-      <w:hyperlink w:anchor="_Toc233896157" w:history="1">
+      <w:hyperlink w:anchor="_Toc235010991" w:history="1">
         <w:r>
           <w:rPr>
             <w:rStyle w:val="Hyperlink"/>
@@ -4476,7 +4476,7 @@
             <w:noProof/>
             <w:webHidden/>
           </w:rPr>
-          <w:instrText xml:space="preserve"> PAGEREF _Toc233896157 \h </w:instrText>
+          <w:instrText xml:space="preserve"> PAGEREF _Toc235010991 \h </w:instrText>
         </w:r>
         <w:r>
           <w:rPr>
@@ -4524,7 +4524,7 @@
           <w14:ligatures w14:val="standardContextual"/>
         </w:rPr>
       </w:pPr>
-      <w:hyperlink w:anchor="_Toc233896158" w:history="1">
+      <w:hyperlink w:anchor="_Toc235010992" w:history="1">
         <w:r>
           <w:rPr>
             <w:rStyle w:val="Hyperlink"/>
@@ -4570,7 +4570,7 @@
             <w:noProof/>
             <w:webHidden/>
           </w:rPr>
-          <w:instrText xml:space="preserve"> PAGEREF _Toc233896158 \h </w:instrText>
+          <w:instrText xml:space="preserve"> PAGEREF _Toc235010992 \h </w:instrText>
         </w:r>
         <w:r>
           <w:rPr>
@@ -4618,7 +4618,7 @@
           <w14:ligatures w14:val="standardContextual"/>
         </w:rPr>
       </w:pPr>
-      <w:hyperlink w:anchor="_Toc233896159" w:history="1">
+      <w:hyperlink w:anchor="_Toc235010993" w:history="1">
         <w:r>
           <w:rPr>
             <w:rStyle w:val="Hyperlink"/>
@@ -4664,7 +4664,7 @@
             <w:noProof/>
             <w:webHidden/>
           </w:rPr>
-          <w:instrText xml:space="preserve"> PAGEREF _Toc233896159 \h </w:instrText>
+          <w:instrText xml:space="preserve"> PAGEREF _Toc235010993 \h </w:instrText>
         </w:r>
         <w:r>
           <w:rPr>
@@ -4712,7 +4712,7 @@
           <w14:ligatures w14:val="standardContextual"/>
         </w:rPr>
       </w:pPr>
-      <w:hyperlink w:anchor="_Toc233896160" w:history="1">
+      <w:hyperlink w:anchor="_Toc235010994" w:history="1">
         <w:r>
           <w:rPr>
             <w:rStyle w:val="Hyperlink"/>
@@ -4758,7 +4758,7 @@
             <w:noProof/>
             <w:webHidden/>
           </w:rPr>
-          <w:instrText xml:space="preserve"> PAGEREF _Toc233896160 \h </w:instrText>
+          <w:instrText xml:space="preserve"> PAGEREF _Toc235010994 \h </w:instrText>
         </w:r>
         <w:r>
           <w:rPr>
@@ -4806,7 +4806,7 @@
           <w14:ligatures w14:val="standardContextual"/>
         </w:rPr>
       </w:pPr>
-      <w:hyperlink w:anchor="_Toc233896161" w:history="1">
+      <w:hyperlink w:anchor="_Toc235010995" w:history="1">
         <w:r>
           <w:rPr>
             <w:rStyle w:val="Hyperlink"/>
@@ -4852,7 +4852,7 @@
             <w:noProof/>
             <w:webHidden/>
           </w:rPr>
-          <w:instrText xml:space="preserve"> PAGEREF _Toc233896161 \h </w:instrText>
+          <w:instrText xml:space="preserve"> PAGEREF _Toc235010995 \h </w:instrText>
         </w:r>
         <w:r>
           <w:rPr>
@@ -4900,7 +4900,7 @@
           <w14:ligatures w14:val="standardContextual"/>
         </w:rPr>
       </w:pPr>
-      <w:hyperlink w:anchor="_Toc233896162" w:history="1">
+      <w:hyperlink w:anchor="_Toc235010996" w:history="1">
         <w:r>
           <w:rPr>
             <w:rStyle w:val="Hyperlink"/>
@@ -4946,7 +4946,7 @@
             <w:noProof/>
             <w:webHidden/>
           </w:rPr>
-          <w:instrText xml:space="preserve"> PAGEREF _Toc233896162 \h </w:instrText>
+          <w:instrText xml:space="preserve"> PAGEREF _Toc235010996 \h </w:instrText>
         </w:r>
         <w:r>
           <w:rPr>
@@ -4994,7 +4994,7 @@
           <w14:ligatures w14:val="standardContextual"/>
         </w:rPr>
       </w:pPr>
-      <w:hyperlink w:anchor="_Toc233896163" w:history="1">
+      <w:hyperlink w:anchor="_Toc235010997" w:history="1">
         <w:r>
           <w:rPr>
             <w:rStyle w:val="Hyperlink"/>
@@ -5040,7 +5040,7 @@
             <w:noProof/>
             <w:webHidden/>
           </w:rPr>
-          <w:instrText xml:space="preserve"> PAGEREF _Toc233896163 \h </w:instrText>
+          <w:instrText xml:space="preserve"> PAGEREF _Toc235010997 \h </w:instrText>
         </w:r>
         <w:r>
           <w:rPr>
@@ -5088,7 +5088,7 @@
           <w14:ligatures w14:val="standardContextual"/>
         </w:rPr>
       </w:pPr>
-      <w:hyperlink w:anchor="_Toc233896164" w:history="1">
+      <w:hyperlink w:anchor="_Toc235010998" w:history="1">
         <w:r>
           <w:rPr>
             <w:rStyle w:val="Hyperlink"/>
@@ -5134,7 +5134,7 @@
             <w:noProof/>
             <w:webHidden/>
           </w:rPr>
-          <w:instrText xml:space="preserve"> PAGEREF _Toc233896164 \h </w:instrText>
+          <w:instrText xml:space="preserve"> PAGEREF _Toc235010998 \h </w:instrText>
         </w:r>
         <w:r>
           <w:rPr>
@@ -5182,7 +5182,7 @@
           <w14:ligatures w14:val="standardContextual"/>
         </w:rPr>
       </w:pPr>
-      <w:hyperlink w:anchor="_Toc233896165" w:history="1">
+      <w:hyperlink w:anchor="_Toc235010999" w:history="1">
         <w:r>
           <w:rPr>
             <w:rStyle w:val="Hyperlink"/>
@@ -5228,7 +5228,7 @@
             <w:noProof/>
             <w:webHidden/>
           </w:rPr>
-          <w:instrText xml:space="preserve"> PAGEREF _Toc233896165 \h </w:instrText>
+          <w:instrText xml:space="preserve"> PAGEREF _Toc235010999 \h </w:instrText>
         </w:r>
         <w:r>
           <w:rPr>
@@ -5276,7 +5276,7 @@
           <w14:ligatures w14:val="standardContextual"/>
         </w:rPr>
       </w:pPr>
-      <w:hyperlink w:anchor="_Toc233896166" w:history="1">
+      <w:hyperlink w:anchor="_Toc235011000" w:history="1">
         <w:r>
           <w:rPr>
             <w:rStyle w:val="Hyperlink"/>
@@ -5322,7 +5322,7 @@
             <w:noProof/>
             <w:webHidden/>
           </w:rPr>
-          <w:instrText xml:space="preserve"> PAGEREF _Toc233896166 \h </w:instrText>
+          <w:instrText xml:space="preserve"> PAGEREF _Toc235011000 \h </w:instrText>
         </w:r>
         <w:r>
           <w:rPr>
@@ -5370,7 +5370,7 @@
           <w14:ligatures w14:val="standardContextual"/>
         </w:rPr>
       </w:pPr>
-      <w:hyperlink w:anchor="_Toc233896167" w:history="1">
+      <w:hyperlink w:anchor="_Toc235011001" w:history="1">
         <w:r>
           <w:rPr>
             <w:rStyle w:val="Hyperlink"/>
@@ -5416,7 +5416,7 @@
             <w:noProof/>
             <w:webHidden/>
           </w:rPr>
-          <w:instrText xml:space="preserve"> PAGEREF _Toc233896167 \h </w:instrText>
+          <w:instrText xml:space="preserve"> PAGEREF _Toc235011001 \h </w:instrText>
         </w:r>
         <w:r>
           <w:rPr>
@@ -5464,7 +5464,7 @@
           <w14:ligatures w14:val="standardContextual"/>
         </w:rPr>
       </w:pPr>
-      <w:hyperlink w:anchor="_Toc233896168" w:history="1">
+      <w:hyperlink w:anchor="_Toc235011002" w:history="1">
         <w:r>
           <w:rPr>
             <w:rStyle w:val="Hyperlink"/>
@@ -5510,7 +5510,7 @@
             <w:noProof/>
             <w:webHidden/>
           </w:rPr>
-          <w:instrText xml:space="preserve"> PAGEREF _Toc233896168 \h </w:instrText>
+          <w:instrText xml:space="preserve"> PAGEREF _Toc235011002 \h </w:instrText>
         </w:r>
         <w:r>
           <w:rPr>
@@ -5558,7 +5558,7 @@
           <w14:ligatures w14:val="standardContextual"/>
         </w:rPr>
       </w:pPr>
-      <w:hyperlink w:anchor="_Toc233896169" w:history="1">
+      <w:hyperlink w:anchor="_Toc235011003" w:history="1">
         <w:r>
           <w:rPr>
             <w:rStyle w:val="Hyperlink"/>
@@ -5604,7 +5604,7 @@
             <w:noProof/>
             <w:webHidden/>
           </w:rPr>
-          <w:instrText xml:space="preserve"> PAGEREF _Toc233896169 \h </w:instrText>
+          <w:instrText xml:space="preserve"> PAGEREF _Toc235011003 \h </w:instrText>
         </w:r>
         <w:r>
           <w:rPr>
@@ -5652,7 +5652,7 @@
           <w14:ligatures w14:val="standardContextual"/>
         </w:rPr>
       </w:pPr>
-      <w:hyperlink w:anchor="_Toc233896170" w:history="1">
+      <w:hyperlink w:anchor="_Toc235011004" w:history="1">
         <w:r>
           <w:rPr>
             <w:rStyle w:val="Hyperlink"/>
@@ -5698,7 +5698,7 @@
             <w:noProof/>
             <w:webHidden/>
           </w:rPr>
-          <w:instrText xml:space="preserve"> PAGEREF _Toc233896170 \h </w:instrText>
+          <w:instrText xml:space="preserve"> PAGEREF _Toc235011004 \h </w:instrText>
         </w:r>
         <w:r>
           <w:rPr>
@@ -5746,7 +5746,7 @@
           <w14:ligatures w14:val="standardContextual"/>
         </w:rPr>
       </w:pPr>
-      <w:hyperlink w:anchor="_Toc233896171" w:history="1">
+      <w:hyperlink w:anchor="_Toc235011005" w:history="1">
         <w:r>
           <w:rPr>
             <w:rStyle w:val="Hyperlink"/>
@@ -5792,7 +5792,7 @@
             <w:noProof/>
             <w:webHidden/>
           </w:rPr>
-          <w:instrText xml:space="preserve"> PAGEREF _Toc233896171 \h </w:instrText>
+          <w:instrText xml:space="preserve"> PAGEREF _Toc235011005 \h </w:instrText>
         </w:r>
         <w:r>
           <w:rPr>
@@ -5840,7 +5840,7 @@
           <w14:ligatures w14:val="standardContextual"/>
         </w:rPr>
       </w:pPr>
-      <w:hyperlink w:anchor="_Toc233896172" w:history="1">
+      <w:hyperlink w:anchor="_Toc235011006" w:history="1">
         <w:r>
           <w:rPr>
             <w:rStyle w:val="Hyperlink"/>
@@ -5886,7 +5886,7 @@
             <w:noProof/>
             <w:webHidden/>
           </w:rPr>
-          <w:instrText xml:space="preserve"> PAGEREF _Toc233896172 \h </w:instrText>
+          <w:instrText xml:space="preserve"> PAGEREF _Toc235011006 \h </w:instrText>
         </w:r>
         <w:r>
           <w:rPr>
@@ -5934,7 +5934,7 @@
           <w14:ligatures w14:val="standardContextual"/>
         </w:rPr>
       </w:pPr>
-      <w:hyperlink w:anchor="_Toc233896173" w:history="1">
+      <w:hyperlink w:anchor="_Toc235011007" w:history="1">
         <w:r>
           <w:rPr>
             <w:rStyle w:val="Hyperlink"/>
@@ -5980,7 +5980,7 @@
             <w:noProof/>
             <w:webHidden/>
           </w:rPr>
-          <w:instrText xml:space="preserve"> PAGEREF _Toc233896173 \h </w:instrText>
+          <w:instrText xml:space="preserve"> PAGEREF _Toc235011007 \h </w:instrText>
         </w:r>
         <w:r>
           <w:rPr>
@@ -6028,7 +6028,7 @@
           <w14:ligatures w14:val="standardContextual"/>
         </w:rPr>
       </w:pPr>
-      <w:hyperlink w:anchor="_Toc233896174" w:history="1">
+      <w:hyperlink w:anchor="_Toc235011008" w:history="1">
         <w:r>
           <w:rPr>
             <w:rStyle w:val="Hyperlink"/>
@@ -6074,7 +6074,7 @@
             <w:noProof/>
             <w:webHidden/>
           </w:rPr>
-          <w:instrText xml:space="preserve"> PAGEREF _Toc233896174 \h </w:instrText>
+          <w:instrText xml:space="preserve"> PAGEREF _Toc235011008 \h </w:instrText>
         </w:r>
         <w:r>
           <w:rPr>
@@ -6122,7 +6122,7 @@
           <w14:ligatures w14:val="standardContextual"/>
         </w:rPr>
       </w:pPr>
-      <w:hyperlink w:anchor="_Toc233896175" w:history="1">
+      <w:hyperlink w:anchor="_Toc235011009" w:history="1">
         <w:r>
           <w:rPr>
             <w:rStyle w:val="Hyperlink"/>
@@ -6168,7 +6168,7 @@
             <w:noProof/>
             <w:webHidden/>
           </w:rPr>
-          <w:instrText xml:space="preserve"> PAGEREF _Toc233896175 \h </w:instrText>
+          <w:instrText xml:space="preserve"> PAGEREF _Toc235011009 \h </w:instrText>
         </w:r>
         <w:r>
           <w:rPr>
@@ -6216,7 +6216,7 @@
           <w14:ligatures w14:val="standardContextual"/>
         </w:rPr>
       </w:pPr>
-      <w:hyperlink w:anchor="_Toc233896176" w:history="1">
+      <w:hyperlink w:anchor="_Toc235011010" w:history="1">
         <w:r>
           <w:rPr>
             <w:rStyle w:val="Hyperlink"/>
@@ -6262,7 +6262,7 @@
             <w:noProof/>
             <w:webHidden/>
           </w:rPr>
-          <w:instrText xml:space="preserve"> PAGEREF _Toc233896176 \h </w:instrText>
+          <w:instrText xml:space="preserve"> PAGEREF _Toc235011010 \h </w:instrText>
         </w:r>
         <w:r>
           <w:rPr>
@@ -6310,7 +6310,7 @@
           <w14:ligatures w14:val="standardContextual"/>
         </w:rPr>
       </w:pPr>
-      <w:hyperlink w:anchor="_Toc233896177" w:history="1">
+      <w:hyperlink w:anchor="_Toc235011011" w:history="1">
         <w:r>
           <w:rPr>
             <w:rStyle w:val="Hyperlink"/>
@@ -6356,7 +6356,7 @@
             <w:noProof/>
             <w:webHidden/>
           </w:rPr>
-          <w:instrText xml:space="preserve"> PAGEREF _Toc233896177 \h </w:instrText>
+          <w:instrText xml:space="preserve"> PAGEREF _Toc235011011 \h </w:instrText>
         </w:r>
         <w:r>
           <w:rPr>
@@ -6404,7 +6404,7 @@
           <w14:ligatures w14:val="standardContextual"/>
         </w:rPr>
       </w:pPr>
-      <w:hyperlink w:anchor="_Toc233896178" w:history="1">
+      <w:hyperlink w:anchor="_Toc235011012" w:history="1">
         <w:r>
           <w:rPr>
             <w:rStyle w:val="Hyperlink"/>
@@ -6450,7 +6450,7 @@
             <w:noProof/>
             <w:webHidden/>
           </w:rPr>
-          <w:instrText xml:space="preserve"> PAGEREF _Toc233896178 \h </w:instrText>
+          <w:instrText xml:space="preserve"> PAGEREF _Toc235011012 \h </w:instrText>
         </w:r>
         <w:r>
           <w:rPr>
@@ -6498,7 +6498,7 @@
           <w14:ligatures w14:val="standardContextual"/>
         </w:rPr>
       </w:pPr>
-      <w:hyperlink w:anchor="_Toc233896179" w:history="1">
+      <w:hyperlink w:anchor="_Toc235011013" w:history="1">
         <w:r>
           <w:rPr>
             <w:rStyle w:val="Hyperlink"/>
@@ -6544,7 +6544,7 @@
             <w:noProof/>
             <w:webHidden/>
           </w:rPr>
-          <w:instrText xml:space="preserve"> PAGEREF _Toc233896179 \h </w:instrText>
+          <w:instrText xml:space="preserve"> PAGEREF _Toc235011013 \h </w:instrText>
         </w:r>
         <w:r>
           <w:rPr>
@@ -6592,7 +6592,7 @@
           <w14:ligatures w14:val="standardContextual"/>
         </w:rPr>
       </w:pPr>
-      <w:hyperlink w:anchor="_Toc233896180" w:history="1">
+      <w:hyperlink w:anchor="_Toc235011014" w:history="1">
         <w:r>
           <w:rPr>
             <w:rStyle w:val="Hyperlink"/>
@@ -6638,7 +6638,7 @@
             <w:noProof/>
             <w:webHidden/>
           </w:rPr>
-          <w:instrText xml:space="preserve"> PAGEREF _Toc233896180 \h </w:instrText>
+          <w:instrText xml:space="preserve"> PAGEREF _Toc235011014 \h </w:instrText>
         </w:r>
         <w:r>
           <w:rPr>
@@ -6686,7 +6686,7 @@
           <w14:ligatures w14:val="standardContextual"/>
         </w:rPr>
       </w:pPr>
-      <w:hyperlink w:anchor="_Toc233896181" w:history="1">
+      <w:hyperlink w:anchor="_Toc235011015" w:history="1">
         <w:r>
           <w:rPr>
             <w:rStyle w:val="Hyperlink"/>
@@ -6732,7 +6732,7 @@
             <w:noProof/>
             <w:webHidden/>
           </w:rPr>
-          <w:instrText xml:space="preserve"> PAGEREF _Toc233896181 \h </w:instrText>
+          <w:instrText xml:space="preserve"> PAGEREF _Toc235011015 \h </w:instrText>
         </w:r>
         <w:r>
           <w:rPr>
@@ -6780,7 +6780,7 @@
           <w14:ligatures w14:val="standardContextual"/>
         </w:rPr>
       </w:pPr>
-      <w:hyperlink w:anchor="_Toc233896182" w:history="1">
+      <w:hyperlink w:anchor="_Toc235011016" w:history="1">
         <w:r>
           <w:rPr>
             <w:rStyle w:val="Hyperlink"/>
@@ -6826,7 +6826,7 @@
             <w:noProof/>
             <w:webHidden/>
           </w:rPr>
-          <w:instrText xml:space="preserve"> PAGEREF _Toc233896182 \h </w:instrText>
+          <w:instrText xml:space="preserve"> PAGEREF _Toc235011016 \h </w:instrText>
         </w:r>
         <w:r>
           <w:rPr>
@@ -6874,7 +6874,7 @@
           <w14:ligatures w14:val="standardContextual"/>
         </w:rPr>
       </w:pPr>
-      <w:hyperlink w:anchor="_Toc233896183" w:history="1">
+      <w:hyperlink w:anchor="_Toc235011017" w:history="1">
         <w:r>
           <w:rPr>
             <w:rStyle w:val="Hyperlink"/>
@@ -6920,7 +6920,7 @@
             <w:noProof/>
             <w:webHidden/>
           </w:rPr>
-          <w:instrText xml:space="preserve"> PAGEREF _Toc233896183 \h </w:instrText>
+          <w:instrText xml:space="preserve"> PAGEREF _Toc235011017 \h </w:instrText>
         </w:r>
         <w:r>
           <w:rPr>
@@ -6968,7 +6968,7 @@
           <w14:ligatures w14:val="standardContextual"/>
         </w:rPr>
       </w:pPr>
-      <w:hyperlink w:anchor="_Toc233896184" w:history="1">
+      <w:hyperlink w:anchor="_Toc235011018" w:history="1">
         <w:r>
           <w:rPr>
             <w:rStyle w:val="Hyperlink"/>
@@ -7014,7 +7014,7 @@
             <w:noProof/>
             <w:webHidden/>
           </w:rPr>
-          <w:instrText xml:space="preserve"> PAGEREF _Toc233896184 \h </w:instrText>
+          <w:instrText xml:space="preserve"> PAGEREF _Toc235011018 \h </w:instrText>
         </w:r>
         <w:r>
           <w:rPr>
@@ -7062,7 +7062,7 @@
           <w14:ligatures w14:val="standardContextual"/>
         </w:rPr>
       </w:pPr>
-      <w:hyperlink w:anchor="_Toc233896185" w:history="1">
+      <w:hyperlink w:anchor="_Toc235011019" w:history="1">
         <w:r>
           <w:rPr>
             <w:rStyle w:val="Hyperlink"/>
@@ -7108,7 +7108,7 @@
             <w:noProof/>
             <w:webHidden/>
           </w:rPr>
-          <w:instrText xml:space="preserve"> PAGEREF _Toc233896185 \h </w:instrText>
+          <w:instrText xml:space="preserve"> PAGEREF _Toc235011019 \h </w:instrText>
         </w:r>
         <w:r>
           <w:rPr>
@@ -7156,7 +7156,7 @@
           <w14:ligatures w14:val="standardContextual"/>
         </w:rPr>
       </w:pPr>
-      <w:hyperlink w:anchor="_Toc233896186" w:history="1">
+      <w:hyperlink w:anchor="_Toc235011020" w:history="1">
         <w:r>
           <w:rPr>
             <w:rStyle w:val="Hyperlink"/>
@@ -7202,7 +7202,7 @@
             <w:noProof/>
             <w:webHidden/>
           </w:rPr>
-          <w:instrText xml:space="preserve"> PAGEREF _Toc233896186 \h </w:instrText>
+          <w:instrText xml:space="preserve"> PAGEREF _Toc235011020 \h </w:instrText>
         </w:r>
         <w:r>
           <w:rPr>
@@ -7250,7 +7250,7 @@
           <w14:ligatures w14:val="standardContextual"/>
         </w:rPr>
       </w:pPr>
-      <w:hyperlink w:anchor="_Toc233896187" w:history="1">
+      <w:hyperlink w:anchor="_Toc235011021" w:history="1">
         <w:r>
           <w:rPr>
             <w:rStyle w:val="Hyperlink"/>
@@ -7296,7 +7296,7 @@
             <w:noProof/>
             <w:webHidden/>
           </w:rPr>
-          <w:instrText xml:space="preserve"> PAGEREF _Toc233896187 \h </w:instrText>
+          <w:instrText xml:space="preserve"> PAGEREF _Toc235011021 \h </w:instrText>
         </w:r>
         <w:r>
           <w:rPr>
@@ -7344,7 +7344,7 @@
           <w14:ligatures w14:val="standardContextual"/>
         </w:rPr>
       </w:pPr>
-      <w:hyperlink w:anchor="_Toc233896188" w:history="1">
+      <w:hyperlink w:anchor="_Toc235011022" w:history="1">
         <w:r>
           <w:rPr>
             <w:rStyle w:val="Hyperlink"/>
@@ -7390,7 +7390,7 @@
             <w:noProof/>
             <w:webHidden/>
           </w:rPr>
-          <w:instrText xml:space="preserve"> PAGEREF _Toc233896188 \h </w:instrText>
+          <w:instrText xml:space="preserve"> PAGEREF _Toc235011022 \h </w:instrText>
         </w:r>
         <w:r>
           <w:rPr>
@@ -7438,7 +7438,7 @@
           <w14:ligatures w14:val="standardContextual"/>
         </w:rPr>
       </w:pPr>
-      <w:hyperlink w:anchor="_Toc233896189" w:history="1">
+      <w:hyperlink w:anchor="_Toc235011023" w:history="1">
         <w:r>
           <w:rPr>
             <w:rStyle w:val="Hyperlink"/>
@@ -7484,7 +7484,7 @@
             <w:noProof/>
             <w:webHidden/>
           </w:rPr>
-          <w:instrText xml:space="preserve"> PAGEREF _Toc233896189 \h </w:instrText>
+          <w:instrText xml:space="preserve"> PAGEREF _Toc235011023 \h </w:instrText>
         </w:r>
         <w:r>
           <w:rPr>
@@ -7532,7 +7532,7 @@
           <w14:ligatures w14:val="standardContextual"/>
         </w:rPr>
       </w:pPr>
-      <w:hyperlink w:anchor="_Toc233896190" w:history="1">
+      <w:hyperlink w:anchor="_Toc235011024" w:history="1">
         <w:r>
           <w:rPr>
             <w:rStyle w:val="Hyperlink"/>
@@ -7578,7 +7578,7 @@
             <w:noProof/>
             <w:webHidden/>
           </w:rPr>
-          <w:instrText xml:space="preserve"> PAGEREF _Toc233896190 \h </w:instrText>
+          <w:instrText xml:space="preserve"> PAGEREF _Toc235011024 \h </w:instrText>
         </w:r>
         <w:r>
           <w:rPr>
@@ -7626,7 +7626,7 @@
           <w14:ligatures w14:val="standardContextual"/>
         </w:rPr>
       </w:pPr>
-      <w:hyperlink w:anchor="_Toc233896191" w:history="1">
+      <w:hyperlink w:anchor="_Toc235011025" w:history="1">
         <w:r>
           <w:rPr>
             <w:rStyle w:val="Hyperlink"/>
@@ -7672,7 +7672,7 @@
             <w:noProof/>
             <w:webHidden/>
           </w:rPr>
-          <w:instrText xml:space="preserve"> PAGEREF _Toc233896191 \h </w:instrText>
+          <w:instrText xml:space="preserve"> PAGEREF _Toc235011025 \h </w:instrText>
         </w:r>
         <w:r>
           <w:rPr>
@@ -7720,7 +7720,7 @@
           <w14:ligatures w14:val="standardContextual"/>
         </w:rPr>
       </w:pPr>
-      <w:hyperlink w:anchor="_Toc233896192" w:history="1">
+      <w:hyperlink w:anchor="_Toc235011026" w:history="1">
         <w:r>
           <w:rPr>
             <w:rStyle w:val="Hyperlink"/>
@@ -7766,7 +7766,7 @@
             <w:noProof/>
             <w:webHidden/>
           </w:rPr>
-          <w:instrText xml:space="preserve"> PAGEREF _Toc233896192 \h </w:instrText>
+          <w:instrText xml:space="preserve"> PAGEREF _Toc235011026 \h </w:instrText>
         </w:r>
         <w:r>
           <w:rPr>
@@ -7814,7 +7814,7 @@
           <w14:ligatures w14:val="standardContextual"/>
         </w:rPr>
       </w:pPr>
-      <w:hyperlink w:anchor="_Toc233896193" w:history="1">
+      <w:hyperlink w:anchor="_Toc235011027" w:history="1">
         <w:r>
           <w:rPr>
             <w:rStyle w:val="Hyperlink"/>
@@ -7860,7 +7860,7 @@
             <w:noProof/>
             <w:webHidden/>
           </w:rPr>
-          <w:instrText xml:space="preserve"> PAGEREF _Toc233896193 \h </w:instrText>
+          <w:instrText xml:space="preserve"> PAGEREF _Toc235011027 \h </w:instrText>
         </w:r>
         <w:r>
           <w:rPr>
@@ -7908,7 +7908,7 @@
           <w14:ligatures w14:val="standardContextual"/>
         </w:rPr>
       </w:pPr>
-      <w:hyperlink w:anchor="_Toc233896194" w:history="1">
+      <w:hyperlink w:anchor="_Toc235011028" w:history="1">
         <w:r>
           <w:rPr>
             <w:rStyle w:val="Hyperlink"/>
@@ -7954,7 +7954,7 @@
             <w:noProof/>
             <w:webHidden/>
           </w:rPr>
-          <w:instrText xml:space="preserve"> PAGEREF _Toc233896194 \h </w:instrText>
+          <w:instrText xml:space="preserve"> PAGEREF _Toc235011028 \h </w:instrText>
         </w:r>
         <w:r>
           <w:rPr>
@@ -8005,7 +8005,7 @@
           <w14:ligatures w14:val="standardContextual"/>
         </w:rPr>
       </w:pPr>
-      <w:hyperlink w:anchor="_Toc233896195" w:history="1">
+      <w:hyperlink w:anchor="_Toc235011029" w:history="1">
         <w:r>
           <w:rPr>
             <w:rStyle w:val="Hyperlink"/>
@@ -8054,7 +8054,7 @@
             <w:noProof/>
             <w:webHidden/>
           </w:rPr>
-          <w:instrText xml:space="preserve"> PAGEREF _Toc233896195 \h </w:instrText>
+          <w:instrText xml:space="preserve"> PAGEREF _Toc235011029 \h </w:instrText>
         </w:r>
         <w:r>
           <w:rPr>
@@ -8102,7 +8102,7 @@
           <w14:ligatures w14:val="standardContextual"/>
         </w:rPr>
       </w:pPr>
-      <w:hyperlink w:anchor="_Toc233896196" w:history="1">
+      <w:hyperlink w:anchor="_Toc235011030" w:history="1">
         <w:r>
           <w:rPr>
             <w:rStyle w:val="Hyperlink"/>
@@ -8148,7 +8148,7 @@
             <w:noProof/>
             <w:webHidden/>
           </w:rPr>
-          <w:instrText xml:space="preserve"> PAGEREF _Toc233896196 \h </w:instrText>
+          <w:instrText xml:space="preserve"> PAGEREF _Toc235011030 \h </w:instrText>
         </w:r>
         <w:r>
           <w:rPr>
@@ -8196,7 +8196,7 @@
           <w14:ligatures w14:val="standardContextual"/>
         </w:rPr>
       </w:pPr>
-      <w:hyperlink w:anchor="_Toc233896197" w:history="1">
+      <w:hyperlink w:anchor="_Toc235011031" w:history="1">
         <w:r>
           <w:rPr>
             <w:rStyle w:val="Hyperlink"/>
@@ -8242,7 +8242,7 @@
             <w:noProof/>
             <w:webHidden/>
           </w:rPr>
-          <w:instrText xml:space="preserve"> PAGEREF _Toc233896197 \h </w:instrText>
+          <w:instrText xml:space="preserve"> PAGEREF _Toc235011031 \h </w:instrText>
         </w:r>
         <w:r>
           <w:rPr>
@@ -8290,7 +8290,7 @@
           <w14:ligatures w14:val="standardContextual"/>
         </w:rPr>
       </w:pPr>
-      <w:hyperlink w:anchor="_Toc233896198" w:history="1">
+      <w:hyperlink w:anchor="_Toc235011032" w:history="1">
         <w:r>
           <w:rPr>
             <w:rStyle w:val="Hyperlink"/>
@@ -8336,7 +8336,7 @@
             <w:noProof/>
             <w:webHidden/>
           </w:rPr>
-          <w:instrText xml:space="preserve"> PAGEREF _Toc233896198 \h </w:instrText>
+          <w:instrText xml:space="preserve"> PAGEREF _Toc235011032 \h </w:instrText>
         </w:r>
         <w:r>
           <w:rPr>
@@ -8384,7 +8384,7 @@
           <w14:ligatures w14:val="standardContextual"/>
         </w:rPr>
       </w:pPr>
-      <w:hyperlink w:anchor="_Toc233896199" w:history="1">
+      <w:hyperlink w:anchor="_Toc235011033" w:history="1">
         <w:r>
           <w:rPr>
             <w:rStyle w:val="Hyperlink"/>
@@ -8430,7 +8430,7 @@
             <w:noProof/>
             <w:webHidden/>
           </w:rPr>
-          <w:instrText xml:space="preserve"> PAGEREF _Toc233896199 \h </w:instrText>
+          <w:instrText xml:space="preserve"> PAGEREF _Toc235011033 \h </w:instrText>
         </w:r>
         <w:r>
           <w:rPr>
@@ -8478,7 +8478,7 @@
           <w14:ligatures w14:val="standardContextual"/>
         </w:rPr>
       </w:pPr>
-      <w:hyperlink w:anchor="_Toc233896200" w:history="1">
+      <w:hyperlink w:anchor="_Toc235011034" w:history="1">
         <w:r>
           <w:rPr>
             <w:rStyle w:val="Hyperlink"/>
@@ -8524,7 +8524,7 @@
             <w:noProof/>
             <w:webHidden/>
           </w:rPr>
-          <w:instrText xml:space="preserve"> PAGEREF _Toc233896200 \h </w:instrText>
+          <w:instrText xml:space="preserve"> PAGEREF _Toc235011034 \h </w:instrText>
         </w:r>
         <w:r>
           <w:rPr>
@@ -8572,7 +8572,7 @@
           <w14:ligatures w14:val="standardContextual"/>
         </w:rPr>
       </w:pPr>
-      <w:hyperlink w:anchor="_Toc233896201" w:history="1">
+      <w:hyperlink w:anchor="_Toc235011035" w:history="1">
         <w:r>
           <w:rPr>
             <w:rStyle w:val="Hyperlink"/>
@@ -8618,7 +8618,7 @@
             <w:noProof/>
             <w:webHidden/>
           </w:rPr>
-          <w:instrText xml:space="preserve"> PAGEREF _Toc233896201 \h </w:instrText>
+          <w:instrText xml:space="preserve"> PAGEREF _Toc235011035 \h </w:instrText>
         </w:r>
         <w:r>
           <w:rPr>
@@ -8666,7 +8666,7 @@
           <w14:ligatures w14:val="standardContextual"/>
         </w:rPr>
       </w:pPr>
-      <w:hyperlink w:anchor="_Toc233896202" w:history="1">
+      <w:hyperlink w:anchor="_Toc235011036" w:history="1">
         <w:r>
           <w:rPr>
             <w:rStyle w:val="Hyperlink"/>
@@ -8691,7 +8691,7 @@
             <w:rStyle w:val="Hyperlink"/>
             <w:noProof/>
           </w:rPr>
-          <w:t>Fire Ignition Log</w:t>
+          <w:t>Biomass Mortality Maps</w:t>
         </w:r>
         <w:r>
           <w:rPr>
@@ -8712,7 +8712,7 @@
             <w:noProof/>
             <w:webHidden/>
           </w:rPr>
-          <w:instrText xml:space="preserve"> PAGEREF _Toc233896202 \h </w:instrText>
+          <w:instrText xml:space="preserve"> PAGEREF _Toc235011036 \h </w:instrText>
         </w:r>
         <w:r>
           <w:rPr>
@@ -8760,7 +8760,7 @@
           <w14:ligatures w14:val="standardContextual"/>
         </w:rPr>
       </w:pPr>
-      <w:hyperlink w:anchor="_Toc233896203" w:history="1">
+      <w:hyperlink w:anchor="_Toc235011037" w:history="1">
         <w:r>
           <w:rPr>
             <w:rStyle w:val="Hyperlink"/>
@@ -8785,7 +8785,7 @@
             <w:rStyle w:val="Hyperlink"/>
             <w:noProof/>
           </w:rPr>
-          <w:t>Fire Event Log</w:t>
+          <w:t>Fire DNBR Maps</w:t>
         </w:r>
         <w:r>
           <w:rPr>
@@ -8806,7 +8806,7 @@
             <w:noProof/>
             <w:webHidden/>
           </w:rPr>
-          <w:instrText xml:space="preserve"> PAGEREF _Toc233896203 \h </w:instrText>
+          <w:instrText xml:space="preserve"> PAGEREF _Toc235011037 \h </w:instrText>
         </w:r>
         <w:r>
           <w:rPr>
@@ -8826,7 +8826,7 @@
             <w:noProof/>
             <w:webHidden/>
           </w:rPr>
-          <w:t>20</w:t>
+          <w:t>19</w:t>
         </w:r>
         <w:r>
           <w:rPr>
@@ -8854,7 +8854,7 @@
           <w14:ligatures w14:val="standardContextual"/>
         </w:rPr>
       </w:pPr>
-      <w:hyperlink w:anchor="_Toc233896204" w:history="1">
+      <w:hyperlink w:anchor="_Toc235011038" w:history="1">
         <w:r>
           <w:rPr>
             <w:rStyle w:val="Hyperlink"/>
@@ -8879,7 +8879,7 @@
             <w:rStyle w:val="Hyperlink"/>
             <w:noProof/>
           </w:rPr>
-          <w:t>Fire Summary Log</w:t>
+          <w:t>Flaming Consumption Maps</w:t>
         </w:r>
         <w:r>
           <w:rPr>
@@ -8900,7 +8900,7 @@
             <w:noProof/>
             <w:webHidden/>
           </w:rPr>
-          <w:instrText xml:space="preserve"> PAGEREF _Toc233896204 \h </w:instrText>
+          <w:instrText xml:space="preserve"> PAGEREF _Toc235011038 \h </w:instrText>
         </w:r>
         <w:r>
           <w:rPr>
@@ -8921,6 +8921,476 @@
             <w:webHidden/>
           </w:rPr>
           <w:t>20</w:t>
+        </w:r>
+        <w:r>
+          <w:rPr>
+            <w:noProof/>
+            <w:webHidden/>
+          </w:rPr>
+          <w:fldChar w:fldCharType="end"/>
+        </w:r>
+      </w:hyperlink>
+    </w:p>
+    <w:p>
+      <w:pPr>
+        <w:pStyle w:val="TOC2"/>
+        <w:tabs>
+          <w:tab w:val="left" w:pos="960"/>
+          <w:tab w:val="right" w:leader="dot" w:pos="9350"/>
+        </w:tabs>
+        <w:rPr>
+          <w:rFonts w:asciiTheme="minorHAnsi" w:eastAsiaTheme="minorEastAsia" w:hAnsiTheme="minorHAnsi" w:cstheme="minorBidi"/>
+          <w:noProof/>
+          <w:kern w:val="2"/>
+          <w:sz w:val="24"/>
+          <w:szCs w:val="24"/>
+          <w:lang w:eastAsia="en-US"/>
+          <w14:ligatures w14:val="standardContextual"/>
+        </w:rPr>
+      </w:pPr>
+      <w:hyperlink w:anchor="_Toc235011039" w:history="1">
+        <w:r>
+          <w:rPr>
+            <w:rStyle w:val="Hyperlink"/>
+            <w:noProof/>
+          </w:rPr>
+          <w:t>3.10.</w:t>
+        </w:r>
+        <w:r>
+          <w:rPr>
+            <w:rFonts w:asciiTheme="minorHAnsi" w:eastAsiaTheme="minorEastAsia" w:hAnsiTheme="minorHAnsi" w:cstheme="minorBidi"/>
+            <w:noProof/>
+            <w:kern w:val="2"/>
+            <w:sz w:val="24"/>
+            <w:szCs w:val="24"/>
+            <w:lang w:eastAsia="en-US"/>
+            <w14:ligatures w14:val="standardContextual"/>
+          </w:rPr>
+          <w:tab/>
+        </w:r>
+        <w:r>
+          <w:rPr>
+            <w:rStyle w:val="Hyperlink"/>
+            <w:noProof/>
+          </w:rPr>
+          <w:t>Smoldering Consumption Maps</w:t>
+        </w:r>
+        <w:r>
+          <w:rPr>
+            <w:noProof/>
+            <w:webHidden/>
+          </w:rPr>
+          <w:tab/>
+        </w:r>
+        <w:r>
+          <w:rPr>
+            <w:noProof/>
+            <w:webHidden/>
+          </w:rPr>
+          <w:fldChar w:fldCharType="begin"/>
+        </w:r>
+        <w:r>
+          <w:rPr>
+            <w:noProof/>
+            <w:webHidden/>
+          </w:rPr>
+          <w:instrText xml:space="preserve"> PAGEREF _Toc235011039 \h </w:instrText>
+        </w:r>
+        <w:r>
+          <w:rPr>
+            <w:noProof/>
+            <w:webHidden/>
+          </w:rPr>
+        </w:r>
+        <w:r>
+          <w:rPr>
+            <w:noProof/>
+            <w:webHidden/>
+          </w:rPr>
+          <w:fldChar w:fldCharType="separate"/>
+        </w:r>
+        <w:r>
+          <w:rPr>
+            <w:noProof/>
+            <w:webHidden/>
+          </w:rPr>
+          <w:t>20</w:t>
+        </w:r>
+        <w:r>
+          <w:rPr>
+            <w:noProof/>
+            <w:webHidden/>
+          </w:rPr>
+          <w:fldChar w:fldCharType="end"/>
+        </w:r>
+      </w:hyperlink>
+    </w:p>
+    <w:p>
+      <w:pPr>
+        <w:pStyle w:val="TOC2"/>
+        <w:tabs>
+          <w:tab w:val="left" w:pos="960"/>
+          <w:tab w:val="right" w:leader="dot" w:pos="9350"/>
+        </w:tabs>
+        <w:rPr>
+          <w:rFonts w:asciiTheme="minorHAnsi" w:eastAsiaTheme="minorEastAsia" w:hAnsiTheme="minorHAnsi" w:cstheme="minorBidi"/>
+          <w:noProof/>
+          <w:kern w:val="2"/>
+          <w:sz w:val="24"/>
+          <w:szCs w:val="24"/>
+          <w:lang w:eastAsia="en-US"/>
+          <w14:ligatures w14:val="standardContextual"/>
+        </w:rPr>
+      </w:pPr>
+      <w:hyperlink w:anchor="_Toc235011040" w:history="1">
+        <w:r>
+          <w:rPr>
+            <w:rStyle w:val="Hyperlink"/>
+            <w:noProof/>
+          </w:rPr>
+          <w:t>3.11.</w:t>
+        </w:r>
+        <w:r>
+          <w:rPr>
+            <w:rFonts w:asciiTheme="minorHAnsi" w:eastAsiaTheme="minorEastAsia" w:hAnsiTheme="minorHAnsi" w:cstheme="minorBidi"/>
+            <w:noProof/>
+            <w:kern w:val="2"/>
+            <w:sz w:val="24"/>
+            <w:szCs w:val="24"/>
+            <w:lang w:eastAsia="en-US"/>
+            <w14:ligatures w14:val="standardContextual"/>
+          </w:rPr>
+          <w:tab/>
+        </w:r>
+        <w:r>
+          <w:rPr>
+            <w:rStyle w:val="Hyperlink"/>
+            <w:noProof/>
+          </w:rPr>
+          <w:t>Fine Fuel Maps</w:t>
+        </w:r>
+        <w:r>
+          <w:rPr>
+            <w:noProof/>
+            <w:webHidden/>
+          </w:rPr>
+          <w:tab/>
+        </w:r>
+        <w:r>
+          <w:rPr>
+            <w:noProof/>
+            <w:webHidden/>
+          </w:rPr>
+          <w:fldChar w:fldCharType="begin"/>
+        </w:r>
+        <w:r>
+          <w:rPr>
+            <w:noProof/>
+            <w:webHidden/>
+          </w:rPr>
+          <w:instrText xml:space="preserve"> PAGEREF _Toc235011040 \h </w:instrText>
+        </w:r>
+        <w:r>
+          <w:rPr>
+            <w:noProof/>
+            <w:webHidden/>
+          </w:rPr>
+        </w:r>
+        <w:r>
+          <w:rPr>
+            <w:noProof/>
+            <w:webHidden/>
+          </w:rPr>
+          <w:fldChar w:fldCharType="separate"/>
+        </w:r>
+        <w:r>
+          <w:rPr>
+            <w:noProof/>
+            <w:webHidden/>
+          </w:rPr>
+          <w:t>20</w:t>
+        </w:r>
+        <w:r>
+          <w:rPr>
+            <w:noProof/>
+            <w:webHidden/>
+          </w:rPr>
+          <w:fldChar w:fldCharType="end"/>
+        </w:r>
+      </w:hyperlink>
+    </w:p>
+    <w:p>
+      <w:pPr>
+        <w:pStyle w:val="TOC2"/>
+        <w:tabs>
+          <w:tab w:val="left" w:pos="960"/>
+          <w:tab w:val="right" w:leader="dot" w:pos="9350"/>
+        </w:tabs>
+        <w:rPr>
+          <w:rFonts w:asciiTheme="minorHAnsi" w:eastAsiaTheme="minorEastAsia" w:hAnsiTheme="minorHAnsi" w:cstheme="minorBidi"/>
+          <w:noProof/>
+          <w:kern w:val="2"/>
+          <w:sz w:val="24"/>
+          <w:szCs w:val="24"/>
+          <w:lang w:eastAsia="en-US"/>
+          <w14:ligatures w14:val="standardContextual"/>
+        </w:rPr>
+      </w:pPr>
+      <w:hyperlink w:anchor="_Toc235011041" w:history="1">
+        <w:r>
+          <w:rPr>
+            <w:rStyle w:val="Hyperlink"/>
+            <w:noProof/>
+          </w:rPr>
+          <w:t>3.12.</w:t>
+        </w:r>
+        <w:r>
+          <w:rPr>
+            <w:rFonts w:asciiTheme="minorHAnsi" w:eastAsiaTheme="minorEastAsia" w:hAnsiTheme="minorHAnsi" w:cstheme="minorBidi"/>
+            <w:noProof/>
+            <w:kern w:val="2"/>
+            <w:sz w:val="24"/>
+            <w:szCs w:val="24"/>
+            <w:lang w:eastAsia="en-US"/>
+            <w14:ligatures w14:val="standardContextual"/>
+          </w:rPr>
+          <w:tab/>
+        </w:r>
+        <w:r>
+          <w:rPr>
+            <w:rStyle w:val="Hyperlink"/>
+            <w:noProof/>
+          </w:rPr>
+          <w:t>Fire Ignition Log (CSV)</w:t>
+        </w:r>
+        <w:r>
+          <w:rPr>
+            <w:noProof/>
+            <w:webHidden/>
+          </w:rPr>
+          <w:tab/>
+        </w:r>
+        <w:r>
+          <w:rPr>
+            <w:noProof/>
+            <w:webHidden/>
+          </w:rPr>
+          <w:fldChar w:fldCharType="begin"/>
+        </w:r>
+        <w:r>
+          <w:rPr>
+            <w:noProof/>
+            <w:webHidden/>
+          </w:rPr>
+          <w:instrText xml:space="preserve"> PAGEREF _Toc235011041 \h </w:instrText>
+        </w:r>
+        <w:r>
+          <w:rPr>
+            <w:noProof/>
+            <w:webHidden/>
+          </w:rPr>
+        </w:r>
+        <w:r>
+          <w:rPr>
+            <w:noProof/>
+            <w:webHidden/>
+          </w:rPr>
+          <w:fldChar w:fldCharType="separate"/>
+        </w:r>
+        <w:r>
+          <w:rPr>
+            <w:noProof/>
+            <w:webHidden/>
+          </w:rPr>
+          <w:t>20</w:t>
+        </w:r>
+        <w:r>
+          <w:rPr>
+            <w:noProof/>
+            <w:webHidden/>
+          </w:rPr>
+          <w:fldChar w:fldCharType="end"/>
+        </w:r>
+      </w:hyperlink>
+    </w:p>
+    <w:p>
+      <w:pPr>
+        <w:pStyle w:val="TOC2"/>
+        <w:tabs>
+          <w:tab w:val="left" w:pos="960"/>
+          <w:tab w:val="right" w:leader="dot" w:pos="9350"/>
+        </w:tabs>
+        <w:rPr>
+          <w:rFonts w:asciiTheme="minorHAnsi" w:eastAsiaTheme="minorEastAsia" w:hAnsiTheme="minorHAnsi" w:cstheme="minorBidi"/>
+          <w:noProof/>
+          <w:kern w:val="2"/>
+          <w:sz w:val="24"/>
+          <w:szCs w:val="24"/>
+          <w:lang w:eastAsia="en-US"/>
+          <w14:ligatures w14:val="standardContextual"/>
+        </w:rPr>
+      </w:pPr>
+      <w:hyperlink w:anchor="_Toc235011042" w:history="1">
+        <w:r>
+          <w:rPr>
+            <w:rStyle w:val="Hyperlink"/>
+            <w:noProof/>
+          </w:rPr>
+          <w:t>3.13.</w:t>
+        </w:r>
+        <w:r>
+          <w:rPr>
+            <w:rFonts w:asciiTheme="minorHAnsi" w:eastAsiaTheme="minorEastAsia" w:hAnsiTheme="minorHAnsi" w:cstheme="minorBidi"/>
+            <w:noProof/>
+            <w:kern w:val="2"/>
+            <w:sz w:val="24"/>
+            <w:szCs w:val="24"/>
+            <w:lang w:eastAsia="en-US"/>
+            <w14:ligatures w14:val="standardContextual"/>
+          </w:rPr>
+          <w:tab/>
+        </w:r>
+        <w:r>
+          <w:rPr>
+            <w:rStyle w:val="Hyperlink"/>
+            <w:noProof/>
+          </w:rPr>
+          <w:t>Fire Event Log (CSV)</w:t>
+        </w:r>
+        <w:r>
+          <w:rPr>
+            <w:noProof/>
+            <w:webHidden/>
+          </w:rPr>
+          <w:tab/>
+        </w:r>
+        <w:r>
+          <w:rPr>
+            <w:noProof/>
+            <w:webHidden/>
+          </w:rPr>
+          <w:fldChar w:fldCharType="begin"/>
+        </w:r>
+        <w:r>
+          <w:rPr>
+            <w:noProof/>
+            <w:webHidden/>
+          </w:rPr>
+          <w:instrText xml:space="preserve"> PAGEREF _Toc235011042 \h </w:instrText>
+        </w:r>
+        <w:r>
+          <w:rPr>
+            <w:noProof/>
+            <w:webHidden/>
+          </w:rPr>
+        </w:r>
+        <w:r>
+          <w:rPr>
+            <w:noProof/>
+            <w:webHidden/>
+          </w:rPr>
+          <w:fldChar w:fldCharType="separate"/>
+        </w:r>
+        <w:r>
+          <w:rPr>
+            <w:noProof/>
+            <w:webHidden/>
+          </w:rPr>
+          <w:t>20</w:t>
+        </w:r>
+        <w:r>
+          <w:rPr>
+            <w:noProof/>
+            <w:webHidden/>
+          </w:rPr>
+          <w:fldChar w:fldCharType="end"/>
+        </w:r>
+      </w:hyperlink>
+    </w:p>
+    <w:p>
+      <w:pPr>
+        <w:pStyle w:val="TOC2"/>
+        <w:tabs>
+          <w:tab w:val="left" w:pos="960"/>
+          <w:tab w:val="right" w:leader="dot" w:pos="9350"/>
+        </w:tabs>
+        <w:rPr>
+          <w:rFonts w:asciiTheme="minorHAnsi" w:eastAsiaTheme="minorEastAsia" w:hAnsiTheme="minorHAnsi" w:cstheme="minorBidi"/>
+          <w:noProof/>
+          <w:kern w:val="2"/>
+          <w:sz w:val="24"/>
+          <w:szCs w:val="24"/>
+          <w:lang w:eastAsia="en-US"/>
+          <w14:ligatures w14:val="standardContextual"/>
+        </w:rPr>
+      </w:pPr>
+      <w:hyperlink w:anchor="_Toc235011043" w:history="1">
+        <w:r>
+          <w:rPr>
+            <w:rStyle w:val="Hyperlink"/>
+            <w:noProof/>
+          </w:rPr>
+          <w:t>3.14.</w:t>
+        </w:r>
+        <w:r>
+          <w:rPr>
+            <w:rFonts w:asciiTheme="minorHAnsi" w:eastAsiaTheme="minorEastAsia" w:hAnsiTheme="minorHAnsi" w:cstheme="minorBidi"/>
+            <w:noProof/>
+            <w:kern w:val="2"/>
+            <w:sz w:val="24"/>
+            <w:szCs w:val="24"/>
+            <w:lang w:eastAsia="en-US"/>
+            <w14:ligatures w14:val="standardContextual"/>
+          </w:rPr>
+          <w:tab/>
+        </w:r>
+        <w:r>
+          <w:rPr>
+            <w:rStyle w:val="Hyperlink"/>
+            <w:noProof/>
+          </w:rPr>
+          <w:t>Fire Summary Log (CSV)</w:t>
+        </w:r>
+        <w:r>
+          <w:rPr>
+            <w:noProof/>
+            <w:webHidden/>
+          </w:rPr>
+          <w:tab/>
+        </w:r>
+        <w:r>
+          <w:rPr>
+            <w:noProof/>
+            <w:webHidden/>
+          </w:rPr>
+          <w:fldChar w:fldCharType="begin"/>
+        </w:r>
+        <w:r>
+          <w:rPr>
+            <w:noProof/>
+            <w:webHidden/>
+          </w:rPr>
+          <w:instrText xml:space="preserve"> PAGEREF _Toc235011043 \h </w:instrText>
+        </w:r>
+        <w:r>
+          <w:rPr>
+            <w:noProof/>
+            <w:webHidden/>
+          </w:rPr>
+        </w:r>
+        <w:r>
+          <w:rPr>
+            <w:noProof/>
+            <w:webHidden/>
+          </w:rPr>
+          <w:fldChar w:fldCharType="separate"/>
+        </w:r>
+        <w:r>
+          <w:rPr>
+            <w:noProof/>
+            <w:webHidden/>
+          </w:rPr>
+          <w:t>21</w:t>
         </w:r>
         <w:r>
           <w:rPr>
@@ -8951,7 +9421,7 @@
           <w14:ligatures w14:val="standardContextual"/>
         </w:rPr>
       </w:pPr>
-      <w:hyperlink w:anchor="_Toc233896205" w:history="1">
+      <w:hyperlink w:anchor="_Toc235011044" w:history="1">
         <w:r>
           <w:rPr>
             <w:rStyle w:val="Hyperlink"/>
@@ -9000,7 +9470,7 @@
             <w:noProof/>
             <w:webHidden/>
           </w:rPr>
-          <w:instrText xml:space="preserve"> PAGEREF _Toc233896205 \h </w:instrText>
+          <w:instrText xml:space="preserve"> PAGEREF _Toc235011044 \h </w:instrText>
         </w:r>
         <w:r>
           <w:rPr>
@@ -9044,7 +9514,7 @@
         <w:lastRenderedPageBreak/>
         <w:fldChar w:fldCharType="end"/>
       </w:r>
-      <w:bookmarkStart w:id="2" w:name="_Toc233896113"/>
+      <w:bookmarkStart w:id="2" w:name="_Toc235010947"/>
       <w:r>
         <w:t>Introduction</w:t>
       </w:r>
@@ -9067,6 +9537,7 @@
         </w:rPr>
         <w:t xml:space="preserve">Social-Climate </w:t>
       </w:r>
+      <w:proofErr w:type="gramStart"/>
       <w:r>
         <w:rPr>
           <w:color w:val="333333"/>
@@ -9078,7 +9549,14 @@
         <w:rPr>
           <w:color w:val="333333"/>
         </w:rPr>
-        <w:t xml:space="preserve">(‘SCF’) </w:t>
+        <w:t>(‘</w:t>
+      </w:r>
+      <w:proofErr w:type="gramEnd"/>
+      <w:r>
+        <w:rPr>
+          <w:color w:val="333333"/>
+        </w:rPr>
+        <w:t xml:space="preserve">SCF’) </w:t>
       </w:r>
       <w:r>
         <w:t>e</w:t>
@@ -9124,7 +9602,7 @@
       </w:pPr>
       <w:bookmarkStart w:id="3" w:name="_Toc136162612"/>
       <w:bookmarkStart w:id="4" w:name="_Ref272935382"/>
-      <w:bookmarkStart w:id="5" w:name="_Toc233896114"/>
+      <w:bookmarkStart w:id="5" w:name="_Toc235010948"/>
       <w:r>
         <w:t xml:space="preserve">Fire </w:t>
       </w:r>
@@ -9170,8 +9648,13 @@
       <w:r>
         <w:t xml:space="preserve">behave similarly </w:t>
       </w:r>
-      <w:r>
-        <w:t>in regards to spread and mortality.</w:t>
+      <w:proofErr w:type="gramStart"/>
+      <w:r>
+        <w:t>in regards to</w:t>
+      </w:r>
+      <w:proofErr w:type="gramEnd"/>
+      <w:r>
+        <w:t xml:space="preserve"> spread and mortality.</w:t>
       </w:r>
       <w:r>
         <w:t xml:space="preserve">  Our model consists of </w:t>
@@ -9185,7 +9668,7 @@
         <w:pStyle w:val="Heading3"/>
         <w:ind w:hanging="864"/>
       </w:pPr>
-      <w:bookmarkStart w:id="7" w:name="_Toc233896115"/>
+      <w:bookmarkStart w:id="7" w:name="_Toc235010949"/>
       <w:r>
         <w:t>Ignition</w:t>
       </w:r>
@@ -9695,7 +10178,7 @@
         </w:numPr>
         <w:ind w:hanging="1368"/>
       </w:pPr>
-      <w:bookmarkStart w:id="8" w:name="_Toc233896116"/>
+      <w:bookmarkStart w:id="8" w:name="_Toc235010950"/>
       <w:r>
         <w:t>Fire Spread: Lightning and Accidental</w:t>
       </w:r>
@@ -10165,7 +10648,7 @@
         </w:numPr>
         <w:ind w:hanging="1368"/>
       </w:pPr>
-      <w:bookmarkStart w:id="9" w:name="_Toc233896117"/>
+      <w:bookmarkStart w:id="9" w:name="_Toc235010951"/>
       <w:r>
         <w:t>Fire Spread: Prescribed Fires</w:t>
       </w:r>
@@ -10192,7 +10675,7 @@
         </w:numPr>
         <w:ind w:hanging="1368"/>
       </w:pPr>
-      <w:bookmarkStart w:id="10" w:name="_Toc233896118"/>
+      <w:bookmarkStart w:id="10" w:name="_Toc235010952"/>
       <w:r>
         <w:t>Fire Severity</w:t>
       </w:r>
@@ -11192,7 +11675,7 @@
         <w:pStyle w:val="Heading2"/>
         <w:spacing w:after="120"/>
       </w:pPr>
-      <w:bookmarkStart w:id="11" w:name="_Toc233896119"/>
+      <w:bookmarkStart w:id="11" w:name="_Toc235010953"/>
       <w:r>
         <w:t>References</w:t>
       </w:r>
@@ -11538,7 +12021,7 @@
         <w:spacing w:after="120"/>
       </w:pPr>
       <w:bookmarkStart w:id="12" w:name="_Toc136162628"/>
-      <w:bookmarkStart w:id="13" w:name="_Toc233896120"/>
+      <w:bookmarkStart w:id="13" w:name="_Toc235010954"/>
       <w:r>
         <w:t>Acknowledgments</w:t>
       </w:r>
@@ -11558,7 +12041,7 @@
         <w:pStyle w:val="Heading2"/>
         <w:spacing w:after="120"/>
       </w:pPr>
-      <w:bookmarkStart w:id="14" w:name="_Toc233896121"/>
+      <w:bookmarkStart w:id="14" w:name="_Toc235010955"/>
       <w:r>
         <w:t>Major Versions</w:t>
       </w:r>
@@ -11569,7 +12052,7 @@
         <w:pStyle w:val="Heading3"/>
         <w:ind w:hanging="864"/>
       </w:pPr>
-      <w:bookmarkStart w:id="15" w:name="_Toc233896122"/>
+      <w:bookmarkStart w:id="15" w:name="_Toc235010956"/>
       <w:r>
         <w:t>Version 4.</w:t>
       </w:r>
@@ -11602,7 +12085,7 @@
         <w:pStyle w:val="Heading3"/>
         <w:ind w:hanging="864"/>
       </w:pPr>
-      <w:bookmarkStart w:id="16" w:name="_Toc233896123"/>
+      <w:bookmarkStart w:id="16" w:name="_Toc235010957"/>
       <w:r>
         <w:t>Version 4.</w:t>
       </w:r>
@@ -11627,7 +12110,7 @@
         <w:pStyle w:val="Heading3"/>
         <w:ind w:hanging="864"/>
       </w:pPr>
-      <w:bookmarkStart w:id="17" w:name="_Toc233896124"/>
+      <w:bookmarkStart w:id="17" w:name="_Toc235010958"/>
       <w:r>
         <w:t>Version 4.1 (March 2026)</w:t>
       </w:r>
@@ -11646,7 +12129,7 @@
         <w:pStyle w:val="Heading3"/>
         <w:ind w:hanging="864"/>
       </w:pPr>
-      <w:bookmarkStart w:id="18" w:name="_Toc233896125"/>
+      <w:bookmarkStart w:id="18" w:name="_Toc235010959"/>
       <w:r>
         <w:lastRenderedPageBreak/>
         <w:t>Version 4.0 (August 2024)</w:t>
@@ -11666,7 +12149,7 @@
         <w:pStyle w:val="Heading3"/>
         <w:ind w:hanging="864"/>
       </w:pPr>
-      <w:bookmarkStart w:id="19" w:name="_Toc233896126"/>
+      <w:bookmarkStart w:id="19" w:name="_Toc235010960"/>
       <w:r>
         <w:t>Version 3.2 (October 2021)</w:t>
       </w:r>
@@ -11693,7 +12176,7 @@
         <w:pStyle w:val="Heading3"/>
         <w:ind w:hanging="864"/>
       </w:pPr>
-      <w:bookmarkStart w:id="20" w:name="_Toc233896127"/>
+      <w:bookmarkStart w:id="20" w:name="_Toc235010961"/>
       <w:r>
         <w:t>Version 3.1 (March 2021)</w:t>
       </w:r>
@@ -11712,7 +12195,7 @@
         <w:pStyle w:val="Heading3"/>
         <w:ind w:hanging="864"/>
       </w:pPr>
-      <w:bookmarkStart w:id="21" w:name="_Toc233896128"/>
+      <w:bookmarkStart w:id="21" w:name="_Toc235010962"/>
       <w:r>
         <w:t>Version 3</w:t>
       </w:r>
@@ -11740,7 +12223,7 @@
         <w:pStyle w:val="Heading3"/>
         <w:ind w:hanging="864"/>
       </w:pPr>
-      <w:bookmarkStart w:id="22" w:name="_Toc233896129"/>
+      <w:bookmarkStart w:id="22" w:name="_Toc235010963"/>
       <w:r>
         <w:t>Older Versions</w:t>
       </w:r>
@@ -11759,7 +12242,7 @@
         <w:pStyle w:val="Heading2"/>
         <w:spacing w:after="120"/>
       </w:pPr>
-      <w:bookmarkStart w:id="23" w:name="_Toc233896130"/>
+      <w:bookmarkStart w:id="23" w:name="_Toc235010964"/>
       <w:r>
         <w:t>Minor Versions</w:t>
       </w:r>
@@ -11775,7 +12258,7 @@
       </w:pPr>
       <w:bookmarkStart w:id="24" w:name="_Toc102232959"/>
       <w:bookmarkStart w:id="25" w:name="_Toc136162629"/>
-      <w:bookmarkStart w:id="26" w:name="_Toc233896131"/>
+      <w:bookmarkStart w:id="26" w:name="_Toc235010965"/>
       <w:bookmarkEnd w:id="6"/>
       <w:r>
         <w:lastRenderedPageBreak/>
@@ -11821,7 +12304,7 @@
       <w:bookmarkStart w:id="27" w:name="_Toc112235332"/>
       <w:bookmarkStart w:id="28" w:name="_Toc133386213"/>
       <w:bookmarkStart w:id="29" w:name="_Toc136162630"/>
-      <w:bookmarkStart w:id="30" w:name="_Toc233896132"/>
+      <w:bookmarkStart w:id="30" w:name="_Toc235010966"/>
       <w:proofErr w:type="spellStart"/>
       <w:r>
         <w:t>LandisData</w:t>
@@ -11875,7 +12358,7 @@
       <w:bookmarkStart w:id="31" w:name="_Toc112235333"/>
       <w:bookmarkStart w:id="32" w:name="_Toc133386214"/>
       <w:bookmarkStart w:id="33" w:name="_Toc136162631"/>
-      <w:bookmarkStart w:id="34" w:name="_Toc233896133"/>
+      <w:bookmarkStart w:id="34" w:name="_Toc235010967"/>
       <w:r>
         <w:t>Timestep</w:t>
       </w:r>
@@ -11911,7 +12394,7 @@
       <w:pPr>
         <w:pStyle w:val="Heading2"/>
       </w:pPr>
-      <w:bookmarkStart w:id="35" w:name="_Toc233896134"/>
+      <w:bookmarkStart w:id="35" w:name="_Toc235010968"/>
       <w:proofErr w:type="spellStart"/>
       <w:r>
         <w:t>TimeZeroPET</w:t>
@@ -11934,7 +12417,7 @@
       <w:pPr>
         <w:pStyle w:val="Heading2"/>
       </w:pPr>
-      <w:bookmarkStart w:id="36" w:name="_Toc233896135"/>
+      <w:bookmarkStart w:id="36" w:name="_Toc235010969"/>
       <w:proofErr w:type="spellStart"/>
       <w:r>
         <w:t>TimeZeroCWD</w:t>
@@ -11957,7 +12440,7 @@
       <w:pPr>
         <w:pStyle w:val="Heading2"/>
       </w:pPr>
-      <w:bookmarkStart w:id="37" w:name="_Toc233896136"/>
+      <w:bookmarkStart w:id="37" w:name="_Toc235010970"/>
       <w:proofErr w:type="spellStart"/>
       <w:r>
         <w:t>Species_CSV_File</w:t>
@@ -12035,14 +12518,14 @@
         <w:pStyle w:val="Heading2"/>
         <w:spacing w:after="120"/>
       </w:pPr>
-      <w:bookmarkStart w:id="38" w:name="_Toc233896137"/>
-      <w:bookmarkStart w:id="39" w:name="_Toc136162634"/>
-      <w:bookmarkStart w:id="40" w:name="_Ref272935309"/>
+      <w:bookmarkStart w:id="38" w:name="_Toc136162634"/>
+      <w:bookmarkStart w:id="39" w:name="_Ref272935309"/>
+      <w:bookmarkStart w:id="40" w:name="_Toc235010971"/>
       <w:proofErr w:type="spellStart"/>
       <w:r>
         <w:t>AccidentalIgnitionsMap</w:t>
       </w:r>
-      <w:bookmarkEnd w:id="38"/>
+      <w:bookmarkEnd w:id="40"/>
       <w:proofErr w:type="spellEnd"/>
     </w:p>
     <w:p>
@@ -12156,7 +12639,7 @@
         <w:pStyle w:val="Heading2"/>
         <w:spacing w:after="120"/>
       </w:pPr>
-      <w:bookmarkStart w:id="41" w:name="_Toc233896138"/>
+      <w:bookmarkStart w:id="41" w:name="_Toc235010972"/>
       <w:proofErr w:type="spellStart"/>
       <w:r>
         <w:t>DynamicAccidentalIgnitionMaps</w:t>
@@ -12380,7 +12863,7 @@
         <w:pStyle w:val="Heading2"/>
         <w:spacing w:after="120"/>
       </w:pPr>
-      <w:bookmarkStart w:id="42" w:name="_Toc233896139"/>
+      <w:bookmarkStart w:id="42" w:name="_Toc235010973"/>
       <w:proofErr w:type="spellStart"/>
       <w:r>
         <w:t>LightningIgnitionsMap</w:t>
@@ -12416,10 +12899,10 @@
         <w:pStyle w:val="Heading2"/>
         <w:spacing w:after="120"/>
       </w:pPr>
-      <w:bookmarkStart w:id="43" w:name="_Toc233896140"/>
-      <w:bookmarkStart w:id="44" w:name="_Toc136162636"/>
+      <w:bookmarkStart w:id="43" w:name="_Toc136162636"/>
+      <w:bookmarkStart w:id="44" w:name="_Toc235010974"/>
+      <w:bookmarkEnd w:id="38"/>
       <w:bookmarkEnd w:id="39"/>
-      <w:bookmarkEnd w:id="40"/>
       <w:proofErr w:type="spellStart"/>
       <w:r>
         <w:t>DynamicLightningIgnitionMaps</w:t>
@@ -12428,7 +12911,7 @@
       <w:r>
         <w:t xml:space="preserve"> (Optional)</w:t>
       </w:r>
-      <w:bookmarkEnd w:id="43"/>
+      <w:bookmarkEnd w:id="44"/>
     </w:p>
     <w:p>
       <w:pPr>
@@ -12643,7 +13126,7 @@
         <w:pStyle w:val="Heading2"/>
         <w:spacing w:after="120"/>
       </w:pPr>
-      <w:bookmarkStart w:id="45" w:name="_Toc233896141"/>
+      <w:bookmarkStart w:id="45" w:name="_Toc235010975"/>
       <w:proofErr w:type="spellStart"/>
       <w:r>
         <w:t>RxIgnitionsMap</w:t>
@@ -12679,7 +13162,7 @@
         <w:pStyle w:val="Heading2"/>
         <w:spacing w:after="120"/>
       </w:pPr>
-      <w:bookmarkStart w:id="46" w:name="_Toc233896142"/>
+      <w:bookmarkStart w:id="46" w:name="_Toc235010976"/>
       <w:proofErr w:type="spellStart"/>
       <w:r>
         <w:t>DynamicRxIgnitionMaps</w:t>
@@ -12887,7 +13370,7 @@
         <w:pStyle w:val="Heading2"/>
         <w:spacing w:after="120"/>
       </w:pPr>
-      <w:bookmarkStart w:id="47" w:name="_Toc233896143"/>
+      <w:bookmarkStart w:id="47" w:name="_Toc235010977"/>
       <w:proofErr w:type="spellStart"/>
       <w:r>
         <w:lastRenderedPageBreak/>
@@ -12929,7 +13412,7 @@
         <w:pStyle w:val="Heading2"/>
         <w:spacing w:after="120"/>
       </w:pPr>
-      <w:bookmarkStart w:id="48" w:name="_Toc233896144"/>
+      <w:bookmarkStart w:id="48" w:name="_Toc235010978"/>
       <w:proofErr w:type="spellStart"/>
       <w:r>
         <w:t>LightningSuppressionMap</w:t>
@@ -12973,7 +13456,7 @@
         <w:pStyle w:val="Heading2"/>
         <w:spacing w:after="120"/>
       </w:pPr>
-      <w:bookmarkStart w:id="49" w:name="_Toc233896145"/>
+      <w:bookmarkStart w:id="49" w:name="_Toc235010979"/>
       <w:proofErr w:type="spellStart"/>
       <w:r>
         <w:t>RxSuppressionMap</w:t>
@@ -13014,8 +13497,8 @@
         <w:pStyle w:val="Heading2"/>
         <w:spacing w:after="120"/>
       </w:pPr>
-      <w:bookmarkStart w:id="50" w:name="_Toc233896146"/>
-      <w:bookmarkStart w:id="51" w:name="_Ref272935732"/>
+      <w:bookmarkStart w:id="50" w:name="_Ref272935732"/>
+      <w:bookmarkStart w:id="51" w:name="_Toc235010980"/>
       <w:proofErr w:type="spellStart"/>
       <w:r>
         <w:t>DynamicAccidentalSuppressionMaps</w:t>
@@ -13024,7 +13507,7 @@
       <w:r>
         <w:t xml:space="preserve"> (Optional)</w:t>
       </w:r>
-      <w:bookmarkEnd w:id="50"/>
+      <w:bookmarkEnd w:id="51"/>
     </w:p>
     <w:p>
       <w:pPr>
@@ -13239,7 +13722,7 @@
         <w:pStyle w:val="Heading2"/>
         <w:spacing w:after="120"/>
       </w:pPr>
-      <w:bookmarkStart w:id="52" w:name="_Toc233896147"/>
+      <w:bookmarkStart w:id="52" w:name="_Toc235010981"/>
       <w:proofErr w:type="spellStart"/>
       <w:r>
         <w:t>GroundSlopeFile</w:t>
@@ -13249,7 +13732,7 @@
       <w:r>
         <w:t xml:space="preserve"> </w:t>
       </w:r>
-      <w:bookmarkEnd w:id="51"/>
+      <w:bookmarkEnd w:id="50"/>
     </w:p>
     <w:p>
       <w:pPr>
@@ -13286,7 +13769,7 @@
         <w:spacing w:after="120"/>
       </w:pPr>
       <w:bookmarkStart w:id="53" w:name="_Ref272935725"/>
-      <w:bookmarkStart w:id="54" w:name="_Toc233896148"/>
+      <w:bookmarkStart w:id="54" w:name="_Toc235010982"/>
       <w:proofErr w:type="spellStart"/>
       <w:r>
         <w:t>UphillSlopeAzimuthMap</w:t>
@@ -13307,7 +13790,7 @@
       <w:pPr>
         <w:pStyle w:val="Heading2"/>
       </w:pPr>
-      <w:bookmarkStart w:id="55" w:name="_Toc233896149"/>
+      <w:bookmarkStart w:id="55" w:name="_Toc235010983"/>
       <w:r>
         <w:lastRenderedPageBreak/>
         <w:t>Clay Map</w:t>
@@ -13330,7 +13813,7 @@
         <w:pStyle w:val="Heading2"/>
         <w:spacing w:after="120"/>
       </w:pPr>
-      <w:bookmarkStart w:id="56" w:name="_Toc233896150"/>
+      <w:bookmarkStart w:id="56" w:name="_Toc235010984"/>
       <w:r>
         <w:t>LightningIgnitionsB0</w:t>
       </w:r>
@@ -13355,7 +13838,7 @@
         <w:pStyle w:val="Heading2"/>
         <w:spacing w:after="120"/>
       </w:pPr>
-      <w:bookmarkStart w:id="57" w:name="_Toc233896151"/>
+      <w:bookmarkStart w:id="57" w:name="_Toc235010985"/>
       <w:r>
         <w:t>LightningIgnitionsB1</w:t>
       </w:r>
@@ -13380,7 +13863,7 @@
         <w:pStyle w:val="Heading2"/>
         <w:spacing w:after="120"/>
       </w:pPr>
-      <w:bookmarkStart w:id="58" w:name="_Toc233896152"/>
+      <w:bookmarkStart w:id="58" w:name="_Toc235010986"/>
       <w:r>
         <w:t>AccidentalIgnitionsB0</w:t>
       </w:r>
@@ -13405,7 +13888,7 @@
         <w:pStyle w:val="Heading2"/>
         <w:spacing w:after="120"/>
       </w:pPr>
-      <w:bookmarkStart w:id="59" w:name="_Toc233896153"/>
+      <w:bookmarkStart w:id="59" w:name="_Toc235010987"/>
       <w:r>
         <w:t>AccidentalIgnitionsB1</w:t>
       </w:r>
@@ -13429,7 +13912,7 @@
       <w:pPr>
         <w:pStyle w:val="Heading2"/>
       </w:pPr>
-      <w:bookmarkStart w:id="60" w:name="_Toc233896154"/>
+      <w:bookmarkStart w:id="60" w:name="_Toc235010988"/>
       <w:proofErr w:type="spellStart"/>
       <w:r>
         <w:t>IgnitionDistribution</w:t>
@@ -13457,7 +13940,7 @@
       <w:pPr>
         <w:pStyle w:val="Heading2"/>
       </w:pPr>
-      <w:bookmarkStart w:id="61" w:name="_Toc233896155"/>
+      <w:bookmarkStart w:id="61" w:name="_Toc235010989"/>
       <w:r>
         <w:t>LightningIgnitionsBinomialB0</w:t>
       </w:r>
@@ -13484,7 +13967,7 @@
       <w:pPr>
         <w:pStyle w:val="Heading2"/>
       </w:pPr>
-      <w:bookmarkStart w:id="62" w:name="_Toc233896156"/>
+      <w:bookmarkStart w:id="62" w:name="_Toc235010990"/>
       <w:r>
         <w:t>LightningIgnitionsBinomialB1</w:t>
       </w:r>
@@ -13511,7 +13994,7 @@
       <w:pPr>
         <w:pStyle w:val="Heading2"/>
       </w:pPr>
-      <w:bookmarkStart w:id="63" w:name="_Toc233896157"/>
+      <w:bookmarkStart w:id="63" w:name="_Toc235010991"/>
       <w:r>
         <w:t>AccidentalIgnitionsBinomialB0</w:t>
       </w:r>
@@ -13538,7 +14021,7 @@
       <w:pPr>
         <w:pStyle w:val="Heading2"/>
       </w:pPr>
-      <w:bookmarkStart w:id="64" w:name="_Toc233896158"/>
+      <w:bookmarkStart w:id="64" w:name="_Toc235010992"/>
       <w:r>
         <w:t>AccidentalIgnitionsBinomialB1</w:t>
       </w:r>
@@ -13566,7 +14049,7 @@
         <w:pStyle w:val="Heading2"/>
         <w:spacing w:after="120"/>
       </w:pPr>
-      <w:bookmarkStart w:id="65" w:name="_Toc233896159"/>
+      <w:bookmarkStart w:id="65" w:name="_Toc235010993"/>
       <w:proofErr w:type="spellStart"/>
       <w:r>
         <w:lastRenderedPageBreak/>
@@ -13580,7 +14063,15 @@
         <w:pStyle w:val="textbody"/>
       </w:pPr>
       <w:r>
-        <w:t>This is the maximum amount of fine fuels (g m</w:t>
+        <w:t xml:space="preserve">This is the maximum </w:t>
+      </w:r>
+      <w:proofErr w:type="gramStart"/>
+      <w:r>
+        <w:t>amount</w:t>
+      </w:r>
+      <w:proofErr w:type="gramEnd"/>
+      <w:r>
+        <w:t xml:space="preserve"> of fine fuels (g m</w:t>
       </w:r>
       <w:r>
         <w:rPr>
@@ -13643,7 +14134,13 @@
         <w:t xml:space="preserve">estimated from </w:t>
       </w:r>
       <w:r>
-        <w:t xml:space="preserve">landscape average fine fuels excluding any recent </w:t>
+        <w:t>landscape average fine fuels</w:t>
+      </w:r>
+      <w:r>
+        <w:t>,</w:t>
+      </w:r>
+      <w:r>
+        <w:t xml:space="preserve"> excluding any recent </w:t>
       </w:r>
       <w:r>
         <w:t>disturbance</w:t>
@@ -13660,7 +14157,7 @@
         <w:pStyle w:val="Heading2"/>
         <w:spacing w:after="120"/>
       </w:pPr>
-      <w:bookmarkStart w:id="66" w:name="_Toc233896160"/>
+      <w:bookmarkStart w:id="66" w:name="_Toc235010994"/>
       <w:proofErr w:type="spellStart"/>
       <w:r>
         <w:t>MaximumRxWindSpeed</w:t>
@@ -13687,7 +14184,7 @@
         <w:pStyle w:val="Heading2"/>
         <w:spacing w:after="120"/>
       </w:pPr>
-      <w:bookmarkStart w:id="67" w:name="_Toc233896161"/>
+      <w:bookmarkStart w:id="67" w:name="_Toc235010995"/>
       <w:proofErr w:type="spellStart"/>
       <w:r>
         <w:t>MaximumRxFireWeatherIndex</w:t>
@@ -13711,7 +14208,7 @@
         <w:pStyle w:val="Heading2"/>
         <w:spacing w:after="120"/>
       </w:pPr>
-      <w:bookmarkStart w:id="68" w:name="_Toc233896162"/>
+      <w:bookmarkStart w:id="68" w:name="_Toc235010996"/>
       <w:proofErr w:type="spellStart"/>
       <w:r>
         <w:t>MinimumRxFireWeatherIndex</w:t>
@@ -13727,7 +14224,15 @@
         <w:pStyle w:val="textbody"/>
       </w:pPr>
       <w:r>
-        <w:t xml:space="preserve">The minimum Fire Weather Index under which prescribed fires will be put on the landscape.  Typically prescribed fires will </w:t>
+        <w:t xml:space="preserve">The minimum Fire Weather Index under which prescribed fires will be put on the landscape.  </w:t>
+      </w:r>
+      <w:proofErr w:type="gramStart"/>
+      <w:r>
+        <w:t>Typically</w:t>
+      </w:r>
+      <w:proofErr w:type="gramEnd"/>
+      <w:r>
+        <w:t xml:space="preserve"> prescribed fires will </w:t>
       </w:r>
       <w:r>
         <w:rPr>
@@ -13745,9 +14250,9 @@
         <w:spacing w:after="120"/>
       </w:pPr>
       <w:bookmarkStart w:id="69" w:name="EcoTable"/>
-      <w:bookmarkStart w:id="70" w:name="_Toc233896163"/>
-      <w:bookmarkStart w:id="71" w:name="_Toc136162638"/>
-      <w:bookmarkEnd w:id="44"/>
+      <w:bookmarkStart w:id="70" w:name="_Toc136162638"/>
+      <w:bookmarkStart w:id="71" w:name="_Toc235010997"/>
+      <w:bookmarkEnd w:id="43"/>
       <w:bookmarkEnd w:id="69"/>
       <w:proofErr w:type="spellStart"/>
       <w:r>
@@ -13757,14 +14262,22 @@
       <w:r>
         <w:t xml:space="preserve"> (Optional)</w:t>
       </w:r>
-      <w:bookmarkEnd w:id="70"/>
+      <w:bookmarkEnd w:id="71"/>
     </w:p>
     <w:p>
       <w:pPr>
         <w:pStyle w:val="textbody"/>
       </w:pPr>
       <w:r>
-        <w:t>The maximum temperature (Celsius) under which prescribed fires will occur.</w:t>
+        <w:t xml:space="preserve">The maximum temperature (Celsius) under which prescribed fires </w:t>
+      </w:r>
+      <w:proofErr w:type="gramStart"/>
+      <w:r>
+        <w:t>will occur</w:t>
+      </w:r>
+      <w:proofErr w:type="gramEnd"/>
+      <w:r>
+        <w:t>.</w:t>
       </w:r>
     </w:p>
     <w:p>
@@ -13772,7 +14285,7 @@
         <w:pStyle w:val="Heading2"/>
         <w:spacing w:after="120"/>
       </w:pPr>
-      <w:bookmarkStart w:id="72" w:name="_Toc233896164"/>
+      <w:bookmarkStart w:id="72" w:name="_Toc235010998"/>
       <w:proofErr w:type="spellStart"/>
       <w:r>
         <w:t>MinimumRxRelativeHumidity</w:t>
@@ -13796,7 +14309,7 @@
         <w:pStyle w:val="Heading2"/>
         <w:spacing w:after="120"/>
       </w:pPr>
-      <w:bookmarkStart w:id="73" w:name="_Toc233896165"/>
+      <w:bookmarkStart w:id="73" w:name="_Toc235010999"/>
       <w:proofErr w:type="spellStart"/>
       <w:r>
         <w:t>MaximumRXFireInte</w:t>
@@ -13840,8 +14353,13 @@
         </w:rPr>
         <w:t>Note</w:t>
       </w:r>
-      <w:r>
-        <w:t>:  Although the meaning has changed to fire severity, the keyword remains the same.</w:t>
+      <w:proofErr w:type="gramStart"/>
+      <w:r>
+        <w:t>:  Although</w:t>
+      </w:r>
+      <w:proofErr w:type="gramEnd"/>
+      <w:r>
+        <w:t xml:space="preserve"> the meaning has changed to fire severity, the keyword remains the same.</w:t>
       </w:r>
     </w:p>
     <w:p>
@@ -13849,7 +14367,7 @@
         <w:pStyle w:val="Heading2"/>
         <w:spacing w:after="120"/>
       </w:pPr>
-      <w:bookmarkStart w:id="74" w:name="_Toc233896166"/>
+      <w:bookmarkStart w:id="74" w:name="_Toc235011000"/>
       <w:proofErr w:type="spellStart"/>
       <w:r>
         <w:t>NumberRxAnnualFires</w:t>
@@ -13870,7 +14388,7 @@
         <w:pStyle w:val="Heading2"/>
         <w:spacing w:after="120"/>
       </w:pPr>
-      <w:bookmarkStart w:id="75" w:name="_Toc233896167"/>
+      <w:bookmarkStart w:id="75" w:name="_Toc235011001"/>
       <w:proofErr w:type="spellStart"/>
       <w:r>
         <w:t>NumberRxDailyFires</w:t>
@@ -13891,7 +14409,7 @@
         <w:pStyle w:val="Heading2"/>
         <w:spacing w:after="120"/>
       </w:pPr>
-      <w:bookmarkStart w:id="76" w:name="_Toc233896168"/>
+      <w:bookmarkStart w:id="76" w:name="_Toc235011002"/>
       <w:proofErr w:type="spellStart"/>
       <w:r>
         <w:lastRenderedPageBreak/>
@@ -13905,7 +14423,15 @@
         <w:pStyle w:val="textbody"/>
       </w:pPr>
       <w:r>
-        <w:t>The first Julian day in which a prescribed fire can begin.  This is important if fall burning is preferred over spring burning.</w:t>
+        <w:t xml:space="preserve">The first Julian day </w:t>
+      </w:r>
+      <w:proofErr w:type="gramStart"/>
+      <w:r>
+        <w:t>in</w:t>
+      </w:r>
+      <w:proofErr w:type="gramEnd"/>
+      <w:r>
+        <w:t xml:space="preserve"> which a prescribed fire can begin.  This is important if fall burning is preferred over spring burning.</w:t>
       </w:r>
     </w:p>
     <w:p>
@@ -13913,7 +14439,7 @@
         <w:pStyle w:val="Heading2"/>
         <w:spacing w:after="120"/>
       </w:pPr>
-      <w:bookmarkStart w:id="77" w:name="_Toc233896169"/>
+      <w:bookmarkStart w:id="77" w:name="_Toc235011003"/>
       <w:proofErr w:type="spellStart"/>
       <w:r>
         <w:t>LastDayRxFires</w:t>
@@ -13926,7 +14452,15 @@
         <w:pStyle w:val="textbody"/>
       </w:pPr>
       <w:r>
-        <w:t xml:space="preserve">The last Julian day in which a prescribed fire can begin.  </w:t>
+        <w:t xml:space="preserve">The last Julian day </w:t>
+      </w:r>
+      <w:proofErr w:type="gramStart"/>
+      <w:r>
+        <w:t>in</w:t>
+      </w:r>
+      <w:proofErr w:type="gramEnd"/>
+      <w:r>
+        <w:t xml:space="preserve"> which a prescribed fire can begin.  </w:t>
       </w:r>
     </w:p>
     <w:p>
@@ -13934,7 +14468,7 @@
         <w:pStyle w:val="Heading2"/>
         <w:spacing w:after="120"/>
       </w:pPr>
-      <w:bookmarkStart w:id="78" w:name="_Toc233896170"/>
+      <w:bookmarkStart w:id="78" w:name="_Toc235011004"/>
       <w:proofErr w:type="spellStart"/>
       <w:r>
         <w:t>TargetRxSize</w:t>
@@ -13947,7 +14481,15 @@
         <w:pStyle w:val="textbody"/>
       </w:pPr>
       <w:r>
-        <w:t>The maximum size for a prescribed fire in hectares.</w:t>
+        <w:t xml:space="preserve">The maximum size for a prescribed fire </w:t>
+      </w:r>
+      <w:proofErr w:type="gramStart"/>
+      <w:r>
+        <w:t>in</w:t>
+      </w:r>
+      <w:proofErr w:type="gramEnd"/>
+      <w:r>
+        <w:t xml:space="preserve"> hectares.</w:t>
       </w:r>
     </w:p>
     <w:p>
@@ -13955,7 +14497,7 @@
         <w:pStyle w:val="Heading2"/>
         <w:spacing w:after="120"/>
       </w:pPr>
-      <w:bookmarkStart w:id="79" w:name="_Toc233896171"/>
+      <w:bookmarkStart w:id="79" w:name="_Toc235011005"/>
       <w:proofErr w:type="spellStart"/>
       <w:r>
         <w:t>RxZonesMap</w:t>
@@ -14007,7 +14549,7 @@
         <w:pStyle w:val="Heading2"/>
         <w:spacing w:after="120"/>
       </w:pPr>
-      <w:bookmarkStart w:id="80" w:name="_Toc233896172"/>
+      <w:bookmarkStart w:id="80" w:name="_Toc235011006"/>
       <w:r>
         <w:t>MaximumSpreadAreaB0</w:t>
       </w:r>
@@ -14099,7 +14641,7 @@
         <w:pStyle w:val="Heading2"/>
         <w:spacing w:after="120"/>
       </w:pPr>
-      <w:bookmarkStart w:id="81" w:name="_Toc233896173"/>
+      <w:bookmarkStart w:id="81" w:name="_Toc235011007"/>
       <w:r>
         <w:t>MaximumSpreadAreaB1</w:t>
       </w:r>
@@ -14130,7 +14672,7 @@
         <w:pStyle w:val="Heading2"/>
         <w:spacing w:after="120"/>
       </w:pPr>
-      <w:bookmarkStart w:id="82" w:name="_Toc233896174"/>
+      <w:bookmarkStart w:id="82" w:name="_Toc235011008"/>
       <w:r>
         <w:t>MaximumSpreadAreaB2</w:t>
       </w:r>
@@ -14161,7 +14703,15 @@
         <w:pStyle w:val="textbody"/>
       </w:pPr>
       <w:r>
-        <w:t xml:space="preserve">Note:  The climate library converts all wind speed units into </w:t>
+        <w:t>Note</w:t>
+      </w:r>
+      <w:proofErr w:type="gramStart"/>
+      <w:r>
+        <w:t>:  The</w:t>
+      </w:r>
+      <w:proofErr w:type="gramEnd"/>
+      <w:r>
+        <w:t xml:space="preserve"> climate library converts all wind speed units into </w:t>
       </w:r>
       <w:r>
         <w:rPr>
@@ -14178,7 +14728,7 @@
         <w:pStyle w:val="Heading2"/>
         <w:spacing w:after="120"/>
       </w:pPr>
-      <w:bookmarkStart w:id="83" w:name="_Toc233896175"/>
+      <w:bookmarkStart w:id="83" w:name="_Toc235011009"/>
       <w:r>
         <w:t>SpreadProbabilityB0</w:t>
       </w:r>
@@ -14253,7 +14803,7 @@
         <w:pStyle w:val="Heading2"/>
         <w:spacing w:after="120"/>
       </w:pPr>
-      <w:bookmarkStart w:id="84" w:name="_Toc233896176"/>
+      <w:bookmarkStart w:id="84" w:name="_Toc235011010"/>
       <w:r>
         <w:lastRenderedPageBreak/>
         <w:t>SpreadProbabilityB1</w:t>
@@ -14291,7 +14841,7 @@
         <w:pStyle w:val="Heading2"/>
         <w:spacing w:after="120"/>
       </w:pPr>
-      <w:bookmarkStart w:id="85" w:name="_Toc233896177"/>
+      <w:bookmarkStart w:id="85" w:name="_Toc235011011"/>
       <w:r>
         <w:t>SpreadProbabilityB2</w:t>
       </w:r>
@@ -14334,7 +14884,7 @@
         <w:pStyle w:val="Heading2"/>
         <w:spacing w:after="120"/>
       </w:pPr>
-      <w:bookmarkStart w:id="86" w:name="_Toc233896178"/>
+      <w:bookmarkStart w:id="86" w:name="_Toc235011012"/>
       <w:r>
         <w:t>SpreadProbabilityB3</w:t>
       </w:r>
@@ -14388,7 +14938,7 @@
         <w:pStyle w:val="Heading2"/>
         <w:spacing w:after="120"/>
       </w:pPr>
-      <w:bookmarkStart w:id="87" w:name="_Toc233896179"/>
+      <w:bookmarkStart w:id="87" w:name="_Toc235011013"/>
       <w:proofErr w:type="spellStart"/>
       <w:r>
         <w:t>BurningSitesThreshold</w:t>
@@ -14412,7 +14962,7 @@
         <w:pStyle w:val="Heading2"/>
         <w:spacing w:after="120"/>
       </w:pPr>
-      <w:bookmarkStart w:id="88" w:name="_Toc233896180"/>
+      <w:bookmarkStart w:id="88" w:name="_Toc235011014"/>
       <w:r>
         <w:t>SiteMortalityB0</w:t>
       </w:r>
@@ -14430,7 +14980,7 @@
       <w:pPr>
         <w:pStyle w:val="Heading2"/>
       </w:pPr>
-      <w:bookmarkStart w:id="89" w:name="_Toc233896181"/>
+      <w:bookmarkStart w:id="89" w:name="_Toc235011015"/>
       <w:r>
         <w:t>SiteMortalityB1</w:t>
       </w:r>
@@ -14448,7 +14998,7 @@
       <w:pPr>
         <w:pStyle w:val="Heading2"/>
       </w:pPr>
-      <w:bookmarkStart w:id="90" w:name="_Toc233896182"/>
+      <w:bookmarkStart w:id="90" w:name="_Toc235011016"/>
       <w:r>
         <w:t>SiteMortalityB2</w:t>
       </w:r>
@@ -14466,7 +15016,7 @@
       <w:pPr>
         <w:pStyle w:val="Heading2"/>
       </w:pPr>
-      <w:bookmarkStart w:id="91" w:name="_Toc233896183"/>
+      <w:bookmarkStart w:id="91" w:name="_Toc235011017"/>
       <w:r>
         <w:t>SiteMortalityB3</w:t>
       </w:r>
@@ -14485,7 +15035,15 @@
         <w:pStyle w:val="textbody"/>
       </w:pPr>
       <w:r>
-        <w:t xml:space="preserve">Note:  The climate library converts all wind speed units into </w:t>
+        <w:t>Note</w:t>
+      </w:r>
+      <w:proofErr w:type="gramStart"/>
+      <w:r>
+        <w:t>:  The</w:t>
+      </w:r>
+      <w:proofErr w:type="gramEnd"/>
+      <w:r>
+        <w:t xml:space="preserve"> climate library converts all wind speed units into </w:t>
       </w:r>
       <w:r>
         <w:rPr>
@@ -14501,7 +15059,7 @@
       <w:pPr>
         <w:pStyle w:val="Heading2"/>
       </w:pPr>
-      <w:bookmarkStart w:id="92" w:name="_Toc233896184"/>
+      <w:bookmarkStart w:id="92" w:name="_Toc235011018"/>
       <w:r>
         <w:lastRenderedPageBreak/>
         <w:t>SiteMortalityB4</w:t>
@@ -14520,7 +15078,7 @@
       <w:pPr>
         <w:pStyle w:val="Heading2"/>
       </w:pPr>
-      <w:bookmarkStart w:id="93" w:name="_Toc233896185"/>
+      <w:bookmarkStart w:id="93" w:name="_Toc235011019"/>
       <w:r>
         <w:t>SiteMortalityB5</w:t>
       </w:r>
@@ -14544,7 +15102,7 @@
       <w:pPr>
         <w:pStyle w:val="Heading2"/>
       </w:pPr>
-      <w:bookmarkStart w:id="94" w:name="_Toc233896186"/>
+      <w:bookmarkStart w:id="94" w:name="_Toc235011020"/>
       <w:r>
         <w:t>SiteMortalityB6</w:t>
       </w:r>
@@ -14562,7 +15120,7 @@
       <w:pPr>
         <w:pStyle w:val="Heading2"/>
       </w:pPr>
-      <w:bookmarkStart w:id="95" w:name="_Toc233896187"/>
+      <w:bookmarkStart w:id="95" w:name="_Toc235011021"/>
       <w:r>
         <w:t>CohortMortalityB0</w:t>
       </w:r>
@@ -14580,7 +15138,7 @@
       <w:pPr>
         <w:pStyle w:val="Heading2"/>
       </w:pPr>
-      <w:bookmarkStart w:id="96" w:name="_Toc233896188"/>
+      <w:bookmarkStart w:id="96" w:name="_Toc235011022"/>
       <w:r>
         <w:t>CohortMortalityB1</w:t>
       </w:r>
@@ -14598,7 +15156,7 @@
       <w:pPr>
         <w:pStyle w:val="Heading2"/>
       </w:pPr>
-      <w:bookmarkStart w:id="97" w:name="_Toc233896189"/>
+      <w:bookmarkStart w:id="97" w:name="_Toc235011023"/>
       <w:r>
         <w:t>CohortMortalityB2</w:t>
       </w:r>
@@ -14621,13 +15179,13 @@
         </w:numPr>
         <w:spacing w:after="120"/>
       </w:pPr>
-      <w:bookmarkStart w:id="98" w:name="_Toc233896190"/>
-      <w:bookmarkStart w:id="99" w:name="_Toc48384081"/>
+      <w:bookmarkStart w:id="98" w:name="_Toc48384081"/>
+      <w:bookmarkStart w:id="99" w:name="_Toc235011024"/>
       <w:proofErr w:type="spellStart"/>
       <w:r>
         <w:t>LadderFuelMaxAge</w:t>
       </w:r>
-      <w:bookmarkEnd w:id="98"/>
+      <w:bookmarkEnd w:id="99"/>
       <w:proofErr w:type="spellEnd"/>
     </w:p>
     <w:p>
@@ -14669,12 +15227,12 @@
         </w:numPr>
         <w:spacing w:after="120"/>
       </w:pPr>
-      <w:bookmarkStart w:id="100" w:name="_Toc233896191"/>
+      <w:bookmarkStart w:id="100" w:name="_Toc235011025"/>
       <w:proofErr w:type="spellStart"/>
       <w:r>
         <w:t>LadderFuelSpeciesList</w:t>
       </w:r>
-      <w:bookmarkEnd w:id="99"/>
+      <w:bookmarkEnd w:id="98"/>
       <w:bookmarkEnd w:id="100"/>
       <w:proofErr w:type="spellEnd"/>
     </w:p>
@@ -14683,7 +15241,15 @@
         <w:pStyle w:val="textbody"/>
       </w:pPr>
       <w:r>
-        <w:t>A list of species codes for species that are considered ladder fuels.  Conifers are typically considered ladder fuels but rhododendrons and other shrubs may also act as ladder fuels.</w:t>
+        <w:t xml:space="preserve">A list of species codes for species that are considered ladder fuels.  Conifers are typically considered ladder </w:t>
+      </w:r>
+      <w:proofErr w:type="gramStart"/>
+      <w:r>
+        <w:t>fuels</w:t>
+      </w:r>
+      <w:proofErr w:type="gramEnd"/>
+      <w:r>
+        <w:t xml:space="preserve"> but rhododendrons and other shrubs may also act as ladder fuels.</w:t>
       </w:r>
     </w:p>
     <w:p>
@@ -14691,7 +15257,7 @@
         <w:pStyle w:val="Heading2"/>
         <w:spacing w:after="120"/>
       </w:pPr>
-      <w:bookmarkStart w:id="101" w:name="_Toc233896192"/>
+      <w:bookmarkStart w:id="101" w:name="_Toc235011026"/>
       <w:proofErr w:type="spellStart"/>
       <w:r>
         <w:lastRenderedPageBreak/>
@@ -14725,7 +15291,7 @@
         <w:pStyle w:val="Heading2"/>
         <w:spacing w:after="120"/>
       </w:pPr>
-      <w:bookmarkStart w:id="102" w:name="_Toc233896193"/>
+      <w:bookmarkStart w:id="102" w:name="_Toc235011027"/>
       <w:proofErr w:type="spellStart"/>
       <w:r>
         <w:t>Suppression</w:t>
@@ -14753,8 +15319,13 @@
         <w:t>IgnitionType</w:t>
       </w:r>
       <w:proofErr w:type="spellEnd"/>
-      <w:r>
-        <w:t>:  Accidental, Lightning, or Rx (text input)</w:t>
+      <w:proofErr w:type="gramStart"/>
+      <w:r>
+        <w:t>:  Accidental</w:t>
+      </w:r>
+      <w:proofErr w:type="gramEnd"/>
+      <w:r>
+        <w:t>, Lightning, or Rx (text input)</w:t>
       </w:r>
     </w:p>
     <w:p>
@@ -14766,8 +15337,13 @@
         <w:t>Mapcode</w:t>
       </w:r>
       <w:proofErr w:type="spellEnd"/>
-      <w:r>
-        <w:t>:  The map code in the corresponding suppression map (integer)</w:t>
+      <w:proofErr w:type="gramStart"/>
+      <w:r>
+        <w:t>:  The</w:t>
+      </w:r>
+      <w:proofErr w:type="gramEnd"/>
+      <w:r>
+        <w:t xml:space="preserve"> map code in the corresponding suppression map (integer)</w:t>
       </w:r>
     </w:p>
     <w:p>
@@ -14775,7 +15351,15 @@
         <w:pStyle w:val="textbody"/>
       </w:pPr>
       <w:r>
-        <w:t>Suppress_Category_0:  The  suppression effort, given a FWI &lt; FWI_Break_1</w:t>
+        <w:t xml:space="preserve">Suppress_Category_0:  </w:t>
+      </w:r>
+      <w:proofErr w:type="gramStart"/>
+      <w:r>
+        <w:t>The  suppression</w:t>
+      </w:r>
+      <w:proofErr w:type="gramEnd"/>
+      <w:r>
+        <w:t xml:space="preserve"> effort, given a FWI &lt; FWI_Break_1</w:t>
       </w:r>
       <w:r>
         <w:t xml:space="preserve"> (integer). Suppression effort defines how much the probability of spread is reduced by suppression, e.g., 5%, 65%, 95%, and reflects the resources that would be committed to suppression under low fire risk, moderate fire risk, and high fire risk (as defined by the two FWI break points). </w:t>
@@ -14789,7 +15373,15 @@
         <w:pStyle w:val="textbody"/>
       </w:pPr>
       <w:r>
-        <w:t>FWI_Break_1:  The daily FWI that defines the highest FWI for suppression category 0 (integer)</w:t>
+        <w:t>FWI_Break_1</w:t>
+      </w:r>
+      <w:proofErr w:type="gramStart"/>
+      <w:r>
+        <w:t>:  The</w:t>
+      </w:r>
+      <w:proofErr w:type="gramEnd"/>
+      <w:r>
+        <w:t xml:space="preserve"> daily FWI that defines the highest FWI for suppression category 0 (integer)</w:t>
       </w:r>
     </w:p>
     <w:p>
@@ -14797,11 +15389,16 @@
         <w:pStyle w:val="textbody"/>
       </w:pPr>
       <w:r>
-        <w:t xml:space="preserve">Suppress_Category_1:  </w:t>
+        <w:t>Suppress_Category_1</w:t>
+      </w:r>
+      <w:proofErr w:type="gramStart"/>
+      <w:r>
+        <w:t xml:space="preserve">:  </w:t>
       </w:r>
       <w:r>
         <w:t>The</w:t>
       </w:r>
+      <w:proofErr w:type="gramEnd"/>
       <w:r>
         <w:t xml:space="preserve"> </w:t>
       </w:r>
@@ -14814,7 +15411,15 @@
         <w:pStyle w:val="textbody"/>
       </w:pPr>
       <w:r>
-        <w:t>FWI_Break_2:  The daily FWI that defines the highest FWI for suppression category 1 (integer)</w:t>
+        <w:t>FWI_Break_2</w:t>
+      </w:r>
+      <w:proofErr w:type="gramStart"/>
+      <w:r>
+        <w:t>:  The</w:t>
+      </w:r>
+      <w:proofErr w:type="gramEnd"/>
+      <w:r>
+        <w:t xml:space="preserve"> daily FWI that defines the highest FWI for suppression category 1 (integer)</w:t>
       </w:r>
     </w:p>
     <w:p>
@@ -14822,7 +15427,15 @@
         <w:pStyle w:val="textbody"/>
       </w:pPr>
       <w:r>
-        <w:t>Suppress_Category_2:  The suppression effort, given a FWI &gt; FWI_Break_2 (integer)</w:t>
+        <w:t>Suppress_Category_2</w:t>
+      </w:r>
+      <w:proofErr w:type="gramStart"/>
+      <w:r>
+        <w:t>:  The</w:t>
+      </w:r>
+      <w:proofErr w:type="gramEnd"/>
+      <w:r>
+        <w:t xml:space="preserve"> suppression effort, given a FWI &gt; FWI_Break_2 (integer)</w:t>
       </w:r>
     </w:p>
     <w:p>
@@ -14858,7 +15471,7 @@
         <w:spacing w:after="120"/>
       </w:pPr>
       <w:bookmarkStart w:id="103" w:name="_Toc48384084"/>
-      <w:bookmarkStart w:id="104" w:name="_Toc233896194"/>
+      <w:bookmarkStart w:id="104" w:name="_Toc235011028"/>
       <w:proofErr w:type="spellStart"/>
       <w:r>
         <w:t>DeadWoodTable</w:t>
@@ -16787,8 +17400,8 @@
       </w:pPr>
       <w:bookmarkStart w:id="105" w:name="_Toc102232960"/>
       <w:bookmarkStart w:id="106" w:name="_Toc136162695"/>
-      <w:bookmarkStart w:id="107" w:name="_Toc233896195"/>
-      <w:bookmarkEnd w:id="71"/>
+      <w:bookmarkStart w:id="107" w:name="_Toc235011029"/>
+      <w:bookmarkEnd w:id="70"/>
       <w:r>
         <w:lastRenderedPageBreak/>
         <w:t>Output Files</w:t>
@@ -16807,9 +17420,11 @@
       <w:r>
         <w:t xml:space="preserve">assist with model calibration, </w:t>
       </w:r>
+      <w:proofErr w:type="gramStart"/>
       <w:r>
         <w:t>parameterize</w:t>
       </w:r>
+      <w:proofErr w:type="gramEnd"/>
       <w:r>
         <w:t xml:space="preserve">, and to </w:t>
       </w:r>
@@ -16831,28 +17446,52 @@
         <w:pStyle w:val="Heading2"/>
         <w:spacing w:after="120"/>
       </w:pPr>
-      <w:bookmarkStart w:id="108" w:name="_Toc233896196"/>
-      <w:bookmarkStart w:id="109" w:name="_Toc102232961"/>
-      <w:bookmarkStart w:id="110" w:name="_Ref133900246"/>
-      <w:bookmarkStart w:id="111" w:name="_Toc136162696"/>
-      <w:bookmarkStart w:id="112" w:name="_Ref272935798"/>
+      <w:bookmarkStart w:id="108" w:name="_Toc102232961"/>
+      <w:bookmarkStart w:id="109" w:name="_Ref133900246"/>
+      <w:bookmarkStart w:id="110" w:name="_Toc136162696"/>
+      <w:bookmarkStart w:id="111" w:name="_Ref272935798"/>
+      <w:bookmarkStart w:id="112" w:name="_Toc235011030"/>
       <w:r>
         <w:t>Day of Fire Map</w:t>
       </w:r>
       <w:r>
         <w:t>s</w:t>
       </w:r>
-      <w:bookmarkEnd w:id="108"/>
+      <w:bookmarkEnd w:id="112"/>
     </w:p>
     <w:p>
       <w:pPr>
         <w:pStyle w:val="textbody"/>
       </w:pPr>
       <w:r>
-        <w:t>The map of ‘fire days’ tracks on which day of the year a cell burned. Map values equal Julian day of time step.</w:t>
-      </w:r>
-      <w:r>
-        <w:t xml:space="preserve">  Note:  map values = 0 indicates an inactive site; 1 = active but unburned; &gt; 1 = Day-of-year for the fire + 1.</w:t>
+        <w:t xml:space="preserve">The map of ‘fire </w:t>
+      </w:r>
+      <w:proofErr w:type="gramStart"/>
+      <w:r>
+        <w:t>days’</w:t>
+      </w:r>
+      <w:proofErr w:type="gramEnd"/>
+      <w:r>
+        <w:t xml:space="preserve"> tracks on which day of the year a cell </w:t>
+      </w:r>
+      <w:proofErr w:type="gramStart"/>
+      <w:r>
+        <w:t>burned</w:t>
+      </w:r>
+      <w:proofErr w:type="gramEnd"/>
+      <w:r>
+        <w:t>. Map values equal Julian day of time step.</w:t>
+      </w:r>
+      <w:r>
+        <w:t xml:space="preserve">  Note</w:t>
+      </w:r>
+      <w:proofErr w:type="gramStart"/>
+      <w:r>
+        <w:t>:  map</w:t>
+      </w:r>
+      <w:proofErr w:type="gramEnd"/>
+      <w:r>
+        <w:t xml:space="preserve"> values = 0 indicates an inactive site; 1 = active but unburned; &gt; 1 = Day-of-year for the fire + 1.</w:t>
       </w:r>
     </w:p>
     <w:p>
@@ -16860,7 +17499,7 @@
         <w:pStyle w:val="Heading2"/>
         <w:spacing w:after="120"/>
       </w:pPr>
-      <w:bookmarkStart w:id="113" w:name="_Toc233896197"/>
+      <w:bookmarkStart w:id="113" w:name="_Toc235011031"/>
       <w:r>
         <w:t xml:space="preserve">Fire </w:t>
       </w:r>
@@ -16870,13 +17509,13 @@
       <w:r>
         <w:t>Map</w:t>
       </w:r>
+      <w:bookmarkEnd w:id="108"/>
       <w:bookmarkEnd w:id="109"/>
+      <w:r>
+        <w:t>s</w:t>
+      </w:r>
       <w:bookmarkEnd w:id="110"/>
-      <w:r>
-        <w:t>s</w:t>
-      </w:r>
       <w:bookmarkEnd w:id="111"/>
-      <w:bookmarkEnd w:id="112"/>
       <w:bookmarkEnd w:id="113"/>
     </w:p>
     <w:p>
@@ -16904,8 +17543,13 @@
       <w:r>
         <w:t xml:space="preserve"> Map values: 0 = </w:t>
       </w:r>
-      <w:r>
-        <w:t>Non-active; 1=</w:t>
+      <w:proofErr w:type="gramStart"/>
+      <w:r>
+        <w:t>Non-active</w:t>
+      </w:r>
+      <w:proofErr w:type="gramEnd"/>
+      <w:r>
+        <w:t>; 1=</w:t>
       </w:r>
       <w:r>
         <w:t>Unburned site</w:t>
@@ -16934,14 +17578,14 @@
         <w:pStyle w:val="Heading2"/>
         <w:spacing w:after="120"/>
       </w:pPr>
-      <w:bookmarkStart w:id="114" w:name="_Toc233896198"/>
-      <w:bookmarkStart w:id="115" w:name="_Ref133900608"/>
-      <w:bookmarkStart w:id="116" w:name="_Toc136162697"/>
-      <w:bookmarkStart w:id="117" w:name="_Toc102232962"/>
+      <w:bookmarkStart w:id="114" w:name="_Ref133900608"/>
+      <w:bookmarkStart w:id="115" w:name="_Toc136162697"/>
+      <w:bookmarkStart w:id="116" w:name="_Toc102232962"/>
+      <w:bookmarkStart w:id="117" w:name="_Toc235011032"/>
       <w:r>
         <w:t>Fire Spread Probability Maps</w:t>
       </w:r>
-      <w:bookmarkEnd w:id="114"/>
+      <w:bookmarkEnd w:id="117"/>
     </w:p>
     <w:p>
       <w:pPr>
@@ -16956,7 +17600,7 @@
         <w:pStyle w:val="Heading2"/>
         <w:spacing w:after="120"/>
       </w:pPr>
-      <w:bookmarkStart w:id="118" w:name="_Toc233896199"/>
+      <w:bookmarkStart w:id="118" w:name="_Toc235011033"/>
       <w:r>
         <w:t xml:space="preserve">Fire Ignition </w:t>
       </w:r>
@@ -17047,7 +17691,7 @@
         <w:pStyle w:val="Heading2"/>
         <w:spacing w:after="120"/>
       </w:pPr>
-      <w:bookmarkStart w:id="119" w:name="_Toc233896200"/>
+      <w:bookmarkStart w:id="119" w:name="_Toc235011034"/>
       <w:r>
         <w:t>Fine Fuels Maps</w:t>
       </w:r>
@@ -17066,7 +17710,7 @@
         <w:pStyle w:val="Heading2"/>
         <w:spacing w:after="120"/>
       </w:pPr>
-      <w:bookmarkStart w:id="120" w:name="_Toc233896201"/>
+      <w:bookmarkStart w:id="120" w:name="_Toc235011035"/>
       <w:r>
         <w:t>Event ID Maps</w:t>
       </w:r>
@@ -17085,10 +17729,11 @@
         <w:pStyle w:val="Heading2"/>
         <w:spacing w:after="120"/>
       </w:pPr>
-      <w:bookmarkStart w:id="121" w:name="_Toc233896202"/>
+      <w:bookmarkStart w:id="121" w:name="_Toc235011036"/>
       <w:r>
         <w:t>Biomass Mortality Maps</w:t>
       </w:r>
+      <w:bookmarkEnd w:id="121"/>
     </w:p>
     <w:p>
       <w:pPr>
@@ -17103,9 +17748,11 @@
         <w:pStyle w:val="Heading2"/>
         <w:spacing w:after="120"/>
       </w:pPr>
+      <w:bookmarkStart w:id="122" w:name="_Toc235011037"/>
       <w:r>
         <w:t>Fire DNBR Maps</w:t>
       </w:r>
+      <w:bookmarkEnd w:id="122"/>
     </w:p>
     <w:p>
       <w:pPr>
@@ -17134,10 +17781,12 @@
         <w:pStyle w:val="Heading2"/>
         <w:spacing w:after="120"/>
       </w:pPr>
+      <w:bookmarkStart w:id="123" w:name="_Toc235011038"/>
       <w:r>
         <w:lastRenderedPageBreak/>
         <w:t>Flaming Consumption Maps</w:t>
       </w:r>
+      <w:bookmarkEnd w:id="123"/>
     </w:p>
     <w:p>
       <w:pPr>
@@ -17152,28 +17801,18 @@
         <w:pStyle w:val="Heading2"/>
         <w:spacing w:after="120"/>
       </w:pPr>
+      <w:bookmarkStart w:id="124" w:name="_Toc235011039"/>
       <w:r>
         <w:t>Smoldering Consumption Maps</w:t>
       </w:r>
+      <w:bookmarkEnd w:id="124"/>
     </w:p>
     <w:p>
       <w:pPr>
         <w:pStyle w:val="textbody"/>
       </w:pPr>
       <w:r>
-        <w:t xml:space="preserve">Raster maps of biomass (g m-2) lost from </w:t>
-      </w:r>
-      <w:r>
-        <w:t xml:space="preserve">LARGE </w:t>
-      </w:r>
-      <w:r>
-        <w:t>wood (</w:t>
-      </w:r>
-      <w:r>
-        <w:t>6</w:t>
-      </w:r>
-      <w:r>
-        <w:t>5% of the woody component killed by fire)</w:t>
+        <w:t>Raster maps of biomass (g m-2) lost from LARGE wood (65% of the woody component killed by fire)</w:t>
       </w:r>
     </w:p>
     <w:p>
@@ -17181,9 +17820,11 @@
         <w:pStyle w:val="Heading2"/>
         <w:spacing w:after="120"/>
       </w:pPr>
+      <w:bookmarkStart w:id="125" w:name="_Toc235011040"/>
       <w:r>
         <w:t>Fine Fuel Maps</w:t>
       </w:r>
+      <w:bookmarkEnd w:id="125"/>
     </w:p>
     <w:p>
       <w:pPr>
@@ -17201,13 +17842,14 @@
         <w:pStyle w:val="Heading2"/>
         <w:spacing w:after="120"/>
       </w:pPr>
+      <w:bookmarkStart w:id="126" w:name="_Toc235011041"/>
       <w:r>
         <w:t>Fire Ignition Log</w:t>
       </w:r>
-      <w:bookmarkEnd w:id="121"/>
       <w:r>
         <w:t xml:space="preserve"> (CSV)</w:t>
       </w:r>
+      <w:bookmarkEnd w:id="126"/>
     </w:p>
     <w:p>
       <w:pPr>
@@ -17226,7 +17868,15 @@
         <w:t>s</w:t>
       </w:r>
       <w:r>
-        <w:t xml:space="preserve"> the relationship between attempted FWI and number of fire ignitions for each type, for each day and year.</w:t>
+        <w:t xml:space="preserve"> the relationship between attempted FWI and number of fire ignitions for each type</w:t>
+      </w:r>
+      <w:proofErr w:type="gramStart"/>
+      <w:r>
+        <w:t>, for</w:t>
+      </w:r>
+      <w:proofErr w:type="gramEnd"/>
+      <w:r>
+        <w:t xml:space="preserve"> each day and year.</w:t>
       </w:r>
       <w:r>
         <w:t xml:space="preserve"> </w:t>
@@ -17243,16 +17893,16 @@
         <w:pStyle w:val="Heading2"/>
         <w:spacing w:after="120"/>
       </w:pPr>
-      <w:bookmarkStart w:id="122" w:name="_Toc233896203"/>
+      <w:bookmarkStart w:id="127" w:name="_Toc235011042"/>
       <w:r>
         <w:t>Fire Event Log</w:t>
       </w:r>
+      <w:bookmarkEnd w:id="114"/>
       <w:bookmarkEnd w:id="115"/>
-      <w:bookmarkEnd w:id="116"/>
-      <w:bookmarkEnd w:id="122"/>
       <w:r>
         <w:t xml:space="preserve"> (CSV)</w:t>
       </w:r>
+      <w:bookmarkEnd w:id="127"/>
     </w:p>
     <w:p>
       <w:pPr>
@@ -17404,7 +18054,7 @@
         <w:spacing w:after="0"/>
       </w:pPr>
       <w:r>
-        <w:t>mean wind speed</w:t>
+        <w:t xml:space="preserve">mean fine fuels percentage (0-100, </w:t>
       </w:r>
     </w:p>
     <w:p>
@@ -17417,7 +18067,7 @@
         <w:spacing w:after="0"/>
       </w:pPr>
       <w:r>
-        <w:t>mean effective wind speed</w:t>
+        <w:t>mean wind speed</w:t>
       </w:r>
     </w:p>
     <w:p>
@@ -17430,7 +18080,7 @@
         <w:spacing w:after="0"/>
       </w:pPr>
       <w:r>
-        <w:t>mean wind azimuth direction</w:t>
+        <w:t>mean effective wind speed</w:t>
       </w:r>
     </w:p>
     <w:p>
@@ -17443,7 +18093,7 @@
         <w:spacing w:after="0"/>
       </w:pPr>
       <w:r>
-        <w:t>mean suppression effectiveness level</w:t>
+        <w:t>mean wind azimuth direction</w:t>
       </w:r>
     </w:p>
     <w:p>
@@ -17456,7 +18106,7 @@
         <w:spacing w:after="0"/>
       </w:pPr>
       <w:r>
-        <w:t>mean Fire Weather Index</w:t>
+        <w:t>mean suppression effectiveness level</w:t>
       </w:r>
     </w:p>
     <w:p>
@@ -17469,7 +18119,7 @@
         <w:spacing w:after="0"/>
       </w:pPr>
       <w:r>
-        <w:t>mean spread probability</w:t>
+        <w:t>mean Fire Weather Index</w:t>
       </w:r>
     </w:p>
     <w:p>
@@ -17482,7 +18132,7 @@
         <w:spacing w:after="0"/>
       </w:pPr>
       <w:r>
-        <w:t>mean fire severity</w:t>
+        <w:t>mean spread probability</w:t>
       </w:r>
     </w:p>
     <w:p>
@@ -17495,6 +18145,19 @@
         <w:spacing w:after="0"/>
       </w:pPr>
       <w:r>
+        <w:t>mean fire severity</w:t>
+      </w:r>
+    </w:p>
+    <w:p>
+      <w:pPr>
+        <w:pStyle w:val="textbody"/>
+        <w:numPr>
+          <w:ilvl w:val="0"/>
+          <w:numId w:val="14"/>
+        </w:numPr>
+        <w:spacing w:after="0"/>
+      </w:pPr>
+      <w:r>
         <w:t>total biomass killed</w:t>
       </w:r>
     </w:p>
@@ -17503,9 +18166,9 @@
         <w:pStyle w:val="Heading2"/>
         <w:spacing w:after="120"/>
       </w:pPr>
-      <w:bookmarkStart w:id="123" w:name="_Ref133900654"/>
-      <w:bookmarkStart w:id="124" w:name="_Toc136162698"/>
-      <w:bookmarkStart w:id="125" w:name="_Toc233896204"/>
+      <w:bookmarkStart w:id="128" w:name="_Ref133900654"/>
+      <w:bookmarkStart w:id="129" w:name="_Toc136162698"/>
+      <w:bookmarkStart w:id="130" w:name="_Toc235011043"/>
       <w:r>
         <w:lastRenderedPageBreak/>
         <w:t xml:space="preserve">Fire </w:t>
@@ -17516,13 +18179,13 @@
       <w:r>
         <w:t xml:space="preserve"> Log</w:t>
       </w:r>
-      <w:bookmarkEnd w:id="117"/>
-      <w:bookmarkEnd w:id="123"/>
-      <w:bookmarkEnd w:id="124"/>
-      <w:bookmarkEnd w:id="125"/>
+      <w:bookmarkEnd w:id="116"/>
+      <w:bookmarkEnd w:id="128"/>
+      <w:bookmarkEnd w:id="129"/>
       <w:r>
         <w:t xml:space="preserve"> (CSV)</w:t>
       </w:r>
+      <w:bookmarkEnd w:id="130"/>
     </w:p>
     <w:p>
       <w:pPr>
@@ -17625,7 +18288,15 @@
         <w:spacing w:after="0"/>
       </w:pPr>
       <w:r>
-        <w:t>number of lighting ignited fires</w:t>
+        <w:t xml:space="preserve">number of </w:t>
+      </w:r>
+      <w:proofErr w:type="gramStart"/>
+      <w:r>
+        <w:t>lighting</w:t>
+      </w:r>
+      <w:proofErr w:type="gramEnd"/>
+      <w:r>
+        <w:t xml:space="preserve"> ignited fires</w:t>
       </w:r>
     </w:p>
     <w:p>
@@ -17724,12 +18395,12 @@
         <w:pStyle w:val="Heading1"/>
         <w:spacing w:after="120"/>
       </w:pPr>
-      <w:bookmarkStart w:id="126" w:name="_Toc233896205"/>
+      <w:bookmarkStart w:id="131" w:name="_Toc235011044"/>
       <w:r>
         <w:lastRenderedPageBreak/>
         <w:t>Sample Input File</w:t>
       </w:r>
-      <w:bookmarkEnd w:id="126"/>
+      <w:bookmarkEnd w:id="131"/>
     </w:p>
     <w:p>
       <w:pPr>
@@ -17858,9 +18529,9 @@
       </w:rPr>
       <w:fldChar w:fldCharType="end"/>
     </w:r>
-    <w:bookmarkStart w:id="127" w:name="_Ref133898947"/>
-    <w:bookmarkStart w:id="128" w:name="_Ref75418953"/>
-    <w:bookmarkEnd w:id="127"/>
+    <w:bookmarkStart w:id="132" w:name="_Ref133898947"/>
+    <w:bookmarkStart w:id="133" w:name="_Ref75418953"/>
+    <w:bookmarkEnd w:id="132"/>
     <w:r>
       <w:rPr>
         <w:rFonts w:ascii="Arial" w:hAnsi="Arial" w:cs="Arial"/>
@@ -17868,7 +18539,7 @@
       <w:t xml:space="preserve"> -</w:t>
     </w:r>
   </w:p>
-  <w:bookmarkEnd w:id="128"/>
+  <w:bookmarkEnd w:id="133"/>
   <w:p>
     <w:pPr>
       <w:pStyle w:val="Footer"/>

--- a/docs/LANDIS-II Social-Climate-Fire v4 User Guide.docx
+++ b/docs/LANDIS-II Social-Climate-Fire v4 User Guide.docx
@@ -9537,7 +9537,6 @@
         </w:rPr>
         <w:t xml:space="preserve">Social-Climate </w:t>
       </w:r>
-      <w:proofErr w:type="gramStart"/>
       <w:r>
         <w:rPr>
           <w:color w:val="333333"/>
@@ -9549,14 +9548,7 @@
         <w:rPr>
           <w:color w:val="333333"/>
         </w:rPr>
-        <w:t>(‘</w:t>
-      </w:r>
-      <w:proofErr w:type="gramEnd"/>
-      <w:r>
-        <w:rPr>
-          <w:color w:val="333333"/>
-        </w:rPr>
-        <w:t xml:space="preserve">SCF’) </w:t>
+        <w:t xml:space="preserve">(‘SCF’) </w:t>
       </w:r>
       <w:r>
         <w:t>e</w:t>
@@ -9620,15 +9612,7 @@
       </w:pPr>
       <w:bookmarkStart w:id="6" w:name="_Toc136162627"/>
       <w:r>
-        <w:t>We included three types of fires in the model:  Lightning, Human Unintentional (‘Accidental’), and Prescribed Fire (‘</w:t>
-      </w:r>
-      <w:proofErr w:type="spellStart"/>
-      <w:r>
-        <w:t>RxFire</w:t>
-      </w:r>
-      <w:proofErr w:type="spellEnd"/>
-      <w:r>
-        <w:t xml:space="preserve">’).  Each has its own ignition and suppression </w:t>
+        <w:t xml:space="preserve">We included three types of fires in the model:  Lightning, Human Unintentional (‘Accidental’), and Prescribed Fire (‘RxFire’).  Each has its own ignition and suppression </w:t>
       </w:r>
       <w:r>
         <w:t xml:space="preserve">and </w:t>
@@ -9648,13 +9632,8 @@
       <w:r>
         <w:t xml:space="preserve">behave similarly </w:t>
       </w:r>
-      <w:proofErr w:type="gramStart"/>
-      <w:r>
-        <w:t>in regards to</w:t>
-      </w:r>
-      <w:proofErr w:type="gramEnd"/>
-      <w:r>
-        <w:t xml:space="preserve"> spread and mortality.</w:t>
+      <w:r>
+        <w:t>in regards to spread and mortality.</w:t>
       </w:r>
       <w:r>
         <w:t xml:space="preserve">  Our model consists of </w:t>
@@ -10083,39 +10062,7 @@
       </w:pPr>
       <w:r>
         <w:lastRenderedPageBreak/>
-        <w:t xml:space="preserve">For </w:t>
-      </w:r>
-      <w:proofErr w:type="spellStart"/>
-      <w:r>
-        <w:t>RxFire</w:t>
-      </w:r>
-      <w:proofErr w:type="spellEnd"/>
-      <w:r>
-        <w:t xml:space="preserve">, a set number of fires are generated per year, based on expert input and/or scenario design.  For each day of the year, a single </w:t>
-      </w:r>
-      <w:proofErr w:type="spellStart"/>
-      <w:r>
-        <w:t>RxFire</w:t>
-      </w:r>
-      <w:proofErr w:type="spellEnd"/>
-      <w:r>
-        <w:t xml:space="preserve"> is attempted, given that FWI is within a specified range and that the wind speed is below an allowable maximum.  </w:t>
-      </w:r>
-      <w:proofErr w:type="spellStart"/>
-      <w:r>
-        <w:t>RxFires</w:t>
-      </w:r>
-      <w:proofErr w:type="spellEnd"/>
-      <w:r>
-        <w:t xml:space="preserve"> are attempted sequentially (by day of year) until the expected number of fires is successfully ignited.  Conditions are placed on </w:t>
-      </w:r>
-      <w:proofErr w:type="spellStart"/>
-      <w:r>
-        <w:t>RxFire</w:t>
-      </w:r>
-      <w:proofErr w:type="spellEnd"/>
-      <w:r>
-        <w:t xml:space="preserve"> ignitions based on a minimum FWI (necessary to maintain fire spread, below), a maximum FWI (conditions under which prescribed fire would be avoided), and a maximum wind speed (again, conditions under which prescribed fire would be avoided).</w:t>
+        <w:t>For RxFire, a set number of fires are generated per year, based on expert input and/or scenario design.  For each day of the year, a single RxFire is attempted, given that FWI is within a specified range and that the wind speed is below an allowable maximum.  RxFires are attempted sequentially (by day of year) until the expected number of fires is successfully ignited.  Conditions are placed on RxFire ignitions based on a minimum FWI (necessary to maintain fire spread, below), a maximum FWI (conditions under which prescribed fire would be avoided), and a maximum wind speed (again, conditions under which prescribed fire would be avoided).</w:t>
       </w:r>
     </w:p>
     <w:p>
@@ -10327,11 +10274,9 @@
       <w:r>
         <w:t>(</w:t>
       </w:r>
-      <w:proofErr w:type="spellStart"/>
       <w:r>
         <w:t>FineFuels</w:t>
       </w:r>
-      <w:proofErr w:type="spellEnd"/>
       <w:r>
         <w:t>)</w:t>
       </w:r>
@@ -10341,11 +10286,9 @@
       <w:r>
         <w:t>(</w:t>
       </w:r>
-      <w:proofErr w:type="spellStart"/>
       <w:r>
         <w:t>EffectiveWindSpeed</w:t>
       </w:r>
-      <w:proofErr w:type="spellEnd"/>
       <w:r>
         <w:t>)</w:t>
       </w:r>
@@ -10363,15 +10306,7 @@
         <w:br/>
       </w:r>
       <w:r>
-        <w:t xml:space="preserve">Where </w:t>
-      </w:r>
-      <w:proofErr w:type="spellStart"/>
-      <w:r>
-        <w:t>EffectiveWindSpeed</w:t>
-      </w:r>
-      <w:proofErr w:type="spellEnd"/>
-      <w:r>
-        <w:t xml:space="preserve"> is an adjusted wind speed </w:t>
+        <w:t xml:space="preserve">Where EffectiveWindSpeed is an adjusted wind speed </w:t>
       </w:r>
       <w:r>
         <w:t>(</w:t>
@@ -10388,27 +10323,14 @@
       <w:r>
         <w:t xml:space="preserve">whereby reported wind speed and direction for the region (from meteorological stations) is downscaled to individual sites by accounting for slope angle and the slope azimuth relative to the wind direction (see Nelson 2002 for complete information).  </w:t>
       </w:r>
-      <w:proofErr w:type="spellStart"/>
-      <w:r>
-        <w:t>EffectiveWindSpeed</w:t>
-      </w:r>
-      <w:proofErr w:type="spellEnd"/>
-      <w:r>
-        <w:t xml:space="preserve"> also incorporates the </w:t>
+      <w:r>
+        <w:t xml:space="preserve">EffectiveWindSpeed also incorporates the </w:t>
       </w:r>
       <w:r>
         <w:t xml:space="preserve">severity </w:t>
       </w:r>
       <w:r>
-        <w:t xml:space="preserve">of the source fire.  A high severity fire burning upslope generates a greater </w:t>
-      </w:r>
-      <w:proofErr w:type="spellStart"/>
-      <w:r>
-        <w:t>EffectiveWindSpeed</w:t>
-      </w:r>
-      <w:proofErr w:type="spellEnd"/>
-      <w:r>
-        <w:t xml:space="preserve"> than a moderate or light fire.  This in turn feeds back into the estimate of fire </w:t>
+        <w:t xml:space="preserve">of the source fire.  A high severity fire burning upslope generates a greater EffectiveWindSpeed than a moderate or light fire.  This in turn feeds back into the estimate of fire </w:t>
       </w:r>
       <w:r>
         <w:t xml:space="preserve">severity </w:t>
@@ -10523,15 +10445,7 @@
         <w:t xml:space="preserve">(ha) </w:t>
       </w:r>
       <w:r>
-        <w:t>= β0 + β1 * FWI + β2*</w:t>
-      </w:r>
-      <w:proofErr w:type="spellStart"/>
-      <w:r>
-        <w:t>EffectiveWindSpeed</w:t>
-      </w:r>
-      <w:proofErr w:type="spellEnd"/>
-      <w:r>
-        <w:t xml:space="preserve"> </w:t>
+        <w:t xml:space="preserve">= β0 + β1 * FWI + β2*EffectiveWindSpeed </w:t>
       </w:r>
       <w:r>
         <w:tab/>
@@ -10752,15 +10666,7 @@
         <w:t xml:space="preserve">Fire severity is the mortality caused by fire at each site and varies depending on the tree species and ages present. </w:t>
       </w:r>
       <w:r>
-        <w:t xml:space="preserve">Severity is represented in two stages to align with available data on severity and the understanding of mortality within a fire. The first is site level mortality, which is built to align with gridded observation of fire severity (such as those available in the </w:t>
-      </w:r>
-      <w:proofErr w:type="spellStart"/>
-      <w:r>
-        <w:t>dNBR</w:t>
-      </w:r>
-      <w:proofErr w:type="spellEnd"/>
-      <w:r>
-        <w:t xml:space="preserve"> style maps). This represents the cells experience of mortality without regard individual species presence. Site level severity is calculated as </w:t>
+        <w:t xml:space="preserve">Severity is represented in two stages to align with available data on severity and the understanding of mortality within a fire. The first is site level mortality, which is built to align with gridded observation of fire severity (such as those available in the dNBR style maps). This represents the cells experience of mortality without regard individual species presence. Site level severity is calculated as </w:t>
       </w:r>
       <w:r>
         <w:t xml:space="preserve">with an </w:t>
@@ -11101,15 +11007,7 @@
         <w:ind w:left="720"/>
       </w:pPr>
       <w:r>
-        <w:t xml:space="preserve">Where Clay % is the percentage of soil that is clay based, ET is the previous </w:t>
-      </w:r>
-      <w:proofErr w:type="spellStart"/>
-      <w:r>
-        <w:t>years</w:t>
-      </w:r>
-      <w:proofErr w:type="spellEnd"/>
-      <w:r>
-        <w:t xml:space="preserve"> evapotranspiration by calculated with the model, Eff. Windspeed is the effective windspeed as described in above in fire spread, CWD is the climatic water deficit (potential evapotranspiration – evapotranspiration) calculated within the model, and Fuels is the fine fuels calculated within the model and described above in fire spread. This requires calculation of each of the variables </w:t>
+        <w:t xml:space="preserve">Where Clay % is the percentage of soil that is clay based, ET is the previous years evapotranspiration by calculated with the model, Eff. Windspeed is the effective windspeed as described in above in fire spread, CWD is the climatic water deficit (potential evapotranspiration – evapotranspiration) calculated within the model, and Fuels is the fine fuels calculated within the model and described above in fire spread. This requires calculation of each of the variables </w:t>
       </w:r>
       <w:r>
         <w:t>b</w:t>
@@ -11349,23 +11247,7 @@
         <w:ind w:left="720"/>
       </w:pPr>
       <w:r>
-        <w:t xml:space="preserve">The model for bark thickness is based on species and </w:t>
-      </w:r>
-      <w:proofErr w:type="spellStart"/>
-      <w:r>
-        <w:t>dbh</w:t>
-      </w:r>
-      <w:proofErr w:type="spellEnd"/>
-      <w:r>
-        <w:t xml:space="preserve">. To model bark thickness, </w:t>
-      </w:r>
-      <w:proofErr w:type="spellStart"/>
-      <w:r>
-        <w:t>dbh</w:t>
-      </w:r>
-      <w:proofErr w:type="spellEnd"/>
-      <w:r>
-        <w:t xml:space="preserve"> is converted to bark thickness using linear scaling from the Fire Tree Mortality Database (Cansler et al., 2020). To relate bark thickness to age, the following equation is used:</w:t>
+        <w:t>The model for bark thickness is based on species and dbh. To model bark thickness, dbh is converted to bark thickness using linear scaling from the Fire Tree Mortality Database (Cansler et al., 2020). To relate bark thickness to age, the following equation is used:</w:t>
       </w:r>
     </w:p>
     <w:p>
@@ -11373,14 +11255,12 @@
         <w:pStyle w:val="textbody"/>
         <w:ind w:left="720"/>
       </w:pPr>
-      <w:proofErr w:type="spellStart"/>
       <w:r>
         <w:t>Bark</w:t>
       </w:r>
       <w:r>
         <w:t>Thickness</w:t>
       </w:r>
-      <w:proofErr w:type="spellEnd"/>
       <w:r>
         <w:t xml:space="preserve"> = </w:t>
       </w:r>
@@ -11766,252 +11646,236 @@
           <w:color w:val="222222"/>
           <w:shd w:val="clear" w:color="auto" w:fill="FFFFFF"/>
         </w:rPr>
-        <w:t xml:space="preserve">J. van </w:t>
-      </w:r>
-      <w:proofErr w:type="spellStart"/>
+        <w:t xml:space="preserve">J. van Mantgem, </w:t>
+      </w:r>
       <w:r>
         <w:rPr>
           <w:color w:val="222222"/>
           <w:shd w:val="clear" w:color="auto" w:fill="FFFFFF"/>
         </w:rPr>
-        <w:t>Mantgem</w:t>
-      </w:r>
-      <w:proofErr w:type="spellEnd"/>
+        <w:t>M.</w:t>
+      </w:r>
       <w:r>
         <w:rPr>
           <w:color w:val="222222"/>
           <w:shd w:val="clear" w:color="auto" w:fill="FFFFFF"/>
         </w:rPr>
-        <w:t xml:space="preserve">, </w:t>
+        <w:t>C.</w:t>
       </w:r>
       <w:r>
         <w:rPr>
           <w:color w:val="222222"/>
           <w:shd w:val="clear" w:color="auto" w:fill="FFFFFF"/>
         </w:rPr>
-        <w:t>M.</w:t>
+        <w:t xml:space="preserve"> </w:t>
       </w:r>
       <w:r>
         <w:rPr>
           <w:color w:val="222222"/>
           <w:shd w:val="clear" w:color="auto" w:fill="FFFFFF"/>
         </w:rPr>
-        <w:t>C.</w:t>
+        <w:t xml:space="preserve">Agne, </w:t>
       </w:r>
       <w:r>
         <w:rPr>
           <w:color w:val="222222"/>
           <w:shd w:val="clear" w:color="auto" w:fill="FFFFFF"/>
         </w:rPr>
-        <w:t xml:space="preserve"> </w:t>
+        <w:t>R.</w:t>
       </w:r>
       <w:r>
         <w:rPr>
           <w:color w:val="222222"/>
           <w:shd w:val="clear" w:color="auto" w:fill="FFFFFF"/>
         </w:rPr>
-        <w:t xml:space="preserve">Agne, </w:t>
+        <w:t xml:space="preserve">A. Andrus, </w:t>
       </w:r>
       <w:r>
         <w:rPr>
           <w:color w:val="222222"/>
           <w:shd w:val="clear" w:color="auto" w:fill="FFFFFF"/>
         </w:rPr>
-        <w:t>R.</w:t>
+        <w:t>M.</w:t>
       </w:r>
       <w:r>
         <w:rPr>
           <w:color w:val="222222"/>
           <w:shd w:val="clear" w:color="auto" w:fill="FFFFFF"/>
         </w:rPr>
-        <w:t xml:space="preserve">A. Andrus, </w:t>
+        <w:t>P. Ayres, et al. 2020. The Fire and Tree Mortality Database,</w:t>
       </w:r>
       <w:r>
         <w:rPr>
           <w:color w:val="222222"/>
           <w:shd w:val="clear" w:color="auto" w:fill="FFFFFF"/>
         </w:rPr>
-        <w:t>M.</w:t>
+        <w:t xml:space="preserve"> </w:t>
       </w:r>
       <w:r>
         <w:rPr>
           <w:color w:val="222222"/>
           <w:shd w:val="clear" w:color="auto" w:fill="FFFFFF"/>
         </w:rPr>
-        <w:t>P. Ayres, et al. 2020. The Fire and Tree Mortality Database,</w:t>
-      </w:r>
-      <w:r>
+        <w:t>for Empirical Modeling of Individual Tree Mortality after Fire. Scientific Data 7: 194.https://doi.org/10.1038/s41597-020-0522-7.</w:t>
+      </w:r>
+    </w:p>
+    <w:p>
+      <w:pPr>
+        <w:pStyle w:val="reference"/>
         <w:rPr>
           <w:color w:val="222222"/>
           <w:shd w:val="clear" w:color="auto" w:fill="FFFFFF"/>
         </w:rPr>
-        <w:t xml:space="preserve"> </w:t>
-      </w:r>
+      </w:pPr>
       <w:r>
         <w:rPr>
           <w:color w:val="222222"/>
           <w:shd w:val="clear" w:color="auto" w:fill="FFFFFF"/>
         </w:rPr>
-        <w:t>for Empirical Modeling of Individual Tree Mortality after Fire. Scientific Data 7: 194.https://doi.org/10.1038/s41597-020-0522-7.</w:t>
-      </w:r>
-    </w:p>
-    <w:p>
-      <w:pPr>
-        <w:pStyle w:val="reference"/>
+        <w:t>Nelson</w:t>
+      </w:r>
+      <w:r>
         <w:rPr>
           <w:color w:val="222222"/>
           <w:shd w:val="clear" w:color="auto" w:fill="FFFFFF"/>
         </w:rPr>
-      </w:pPr>
+        <w:t>,</w:t>
+      </w:r>
       <w:r>
         <w:rPr>
           <w:color w:val="222222"/>
           <w:shd w:val="clear" w:color="auto" w:fill="FFFFFF"/>
         </w:rPr>
-        <w:t>Nelson</w:t>
+        <w:t xml:space="preserve"> R</w:t>
       </w:r>
       <w:r>
         <w:rPr>
           <w:color w:val="222222"/>
           <w:shd w:val="clear" w:color="auto" w:fill="FFFFFF"/>
         </w:rPr>
-        <w:t>,</w:t>
+        <w:t>.</w:t>
       </w:r>
       <w:r>
         <w:rPr>
           <w:color w:val="222222"/>
           <w:shd w:val="clear" w:color="auto" w:fill="FFFFFF"/>
         </w:rPr>
-        <w:t xml:space="preserve"> R</w:t>
+        <w:t>M</w:t>
       </w:r>
       <w:r>
         <w:rPr>
           <w:color w:val="222222"/>
           <w:shd w:val="clear" w:color="auto" w:fill="FFFFFF"/>
         </w:rPr>
-        <w:t>.</w:t>
+        <w:t xml:space="preserve">. </w:t>
       </w:r>
       <w:r>
         <w:rPr>
           <w:color w:val="222222"/>
           <w:shd w:val="clear" w:color="auto" w:fill="FFFFFF"/>
         </w:rPr>
-        <w:t>M</w:t>
+        <w:t>2002</w:t>
       </w:r>
       <w:r>
         <w:rPr>
           <w:color w:val="222222"/>
           <w:shd w:val="clear" w:color="auto" w:fill="FFFFFF"/>
         </w:rPr>
-        <w:t xml:space="preserve">. </w:t>
+        <w:t>.</w:t>
       </w:r>
       <w:r>
         <w:rPr>
           <w:color w:val="222222"/>
           <w:shd w:val="clear" w:color="auto" w:fill="FFFFFF"/>
         </w:rPr>
-        <w:t>2002</w:t>
+        <w:t xml:space="preserve"> An effective wind speed for models of fire spread.</w:t>
       </w:r>
       <w:r>
         <w:rPr>
           <w:color w:val="222222"/>
           <w:shd w:val="clear" w:color="auto" w:fill="FFFFFF"/>
         </w:rPr>
-        <w:t>.</w:t>
+        <w:t xml:space="preserve"> </w:t>
+      </w:r>
+      <w:r>
+        <w:rPr>
+          <w:iCs/>
+          <w:color w:val="222222"/>
+        </w:rPr>
+        <w:t>International Journal of Wildland Fire</w:t>
+      </w:r>
+      <w:r>
+        <w:rPr>
+          <w:bCs/>
+          <w:color w:val="222222"/>
+        </w:rPr>
+        <w:t xml:space="preserve"> </w:t>
+      </w:r>
+      <w:r>
+        <w:rPr>
+          <w:bCs/>
+          <w:color w:val="222222"/>
+        </w:rPr>
+        <w:t>11</w:t>
       </w:r>
       <w:r>
         <w:rPr>
           <w:color w:val="222222"/>
           <w:shd w:val="clear" w:color="auto" w:fill="FFFFFF"/>
         </w:rPr>
-        <w:t xml:space="preserve"> An effective wind speed for models of fire spread.</w:t>
+        <w:t xml:space="preserve">: </w:t>
       </w:r>
       <w:r>
         <w:rPr>
           <w:color w:val="222222"/>
           <w:shd w:val="clear" w:color="auto" w:fill="FFFFFF"/>
         </w:rPr>
-        <w:t xml:space="preserve"> </w:t>
-      </w:r>
-      <w:r>
+        <w:t>153–161. </w:t>
+      </w:r>
+    </w:p>
+    <w:p>
+      <w:pPr>
+        <w:pStyle w:val="reference"/>
         <w:rPr>
           <w:iCs/>
           <w:color w:val="222222"/>
         </w:rPr>
-        <w:t>International Journal of Wildland Fire</w:t>
-      </w:r>
-      <w:r>
-        <w:rPr>
-          <w:bCs/>
-          <w:color w:val="222222"/>
-        </w:rPr>
-        <w:t xml:space="preserve"> </w:t>
-      </w:r>
-      <w:r>
-        <w:rPr>
-          <w:bCs/>
-          <w:color w:val="222222"/>
-        </w:rPr>
-        <w:t>11</w:t>
-      </w:r>
-      <w:r>
-        <w:rPr>
-          <w:color w:val="222222"/>
-          <w:shd w:val="clear" w:color="auto" w:fill="FFFFFF"/>
-        </w:rPr>
-        <w:t xml:space="preserve">: </w:t>
-      </w:r>
-      <w:r>
-        <w:rPr>
-          <w:color w:val="222222"/>
-          <w:shd w:val="clear" w:color="auto" w:fill="FFFFFF"/>
-        </w:rPr>
-        <w:t>153–161. </w:t>
-      </w:r>
-    </w:p>
-    <w:p>
-      <w:pPr>
-        <w:pStyle w:val="reference"/>
+      </w:pPr>
+      <w:r>
         <w:rPr>
           <w:iCs/>
           <w:color w:val="222222"/>
         </w:rPr>
-      </w:pPr>
+        <w:t>Robbins, Z.J., E.L. Loudermilk, M.J. Reilly, J.J. O'Brien, K. Jones, C.T. Gerstle, R.M. Scheller. 2022. Delayed fire mortality has long-term ecological effects across the Southern Appalachian landscape. Ecosphere 13: e4153.</w:t>
+      </w:r>
       <w:r>
         <w:rPr>
           <w:iCs/>
           <w:color w:val="222222"/>
         </w:rPr>
-        <w:t>Robbins, Z.J., E.L. Loudermilk, M.J. Reilly, J.J. O'Brien, K. Jones, C.T. Gerstle, R.M. Scheller. 2022. Delayed fire mortality has long-term ecological effects across the Southern Appalachian landscape. Ecosphere 13: e4153.</w:t>
+        <w:t xml:space="preserve"> </w:t>
       </w:r>
       <w:r>
         <w:rPr>
           <w:iCs/>
           <w:color w:val="222222"/>
         </w:rPr>
-        <w:t xml:space="preserve"> </w:t>
-      </w:r>
-      <w:r>
+        <w:t>https://esajournals.onlinelibrary.wiley.com/doi/full/10.1002/ecs2.4153</w:t>
+      </w:r>
+    </w:p>
+    <w:p>
+      <w:pPr>
+        <w:pStyle w:val="reference"/>
         <w:rPr>
           <w:iCs/>
           <w:color w:val="222222"/>
         </w:rPr>
-        <w:t>https://esajournals.onlinelibrary.wiley.com/doi/full/10.1002/ecs2.4153</w:t>
-      </w:r>
-    </w:p>
-    <w:p>
-      <w:pPr>
-        <w:pStyle w:val="reference"/>
+      </w:pPr>
+      <w:r>
         <w:rPr>
           <w:iCs/>
           <w:color w:val="222222"/>
         </w:rPr>
-      </w:pPr>
-      <w:r>
-        <w:rPr>
-          <w:iCs/>
-          <w:color w:val="222222"/>
-        </w:rPr>
         <w:t>Scheller, R.M., A. Kretchun, T.J. Hawbaker, P.D. Henne. 2019. A landscape model of variable social-ecological fire regimes. Ecological Modelling 401: 85-93.</w:t>
       </w:r>
     </w:p>
@@ -12069,15 +11933,7 @@
         <w:pStyle w:val="textbody"/>
       </w:pPr>
       <w:r>
-        <w:t>A new optional parameter was added, ‘</w:t>
-      </w:r>
-      <w:proofErr w:type="spellStart"/>
-      <w:r>
-        <w:t>BurningSiteThreshold</w:t>
-      </w:r>
-      <w:proofErr w:type="spellEnd"/>
-      <w:r>
-        <w:t>’ that will infill unburned sites within an overall burn perimeter based on the number of neighbors that burned.  This removes some of the ‘pixelation’ that can result from low spread probabilities.</w:t>
+        <w:t>A new optional parameter was added, ‘BurningSiteThreshold’ that will infill unburned sites within an overall burn perimeter based on the number of neighbors that burned.  This removes some of the ‘pixelation’ that can result from low spread probabilities.</w:t>
       </w:r>
     </w:p>
     <w:p>
@@ -12160,15 +12016,7 @@
         <w:pStyle w:val="textbody"/>
       </w:pPr>
       <w:r>
-        <w:t xml:space="preserve">The climate library was updated to v4.2.  Also added a </w:t>
-      </w:r>
-      <w:proofErr w:type="spellStart"/>
-      <w:r>
-        <w:t>dNBR</w:t>
-      </w:r>
-      <w:proofErr w:type="spellEnd"/>
-      <w:r>
-        <w:t xml:space="preserve"> output map.  Minor fixes to documentation and fine fuels.</w:t>
+        <w:t>The climate library was updated to v4.2.  Also added a dNBR output map.  Minor fixes to documentation and fine fuels.</w:t>
       </w:r>
     </w:p>
     <w:p>
@@ -12305,7 +12153,6 @@
       <w:bookmarkStart w:id="28" w:name="_Toc133386213"/>
       <w:bookmarkStart w:id="29" w:name="_Toc136162630"/>
       <w:bookmarkStart w:id="30" w:name="_Toc235010966"/>
-      <w:proofErr w:type="spellStart"/>
       <w:r>
         <w:t>LandisData</w:t>
       </w:r>
@@ -12313,7 +12160,6 @@
       <w:bookmarkEnd w:id="28"/>
       <w:bookmarkEnd w:id="29"/>
       <w:bookmarkEnd w:id="30"/>
-      <w:proofErr w:type="spellEnd"/>
     </w:p>
     <w:p>
       <w:pPr>
@@ -12395,13 +12241,8 @@
         <w:pStyle w:val="Heading2"/>
       </w:pPr>
       <w:bookmarkStart w:id="35" w:name="_Toc235010968"/>
-      <w:proofErr w:type="spellStart"/>
-      <w:r>
-        <w:t>TimeZeroPET</w:t>
-      </w:r>
-      <w:proofErr w:type="spellEnd"/>
-      <w:r>
-        <w:t xml:space="preserve"> (optional double)</w:t>
+      <w:r>
+        <w:t>TimeZeroPET (optional double)</w:t>
       </w:r>
       <w:bookmarkEnd w:id="35"/>
     </w:p>
@@ -12418,13 +12259,8 @@
         <w:pStyle w:val="Heading2"/>
       </w:pPr>
       <w:bookmarkStart w:id="36" w:name="_Toc235010969"/>
-      <w:proofErr w:type="spellStart"/>
-      <w:r>
-        <w:t>TimeZeroCWD</w:t>
-      </w:r>
-      <w:proofErr w:type="spellEnd"/>
-      <w:r>
-        <w:t xml:space="preserve"> (optional double)</w:t>
+      <w:r>
+        <w:t>TimeZeroCWD (optional double)</w:t>
       </w:r>
       <w:bookmarkEnd w:id="36"/>
     </w:p>
@@ -12441,12 +12277,10 @@
         <w:pStyle w:val="Heading2"/>
       </w:pPr>
       <w:bookmarkStart w:id="37" w:name="_Toc235010970"/>
-      <w:proofErr w:type="spellStart"/>
       <w:r>
         <w:t>Species_CSV_File</w:t>
       </w:r>
       <w:bookmarkEnd w:id="37"/>
-      <w:proofErr w:type="spellEnd"/>
     </w:p>
     <w:p>
       <w:pPr>
@@ -12459,15 +12293,7 @@
         <w:t xml:space="preserve">parameter specifies the </w:t>
       </w:r>
       <w:r>
-        <w:t>location of a .csv file containing the columns “</w:t>
-      </w:r>
-      <w:proofErr w:type="spellStart"/>
-      <w:r>
-        <w:t>SpeciesCode</w:t>
-      </w:r>
-      <w:proofErr w:type="spellEnd"/>
-      <w:r>
-        <w:t>”,</w:t>
+        <w:t>location of a .csv file containing the columns “SpeciesCode”,</w:t>
       </w:r>
       <w:r>
         <w:t xml:space="preserve"> </w:t>
@@ -12475,22 +12301,15 @@
       <w:r>
         <w:t>“</w:t>
       </w:r>
-      <w:proofErr w:type="spellStart"/>
-      <w:r>
-        <w:t>AgeDBH</w:t>
-      </w:r>
-      <w:proofErr w:type="spellEnd"/>
-      <w:r>
-        <w:t>”</w:t>
+      <w:r>
+        <w:t>AgeDBH”</w:t>
       </w:r>
       <w:r>
         <w:t>,”</w:t>
       </w:r>
-      <w:proofErr w:type="spellStart"/>
       <w:r>
         <w:t>MaximumBarkThickness</w:t>
       </w:r>
-      <w:proofErr w:type="spellEnd"/>
       <w:r>
         <w:t xml:space="preserve">”. Each row should be a species </w:t>
       </w:r>
@@ -12518,15 +12337,13 @@
         <w:pStyle w:val="Heading2"/>
         <w:spacing w:after="120"/>
       </w:pPr>
-      <w:bookmarkStart w:id="38" w:name="_Toc136162634"/>
-      <w:bookmarkStart w:id="39" w:name="_Ref272935309"/>
-      <w:bookmarkStart w:id="40" w:name="_Toc235010971"/>
-      <w:proofErr w:type="spellStart"/>
+      <w:bookmarkStart w:id="38" w:name="_Toc235010971"/>
+      <w:bookmarkStart w:id="39" w:name="_Toc136162634"/>
+      <w:bookmarkStart w:id="40" w:name="_Ref272935309"/>
       <w:r>
         <w:t>AccidentalIgnitionsMap</w:t>
       </w:r>
-      <w:bookmarkEnd w:id="40"/>
-      <w:proofErr w:type="spellEnd"/>
+      <w:bookmarkEnd w:id="38"/>
     </w:p>
     <w:p>
       <w:pPr>
@@ -12640,13 +12457,8 @@
         <w:spacing w:after="120"/>
       </w:pPr>
       <w:bookmarkStart w:id="41" w:name="_Toc235010972"/>
-      <w:proofErr w:type="spellStart"/>
-      <w:r>
-        <w:t>DynamicAccidentalIgnitionMaps</w:t>
-      </w:r>
-      <w:proofErr w:type="spellEnd"/>
-      <w:r>
-        <w:t xml:space="preserve"> (Optional)</w:t>
+      <w:r>
+        <w:t>DynamicAccidentalIgnitionMaps (Optional)</w:t>
       </w:r>
       <w:bookmarkEnd w:id="41"/>
     </w:p>
@@ -12694,7 +12506,6 @@
           <w:szCs w:val="20"/>
         </w:rPr>
       </w:pPr>
-      <w:proofErr w:type="spellStart"/>
       <w:r>
         <w:rPr>
           <w:rFonts w:ascii="Courier New" w:hAnsi="Courier New" w:cs="Courier New"/>
@@ -12717,34 +12528,33 @@
           <w:sz w:val="20"/>
           <w:szCs w:val="20"/>
         </w:rPr>
-        <w:t>IgnitionMaps</w:t>
-      </w:r>
-      <w:proofErr w:type="spellEnd"/>
-      <w:r>
+        <w:t>IgnitionMaps &lt;&lt; Optional</w:t>
+      </w:r>
+    </w:p>
+    <w:p>
+      <w:pPr>
+        <w:pStyle w:val="textbody"/>
         <w:rPr>
           <w:rFonts w:ascii="Courier New" w:hAnsi="Courier New" w:cs="Courier New"/>
           <w:sz w:val="20"/>
           <w:szCs w:val="20"/>
         </w:rPr>
-        <w:t xml:space="preserve"> &lt;&lt; Optional</w:t>
-      </w:r>
-    </w:p>
-    <w:p>
-      <w:pPr>
-        <w:pStyle w:val="textbody"/>
+      </w:pPr>
+      <w:r>
         <w:rPr>
           <w:rFonts w:ascii="Courier New" w:hAnsi="Courier New" w:cs="Courier New"/>
           <w:sz w:val="20"/>
           <w:szCs w:val="20"/>
         </w:rPr>
-      </w:pPr>
+        <w:t>3</w:t>
+      </w:r>
       <w:r>
         <w:rPr>
           <w:rFonts w:ascii="Courier New" w:hAnsi="Courier New" w:cs="Courier New"/>
           <w:sz w:val="20"/>
           <w:szCs w:val="20"/>
         </w:rPr>
-        <w:t>3</w:t>
+        <w:tab/>
       </w:r>
       <w:r>
         <w:rPr>
@@ -12753,6 +12563,7 @@
           <w:szCs w:val="20"/>
         </w:rPr>
         <w:tab/>
+        <w:t>AccIgnitions</w:t>
       </w:r>
       <w:r>
         <w:rPr>
@@ -12760,34 +12571,33 @@
           <w:sz w:val="20"/>
           <w:szCs w:val="20"/>
         </w:rPr>
-        <w:tab/>
-        <w:t>AccIgnitions</w:t>
-      </w:r>
-      <w:r>
+        <w:t xml:space="preserve">3.img </w:t>
+      </w:r>
+    </w:p>
+    <w:p>
+      <w:pPr>
+        <w:pStyle w:val="textbody"/>
         <w:rPr>
           <w:rFonts w:ascii="Courier New" w:hAnsi="Courier New" w:cs="Courier New"/>
           <w:sz w:val="20"/>
           <w:szCs w:val="20"/>
         </w:rPr>
-        <w:t xml:space="preserve">3.img </w:t>
-      </w:r>
-    </w:p>
-    <w:p>
-      <w:pPr>
-        <w:pStyle w:val="textbody"/>
+      </w:pPr>
+      <w:r>
         <w:rPr>
           <w:rFonts w:ascii="Courier New" w:hAnsi="Courier New" w:cs="Courier New"/>
           <w:sz w:val="20"/>
           <w:szCs w:val="20"/>
         </w:rPr>
-      </w:pPr>
+        <w:t>5</w:t>
+      </w:r>
       <w:r>
         <w:rPr>
           <w:rFonts w:ascii="Courier New" w:hAnsi="Courier New" w:cs="Courier New"/>
           <w:sz w:val="20"/>
           <w:szCs w:val="20"/>
         </w:rPr>
-        <w:t>5</w:t>
+        <w:tab/>
       </w:r>
       <w:r>
         <w:rPr>
@@ -12796,6 +12606,7 @@
           <w:szCs w:val="20"/>
         </w:rPr>
         <w:tab/>
+        <w:t>AccIgnitions5</w:t>
       </w:r>
       <w:r>
         <w:rPr>
@@ -12803,34 +12614,33 @@
           <w:sz w:val="20"/>
           <w:szCs w:val="20"/>
         </w:rPr>
-        <w:tab/>
-        <w:t>AccIgnitions5</w:t>
-      </w:r>
-      <w:r>
+        <w:t xml:space="preserve">.img </w:t>
+      </w:r>
+    </w:p>
+    <w:p>
+      <w:pPr>
+        <w:pStyle w:val="textbody"/>
         <w:rPr>
           <w:rFonts w:ascii="Courier New" w:hAnsi="Courier New" w:cs="Courier New"/>
           <w:sz w:val="20"/>
           <w:szCs w:val="20"/>
         </w:rPr>
-        <w:t xml:space="preserve">.img </w:t>
-      </w:r>
-    </w:p>
-    <w:p>
-      <w:pPr>
-        <w:pStyle w:val="textbody"/>
+      </w:pPr>
+      <w:r>
         <w:rPr>
           <w:rFonts w:ascii="Courier New" w:hAnsi="Courier New" w:cs="Courier New"/>
           <w:sz w:val="20"/>
           <w:szCs w:val="20"/>
         </w:rPr>
-      </w:pPr>
+        <w:t>13</w:t>
+      </w:r>
       <w:r>
         <w:rPr>
           <w:rFonts w:ascii="Courier New" w:hAnsi="Courier New" w:cs="Courier New"/>
           <w:sz w:val="20"/>
           <w:szCs w:val="20"/>
         </w:rPr>
-        <w:t>13</w:t>
+        <w:tab/>
       </w:r>
       <w:r>
         <w:rPr>
@@ -12839,6 +12649,7 @@
           <w:szCs w:val="20"/>
         </w:rPr>
         <w:tab/>
+        <w:t>AccIgnitions1</w:t>
       </w:r>
       <w:r>
         <w:rPr>
@@ -12846,125 +12657,116 @@
           <w:sz w:val="20"/>
           <w:szCs w:val="20"/>
         </w:rPr>
-        <w:tab/>
-        <w:t>AccIgnitions1</w:t>
-      </w:r>
-      <w:r>
+        <w:t>3.img</w:t>
+      </w:r>
+    </w:p>
+    <w:p>
+      <w:pPr>
+        <w:pStyle w:val="Heading2"/>
+        <w:spacing w:after="120"/>
+      </w:pPr>
+      <w:bookmarkStart w:id="42" w:name="_Toc235010973"/>
+      <w:r>
+        <w:t>LightningIgnitionsMap</w:t>
+      </w:r>
+      <w:bookmarkEnd w:id="42"/>
+    </w:p>
+    <w:p>
+      <w:pPr>
+        <w:pStyle w:val="textbody"/>
+      </w:pPr>
+      <w:r>
+        <w:t xml:space="preserve">This parameter specifies a raster map </w:t>
+      </w:r>
+      <w:r>
+        <w:t xml:space="preserve">that ranks </w:t>
+      </w:r>
+      <w:r>
+        <w:t xml:space="preserve">where lightning ignitions </w:t>
+      </w:r>
+      <w:r>
+        <w:t xml:space="preserve">will </w:t>
+      </w:r>
+      <w:r>
+        <w:t xml:space="preserve">occur.  </w:t>
+      </w:r>
+      <w:r>
+        <w:t>See the entry for Accidental Ignitions Map for further details.</w:t>
+      </w:r>
+    </w:p>
+    <w:p>
+      <w:pPr>
+        <w:pStyle w:val="Heading2"/>
+        <w:spacing w:after="120"/>
+      </w:pPr>
+      <w:bookmarkStart w:id="43" w:name="_Toc235010974"/>
+      <w:bookmarkStart w:id="44" w:name="_Toc136162636"/>
+      <w:bookmarkEnd w:id="39"/>
+      <w:bookmarkEnd w:id="40"/>
+      <w:r>
+        <w:t>DynamicLightningIgnitionMaps (Optional)</w:t>
+      </w:r>
+      <w:bookmarkEnd w:id="43"/>
+    </w:p>
+    <w:p>
+      <w:pPr>
+        <w:pStyle w:val="textbody"/>
+      </w:pPr>
+      <w:r>
+        <w:t xml:space="preserve">This </w:t>
+      </w:r>
+      <w:r>
+        <w:rPr>
+          <w:b/>
+        </w:rPr>
+        <w:t>optional table</w:t>
+      </w:r>
+      <w:r>
+        <w:t xml:space="preserve"> allows you to change lightning fire ignition maps for any given year.  The table contains </w:t>
+      </w:r>
+      <w:r>
+        <w:rPr>
+          <w:b/>
+        </w:rPr>
+        <w:t>simulation year</w:t>
+      </w:r>
+      <w:r>
+        <w:t xml:space="preserve"> and </w:t>
+      </w:r>
+      <w:r>
+        <w:rPr>
+          <w:b/>
+        </w:rPr>
+        <w:t>map name</w:t>
+      </w:r>
+      <w:r>
+        <w:t>, each pair on a separate line.</w:t>
+      </w:r>
+    </w:p>
+    <w:p>
+      <w:pPr>
+        <w:pStyle w:val="textbody"/>
         <w:rPr>
           <w:rFonts w:ascii="Courier New" w:hAnsi="Courier New" w:cs="Courier New"/>
           <w:sz w:val="20"/>
           <w:szCs w:val="20"/>
         </w:rPr>
-        <w:t>3.img</w:t>
-      </w:r>
-    </w:p>
-    <w:p>
-      <w:pPr>
-        <w:pStyle w:val="Heading2"/>
-        <w:spacing w:after="120"/>
-      </w:pPr>
-      <w:bookmarkStart w:id="42" w:name="_Toc235010973"/>
-      <w:proofErr w:type="spellStart"/>
-      <w:r>
-        <w:t>LightningIgnitionsMap</w:t>
-      </w:r>
-      <w:bookmarkEnd w:id="42"/>
-      <w:proofErr w:type="spellEnd"/>
-    </w:p>
-    <w:p>
-      <w:pPr>
-        <w:pStyle w:val="textbody"/>
-      </w:pPr>
-      <w:r>
-        <w:t xml:space="preserve">This parameter specifies a raster map </w:t>
-      </w:r>
-      <w:r>
-        <w:t xml:space="preserve">that ranks </w:t>
-      </w:r>
-      <w:r>
-        <w:t xml:space="preserve">where lightning ignitions </w:t>
-      </w:r>
-      <w:r>
-        <w:t xml:space="preserve">will </w:t>
-      </w:r>
-      <w:r>
-        <w:t xml:space="preserve">occur.  </w:t>
-      </w:r>
-      <w:r>
-        <w:t>See the entry for Accidental Ignitions Map for further details.</w:t>
-      </w:r>
-    </w:p>
-    <w:p>
-      <w:pPr>
-        <w:pStyle w:val="Heading2"/>
-        <w:spacing w:after="120"/>
-      </w:pPr>
-      <w:bookmarkStart w:id="43" w:name="_Toc136162636"/>
-      <w:bookmarkStart w:id="44" w:name="_Toc235010974"/>
-      <w:bookmarkEnd w:id="38"/>
-      <w:bookmarkEnd w:id="39"/>
-      <w:proofErr w:type="spellStart"/>
-      <w:r>
-        <w:t>DynamicLightningIgnitionMaps</w:t>
-      </w:r>
-      <w:proofErr w:type="spellEnd"/>
-      <w:r>
-        <w:t xml:space="preserve"> (Optional)</w:t>
-      </w:r>
-      <w:bookmarkEnd w:id="44"/>
-    </w:p>
-    <w:p>
-      <w:pPr>
-        <w:pStyle w:val="textbody"/>
-      </w:pPr>
-      <w:r>
-        <w:t xml:space="preserve">This </w:t>
-      </w:r>
-      <w:r>
-        <w:rPr>
-          <w:b/>
-        </w:rPr>
-        <w:t>optional table</w:t>
-      </w:r>
-      <w:r>
-        <w:t xml:space="preserve"> allows you to change lightning fire ignition maps for any given year.  The table contains </w:t>
-      </w:r>
-      <w:r>
-        <w:rPr>
-          <w:b/>
-        </w:rPr>
-        <w:t>simulation year</w:t>
-      </w:r>
-      <w:r>
-        <w:t xml:space="preserve"> and </w:t>
-      </w:r>
-      <w:r>
-        <w:rPr>
-          <w:b/>
-        </w:rPr>
-        <w:t>map name</w:t>
-      </w:r>
-      <w:r>
-        <w:t>, each pair on a separate line.</w:t>
-      </w:r>
-    </w:p>
-    <w:p>
-      <w:pPr>
-        <w:pStyle w:val="textbody"/>
+      </w:pPr>
+      <w:r>
         <w:rPr>
           <w:rFonts w:ascii="Courier New" w:hAnsi="Courier New" w:cs="Courier New"/>
           <w:sz w:val="20"/>
           <w:szCs w:val="20"/>
         </w:rPr>
-      </w:pPr>
-      <w:proofErr w:type="spellStart"/>
+        <w:t>Dynamic</w:t>
+      </w:r>
       <w:r>
         <w:rPr>
           <w:rFonts w:ascii="Courier New" w:hAnsi="Courier New" w:cs="Courier New"/>
           <w:sz w:val="20"/>
           <w:szCs w:val="20"/>
         </w:rPr>
-        <w:t>Dynamic</w:t>
+        <w:t>Lightning</w:t>
       </w:r>
       <w:r>
         <w:rPr>
@@ -12972,42 +12774,42 @@
           <w:sz w:val="20"/>
           <w:szCs w:val="20"/>
         </w:rPr>
-        <w:t>Lightning</w:t>
-      </w:r>
-      <w:r>
+        <w:t>IgnitionMaps &lt;&lt; Optional</w:t>
+      </w:r>
+    </w:p>
+    <w:p>
+      <w:pPr>
+        <w:pStyle w:val="textbody"/>
         <w:rPr>
           <w:rFonts w:ascii="Courier New" w:hAnsi="Courier New" w:cs="Courier New"/>
           <w:sz w:val="20"/>
           <w:szCs w:val="20"/>
         </w:rPr>
-        <w:t>IgnitionMaps</w:t>
-      </w:r>
-      <w:proofErr w:type="spellEnd"/>
+      </w:pPr>
       <w:r>
         <w:rPr>
           <w:rFonts w:ascii="Courier New" w:hAnsi="Courier New" w:cs="Courier New"/>
           <w:sz w:val="20"/>
           <w:szCs w:val="20"/>
         </w:rPr>
-        <w:t xml:space="preserve"> &lt;&lt; Optional</w:t>
-      </w:r>
-    </w:p>
-    <w:p>
-      <w:pPr>
-        <w:pStyle w:val="textbody"/>
+        <w:t>3</w:t>
+      </w:r>
+      <w:r>
         <w:rPr>
           <w:rFonts w:ascii="Courier New" w:hAnsi="Courier New" w:cs="Courier New"/>
           <w:sz w:val="20"/>
           <w:szCs w:val="20"/>
         </w:rPr>
-      </w:pPr>
+        <w:tab/>
+      </w:r>
       <w:r>
         <w:rPr>
           <w:rFonts w:ascii="Courier New" w:hAnsi="Courier New" w:cs="Courier New"/>
           <w:sz w:val="20"/>
           <w:szCs w:val="20"/>
         </w:rPr>
-        <w:t>3</w:t>
+        <w:tab/>
+        <w:t>LtIgnitions</w:t>
       </w:r>
       <w:r>
         <w:rPr>
@@ -13015,42 +12817,42 @@
           <w:sz w:val="20"/>
           <w:szCs w:val="20"/>
         </w:rPr>
-        <w:tab/>
-      </w:r>
-      <w:r>
+        <w:t xml:space="preserve">3.img </w:t>
+      </w:r>
+    </w:p>
+    <w:p>
+      <w:pPr>
+        <w:pStyle w:val="textbody"/>
         <w:rPr>
           <w:rFonts w:ascii="Courier New" w:hAnsi="Courier New" w:cs="Courier New"/>
           <w:sz w:val="20"/>
           <w:szCs w:val="20"/>
         </w:rPr>
-        <w:tab/>
-        <w:t>LtIgnitions</w:t>
-      </w:r>
+      </w:pPr>
       <w:r>
         <w:rPr>
           <w:rFonts w:ascii="Courier New" w:hAnsi="Courier New" w:cs="Courier New"/>
           <w:sz w:val="20"/>
           <w:szCs w:val="20"/>
         </w:rPr>
-        <w:t xml:space="preserve">3.img </w:t>
-      </w:r>
-    </w:p>
-    <w:p>
-      <w:pPr>
-        <w:pStyle w:val="textbody"/>
+        <w:t>5</w:t>
+      </w:r>
+      <w:r>
         <w:rPr>
           <w:rFonts w:ascii="Courier New" w:hAnsi="Courier New" w:cs="Courier New"/>
           <w:sz w:val="20"/>
           <w:szCs w:val="20"/>
         </w:rPr>
-      </w:pPr>
+        <w:tab/>
+      </w:r>
       <w:r>
         <w:rPr>
           <w:rFonts w:ascii="Courier New" w:hAnsi="Courier New" w:cs="Courier New"/>
           <w:sz w:val="20"/>
           <w:szCs w:val="20"/>
         </w:rPr>
-        <w:t>5</w:t>
+        <w:tab/>
+        <w:t>LtIgnitions5</w:t>
       </w:r>
       <w:r>
         <w:rPr>
@@ -13058,42 +12860,42 @@
           <w:sz w:val="20"/>
           <w:szCs w:val="20"/>
         </w:rPr>
-        <w:tab/>
-      </w:r>
-      <w:r>
+        <w:t xml:space="preserve">.img </w:t>
+      </w:r>
+    </w:p>
+    <w:p>
+      <w:pPr>
+        <w:pStyle w:val="textbody"/>
         <w:rPr>
           <w:rFonts w:ascii="Courier New" w:hAnsi="Courier New" w:cs="Courier New"/>
           <w:sz w:val="20"/>
           <w:szCs w:val="20"/>
         </w:rPr>
-        <w:tab/>
-        <w:t>LtIgnitions5</w:t>
-      </w:r>
+      </w:pPr>
       <w:r>
         <w:rPr>
           <w:rFonts w:ascii="Courier New" w:hAnsi="Courier New" w:cs="Courier New"/>
           <w:sz w:val="20"/>
           <w:szCs w:val="20"/>
         </w:rPr>
-        <w:t xml:space="preserve">.img </w:t>
-      </w:r>
-    </w:p>
-    <w:p>
-      <w:pPr>
-        <w:pStyle w:val="textbody"/>
+        <w:t>13</w:t>
+      </w:r>
+      <w:r>
         <w:rPr>
           <w:rFonts w:ascii="Courier New" w:hAnsi="Courier New" w:cs="Courier New"/>
           <w:sz w:val="20"/>
           <w:szCs w:val="20"/>
         </w:rPr>
-      </w:pPr>
+        <w:tab/>
+      </w:r>
       <w:r>
         <w:rPr>
           <w:rFonts w:ascii="Courier New" w:hAnsi="Courier New" w:cs="Courier New"/>
           <w:sz w:val="20"/>
           <w:szCs w:val="20"/>
         </w:rPr>
-        <w:t>13</w:t>
+        <w:tab/>
+        <w:t>LtIgnitions1</w:t>
       </w:r>
       <w:r>
         <w:rPr>
@@ -13101,111 +12903,105 @@
           <w:sz w:val="20"/>
           <w:szCs w:val="20"/>
         </w:rPr>
-        <w:tab/>
-      </w:r>
-      <w:r>
+        <w:t>3.img</w:t>
+      </w:r>
+    </w:p>
+    <w:p>
+      <w:pPr>
+        <w:pStyle w:val="Heading2"/>
+        <w:spacing w:after="120"/>
+      </w:pPr>
+      <w:bookmarkStart w:id="45" w:name="_Toc235010975"/>
+      <w:r>
+        <w:t>RxIgnitionsMap</w:t>
+      </w:r>
+      <w:bookmarkEnd w:id="45"/>
+    </w:p>
+    <w:p>
+      <w:pPr>
+        <w:pStyle w:val="textbody"/>
+      </w:pPr>
+      <w:r>
+        <w:t xml:space="preserve">This parameter specifies a raster map </w:t>
+      </w:r>
+      <w:r>
+        <w:t xml:space="preserve">that ranks </w:t>
+      </w:r>
+      <w:r>
+        <w:t xml:space="preserve">where prescribed fire </w:t>
+      </w:r>
+      <w:r>
+        <w:t xml:space="preserve">will </w:t>
+      </w:r>
+      <w:r>
+        <w:t xml:space="preserve">occur.  </w:t>
+      </w:r>
+      <w:r>
+        <w:t>See the entry for Accidental Ignitions Map for further details.</w:t>
+      </w:r>
+    </w:p>
+    <w:p>
+      <w:pPr>
+        <w:pStyle w:val="Heading2"/>
+        <w:spacing w:after="120"/>
+      </w:pPr>
+      <w:bookmarkStart w:id="46" w:name="_Toc235010976"/>
+      <w:r>
+        <w:t>DynamicRxIgnitionMaps (Optional)</w:t>
+      </w:r>
+      <w:bookmarkEnd w:id="46"/>
+    </w:p>
+    <w:p>
+      <w:pPr>
+        <w:pStyle w:val="textbody"/>
+      </w:pPr>
+      <w:r>
+        <w:t xml:space="preserve">This </w:t>
+      </w:r>
+      <w:r>
+        <w:rPr>
+          <w:b/>
+        </w:rPr>
+        <w:t>optional table</w:t>
+      </w:r>
+      <w:r>
+        <w:t xml:space="preserve"> allows you to change prescribed fire ignition maps for any given year.  The table contains </w:t>
+      </w:r>
+      <w:r>
+        <w:rPr>
+          <w:b/>
+        </w:rPr>
+        <w:t>simulation year</w:t>
+      </w:r>
+      <w:r>
+        <w:t xml:space="preserve"> and </w:t>
+      </w:r>
+      <w:r>
+        <w:rPr>
+          <w:b/>
+        </w:rPr>
+        <w:t>map name</w:t>
+      </w:r>
+      <w:r>
+        <w:t>, each pair on a separate line.</w:t>
+      </w:r>
+    </w:p>
+    <w:p>
+      <w:pPr>
+        <w:pStyle w:val="textbody"/>
         <w:rPr>
           <w:rFonts w:ascii="Courier New" w:hAnsi="Courier New" w:cs="Courier New"/>
           <w:sz w:val="20"/>
           <w:szCs w:val="20"/>
         </w:rPr>
-        <w:tab/>
-        <w:t>LtIgnitions1</w:t>
-      </w:r>
+      </w:pPr>
       <w:r>
         <w:rPr>
           <w:rFonts w:ascii="Courier New" w:hAnsi="Courier New" w:cs="Courier New"/>
           <w:sz w:val="20"/>
           <w:szCs w:val="20"/>
         </w:rPr>
-        <w:t>3.img</w:t>
-      </w:r>
-    </w:p>
-    <w:p>
-      <w:pPr>
-        <w:pStyle w:val="Heading2"/>
-        <w:spacing w:after="120"/>
-      </w:pPr>
-      <w:bookmarkStart w:id="45" w:name="_Toc235010975"/>
-      <w:proofErr w:type="spellStart"/>
-      <w:r>
-        <w:t>RxIgnitionsMap</w:t>
-      </w:r>
-      <w:bookmarkEnd w:id="45"/>
-      <w:proofErr w:type="spellEnd"/>
-    </w:p>
-    <w:p>
-      <w:pPr>
-        <w:pStyle w:val="textbody"/>
-      </w:pPr>
-      <w:r>
-        <w:t xml:space="preserve">This parameter specifies a raster map </w:t>
-      </w:r>
-      <w:r>
-        <w:t xml:space="preserve">that ranks </w:t>
-      </w:r>
-      <w:r>
-        <w:t xml:space="preserve">where prescribed fire </w:t>
-      </w:r>
-      <w:r>
-        <w:t xml:space="preserve">will </w:t>
-      </w:r>
-      <w:r>
-        <w:t xml:space="preserve">occur.  </w:t>
-      </w:r>
-      <w:r>
-        <w:t>See the entry for Accidental Ignitions Map for further details.</w:t>
-      </w:r>
-    </w:p>
-    <w:p>
-      <w:pPr>
-        <w:pStyle w:val="Heading2"/>
-        <w:spacing w:after="120"/>
-      </w:pPr>
-      <w:bookmarkStart w:id="46" w:name="_Toc235010976"/>
-      <w:proofErr w:type="spellStart"/>
-      <w:r>
-        <w:t>DynamicRxIgnitionMaps</w:t>
-      </w:r>
-      <w:proofErr w:type="spellEnd"/>
-      <w:r>
-        <w:t xml:space="preserve"> (Optional)</w:t>
-      </w:r>
-      <w:bookmarkEnd w:id="46"/>
-    </w:p>
-    <w:p>
-      <w:pPr>
-        <w:pStyle w:val="textbody"/>
-      </w:pPr>
-      <w:r>
-        <w:t xml:space="preserve">This </w:t>
-      </w:r>
-      <w:r>
-        <w:rPr>
-          <w:b/>
-        </w:rPr>
-        <w:t>optional table</w:t>
-      </w:r>
-      <w:r>
-        <w:t xml:space="preserve"> allows you to change prescribed fire ignition maps for any given year.  The table contains </w:t>
-      </w:r>
-      <w:r>
-        <w:rPr>
-          <w:b/>
-        </w:rPr>
-        <w:t>simulation year</w:t>
-      </w:r>
-      <w:r>
-        <w:t xml:space="preserve"> and </w:t>
-      </w:r>
-      <w:r>
-        <w:rPr>
-          <w:b/>
-        </w:rPr>
-        <w:t>map name</w:t>
-      </w:r>
-      <w:r>
-        <w:t>, each pair on a separate line.</w:t>
+        <w:t>DynamicRxIgnitionMaps &lt;&lt; Optional</w:t>
       </w:r>
     </w:p>
     <w:p>
@@ -13217,58 +13013,56 @@
           <w:szCs w:val="20"/>
         </w:rPr>
       </w:pPr>
-      <w:proofErr w:type="spellStart"/>
       <w:r>
         <w:rPr>
           <w:rFonts w:ascii="Courier New" w:hAnsi="Courier New" w:cs="Courier New"/>
           <w:sz w:val="20"/>
           <w:szCs w:val="20"/>
         </w:rPr>
-        <w:t>DynamicRxIgnitionMaps</w:t>
-      </w:r>
-      <w:proofErr w:type="spellEnd"/>
+        <w:t>3</w:t>
+      </w:r>
       <w:r>
         <w:rPr>
           <w:rFonts w:ascii="Courier New" w:hAnsi="Courier New" w:cs="Courier New"/>
           <w:sz w:val="20"/>
           <w:szCs w:val="20"/>
         </w:rPr>
-        <w:t xml:space="preserve"> &lt;&lt; Optional</w:t>
-      </w:r>
-    </w:p>
-    <w:p>
-      <w:pPr>
-        <w:pStyle w:val="textbody"/>
+        <w:tab/>
+      </w:r>
+      <w:r>
         <w:rPr>
           <w:rFonts w:ascii="Courier New" w:hAnsi="Courier New" w:cs="Courier New"/>
           <w:sz w:val="20"/>
           <w:szCs w:val="20"/>
         </w:rPr>
-      </w:pPr>
+        <w:tab/>
+        <w:t>RxIgnitions</w:t>
+      </w:r>
       <w:r>
         <w:rPr>
           <w:rFonts w:ascii="Courier New" w:hAnsi="Courier New" w:cs="Courier New"/>
           <w:sz w:val="20"/>
           <w:szCs w:val="20"/>
         </w:rPr>
-        <w:t>3</w:t>
-      </w:r>
-      <w:r>
+        <w:t xml:space="preserve">3.img </w:t>
+      </w:r>
+    </w:p>
+    <w:p>
+      <w:pPr>
+        <w:pStyle w:val="textbody"/>
         <w:rPr>
           <w:rFonts w:ascii="Courier New" w:hAnsi="Courier New" w:cs="Courier New"/>
           <w:sz w:val="20"/>
           <w:szCs w:val="20"/>
         </w:rPr>
-        <w:tab/>
-      </w:r>
+      </w:pPr>
       <w:r>
         <w:rPr>
           <w:rFonts w:ascii="Courier New" w:hAnsi="Courier New" w:cs="Courier New"/>
           <w:sz w:val="20"/>
           <w:szCs w:val="20"/>
         </w:rPr>
-        <w:tab/>
-        <w:t>RxIgnitions</w:t>
+        <w:t>5</w:t>
       </w:r>
       <w:r>
         <w:rPr>
@@ -13276,42 +13070,42 @@
           <w:sz w:val="20"/>
           <w:szCs w:val="20"/>
         </w:rPr>
-        <w:t xml:space="preserve">3.img </w:t>
-      </w:r>
-    </w:p>
-    <w:p>
-      <w:pPr>
-        <w:pStyle w:val="textbody"/>
+        <w:tab/>
+      </w:r>
+      <w:r>
         <w:rPr>
           <w:rFonts w:ascii="Courier New" w:hAnsi="Courier New" w:cs="Courier New"/>
           <w:sz w:val="20"/>
           <w:szCs w:val="20"/>
         </w:rPr>
-      </w:pPr>
+        <w:tab/>
+        <w:t>RxIgnitions5</w:t>
+      </w:r>
       <w:r>
         <w:rPr>
           <w:rFonts w:ascii="Courier New" w:hAnsi="Courier New" w:cs="Courier New"/>
           <w:sz w:val="20"/>
           <w:szCs w:val="20"/>
         </w:rPr>
-        <w:t>5</w:t>
-      </w:r>
-      <w:r>
+        <w:t xml:space="preserve">.img </w:t>
+      </w:r>
+    </w:p>
+    <w:p>
+      <w:pPr>
+        <w:pStyle w:val="textbody"/>
         <w:rPr>
           <w:rFonts w:ascii="Courier New" w:hAnsi="Courier New" w:cs="Courier New"/>
           <w:sz w:val="20"/>
           <w:szCs w:val="20"/>
         </w:rPr>
-        <w:tab/>
-      </w:r>
+      </w:pPr>
       <w:r>
         <w:rPr>
           <w:rFonts w:ascii="Courier New" w:hAnsi="Courier New" w:cs="Courier New"/>
           <w:sz w:val="20"/>
           <w:szCs w:val="20"/>
         </w:rPr>
-        <w:tab/>
-        <w:t>RxIgnitions5</w:t>
+        <w:t>13</w:t>
       </w:r>
       <w:r>
         <w:rPr>
@@ -13319,42 +13113,186 @@
           <w:sz w:val="20"/>
           <w:szCs w:val="20"/>
         </w:rPr>
-        <w:t xml:space="preserve">.img </w:t>
-      </w:r>
-    </w:p>
-    <w:p>
-      <w:pPr>
-        <w:pStyle w:val="textbody"/>
+        <w:tab/>
+      </w:r>
+      <w:r>
         <w:rPr>
           <w:rFonts w:ascii="Courier New" w:hAnsi="Courier New" w:cs="Courier New"/>
           <w:sz w:val="20"/>
           <w:szCs w:val="20"/>
         </w:rPr>
-      </w:pPr>
+        <w:tab/>
+        <w:t>RxIgnitions1</w:t>
+      </w:r>
       <w:r>
         <w:rPr>
           <w:rFonts w:ascii="Courier New" w:hAnsi="Courier New" w:cs="Courier New"/>
           <w:sz w:val="20"/>
           <w:szCs w:val="20"/>
         </w:rPr>
-        <w:t>13</w:t>
-      </w:r>
-      <w:r>
+        <w:t>3.img</w:t>
+      </w:r>
+    </w:p>
+    <w:p>
+      <w:pPr>
+        <w:pStyle w:val="Heading2"/>
+        <w:spacing w:after="120"/>
+      </w:pPr>
+      <w:bookmarkStart w:id="47" w:name="_Toc235010977"/>
+      <w:r>
+        <w:lastRenderedPageBreak/>
+        <w:t>AccidentalSuppressionMap</w:t>
+      </w:r>
+      <w:bookmarkEnd w:id="47"/>
+    </w:p>
+    <w:p>
+      <w:pPr>
+        <w:pStyle w:val="textbody"/>
+      </w:pPr>
+      <w:r>
+        <w:t>This parameter specifies a raster map to represent where and how accidental fires are suppressed.  The map units are integers and should only include:  0, 1, 2, 3, indicating no suppression, light, moderate, and maximal suppression</w:t>
+      </w:r>
+      <w:r>
+        <w:t xml:space="preserve"> </w:t>
+      </w:r>
+      <w:r>
+        <w:t>is possible. This relates to the possible suppression probabilities listed in 2.5</w:t>
+      </w:r>
+      <w:r>
+        <w:t>5</w:t>
+      </w:r>
+      <w:r>
+        <w:t xml:space="preserve"> SuppresionTable.   </w:t>
+      </w:r>
+    </w:p>
+    <w:p>
+      <w:pPr>
+        <w:pStyle w:val="Heading2"/>
+        <w:spacing w:after="120"/>
+      </w:pPr>
+      <w:bookmarkStart w:id="48" w:name="_Toc235010978"/>
+      <w:r>
+        <w:t>LightningSuppressionMap</w:t>
+      </w:r>
+      <w:bookmarkEnd w:id="48"/>
+    </w:p>
+    <w:p>
+      <w:pPr>
+        <w:pStyle w:val="textbody"/>
+      </w:pPr>
+      <w:r>
+        <w:t>This parameter specifies a raster map to represent where and how lightning fires are suppressed.  The map units are integers and should only include:  0, 1, 2, 3, indicating no suppression, light, moderate, and maximal suppression</w:t>
+      </w:r>
+      <w:r>
+        <w:t xml:space="preserve"> </w:t>
+      </w:r>
+      <w:r>
+        <w:t>is possible. This relates to the possible suppression probabilities listed in 2.5</w:t>
+      </w:r>
+      <w:r>
+        <w:t>5</w:t>
+      </w:r>
+      <w:r>
+        <w:t xml:space="preserve"> SuppresionTable.   </w:t>
+      </w:r>
+      <w:r>
+        <w:t xml:space="preserve"> </w:t>
+      </w:r>
+    </w:p>
+    <w:p>
+      <w:pPr>
+        <w:pStyle w:val="Heading2"/>
+        <w:spacing w:after="120"/>
+      </w:pPr>
+      <w:bookmarkStart w:id="49" w:name="_Toc235010979"/>
+      <w:r>
+        <w:t>RxSuppressionMap</w:t>
+      </w:r>
+      <w:bookmarkEnd w:id="49"/>
+    </w:p>
+    <w:p>
+      <w:pPr>
+        <w:pStyle w:val="textbody"/>
+      </w:pPr>
+      <w:r>
+        <w:t>This parameter specifies a raster map to represent where and how prescribed fires are suppressed.  The map units are integers and should only include:  0, 1, 2, 3, indicating no suppression, light, moderate, and maximal suppression</w:t>
+      </w:r>
+      <w:r>
+        <w:t xml:space="preserve"> </w:t>
+      </w:r>
+      <w:r>
+        <w:t>is possible. This relates to the possible suppression probabilities listed in 2.5</w:t>
+      </w:r>
+      <w:r>
+        <w:t>5</w:t>
+      </w:r>
+      <w:r>
+        <w:t xml:space="preserve"> SuppresionTable.   </w:t>
+      </w:r>
+    </w:p>
+    <w:p>
+      <w:pPr>
+        <w:pStyle w:val="Heading2"/>
+        <w:spacing w:after="120"/>
+      </w:pPr>
+      <w:bookmarkStart w:id="50" w:name="_Toc235010980"/>
+      <w:bookmarkStart w:id="51" w:name="_Ref272935732"/>
+      <w:r>
+        <w:t>DynamicAccidentalSuppressionMaps (Optional)</w:t>
+      </w:r>
+      <w:bookmarkEnd w:id="50"/>
+    </w:p>
+    <w:p>
+      <w:pPr>
+        <w:pStyle w:val="textbody"/>
+      </w:pPr>
+      <w:r>
+        <w:t xml:space="preserve">This </w:t>
+      </w:r>
+      <w:r>
+        <w:rPr>
+          <w:b/>
+        </w:rPr>
+        <w:t>optional table</w:t>
+      </w:r>
+      <w:r>
+        <w:t xml:space="preserve"> allows you to change accidental suppression maps for any given year.  The table contains </w:t>
+      </w:r>
+      <w:r>
+        <w:rPr>
+          <w:b/>
+        </w:rPr>
+        <w:t>simulation year</w:t>
+      </w:r>
+      <w:r>
+        <w:t xml:space="preserve"> and </w:t>
+      </w:r>
+      <w:r>
+        <w:rPr>
+          <w:b/>
+        </w:rPr>
+        <w:t>map name</w:t>
+      </w:r>
+      <w:r>
+        <w:t>, each pair on a separate line.</w:t>
+      </w:r>
+    </w:p>
+    <w:p>
+      <w:pPr>
+        <w:pStyle w:val="textbody"/>
         <w:rPr>
           <w:rFonts w:ascii="Courier New" w:hAnsi="Courier New" w:cs="Courier New"/>
           <w:sz w:val="20"/>
           <w:szCs w:val="20"/>
         </w:rPr>
-        <w:tab/>
-      </w:r>
+      </w:pPr>
       <w:r>
         <w:rPr>
           <w:rFonts w:ascii="Courier New" w:hAnsi="Courier New" w:cs="Courier New"/>
           <w:sz w:val="20"/>
           <w:szCs w:val="20"/>
         </w:rPr>
-        <w:tab/>
-        <w:t>RxIgnitions1</w:t>
+        <w:t>Dynamic</w:t>
       </w:r>
       <w:r>
         <w:rPr>
@@ -13362,213 +13300,33 @@
           <w:sz w:val="20"/>
           <w:szCs w:val="20"/>
         </w:rPr>
-        <w:t>3.img</w:t>
-      </w:r>
-    </w:p>
-    <w:p>
-      <w:pPr>
-        <w:pStyle w:val="Heading2"/>
-        <w:spacing w:after="120"/>
-      </w:pPr>
-      <w:bookmarkStart w:id="47" w:name="_Toc235010977"/>
-      <w:proofErr w:type="spellStart"/>
-      <w:r>
-        <w:lastRenderedPageBreak/>
-        <w:t>AccidentalSuppressionMap</w:t>
-      </w:r>
-      <w:bookmarkEnd w:id="47"/>
-      <w:proofErr w:type="spellEnd"/>
-    </w:p>
-    <w:p>
-      <w:pPr>
-        <w:pStyle w:val="textbody"/>
-      </w:pPr>
-      <w:r>
-        <w:t>This parameter specifies a raster map to represent where and how accidental fires are suppressed.  The map units are integers and should only include:  0, 1, 2, 3, indicating no suppression, light, moderate, and maximal suppression</w:t>
-      </w:r>
-      <w:r>
-        <w:t xml:space="preserve"> </w:t>
-      </w:r>
-      <w:r>
-        <w:t>is possible. This relates to the possible suppression probabilities listed in 2.5</w:t>
-      </w:r>
-      <w:r>
-        <w:t>5</w:t>
-      </w:r>
-      <w:r>
-        <w:t xml:space="preserve"> </w:t>
-      </w:r>
-      <w:proofErr w:type="spellStart"/>
-      <w:r>
-        <w:t>SuppresionTable</w:t>
-      </w:r>
-      <w:proofErr w:type="spellEnd"/>
-      <w:r>
-        <w:t xml:space="preserve">.   </w:t>
-      </w:r>
-    </w:p>
-    <w:p>
-      <w:pPr>
-        <w:pStyle w:val="Heading2"/>
-        <w:spacing w:after="120"/>
-      </w:pPr>
-      <w:bookmarkStart w:id="48" w:name="_Toc235010978"/>
-      <w:proofErr w:type="spellStart"/>
-      <w:r>
-        <w:t>LightningSuppressionMap</w:t>
-      </w:r>
-      <w:bookmarkEnd w:id="48"/>
-      <w:proofErr w:type="spellEnd"/>
-    </w:p>
-    <w:p>
-      <w:pPr>
-        <w:pStyle w:val="textbody"/>
-      </w:pPr>
-      <w:r>
-        <w:t>This parameter specifies a raster map to represent where and how lightning fires are suppressed.  The map units are integers and should only include:  0, 1, 2, 3, indicating no suppression, light, moderate, and maximal suppression</w:t>
-      </w:r>
-      <w:r>
-        <w:t xml:space="preserve"> </w:t>
-      </w:r>
-      <w:r>
-        <w:t>is possible. This relates to the possible suppression probabilities listed in 2.5</w:t>
-      </w:r>
-      <w:r>
-        <w:t>5</w:t>
-      </w:r>
-      <w:r>
-        <w:t xml:space="preserve"> </w:t>
-      </w:r>
-      <w:proofErr w:type="spellStart"/>
-      <w:r>
-        <w:t>SuppresionTable</w:t>
-      </w:r>
-      <w:proofErr w:type="spellEnd"/>
-      <w:r>
-        <w:t xml:space="preserve">.   </w:t>
-      </w:r>
-      <w:r>
-        <w:t xml:space="preserve"> </w:t>
-      </w:r>
-    </w:p>
-    <w:p>
-      <w:pPr>
-        <w:pStyle w:val="Heading2"/>
-        <w:spacing w:after="120"/>
-      </w:pPr>
-      <w:bookmarkStart w:id="49" w:name="_Toc235010979"/>
-      <w:proofErr w:type="spellStart"/>
-      <w:r>
-        <w:t>RxSuppressionMap</w:t>
-      </w:r>
-      <w:bookmarkEnd w:id="49"/>
-      <w:proofErr w:type="spellEnd"/>
-    </w:p>
-    <w:p>
-      <w:pPr>
-        <w:pStyle w:val="textbody"/>
-      </w:pPr>
-      <w:r>
-        <w:t>This parameter specifies a raster map to represent where and how prescribed fires are suppressed.  The map units are integers and should only include:  0, 1, 2, 3, indicating no suppression, light, moderate, and maximal suppression</w:t>
-      </w:r>
-      <w:r>
-        <w:t xml:space="preserve"> </w:t>
-      </w:r>
-      <w:r>
-        <w:t>is possible. This relates to the possible suppression probabilities listed in 2.5</w:t>
-      </w:r>
-      <w:r>
-        <w:t>5</w:t>
-      </w:r>
-      <w:r>
-        <w:t xml:space="preserve"> </w:t>
-      </w:r>
-      <w:proofErr w:type="spellStart"/>
-      <w:r>
-        <w:t>SuppresionTable</w:t>
-      </w:r>
-      <w:proofErr w:type="spellEnd"/>
-      <w:r>
-        <w:t xml:space="preserve">.   </w:t>
-      </w:r>
-    </w:p>
-    <w:p>
-      <w:pPr>
-        <w:pStyle w:val="Heading2"/>
-        <w:spacing w:after="120"/>
-      </w:pPr>
-      <w:bookmarkStart w:id="50" w:name="_Ref272935732"/>
-      <w:bookmarkStart w:id="51" w:name="_Toc235010980"/>
-      <w:proofErr w:type="spellStart"/>
-      <w:r>
-        <w:t>DynamicAccidentalSuppressionMaps</w:t>
-      </w:r>
-      <w:proofErr w:type="spellEnd"/>
-      <w:r>
-        <w:t xml:space="preserve"> (Optional)</w:t>
-      </w:r>
-      <w:bookmarkEnd w:id="51"/>
-    </w:p>
-    <w:p>
-      <w:pPr>
-        <w:pStyle w:val="textbody"/>
-      </w:pPr>
-      <w:r>
-        <w:t xml:space="preserve">This </w:t>
-      </w:r>
-      <w:r>
-        <w:rPr>
-          <w:b/>
-        </w:rPr>
-        <w:t>optional table</w:t>
-      </w:r>
-      <w:r>
-        <w:t xml:space="preserve"> allows you to change accidental suppression maps for any given year.  The table contains </w:t>
-      </w:r>
-      <w:r>
-        <w:rPr>
-          <w:b/>
-        </w:rPr>
-        <w:t>simulation year</w:t>
-      </w:r>
-      <w:r>
-        <w:t xml:space="preserve"> and </w:t>
-      </w:r>
-      <w:r>
-        <w:rPr>
-          <w:b/>
-        </w:rPr>
-        <w:t>map name</w:t>
-      </w:r>
-      <w:r>
-        <w:t>, each pair on a separate line.</w:t>
-      </w:r>
-    </w:p>
-    <w:p>
-      <w:pPr>
-        <w:pStyle w:val="textbody"/>
+        <w:t>AccidentalSuppression</w:t>
+      </w:r>
+      <w:r>
         <w:rPr>
           <w:rFonts w:ascii="Courier New" w:hAnsi="Courier New" w:cs="Courier New"/>
           <w:sz w:val="20"/>
           <w:szCs w:val="20"/>
         </w:rPr>
-      </w:pPr>
-      <w:proofErr w:type="spellStart"/>
-      <w:r>
+        <w:t>Maps &lt;&lt; Optional</w:t>
+      </w:r>
+    </w:p>
+    <w:p>
+      <w:pPr>
+        <w:pStyle w:val="textbody"/>
         <w:rPr>
           <w:rFonts w:ascii="Courier New" w:hAnsi="Courier New" w:cs="Courier New"/>
           <w:sz w:val="20"/>
           <w:szCs w:val="20"/>
         </w:rPr>
-        <w:t>Dynamic</w:t>
-      </w:r>
+      </w:pPr>
       <w:r>
         <w:rPr>
           <w:rFonts w:ascii="Courier New" w:hAnsi="Courier New" w:cs="Courier New"/>
           <w:sz w:val="20"/>
           <w:szCs w:val="20"/>
         </w:rPr>
-        <w:t>AccidentalSuppression</w:t>
+        <w:t>3</w:t>
       </w:r>
       <w:r>
         <w:rPr>
@@ -13576,42 +13334,42 @@
           <w:sz w:val="20"/>
           <w:szCs w:val="20"/>
         </w:rPr>
-        <w:t>Maps</w:t>
-      </w:r>
-      <w:proofErr w:type="spellEnd"/>
+        <w:tab/>
+      </w:r>
       <w:r>
         <w:rPr>
           <w:rFonts w:ascii="Courier New" w:hAnsi="Courier New" w:cs="Courier New"/>
           <w:sz w:val="20"/>
           <w:szCs w:val="20"/>
         </w:rPr>
-        <w:t xml:space="preserve"> &lt;&lt; Optional</w:t>
-      </w:r>
-    </w:p>
-    <w:p>
-      <w:pPr>
-        <w:pStyle w:val="textbody"/>
+        <w:tab/>
+        <w:t>AccSupp</w:t>
+      </w:r>
+      <w:r>
         <w:rPr>
           <w:rFonts w:ascii="Courier New" w:hAnsi="Courier New" w:cs="Courier New"/>
           <w:sz w:val="20"/>
           <w:szCs w:val="20"/>
         </w:rPr>
-      </w:pPr>
-      <w:r>
+        <w:t xml:space="preserve">3.img </w:t>
+      </w:r>
+    </w:p>
+    <w:p>
+      <w:pPr>
+        <w:pStyle w:val="textbody"/>
         <w:rPr>
           <w:rFonts w:ascii="Courier New" w:hAnsi="Courier New" w:cs="Courier New"/>
           <w:sz w:val="20"/>
           <w:szCs w:val="20"/>
         </w:rPr>
-        <w:t>3</w:t>
-      </w:r>
+      </w:pPr>
       <w:r>
         <w:rPr>
           <w:rFonts w:ascii="Courier New" w:hAnsi="Courier New" w:cs="Courier New"/>
           <w:sz w:val="20"/>
           <w:szCs w:val="20"/>
         </w:rPr>
-        <w:tab/>
+        <w:t>5</w:t>
       </w:r>
       <w:r>
         <w:rPr>
@@ -13620,7 +13378,6 @@
           <w:szCs w:val="20"/>
         </w:rPr>
         <w:tab/>
-        <w:t>AccSupp</w:t>
       </w:r>
       <w:r>
         <w:rPr>
@@ -13628,33 +13385,34 @@
           <w:sz w:val="20"/>
           <w:szCs w:val="20"/>
         </w:rPr>
-        <w:t xml:space="preserve">3.img </w:t>
-      </w:r>
-    </w:p>
-    <w:p>
-      <w:pPr>
-        <w:pStyle w:val="textbody"/>
+        <w:tab/>
+        <w:t>AccSupp5</w:t>
+      </w:r>
+      <w:r>
         <w:rPr>
           <w:rFonts w:ascii="Courier New" w:hAnsi="Courier New" w:cs="Courier New"/>
           <w:sz w:val="20"/>
           <w:szCs w:val="20"/>
         </w:rPr>
-      </w:pPr>
-      <w:r>
+        <w:t xml:space="preserve">.img </w:t>
+      </w:r>
+    </w:p>
+    <w:p>
+      <w:pPr>
+        <w:pStyle w:val="textbody"/>
         <w:rPr>
           <w:rFonts w:ascii="Courier New" w:hAnsi="Courier New" w:cs="Courier New"/>
           <w:sz w:val="20"/>
           <w:szCs w:val="20"/>
         </w:rPr>
-        <w:t>5</w:t>
-      </w:r>
+      </w:pPr>
       <w:r>
         <w:rPr>
           <w:rFonts w:ascii="Courier New" w:hAnsi="Courier New" w:cs="Courier New"/>
           <w:sz w:val="20"/>
           <w:szCs w:val="20"/>
         </w:rPr>
-        <w:tab/>
+        <w:t>13</w:t>
       </w:r>
       <w:r>
         <w:rPr>
@@ -13663,7 +13421,6 @@
           <w:szCs w:val="20"/>
         </w:rPr>
         <w:tab/>
-        <w:t>AccSupp5</w:t>
       </w:r>
       <w:r>
         <w:rPr>
@@ -13671,49 +13428,15 @@
           <w:sz w:val="20"/>
           <w:szCs w:val="20"/>
         </w:rPr>
-        <w:t xml:space="preserve">.img </w:t>
-      </w:r>
-    </w:p>
-    <w:p>
-      <w:pPr>
-        <w:pStyle w:val="textbody"/>
+        <w:tab/>
+        <w:t>AccSupp1</w:t>
+      </w:r>
+      <w:r>
         <w:rPr>
           <w:rFonts w:ascii="Courier New" w:hAnsi="Courier New" w:cs="Courier New"/>
           <w:sz w:val="20"/>
           <w:szCs w:val="20"/>
         </w:rPr>
-      </w:pPr>
-      <w:r>
-        <w:rPr>
-          <w:rFonts w:ascii="Courier New" w:hAnsi="Courier New" w:cs="Courier New"/>
-          <w:sz w:val="20"/>
-          <w:szCs w:val="20"/>
-        </w:rPr>
-        <w:t>13</w:t>
-      </w:r>
-      <w:r>
-        <w:rPr>
-          <w:rFonts w:ascii="Courier New" w:hAnsi="Courier New" w:cs="Courier New"/>
-          <w:sz w:val="20"/>
-          <w:szCs w:val="20"/>
-        </w:rPr>
-        <w:tab/>
-      </w:r>
-      <w:r>
-        <w:rPr>
-          <w:rFonts w:ascii="Courier New" w:hAnsi="Courier New" w:cs="Courier New"/>
-          <w:sz w:val="20"/>
-          <w:szCs w:val="20"/>
-        </w:rPr>
-        <w:tab/>
-        <w:t>AccSupp1</w:t>
-      </w:r>
-      <w:r>
-        <w:rPr>
-          <w:rFonts w:ascii="Courier New" w:hAnsi="Courier New" w:cs="Courier New"/>
-          <w:sz w:val="20"/>
-          <w:szCs w:val="20"/>
-        </w:rPr>
         <w:t>3.img</w:t>
       </w:r>
     </w:p>
@@ -13723,16 +13446,14 @@
         <w:spacing w:after="120"/>
       </w:pPr>
       <w:bookmarkStart w:id="52" w:name="_Toc235010981"/>
-      <w:proofErr w:type="spellStart"/>
       <w:r>
         <w:t>GroundSlopeFile</w:t>
       </w:r>
       <w:bookmarkEnd w:id="52"/>
-      <w:proofErr w:type="spellEnd"/>
       <w:r>
         <w:t xml:space="preserve"> </w:t>
       </w:r>
-      <w:bookmarkEnd w:id="50"/>
+      <w:bookmarkEnd w:id="51"/>
     </w:p>
     <w:p>
       <w:pPr>
@@ -13770,13 +13491,11 @@
       </w:pPr>
       <w:bookmarkStart w:id="53" w:name="_Ref272935725"/>
       <w:bookmarkStart w:id="54" w:name="_Toc235010982"/>
-      <w:proofErr w:type="spellStart"/>
       <w:r>
         <w:t>UphillSlopeAzimuthMap</w:t>
       </w:r>
       <w:bookmarkEnd w:id="53"/>
       <w:bookmarkEnd w:id="54"/>
-      <w:proofErr w:type="spellEnd"/>
     </w:p>
     <w:p>
       <w:pPr>
@@ -13913,12 +13632,10 @@
         <w:pStyle w:val="Heading2"/>
       </w:pPr>
       <w:bookmarkStart w:id="60" w:name="_Toc235010988"/>
-      <w:proofErr w:type="spellStart"/>
       <w:r>
         <w:t>IgnitionDistribution</w:t>
       </w:r>
       <w:bookmarkEnd w:id="60"/>
-      <w:proofErr w:type="spellEnd"/>
     </w:p>
     <w:p>
       <w:pPr>
@@ -13927,11 +13644,9 @@
       <w:r>
         <w:t xml:space="preserve">This parameter indicates to the model which ignition sub-model you are using either, </w:t>
       </w:r>
-      <w:proofErr w:type="spellStart"/>
       <w:r>
         <w:t>ZeroInflatedPoisson</w:t>
       </w:r>
-      <w:proofErr w:type="spellEnd"/>
       <w:r>
         <w:t xml:space="preserve"> or Poisson</w:t>
       </w:r>
@@ -14050,28 +13765,18 @@
         <w:spacing w:after="120"/>
       </w:pPr>
       <w:bookmarkStart w:id="65" w:name="_Toc235010993"/>
-      <w:proofErr w:type="spellStart"/>
       <w:r>
         <w:lastRenderedPageBreak/>
         <w:t>MaximumFineFuels</w:t>
       </w:r>
       <w:bookmarkEnd w:id="65"/>
-      <w:proofErr w:type="spellEnd"/>
     </w:p>
     <w:p>
       <w:pPr>
         <w:pStyle w:val="textbody"/>
       </w:pPr>
       <w:r>
-        <w:t xml:space="preserve">This is the maximum </w:t>
-      </w:r>
-      <w:proofErr w:type="gramStart"/>
-      <w:r>
-        <w:t>amount</w:t>
-      </w:r>
-      <w:proofErr w:type="gramEnd"/>
-      <w:r>
-        <w:t xml:space="preserve"> of fine fuels (g m</w:t>
+        <w:t>This is the maximum amount of fine fuels (g m</w:t>
       </w:r>
       <w:r>
         <w:rPr>
@@ -14158,19 +13863,32 @@
         <w:spacing w:after="120"/>
       </w:pPr>
       <w:bookmarkStart w:id="66" w:name="_Toc235010994"/>
-      <w:proofErr w:type="spellStart"/>
       <w:r>
         <w:t>MaximumRxWindSpeed</w:t>
       </w:r>
       <w:bookmarkEnd w:id="66"/>
-      <w:proofErr w:type="spellEnd"/>
     </w:p>
     <w:p>
       <w:pPr>
         <w:pStyle w:val="textbody"/>
       </w:pPr>
       <w:r>
-        <w:t xml:space="preserve">The maximum wind speed under which prescribed fires will be </w:t>
+        <w:t xml:space="preserve">The maximum wind speed </w:t>
+      </w:r>
+      <w:r>
+        <w:t>(m second</w:t>
+      </w:r>
+      <w:r>
+        <w:rPr>
+          <w:vertAlign w:val="superscript"/>
+        </w:rPr>
+        <w:t>-1</w:t>
+      </w:r>
+      <w:r>
+        <w:t xml:space="preserve">) </w:t>
+      </w:r>
+      <w:r>
+        <w:t xml:space="preserve">under which prescribed fires will be </w:t>
       </w:r>
       <w:r>
         <w:t xml:space="preserve">ignited </w:t>
@@ -14185,11 +13903,9 @@
         <w:spacing w:after="120"/>
       </w:pPr>
       <w:bookmarkStart w:id="67" w:name="_Toc235010995"/>
-      <w:proofErr w:type="spellStart"/>
       <w:r>
         <w:t>MaximumRxFireWeatherIndex</w:t>
       </w:r>
-      <w:proofErr w:type="spellEnd"/>
       <w:r>
         <w:t xml:space="preserve"> (Optional)</w:t>
       </w:r>
@@ -14209,11 +13925,9 @@
         <w:spacing w:after="120"/>
       </w:pPr>
       <w:bookmarkStart w:id="68" w:name="_Toc235010996"/>
-      <w:proofErr w:type="spellStart"/>
       <w:r>
         <w:t>MinimumRxFireWeatherIndex</w:t>
       </w:r>
-      <w:proofErr w:type="spellEnd"/>
       <w:r>
         <w:t xml:space="preserve"> (Optional)</w:t>
       </w:r>
@@ -14224,15 +13938,7 @@
         <w:pStyle w:val="textbody"/>
       </w:pPr>
       <w:r>
-        <w:t xml:space="preserve">The minimum Fire Weather Index under which prescribed fires will be put on the landscape.  </w:t>
-      </w:r>
-      <w:proofErr w:type="gramStart"/>
-      <w:r>
-        <w:t>Typically</w:t>
-      </w:r>
-      <w:proofErr w:type="gramEnd"/>
-      <w:r>
-        <w:t xml:space="preserve"> prescribed fires will </w:t>
+        <w:t xml:space="preserve">The minimum Fire Weather Index under which prescribed fires will be put on the landscape.  Typically prescribed fires will </w:t>
       </w:r>
       <w:r>
         <w:rPr>
@@ -14250,34 +13956,21 @@
         <w:spacing w:after="120"/>
       </w:pPr>
       <w:bookmarkStart w:id="69" w:name="EcoTable"/>
-      <w:bookmarkStart w:id="70" w:name="_Toc136162638"/>
-      <w:bookmarkStart w:id="71" w:name="_Toc235010997"/>
-      <w:bookmarkEnd w:id="43"/>
+      <w:bookmarkStart w:id="70" w:name="_Toc235010997"/>
+      <w:bookmarkStart w:id="71" w:name="_Toc136162638"/>
+      <w:bookmarkEnd w:id="44"/>
       <w:bookmarkEnd w:id="69"/>
-      <w:proofErr w:type="spellStart"/>
-      <w:r>
-        <w:t>MaximumRxTemperture</w:t>
-      </w:r>
-      <w:proofErr w:type="spellEnd"/>
-      <w:r>
-        <w:t xml:space="preserve"> (Optional)</w:t>
-      </w:r>
-      <w:bookmarkEnd w:id="71"/>
+      <w:r>
+        <w:t>MaximumRxTemperture (Optional)</w:t>
+      </w:r>
+      <w:bookmarkEnd w:id="70"/>
     </w:p>
     <w:p>
       <w:pPr>
         <w:pStyle w:val="textbody"/>
       </w:pPr>
       <w:r>
-        <w:t xml:space="preserve">The maximum temperature (Celsius) under which prescribed fires </w:t>
-      </w:r>
-      <w:proofErr w:type="gramStart"/>
-      <w:r>
-        <w:t>will occur</w:t>
-      </w:r>
-      <w:proofErr w:type="gramEnd"/>
-      <w:r>
-        <w:t>.</w:t>
+        <w:t>The maximum temperature (Celsius) under which prescribed fires will occur.</w:t>
       </w:r>
     </w:p>
     <w:p>
@@ -14286,13 +13979,8 @@
         <w:spacing w:after="120"/>
       </w:pPr>
       <w:bookmarkStart w:id="72" w:name="_Toc235010998"/>
-      <w:proofErr w:type="spellStart"/>
-      <w:r>
-        <w:t>MinimumRxRelativeHumidity</w:t>
-      </w:r>
-      <w:proofErr w:type="spellEnd"/>
-      <w:r>
-        <w:t xml:space="preserve"> (Optional)</w:t>
+      <w:r>
+        <w:t>MinimumRxRelativeHumidity (Optional)</w:t>
       </w:r>
       <w:bookmarkEnd w:id="72"/>
     </w:p>
@@ -14310,7 +13998,6 @@
         <w:spacing w:after="120"/>
       </w:pPr>
       <w:bookmarkStart w:id="73" w:name="_Toc235010999"/>
-      <w:proofErr w:type="spellStart"/>
       <w:r>
         <w:t>MaximumRXFireInte</w:t>
       </w:r>
@@ -14321,7 +14008,6 @@
         <w:t>ity</w:t>
       </w:r>
       <w:bookmarkEnd w:id="73"/>
-      <w:proofErr w:type="spellEnd"/>
     </w:p>
     <w:p>
       <w:pPr>
@@ -14353,13 +14039,8 @@
         </w:rPr>
         <w:t>Note</w:t>
       </w:r>
-      <w:proofErr w:type="gramStart"/>
-      <w:r>
-        <w:t>:  Although</w:t>
-      </w:r>
-      <w:proofErr w:type="gramEnd"/>
-      <w:r>
-        <w:t xml:space="preserve"> the meaning has changed to fire severity, the keyword remains the same.</w:t>
+      <w:r>
+        <w:t>:  Although the meaning has changed to fire severity, the keyword remains the same.</w:t>
       </w:r>
     </w:p>
     <w:p>
@@ -14368,12 +14049,10 @@
         <w:spacing w:after="120"/>
       </w:pPr>
       <w:bookmarkStart w:id="74" w:name="_Toc235011000"/>
-      <w:proofErr w:type="spellStart"/>
       <w:r>
         <w:t>NumberRxAnnualFires</w:t>
       </w:r>
       <w:bookmarkEnd w:id="74"/>
-      <w:proofErr w:type="spellEnd"/>
     </w:p>
     <w:p>
       <w:pPr>
@@ -14389,12 +14068,10 @@
         <w:spacing w:after="120"/>
       </w:pPr>
       <w:bookmarkStart w:id="75" w:name="_Toc235011001"/>
-      <w:proofErr w:type="spellStart"/>
       <w:r>
         <w:t>NumberRxDailyFires</w:t>
       </w:r>
       <w:bookmarkEnd w:id="75"/>
-      <w:proofErr w:type="spellEnd"/>
     </w:p>
     <w:p>
       <w:pPr>
@@ -14410,28 +14087,18 @@
         <w:spacing w:after="120"/>
       </w:pPr>
       <w:bookmarkStart w:id="76" w:name="_Toc235011002"/>
-      <w:proofErr w:type="spellStart"/>
       <w:r>
         <w:lastRenderedPageBreak/>
         <w:t>FirstDayRxFires</w:t>
       </w:r>
       <w:bookmarkEnd w:id="76"/>
-      <w:proofErr w:type="spellEnd"/>
     </w:p>
     <w:p>
       <w:pPr>
         <w:pStyle w:val="textbody"/>
       </w:pPr>
       <w:r>
-        <w:t xml:space="preserve">The first Julian day </w:t>
-      </w:r>
-      <w:proofErr w:type="gramStart"/>
-      <w:r>
-        <w:t>in</w:t>
-      </w:r>
-      <w:proofErr w:type="gramEnd"/>
-      <w:r>
-        <w:t xml:space="preserve"> which a prescribed fire can begin.  This is important if fall burning is preferred over spring burning.</w:t>
+        <w:t>The first Julian day in which a prescribed fire can begin.  This is important if fall burning is preferred over spring burning.</w:t>
       </w:r>
     </w:p>
     <w:p>
@@ -14440,27 +14107,17 @@
         <w:spacing w:after="120"/>
       </w:pPr>
       <w:bookmarkStart w:id="77" w:name="_Toc235011003"/>
-      <w:proofErr w:type="spellStart"/>
       <w:r>
         <w:t>LastDayRxFires</w:t>
       </w:r>
       <w:bookmarkEnd w:id="77"/>
-      <w:proofErr w:type="spellEnd"/>
     </w:p>
     <w:p>
       <w:pPr>
         <w:pStyle w:val="textbody"/>
       </w:pPr>
       <w:r>
-        <w:t xml:space="preserve">The last Julian day </w:t>
-      </w:r>
-      <w:proofErr w:type="gramStart"/>
-      <w:r>
-        <w:t>in</w:t>
-      </w:r>
-      <w:proofErr w:type="gramEnd"/>
-      <w:r>
-        <w:t xml:space="preserve"> which a prescribed fire can begin.  </w:t>
+        <w:t xml:space="preserve">The last Julian day in which a prescribed fire can begin.  </w:t>
       </w:r>
     </w:p>
     <w:p>
@@ -14469,27 +14126,17 @@
         <w:spacing w:after="120"/>
       </w:pPr>
       <w:bookmarkStart w:id="78" w:name="_Toc235011004"/>
-      <w:proofErr w:type="spellStart"/>
       <w:r>
         <w:t>TargetRxSize</w:t>
       </w:r>
       <w:bookmarkEnd w:id="78"/>
-      <w:proofErr w:type="spellEnd"/>
     </w:p>
     <w:p>
       <w:pPr>
         <w:pStyle w:val="textbody"/>
       </w:pPr>
       <w:r>
-        <w:t xml:space="preserve">The maximum size for a prescribed fire </w:t>
-      </w:r>
-      <w:proofErr w:type="gramStart"/>
-      <w:r>
-        <w:t>in</w:t>
-      </w:r>
-      <w:proofErr w:type="gramEnd"/>
-      <w:r>
-        <w:t xml:space="preserve"> hectares.</w:t>
+        <w:t>The maximum size for a prescribed fire in hectares.</w:t>
       </w:r>
     </w:p>
     <w:p>
@@ -14498,13 +14145,8 @@
         <w:spacing w:after="120"/>
       </w:pPr>
       <w:bookmarkStart w:id="79" w:name="_Toc235011005"/>
-      <w:proofErr w:type="spellStart"/>
-      <w:r>
-        <w:t>RxZonesMap</w:t>
-      </w:r>
-      <w:proofErr w:type="spellEnd"/>
-      <w:r>
-        <w:t xml:space="preserve"> (Optional)</w:t>
+      <w:r>
+        <w:t>RxZonesMap (Optional)</w:t>
       </w:r>
       <w:bookmarkEnd w:id="79"/>
     </w:p>
@@ -14524,14 +14166,12 @@
       <w:r>
         <w:t xml:space="preserve"> creates stands for prescribed fires. A prescribed fire will burn only within the zone (stand) within which it starts.  It will NOT burn into other zones.  The size remains limited by </w:t>
       </w:r>
-      <w:proofErr w:type="spellStart"/>
       <w:r>
         <w:rPr>
           <w:b/>
         </w:rPr>
         <w:t>TargetRxSize</w:t>
       </w:r>
-      <w:proofErr w:type="spellEnd"/>
       <w:r>
         <w:t>.</w:t>
       </w:r>
@@ -14703,15 +14343,7 @@
         <w:pStyle w:val="textbody"/>
       </w:pPr>
       <w:r>
-        <w:t>Note</w:t>
-      </w:r>
-      <w:proofErr w:type="gramStart"/>
-      <w:r>
-        <w:t>:  The</w:t>
-      </w:r>
-      <w:proofErr w:type="gramEnd"/>
-      <w:r>
-        <w:t xml:space="preserve"> climate library converts all wind speed units into </w:t>
+        <w:t xml:space="preserve">Note:  The climate library converts all wind speed units into </w:t>
       </w:r>
       <w:r>
         <w:rPr>
@@ -14939,13 +14571,8 @@
         <w:spacing w:after="120"/>
       </w:pPr>
       <w:bookmarkStart w:id="87" w:name="_Toc235011013"/>
-      <w:proofErr w:type="spellStart"/>
-      <w:r>
-        <w:t>BurningSitesThreshold</w:t>
-      </w:r>
-      <w:proofErr w:type="spellEnd"/>
-      <w:r>
-        <w:t xml:space="preserve"> (optional integer)</w:t>
+      <w:r>
+        <w:t>BurningSitesThreshold (optional integer)</w:t>
       </w:r>
       <w:bookmarkEnd w:id="87"/>
     </w:p>
@@ -15035,15 +14662,7 @@
         <w:pStyle w:val="textbody"/>
       </w:pPr>
       <w:r>
-        <w:t>Note</w:t>
-      </w:r>
-      <w:proofErr w:type="gramStart"/>
-      <w:r>
-        <w:t>:  The</w:t>
-      </w:r>
-      <w:proofErr w:type="gramEnd"/>
-      <w:r>
-        <w:t xml:space="preserve"> climate library converts all wind speed units into </w:t>
+        <w:t xml:space="preserve">Note:  The climate library converts all wind speed units into </w:t>
       </w:r>
       <w:r>
         <w:rPr>
@@ -15179,14 +14798,12 @@
         </w:numPr>
         <w:spacing w:after="120"/>
       </w:pPr>
-      <w:bookmarkStart w:id="98" w:name="_Toc48384081"/>
-      <w:bookmarkStart w:id="99" w:name="_Toc235011024"/>
-      <w:proofErr w:type="spellStart"/>
+      <w:bookmarkStart w:id="98" w:name="_Toc235011024"/>
+      <w:bookmarkStart w:id="99" w:name="_Toc48384081"/>
       <w:r>
         <w:t>LadderFuelMaxAge</w:t>
       </w:r>
-      <w:bookmarkEnd w:id="99"/>
-      <w:proofErr w:type="spellEnd"/>
+      <w:bookmarkEnd w:id="98"/>
     </w:p>
     <w:p>
       <w:pPr>
@@ -15195,25 +14812,21 @@
       <w:r>
         <w:t xml:space="preserve">May determine site-level mortality. The maximum age at which a cohort is still considered a ladder fuel, i.e., the cohort is a ladder fuel until reaching this age.  The biomass of all cohorts ≥ </w:t>
       </w:r>
-      <w:proofErr w:type="spellStart"/>
       <w:r>
         <w:rPr>
           <w:rFonts w:ascii="Courier New" w:hAnsi="Courier New" w:cs="Courier New"/>
         </w:rPr>
         <w:t>LadderFuelMaxAge</w:t>
       </w:r>
-      <w:proofErr w:type="spellEnd"/>
       <w:r>
         <w:t xml:space="preserve"> listed in </w:t>
       </w:r>
-      <w:proofErr w:type="spellStart"/>
       <w:r>
         <w:rPr>
           <w:rFonts w:ascii="Courier New" w:hAnsi="Courier New" w:cs="Courier New"/>
         </w:rPr>
         <w:t>LadderFuelSpeciesList</w:t>
       </w:r>
-      <w:proofErr w:type="spellEnd"/>
       <w:r>
         <w:t xml:space="preserve"> are summed.</w:t>
       </w:r>
@@ -15228,28 +14841,18 @@
         <w:spacing w:after="120"/>
       </w:pPr>
       <w:bookmarkStart w:id="100" w:name="_Toc235011025"/>
-      <w:proofErr w:type="spellStart"/>
       <w:r>
         <w:t>LadderFuelSpeciesList</w:t>
       </w:r>
-      <w:bookmarkEnd w:id="98"/>
+      <w:bookmarkEnd w:id="99"/>
       <w:bookmarkEnd w:id="100"/>
-      <w:proofErr w:type="spellEnd"/>
     </w:p>
     <w:p>
       <w:pPr>
         <w:pStyle w:val="textbody"/>
       </w:pPr>
       <w:r>
-        <w:t xml:space="preserve">A list of species codes for species that are considered ladder fuels.  Conifers are typically considered ladder </w:t>
-      </w:r>
-      <w:proofErr w:type="gramStart"/>
-      <w:r>
-        <w:t>fuels</w:t>
-      </w:r>
-      <w:proofErr w:type="gramEnd"/>
-      <w:r>
-        <w:t xml:space="preserve"> but rhododendrons and other shrubs may also act as ladder fuels.</w:t>
+        <w:t>A list of species codes for species that are considered ladder fuels.  Conifers are typically considered ladder fuels but rhododendrons and other shrubs may also act as ladder fuels.</w:t>
       </w:r>
     </w:p>
     <w:p>
@@ -15258,13 +14861,11 @@
         <w:spacing w:after="120"/>
       </w:pPr>
       <w:bookmarkStart w:id="101" w:name="_Toc235011026"/>
-      <w:proofErr w:type="spellStart"/>
       <w:r>
         <w:lastRenderedPageBreak/>
         <w:t>SuppressionMaxWindSpeed</w:t>
       </w:r>
       <w:bookmarkEnd w:id="101"/>
-      <w:proofErr w:type="spellEnd"/>
     </w:p>
     <w:p>
       <w:pPr>
@@ -15292,7 +14893,6 @@
         <w:spacing w:after="120"/>
       </w:pPr>
       <w:bookmarkStart w:id="102" w:name="_Toc235011027"/>
-      <w:proofErr w:type="spellStart"/>
       <w:r>
         <w:t>Suppression</w:t>
       </w:r>
@@ -15300,7 +14900,6 @@
         <w:t>_CSV_File</w:t>
       </w:r>
       <w:bookmarkEnd w:id="102"/>
-      <w:proofErr w:type="spellEnd"/>
     </w:p>
     <w:p>
       <w:pPr>
@@ -15314,36 +14913,16 @@
       <w:pPr>
         <w:pStyle w:val="textbody"/>
       </w:pPr>
-      <w:proofErr w:type="spellStart"/>
-      <w:r>
-        <w:t>IgnitionType</w:t>
-      </w:r>
-      <w:proofErr w:type="spellEnd"/>
-      <w:proofErr w:type="gramStart"/>
-      <w:r>
-        <w:t>:  Accidental</w:t>
-      </w:r>
-      <w:proofErr w:type="gramEnd"/>
-      <w:r>
-        <w:t>, Lightning, or Rx (text input)</w:t>
+      <w:r>
+        <w:t>IgnitionType:  Accidental, Lightning, or Rx (text input)</w:t>
       </w:r>
     </w:p>
     <w:p>
       <w:pPr>
         <w:pStyle w:val="textbody"/>
       </w:pPr>
-      <w:proofErr w:type="spellStart"/>
-      <w:r>
-        <w:t>Mapcode</w:t>
-      </w:r>
-      <w:proofErr w:type="spellEnd"/>
-      <w:proofErr w:type="gramStart"/>
-      <w:r>
-        <w:t>:  The</w:t>
-      </w:r>
-      <w:proofErr w:type="gramEnd"/>
-      <w:r>
-        <w:t xml:space="preserve"> map code in the corresponding suppression map (integer)</w:t>
+      <w:r>
+        <w:t>Mapcode:  The map code in the corresponding suppression map (integer)</w:t>
       </w:r>
     </w:p>
     <w:p>
@@ -15351,15 +14930,7 @@
         <w:pStyle w:val="textbody"/>
       </w:pPr>
       <w:r>
-        <w:t xml:space="preserve">Suppress_Category_0:  </w:t>
-      </w:r>
-      <w:proofErr w:type="gramStart"/>
-      <w:r>
-        <w:t>The  suppression</w:t>
-      </w:r>
-      <w:proofErr w:type="gramEnd"/>
-      <w:r>
-        <w:t xml:space="preserve"> effort, given a FWI &lt; FWI_Break_1</w:t>
+        <w:t>Suppress_Category_0:  The  suppression effort, given a FWI &lt; FWI_Break_1</w:t>
       </w:r>
       <w:r>
         <w:t xml:space="preserve"> (integer). Suppression effort defines how much the probability of spread is reduced by suppression, e.g., 5%, 65%, 95%, and reflects the resources that would be committed to suppression under low fire risk, moderate fire risk, and high fire risk (as defined by the two FWI break points). </w:t>
@@ -15373,15 +14944,7 @@
         <w:pStyle w:val="textbody"/>
       </w:pPr>
       <w:r>
-        <w:t>FWI_Break_1</w:t>
-      </w:r>
-      <w:proofErr w:type="gramStart"/>
-      <w:r>
-        <w:t>:  The</w:t>
-      </w:r>
-      <w:proofErr w:type="gramEnd"/>
-      <w:r>
-        <w:t xml:space="preserve"> daily FWI that defines the highest FWI for suppression category 0 (integer)</w:t>
+        <w:t>FWI_Break_1:  The daily FWI that defines the highest FWI for suppression category 0 (integer)</w:t>
       </w:r>
     </w:p>
     <w:p>
@@ -15389,16 +14952,11 @@
         <w:pStyle w:val="textbody"/>
       </w:pPr>
       <w:r>
-        <w:t>Suppress_Category_1</w:t>
-      </w:r>
-      <w:proofErr w:type="gramStart"/>
-      <w:r>
-        <w:t xml:space="preserve">:  </w:t>
+        <w:t xml:space="preserve">Suppress_Category_1:  </w:t>
       </w:r>
       <w:r>
         <w:t>The</w:t>
       </w:r>
-      <w:proofErr w:type="gramEnd"/>
       <w:r>
         <w:t xml:space="preserve"> </w:t>
       </w:r>
@@ -15411,15 +14969,7 @@
         <w:pStyle w:val="textbody"/>
       </w:pPr>
       <w:r>
-        <w:t>FWI_Break_2</w:t>
-      </w:r>
-      <w:proofErr w:type="gramStart"/>
-      <w:r>
-        <w:t>:  The</w:t>
-      </w:r>
-      <w:proofErr w:type="gramEnd"/>
-      <w:r>
-        <w:t xml:space="preserve"> daily FWI that defines the highest FWI for suppression category 1 (integer)</w:t>
+        <w:t>FWI_Break_2:  The daily FWI that defines the highest FWI for suppression category 1 (integer)</w:t>
       </w:r>
     </w:p>
     <w:p>
@@ -15427,15 +14977,7 @@
         <w:pStyle w:val="textbody"/>
       </w:pPr>
       <w:r>
-        <w:t>Suppress_Category_2</w:t>
-      </w:r>
-      <w:proofErr w:type="gramStart"/>
-      <w:r>
-        <w:t>:  The</w:t>
-      </w:r>
-      <w:proofErr w:type="gramEnd"/>
-      <w:r>
-        <w:t xml:space="preserve"> suppression effort, given a FWI &gt; FWI_Break_2 (integer)</w:t>
+        <w:t>Suppress_Category_2:  The suppression effort, given a FWI &gt; FWI_Break_2 (integer)</w:t>
       </w:r>
     </w:p>
     <w:p>
@@ -15472,13 +15014,11 @@
       </w:pPr>
       <w:bookmarkStart w:id="103" w:name="_Toc48384084"/>
       <w:bookmarkStart w:id="104" w:name="_Toc235011028"/>
-      <w:proofErr w:type="spellStart"/>
       <w:r>
         <w:t>DeadWoodTable</w:t>
       </w:r>
       <w:bookmarkEnd w:id="103"/>
       <w:bookmarkEnd w:id="104"/>
-      <w:proofErr w:type="spellEnd"/>
     </w:p>
     <w:p>
       <w:pPr>
@@ -15495,14 +15035,12 @@
           <w:rFonts w:ascii="Courier New" w:hAnsi="Courier New" w:cs="Courier New"/>
         </w:rPr>
       </w:pPr>
-      <w:proofErr w:type="spellStart"/>
       <w:r>
         <w:rPr>
           <w:rFonts w:ascii="Courier New" w:hAnsi="Courier New" w:cs="Courier New"/>
         </w:rPr>
         <w:t>DeadWoodTable</w:t>
       </w:r>
-      <w:proofErr w:type="spellEnd"/>
     </w:p>
     <w:p>
       <w:pPr>
@@ -15511,14 +15049,12 @@
           <w:rFonts w:ascii="Courier New" w:hAnsi="Courier New" w:cs="Courier New"/>
         </w:rPr>
       </w:pPr>
-      <w:proofErr w:type="spellStart"/>
       <w:r>
         <w:rPr>
           <w:rFonts w:ascii="Courier New" w:hAnsi="Courier New" w:cs="Courier New"/>
         </w:rPr>
         <w:t>PinuJeff</w:t>
       </w:r>
-      <w:proofErr w:type="spellEnd"/>
       <w:r>
         <w:rPr>
           <w:rFonts w:ascii="Courier New" w:hAnsi="Courier New" w:cs="Courier New"/>
@@ -15593,7 +15129,6 @@
                 <w:szCs w:val="16"/>
               </w:rPr>
             </w:pPr>
-            <w:proofErr w:type="spellStart"/>
             <w:r>
               <w:rPr>
                 <w:sz w:val="16"/>
@@ -15615,7 +15150,6 @@
               </w:rPr>
               <w:t>nitionType</w:t>
             </w:r>
-            <w:proofErr w:type="spellEnd"/>
           </w:p>
         </w:tc>
         <w:tc>
@@ -15634,7 +15168,6 @@
                 <w:szCs w:val="16"/>
               </w:rPr>
             </w:pPr>
-            <w:proofErr w:type="spellStart"/>
             <w:r>
               <w:rPr>
                 <w:sz w:val="16"/>
@@ -15642,7 +15175,6 @@
               </w:rPr>
               <w:t>Mapcode</w:t>
             </w:r>
-            <w:proofErr w:type="spellEnd"/>
           </w:p>
         </w:tc>
         <w:tc>
@@ -17401,7 +16933,7 @@
       <w:bookmarkStart w:id="105" w:name="_Toc102232960"/>
       <w:bookmarkStart w:id="106" w:name="_Toc136162695"/>
       <w:bookmarkStart w:id="107" w:name="_Toc235011029"/>
-      <w:bookmarkEnd w:id="70"/>
+      <w:bookmarkEnd w:id="71"/>
       <w:r>
         <w:lastRenderedPageBreak/>
         <w:t>Output Files</w:t>
@@ -17420,11 +16952,9 @@
       <w:r>
         <w:t xml:space="preserve">assist with model calibration, </w:t>
       </w:r>
-      <w:proofErr w:type="gramStart"/>
       <w:r>
         <w:t>parameterize</w:t>
       </w:r>
-      <w:proofErr w:type="gramEnd"/>
       <w:r>
         <w:t xml:space="preserve">, and to </w:t>
       </w:r>
@@ -17446,52 +16976,28 @@
         <w:pStyle w:val="Heading2"/>
         <w:spacing w:after="120"/>
       </w:pPr>
-      <w:bookmarkStart w:id="108" w:name="_Toc102232961"/>
-      <w:bookmarkStart w:id="109" w:name="_Ref133900246"/>
-      <w:bookmarkStart w:id="110" w:name="_Toc136162696"/>
-      <w:bookmarkStart w:id="111" w:name="_Ref272935798"/>
-      <w:bookmarkStart w:id="112" w:name="_Toc235011030"/>
+      <w:bookmarkStart w:id="108" w:name="_Toc235011030"/>
+      <w:bookmarkStart w:id="109" w:name="_Toc102232961"/>
+      <w:bookmarkStart w:id="110" w:name="_Ref133900246"/>
+      <w:bookmarkStart w:id="111" w:name="_Toc136162696"/>
+      <w:bookmarkStart w:id="112" w:name="_Ref272935798"/>
       <w:r>
         <w:t>Day of Fire Map</w:t>
       </w:r>
       <w:r>
         <w:t>s</w:t>
       </w:r>
-      <w:bookmarkEnd w:id="112"/>
+      <w:bookmarkEnd w:id="108"/>
     </w:p>
     <w:p>
       <w:pPr>
         <w:pStyle w:val="textbody"/>
       </w:pPr>
       <w:r>
-        <w:t xml:space="preserve">The map of ‘fire </w:t>
-      </w:r>
-      <w:proofErr w:type="gramStart"/>
-      <w:r>
-        <w:t>days’</w:t>
-      </w:r>
-      <w:proofErr w:type="gramEnd"/>
-      <w:r>
-        <w:t xml:space="preserve"> tracks on which day of the year a cell </w:t>
-      </w:r>
-      <w:proofErr w:type="gramStart"/>
-      <w:r>
-        <w:t>burned</w:t>
-      </w:r>
-      <w:proofErr w:type="gramEnd"/>
-      <w:r>
-        <w:t>. Map values equal Julian day of time step.</w:t>
-      </w:r>
-      <w:r>
-        <w:t xml:space="preserve">  Note</w:t>
-      </w:r>
-      <w:proofErr w:type="gramStart"/>
-      <w:r>
-        <w:t>:  map</w:t>
-      </w:r>
-      <w:proofErr w:type="gramEnd"/>
-      <w:r>
-        <w:t xml:space="preserve"> values = 0 indicates an inactive site; 1 = active but unburned; &gt; 1 = Day-of-year for the fire + 1.</w:t>
+        <w:t>The map of ‘fire days’ tracks on which day of the year a cell burned. Map values equal Julian day of time step.</w:t>
+      </w:r>
+      <w:r>
+        <w:t xml:space="preserve">  Note:  map values = 0 indicates an inactive site; 1 = active but unburned; &gt; 1 = Day-of-year for the fire + 1.</w:t>
       </w:r>
     </w:p>
     <w:p>
@@ -17509,13 +17015,13 @@
       <w:r>
         <w:t>Map</w:t>
       </w:r>
-      <w:bookmarkEnd w:id="108"/>
       <w:bookmarkEnd w:id="109"/>
+      <w:bookmarkEnd w:id="110"/>
       <w:r>
         <w:t>s</w:t>
       </w:r>
-      <w:bookmarkEnd w:id="110"/>
       <w:bookmarkEnd w:id="111"/>
+      <w:bookmarkEnd w:id="112"/>
       <w:bookmarkEnd w:id="113"/>
     </w:p>
     <w:p>
@@ -17543,13 +17049,8 @@
       <w:r>
         <w:t xml:space="preserve"> Map values: 0 = </w:t>
       </w:r>
-      <w:proofErr w:type="gramStart"/>
-      <w:r>
-        <w:t>Non-active</w:t>
-      </w:r>
-      <w:proofErr w:type="gramEnd"/>
-      <w:r>
-        <w:t>; 1=</w:t>
+      <w:r>
+        <w:t>Non-active; 1=</w:t>
       </w:r>
       <w:r>
         <w:t>Unburned site</w:t>
@@ -17578,14 +17079,14 @@
         <w:pStyle w:val="Heading2"/>
         <w:spacing w:after="120"/>
       </w:pPr>
-      <w:bookmarkStart w:id="114" w:name="_Ref133900608"/>
-      <w:bookmarkStart w:id="115" w:name="_Toc136162697"/>
-      <w:bookmarkStart w:id="116" w:name="_Toc102232962"/>
-      <w:bookmarkStart w:id="117" w:name="_Toc235011032"/>
+      <w:bookmarkStart w:id="114" w:name="_Toc235011032"/>
+      <w:bookmarkStart w:id="115" w:name="_Ref133900608"/>
+      <w:bookmarkStart w:id="116" w:name="_Toc136162697"/>
+      <w:bookmarkStart w:id="117" w:name="_Toc102232962"/>
       <w:r>
         <w:t>Fire Spread Probability Maps</w:t>
       </w:r>
-      <w:bookmarkEnd w:id="117"/>
+      <w:bookmarkEnd w:id="114"/>
     </w:p>
     <w:p>
       <w:pPr>
@@ -17759,15 +17260,7 @@
         <w:pStyle w:val="textbody"/>
       </w:pPr>
       <w:r>
-        <w:t xml:space="preserve">Raster files of the </w:t>
-      </w:r>
-      <w:proofErr w:type="spellStart"/>
-      <w:r>
-        <w:t>dNBR</w:t>
-      </w:r>
-      <w:proofErr w:type="spellEnd"/>
-      <w:r>
-        <w:t xml:space="preserve"> (</w:t>
+        <w:t>Raster files of the dNBR (</w:t>
       </w:r>
       <w:r>
         <w:t>differenced Normalized Burn Ratio</w:t>
@@ -17868,15 +17361,7 @@
         <w:t>s</w:t>
       </w:r>
       <w:r>
-        <w:t xml:space="preserve"> the relationship between attempted FWI and number of fire ignitions for each type</w:t>
-      </w:r>
-      <w:proofErr w:type="gramStart"/>
-      <w:r>
-        <w:t>, for</w:t>
-      </w:r>
-      <w:proofErr w:type="gramEnd"/>
-      <w:r>
-        <w:t xml:space="preserve"> each day and year.</w:t>
+        <w:t xml:space="preserve"> the relationship between attempted FWI and number of fire ignitions for each type, for each day and year.</w:t>
       </w:r>
       <w:r>
         <w:t xml:space="preserve"> </w:t>
@@ -17897,8 +17382,8 @@
       <w:r>
         <w:t>Fire Event Log</w:t>
       </w:r>
-      <w:bookmarkEnd w:id="114"/>
       <w:bookmarkEnd w:id="115"/>
+      <w:bookmarkEnd w:id="116"/>
       <w:r>
         <w:t xml:space="preserve"> (CSV)</w:t>
       </w:r>
@@ -18179,7 +17664,7 @@
       <w:r>
         <w:t xml:space="preserve"> Log</w:t>
       </w:r>
-      <w:bookmarkEnd w:id="116"/>
+      <w:bookmarkEnd w:id="117"/>
       <w:bookmarkEnd w:id="128"/>
       <w:bookmarkEnd w:id="129"/>
       <w:r>
@@ -18288,15 +17773,7 @@
         <w:spacing w:after="0"/>
       </w:pPr>
       <w:r>
-        <w:t xml:space="preserve">number of </w:t>
-      </w:r>
-      <w:proofErr w:type="gramStart"/>
-      <w:r>
-        <w:t>lighting</w:t>
-      </w:r>
-      <w:proofErr w:type="gramEnd"/>
-      <w:r>
-        <w:t xml:space="preserve"> ignited fires</w:t>
+        <w:t>number of lighting ignited fires</w:t>
       </w:r>
     </w:p>
     <w:p>
